--- a/отчёт.docx
+++ b/отчёт.docx
@@ -1,6 +1,6 @@
 
 <file path=word/document.xml><?xml version="1.0" encoding="utf-8"?>
-<w:document xmlns:wpc="http://schemas.microsoft.com/office/word/2010/wordprocessingCanvas" xmlns:cx="http://schemas.microsoft.com/office/drawing/2014/chartex" xmlns:mc="http://schemas.openxmlformats.org/markup-compatibility/2006" xmlns:o="urn:schemas-microsoft-com:office:office" xmlns:r="http://schemas.openxmlformats.org/officeDocument/2006/relationships" xmlns:m="http://schemas.openxmlformats.org/officeDocument/2006/math" xmlns:v="urn:schemas-microsoft-com:vml" xmlns:wp14="http://schemas.microsoft.com/office/word/2010/wordprocessingDrawing" xmlns:wp="http://schemas.openxmlformats.org/drawingml/2006/wordprocessingDrawing" xmlns:w10="urn:schemas-microsoft-com:office:word" xmlns:w="http://schemas.openxmlformats.org/wordprocessingml/2006/main" xmlns:w14="http://schemas.microsoft.com/office/word/2010/wordml" xmlns:w15="http://schemas.microsoft.com/office/word/2012/wordml" xmlns:w16se="http://schemas.microsoft.com/office/word/2015/wordml/symex" xmlns:wpg="http://schemas.microsoft.com/office/word/2010/wordprocessingGroup" xmlns:wpi="http://schemas.microsoft.com/office/word/2010/wordprocessingInk" xmlns:wne="http://schemas.microsoft.com/office/word/2006/wordml" xmlns:wps="http://schemas.microsoft.com/office/word/2010/wordprocessingShape" mc:Ignorable="w14 w15 w16se wp14">
+<w:document xmlns:wpc="http://schemas.microsoft.com/office/word/2010/wordprocessingCanvas" xmlns:cx="http://schemas.microsoft.com/office/drawing/2014/chartex" xmlns:cx1="http://schemas.microsoft.com/office/drawing/2015/9/8/chartex" xmlns:cx2="http://schemas.microsoft.com/office/drawing/2015/10/21/chartex" xmlns:cx3="http://schemas.microsoft.com/office/drawing/2016/5/9/chartex" xmlns:cx4="http://schemas.microsoft.com/office/drawing/2016/5/10/chartex" xmlns:cx5="http://schemas.microsoft.com/office/drawing/2016/5/11/chartex" xmlns:cx6="http://schemas.microsoft.com/office/drawing/2016/5/12/chartex" xmlns:cx7="http://schemas.microsoft.com/office/drawing/2016/5/13/chartex" xmlns:cx8="http://schemas.microsoft.com/office/drawing/2016/5/14/chartex" xmlns:mc="http://schemas.openxmlformats.org/markup-compatibility/2006" xmlns:aink="http://schemas.microsoft.com/office/drawing/2016/ink" xmlns:am3d="http://schemas.microsoft.com/office/drawing/2017/model3d" xmlns:o="urn:schemas-microsoft-com:office:office" xmlns:oel="http://schemas.microsoft.com/office/2019/extlst" xmlns:r="http://schemas.openxmlformats.org/officeDocument/2006/relationships" xmlns:m="http://schemas.openxmlformats.org/officeDocument/2006/math" xmlns:v="urn:schemas-microsoft-com:vml" xmlns:wp14="http://schemas.microsoft.com/office/word/2010/wordprocessingDrawing" xmlns:wp="http://schemas.openxmlformats.org/drawingml/2006/wordprocessingDrawing" xmlns:w10="urn:schemas-microsoft-com:office:word" xmlns:w="http://schemas.openxmlformats.org/wordprocessingml/2006/main" xmlns:w14="http://schemas.microsoft.com/office/word/2010/wordml" xmlns:w15="http://schemas.microsoft.com/office/word/2012/wordml" xmlns:w16cex="http://schemas.microsoft.com/office/word/2018/wordml/cex" xmlns:w16cid="http://schemas.microsoft.com/office/word/2016/wordml/cid" xmlns:w16="http://schemas.microsoft.com/office/word/2018/wordml" xmlns:w16sdtdh="http://schemas.microsoft.com/office/word/2020/wordml/sdtdatahash" xmlns:w16se="http://schemas.microsoft.com/office/word/2015/wordml/symex" xmlns:wpg="http://schemas.microsoft.com/office/word/2010/wordprocessingGroup" xmlns:wpi="http://schemas.microsoft.com/office/word/2010/wordprocessingInk" xmlns:wne="http://schemas.microsoft.com/office/word/2006/wordml" xmlns:wps="http://schemas.microsoft.com/office/word/2010/wordprocessingShape" mc:Ignorable="w14 w15 w16se w16cid w16 w16cex w16sdtdh wp14">
   <w:body>
     <w:p>
       <w:pPr>
@@ -133,28 +133,7 @@
           <w:b/>
           <w:sz w:val="36"/>
         </w:rPr>
-        <w:t xml:space="preserve"> Проект №</w:t>
-      </w:r>
-      <w:r>
-        <w:rPr>
-          <w:b/>
-          <w:sz w:val="36"/>
-        </w:rPr>
-        <w:t>2</w:t>
-      </w:r>
-      <w:r>
-        <w:rPr>
-          <w:b/>
-          <w:sz w:val="36"/>
-        </w:rPr>
-        <w:t xml:space="preserve">. </w:t>
-      </w:r>
-      <w:r>
-        <w:rPr>
-          <w:b/>
-          <w:sz w:val="36"/>
-        </w:rPr>
-        <w:t xml:space="preserve">Шифр </w:t>
+        <w:t xml:space="preserve"> Проект №2. Шифр </w:t>
       </w:r>
       <w:proofErr w:type="spellStart"/>
       <w:r>
@@ -539,25 +518,7 @@
           <w:color w:val="000000" w:themeColor="text1"/>
           <w:sz w:val="24"/>
         </w:rPr>
-        <w:t xml:space="preserve">, в отличие от них, обладает доказуемой </w:t>
-      </w:r>
-      <w:proofErr w:type="spellStart"/>
-      <w:r>
-        <w:rPr>
-          <w:rFonts w:ascii="Times New Roman" w:eastAsia="Consolas" w:hAnsi="Times New Roman" w:cs="Times New Roman"/>
-          <w:color w:val="000000" w:themeColor="text1"/>
-          <w:sz w:val="24"/>
-        </w:rPr>
-        <w:t>криптостойкостью</w:t>
-      </w:r>
-      <w:proofErr w:type="spellEnd"/>
-      <w:r>
-        <w:rPr>
-          <w:rFonts w:ascii="Times New Roman" w:eastAsia="Consolas" w:hAnsi="Times New Roman" w:cs="Times New Roman"/>
-          <w:color w:val="000000" w:themeColor="text1"/>
-          <w:sz w:val="24"/>
-        </w:rPr>
-        <w:t xml:space="preserve"> и наглядно демонстрирует принципы симметричного шифрования. Данная программа позволяет любому пользователю быстро зашифровать текст с помощью </w:t>
+        <w:t xml:space="preserve">, в отличие от них, обладает доказуемой криптостойкостью и наглядно демонстрирует принципы симметричного шифрования. Данная программа позволяет любому пользователю быстро зашифровать текст с помощью </w:t>
       </w:r>
       <w:r>
         <w:rPr>
@@ -1092,25 +1053,7 @@
           <w:color w:val="000000" w:themeColor="text1"/>
           <w:sz w:val="24"/>
         </w:rPr>
-        <w:t xml:space="preserve">Абсолютная </w:t>
-      </w:r>
-      <w:proofErr w:type="spellStart"/>
-      <w:r>
-        <w:rPr>
-          <w:rFonts w:ascii="Times New Roman" w:eastAsia="Consolas" w:hAnsi="Times New Roman" w:cs="Times New Roman"/>
-          <w:color w:val="000000" w:themeColor="text1"/>
-          <w:sz w:val="24"/>
-        </w:rPr>
-        <w:t>криптостойкость</w:t>
-      </w:r>
-      <w:proofErr w:type="spellEnd"/>
-      <w:r>
-        <w:rPr>
-          <w:rFonts w:ascii="Times New Roman" w:eastAsia="Consolas" w:hAnsi="Times New Roman" w:cs="Times New Roman"/>
-          <w:color w:val="000000" w:themeColor="text1"/>
-          <w:sz w:val="24"/>
-        </w:rPr>
-        <w:t xml:space="preserve"> при условии одноразового использования длинного ключа</w:t>
+        <w:t>Абсолютная криптостойкость при условии одноразового использования длинного ключа</w:t>
       </w:r>
     </w:p>
     <w:p>
@@ -1171,27 +1114,7 @@
           <w:sz w:val="24"/>
           <w:lang w:val="en-US"/>
         </w:rPr>
-        <w:t xml:space="preserve">Windows, Linux, </w:t>
-      </w:r>
-      <w:proofErr w:type="spellStart"/>
-      <w:r>
-        <w:rPr>
-          <w:rFonts w:ascii="Times New Roman" w:eastAsia="Consolas" w:hAnsi="Times New Roman" w:cs="Times New Roman"/>
-          <w:color w:val="000000" w:themeColor="text1"/>
-          <w:sz w:val="24"/>
-          <w:lang w:val="en-US"/>
-        </w:rPr>
-        <w:t>macOS</w:t>
-      </w:r>
-      <w:proofErr w:type="spellEnd"/>
-      <w:r>
-        <w:rPr>
-          <w:rFonts w:ascii="Times New Roman" w:eastAsia="Consolas" w:hAnsi="Times New Roman" w:cs="Times New Roman"/>
-          <w:color w:val="000000" w:themeColor="text1"/>
-          <w:sz w:val="24"/>
-          <w:lang w:val="en-US"/>
-        </w:rPr>
-        <w:t>)</w:t>
+        <w:t>Windows, Linux, macOS)</w:t>
       </w:r>
     </w:p>
     <w:p>
@@ -1270,23 +1193,13 @@
           <w:sz w:val="24"/>
         </w:rPr>
       </w:pPr>
-      <w:proofErr w:type="spellStart"/>
-      <w:r>
-        <w:rPr>
-          <w:rFonts w:ascii="Times New Roman" w:eastAsia="Consolas" w:hAnsi="Times New Roman" w:cs="Times New Roman"/>
-          <w:color w:val="000000" w:themeColor="text1"/>
-          <w:sz w:val="24"/>
-        </w:rPr>
-        <w:t>Python</w:t>
-      </w:r>
-      <w:proofErr w:type="spellEnd"/>
-      <w:r>
-        <w:rPr>
-          <w:rFonts w:ascii="Times New Roman" w:eastAsia="Consolas" w:hAnsi="Times New Roman" w:cs="Times New Roman"/>
-          <w:color w:val="000000" w:themeColor="text1"/>
-          <w:sz w:val="24"/>
-        </w:rPr>
-        <w:t xml:space="preserve"> — простой и быстрый для разработки</w:t>
+      <w:r>
+        <w:rPr>
+          <w:rFonts w:ascii="Times New Roman" w:eastAsia="Consolas" w:hAnsi="Times New Roman" w:cs="Times New Roman"/>
+          <w:color w:val="000000" w:themeColor="text1"/>
+          <w:sz w:val="24"/>
+        </w:rPr>
+        <w:t>Python — простой и быстрый для разработки</w:t>
       </w:r>
     </w:p>
     <w:p>
@@ -1352,9 +1265,4262 @@
       </w:r>
     </w:p>
     <w:p>
-      <w:bookmarkStart w:id="0" w:name="_GoBack"/>
-      <w:bookmarkEnd w:id="0"/>
-    </w:p>
+      <w:pPr>
+        <w:rPr>
+          <w:lang w:val="en-US"/>
+        </w:rPr>
+      </w:pPr>
+    </w:p>
+    <w:p>
+      <w:pPr>
+        <w:rPr>
+          <w:lang w:val="en-US"/>
+        </w:rPr>
+      </w:pPr>
+    </w:p>
+    <w:p>
+      <w:pPr>
+        <w:rPr>
+          <w:lang w:val="en-US"/>
+        </w:rPr>
+      </w:pPr>
+      <w:r>
+        <w:rPr>
+          <w:lang w:val="en-US"/>
+        </w:rPr>
+        <w:lastRenderedPageBreak/>
+        <w:t>app.py</w:t>
+      </w:r>
+    </w:p>
+    <w:p>
+      <w:pPr>
+        <w:rPr>
+          <w:lang w:val="en-US"/>
+        </w:rPr>
+      </w:pPr>
+      <w:r>
+        <w:rPr>
+          <w:lang w:val="en-US"/>
+        </w:rPr>
+        <w:t>import sys</w:t>
+      </w:r>
+      <w:r>
+        <w:rPr>
+          <w:lang w:val="en-US"/>
+        </w:rPr>
+        <w:br/>
+        <w:t>from PyQt6.QtWidgets import (</w:t>
+      </w:r>
+      <w:r>
+        <w:rPr>
+          <w:lang w:val="en-US"/>
+        </w:rPr>
+        <w:br/>
+        <w:t xml:space="preserve">    </w:t>
+      </w:r>
+      <w:proofErr w:type="spellStart"/>
+      <w:r>
+        <w:rPr>
+          <w:lang w:val="en-US"/>
+        </w:rPr>
+        <w:t>QApplication</w:t>
+      </w:r>
+      <w:proofErr w:type="spellEnd"/>
+      <w:r>
+        <w:rPr>
+          <w:lang w:val="en-US"/>
+        </w:rPr>
+        <w:t xml:space="preserve">, </w:t>
+      </w:r>
+      <w:proofErr w:type="spellStart"/>
+      <w:r>
+        <w:rPr>
+          <w:lang w:val="en-US"/>
+        </w:rPr>
+        <w:t>QWidget</w:t>
+      </w:r>
+      <w:proofErr w:type="spellEnd"/>
+      <w:r>
+        <w:rPr>
+          <w:lang w:val="en-US"/>
+        </w:rPr>
+        <w:t xml:space="preserve">, </w:t>
+      </w:r>
+      <w:proofErr w:type="spellStart"/>
+      <w:r>
+        <w:rPr>
+          <w:lang w:val="en-US"/>
+        </w:rPr>
+        <w:t>QVBoxLayout</w:t>
+      </w:r>
+      <w:proofErr w:type="spellEnd"/>
+      <w:r>
+        <w:rPr>
+          <w:lang w:val="en-US"/>
+        </w:rPr>
+        <w:t xml:space="preserve">, </w:t>
+      </w:r>
+      <w:proofErr w:type="spellStart"/>
+      <w:r>
+        <w:rPr>
+          <w:lang w:val="en-US"/>
+        </w:rPr>
+        <w:t>QLabel</w:t>
+      </w:r>
+      <w:proofErr w:type="spellEnd"/>
+      <w:r>
+        <w:rPr>
+          <w:lang w:val="en-US"/>
+        </w:rPr>
+        <w:t>,</w:t>
+      </w:r>
+      <w:r>
+        <w:rPr>
+          <w:lang w:val="en-US"/>
+        </w:rPr>
+        <w:br/>
+        <w:t xml:space="preserve">    </w:t>
+      </w:r>
+      <w:proofErr w:type="spellStart"/>
+      <w:r>
+        <w:rPr>
+          <w:lang w:val="en-US"/>
+        </w:rPr>
+        <w:t>QTextEdit</w:t>
+      </w:r>
+      <w:proofErr w:type="spellEnd"/>
+      <w:r>
+        <w:rPr>
+          <w:lang w:val="en-US"/>
+        </w:rPr>
+        <w:t xml:space="preserve">, </w:t>
+      </w:r>
+      <w:proofErr w:type="spellStart"/>
+      <w:r>
+        <w:rPr>
+          <w:lang w:val="en-US"/>
+        </w:rPr>
+        <w:t>QPushButton</w:t>
+      </w:r>
+      <w:proofErr w:type="spellEnd"/>
+      <w:r>
+        <w:rPr>
+          <w:lang w:val="en-US"/>
+        </w:rPr>
+        <w:t xml:space="preserve">, </w:t>
+      </w:r>
+      <w:proofErr w:type="spellStart"/>
+      <w:r>
+        <w:rPr>
+          <w:lang w:val="en-US"/>
+        </w:rPr>
+        <w:t>QHBoxLayout</w:t>
+      </w:r>
+      <w:proofErr w:type="spellEnd"/>
+      <w:r>
+        <w:rPr>
+          <w:lang w:val="en-US"/>
+        </w:rPr>
+        <w:br/>
+        <w:t>)</w:t>
+      </w:r>
+      <w:r>
+        <w:rPr>
+          <w:lang w:val="en-US"/>
+        </w:rPr>
+        <w:br/>
+      </w:r>
+      <w:r>
+        <w:rPr>
+          <w:lang w:val="en-US"/>
+        </w:rPr>
+        <w:br/>
+        <w:t xml:space="preserve">from cipher import </w:t>
+      </w:r>
+      <w:proofErr w:type="spellStart"/>
+      <w:r>
+        <w:rPr>
+          <w:lang w:val="en-US"/>
+        </w:rPr>
+        <w:t>CaesarCipher</w:t>
+      </w:r>
+      <w:proofErr w:type="spellEnd"/>
+      <w:r>
+        <w:rPr>
+          <w:lang w:val="en-US"/>
+        </w:rPr>
+        <w:br/>
+        <w:t xml:space="preserve">from model import </w:t>
+      </w:r>
+      <w:proofErr w:type="spellStart"/>
+      <w:r>
+        <w:rPr>
+          <w:lang w:val="en-US"/>
+        </w:rPr>
+        <w:t>TextModel</w:t>
+      </w:r>
+      <w:proofErr w:type="spellEnd"/>
+      <w:r>
+        <w:rPr>
+          <w:lang w:val="en-US"/>
+        </w:rPr>
+        <w:br/>
+        <w:t xml:space="preserve">from controller import </w:t>
+      </w:r>
+      <w:proofErr w:type="spellStart"/>
+      <w:r>
+        <w:rPr>
+          <w:lang w:val="en-US"/>
+        </w:rPr>
+        <w:t>CipherController</w:t>
+      </w:r>
+      <w:proofErr w:type="spellEnd"/>
+      <w:r>
+        <w:rPr>
+          <w:lang w:val="en-US"/>
+        </w:rPr>
+        <w:br/>
+        <w:t xml:space="preserve">from </w:t>
+      </w:r>
+      <w:proofErr w:type="spellStart"/>
+      <w:r>
+        <w:rPr>
+          <w:lang w:val="en-US"/>
+        </w:rPr>
+        <w:t>options_frame</w:t>
+      </w:r>
+      <w:proofErr w:type="spellEnd"/>
+      <w:r>
+        <w:rPr>
+          <w:lang w:val="en-US"/>
+        </w:rPr>
+        <w:t xml:space="preserve"> import </w:t>
+      </w:r>
+      <w:proofErr w:type="spellStart"/>
+      <w:r>
+        <w:rPr>
+          <w:lang w:val="en-US"/>
+        </w:rPr>
+        <w:t>OptionsFrame</w:t>
+      </w:r>
+      <w:proofErr w:type="spellEnd"/>
+      <w:r>
+        <w:rPr>
+          <w:lang w:val="en-US"/>
+        </w:rPr>
+        <w:br/>
+      </w:r>
+      <w:r>
+        <w:rPr>
+          <w:lang w:val="en-US"/>
+        </w:rPr>
+        <w:br/>
+      </w:r>
+      <w:r>
+        <w:rPr>
+          <w:lang w:val="en-US"/>
+        </w:rPr>
+        <w:br/>
+        <w:t xml:space="preserve">class </w:t>
+      </w:r>
+      <w:proofErr w:type="spellStart"/>
+      <w:r>
+        <w:rPr>
+          <w:lang w:val="en-US"/>
+        </w:rPr>
+        <w:t>CipherApp</w:t>
+      </w:r>
+      <w:proofErr w:type="spellEnd"/>
+      <w:r>
+        <w:rPr>
+          <w:lang w:val="en-US"/>
+        </w:rPr>
+        <w:t>(</w:t>
+      </w:r>
+      <w:proofErr w:type="spellStart"/>
+      <w:r>
+        <w:rPr>
+          <w:lang w:val="en-US"/>
+        </w:rPr>
+        <w:t>QWidget</w:t>
+      </w:r>
+      <w:proofErr w:type="spellEnd"/>
+      <w:r>
+        <w:rPr>
+          <w:lang w:val="en-US"/>
+        </w:rPr>
+        <w:t>):</w:t>
+      </w:r>
+      <w:r>
+        <w:rPr>
+          <w:lang w:val="en-US"/>
+        </w:rPr>
+        <w:br/>
+        <w:t xml:space="preserve">    def __</w:t>
+      </w:r>
+      <w:proofErr w:type="spellStart"/>
+      <w:r>
+        <w:rPr>
+          <w:lang w:val="en-US"/>
+        </w:rPr>
+        <w:t>init</w:t>
+      </w:r>
+      <w:proofErr w:type="spellEnd"/>
+      <w:r>
+        <w:rPr>
+          <w:lang w:val="en-US"/>
+        </w:rPr>
+        <w:t>__(self):</w:t>
+      </w:r>
+      <w:r>
+        <w:rPr>
+          <w:lang w:val="en-US"/>
+        </w:rPr>
+        <w:br/>
+        <w:t xml:space="preserve">        super().__</w:t>
+      </w:r>
+      <w:proofErr w:type="spellStart"/>
+      <w:r>
+        <w:rPr>
+          <w:lang w:val="en-US"/>
+        </w:rPr>
+        <w:t>init</w:t>
+      </w:r>
+      <w:proofErr w:type="spellEnd"/>
+      <w:r>
+        <w:rPr>
+          <w:lang w:val="en-US"/>
+        </w:rPr>
+        <w:t>__()</w:t>
+      </w:r>
+      <w:r>
+        <w:rPr>
+          <w:lang w:val="en-US"/>
+        </w:rPr>
+        <w:br/>
+      </w:r>
+      <w:r>
+        <w:rPr>
+          <w:lang w:val="en-US"/>
+        </w:rPr>
+        <w:br/>
+        <w:t xml:space="preserve">        </w:t>
+      </w:r>
+      <w:proofErr w:type="spellStart"/>
+      <w:r>
+        <w:rPr>
+          <w:lang w:val="en-US"/>
+        </w:rPr>
+        <w:t>self.model</w:t>
+      </w:r>
+      <w:proofErr w:type="spellEnd"/>
+      <w:r>
+        <w:rPr>
+          <w:lang w:val="en-US"/>
+        </w:rPr>
+        <w:t xml:space="preserve"> = </w:t>
+      </w:r>
+      <w:proofErr w:type="spellStart"/>
+      <w:r>
+        <w:rPr>
+          <w:lang w:val="en-US"/>
+        </w:rPr>
+        <w:t>TextModel</w:t>
+      </w:r>
+      <w:proofErr w:type="spellEnd"/>
+      <w:r>
+        <w:rPr>
+          <w:lang w:val="en-US"/>
+        </w:rPr>
+        <w:t>()</w:t>
+      </w:r>
+      <w:r>
+        <w:rPr>
+          <w:lang w:val="en-US"/>
+        </w:rPr>
+        <w:br/>
+        <w:t xml:space="preserve">        </w:t>
+      </w:r>
+      <w:proofErr w:type="spellStart"/>
+      <w:r>
+        <w:rPr>
+          <w:lang w:val="en-US"/>
+        </w:rPr>
+        <w:t>self.cipher</w:t>
+      </w:r>
+      <w:proofErr w:type="spellEnd"/>
+      <w:r>
+        <w:rPr>
+          <w:lang w:val="en-US"/>
+        </w:rPr>
+        <w:t xml:space="preserve"> = </w:t>
+      </w:r>
+      <w:proofErr w:type="spellStart"/>
+      <w:r>
+        <w:rPr>
+          <w:lang w:val="en-US"/>
+        </w:rPr>
+        <w:t>CaesarCipher</w:t>
+      </w:r>
+      <w:proofErr w:type="spellEnd"/>
+      <w:r>
+        <w:rPr>
+          <w:lang w:val="en-US"/>
+        </w:rPr>
+        <w:t>()</w:t>
+      </w:r>
+      <w:r>
+        <w:rPr>
+          <w:lang w:val="en-US"/>
+        </w:rPr>
+        <w:br/>
+        <w:t xml:space="preserve">        </w:t>
+      </w:r>
+      <w:proofErr w:type="spellStart"/>
+      <w:r>
+        <w:rPr>
+          <w:lang w:val="en-US"/>
+        </w:rPr>
+        <w:t>self.controller</w:t>
+      </w:r>
+      <w:proofErr w:type="spellEnd"/>
+      <w:r>
+        <w:rPr>
+          <w:lang w:val="en-US"/>
+        </w:rPr>
+        <w:t xml:space="preserve"> = </w:t>
+      </w:r>
+      <w:proofErr w:type="spellStart"/>
+      <w:r>
+        <w:rPr>
+          <w:lang w:val="en-US"/>
+        </w:rPr>
+        <w:t>CipherController</w:t>
+      </w:r>
+      <w:proofErr w:type="spellEnd"/>
+      <w:r>
+        <w:rPr>
+          <w:lang w:val="en-US"/>
+        </w:rPr>
+        <w:t>(</w:t>
+      </w:r>
+      <w:proofErr w:type="spellStart"/>
+      <w:r>
+        <w:rPr>
+          <w:lang w:val="en-US"/>
+        </w:rPr>
+        <w:t>self.cipher</w:t>
+      </w:r>
+      <w:proofErr w:type="spellEnd"/>
+      <w:r>
+        <w:rPr>
+          <w:lang w:val="en-US"/>
+        </w:rPr>
+        <w:t xml:space="preserve">, </w:t>
+      </w:r>
+      <w:proofErr w:type="spellStart"/>
+      <w:r>
+        <w:rPr>
+          <w:lang w:val="en-US"/>
+        </w:rPr>
+        <w:t>self.model</w:t>
+      </w:r>
+      <w:proofErr w:type="spellEnd"/>
+      <w:r>
+        <w:rPr>
+          <w:lang w:val="en-US"/>
+        </w:rPr>
+        <w:t>)</w:t>
+      </w:r>
+      <w:r>
+        <w:rPr>
+          <w:lang w:val="en-US"/>
+        </w:rPr>
+        <w:br/>
+      </w:r>
+      <w:r>
+        <w:rPr>
+          <w:lang w:val="en-US"/>
+        </w:rPr>
+        <w:br/>
+        <w:t xml:space="preserve">        </w:t>
+      </w:r>
+      <w:proofErr w:type="spellStart"/>
+      <w:r>
+        <w:rPr>
+          <w:lang w:val="en-US"/>
+        </w:rPr>
+        <w:t>self.init_ui</w:t>
+      </w:r>
+      <w:proofErr w:type="spellEnd"/>
+      <w:r>
+        <w:rPr>
+          <w:lang w:val="en-US"/>
+        </w:rPr>
+        <w:t>()</w:t>
+      </w:r>
+      <w:r>
+        <w:rPr>
+          <w:lang w:val="en-US"/>
+        </w:rPr>
+        <w:br/>
+      </w:r>
+      <w:r>
+        <w:rPr>
+          <w:lang w:val="en-US"/>
+        </w:rPr>
+        <w:br/>
+        <w:t xml:space="preserve">    def </w:t>
+      </w:r>
+      <w:proofErr w:type="spellStart"/>
+      <w:r>
+        <w:rPr>
+          <w:lang w:val="en-US"/>
+        </w:rPr>
+        <w:t>init_ui</w:t>
+      </w:r>
+      <w:proofErr w:type="spellEnd"/>
+      <w:r>
+        <w:rPr>
+          <w:lang w:val="en-US"/>
+        </w:rPr>
+        <w:t>(self):</w:t>
+      </w:r>
+      <w:r>
+        <w:rPr>
+          <w:lang w:val="en-US"/>
+        </w:rPr>
+        <w:br/>
+        <w:t xml:space="preserve">        </w:t>
+      </w:r>
+      <w:proofErr w:type="spellStart"/>
+      <w:r>
+        <w:rPr>
+          <w:lang w:val="en-US"/>
+        </w:rPr>
+        <w:t>self.setWindowTitle</w:t>
+      </w:r>
+      <w:proofErr w:type="spellEnd"/>
+      <w:r>
+        <w:rPr>
+          <w:lang w:val="en-US"/>
+        </w:rPr>
+        <w:t>("</w:t>
+      </w:r>
+      <w:r>
+        <w:t>Шифр</w:t>
+      </w:r>
+      <w:r>
+        <w:rPr>
+          <w:lang w:val="en-US"/>
+        </w:rPr>
+        <w:t xml:space="preserve"> </w:t>
+      </w:r>
+      <w:proofErr w:type="spellStart"/>
+      <w:r>
+        <w:t>Вернама</w:t>
+      </w:r>
+      <w:proofErr w:type="spellEnd"/>
+      <w:r>
+        <w:rPr>
+          <w:lang w:val="en-US"/>
+        </w:rPr>
+        <w:t>")</w:t>
+      </w:r>
+      <w:r>
+        <w:rPr>
+          <w:lang w:val="en-US"/>
+        </w:rPr>
+        <w:br/>
+      </w:r>
+      <w:r>
+        <w:rPr>
+          <w:lang w:val="en-US"/>
+        </w:rPr>
+        <w:br/>
+        <w:t xml:space="preserve">        layout = </w:t>
+      </w:r>
+      <w:proofErr w:type="spellStart"/>
+      <w:r>
+        <w:rPr>
+          <w:lang w:val="en-US"/>
+        </w:rPr>
+        <w:t>QVBoxLayout</w:t>
+      </w:r>
+      <w:proofErr w:type="spellEnd"/>
+      <w:r>
+        <w:rPr>
+          <w:lang w:val="en-US"/>
+        </w:rPr>
+        <w:t>()</w:t>
+      </w:r>
+      <w:r>
+        <w:rPr>
+          <w:lang w:val="en-US"/>
+        </w:rPr>
+        <w:br/>
+      </w:r>
+      <w:r>
+        <w:rPr>
+          <w:lang w:val="en-US"/>
+        </w:rPr>
+        <w:br/>
+        <w:t xml:space="preserve">        </w:t>
+      </w:r>
+      <w:proofErr w:type="spellStart"/>
+      <w:r>
+        <w:rPr>
+          <w:lang w:val="en-US"/>
+        </w:rPr>
+        <w:t>self.input_text</w:t>
+      </w:r>
+      <w:proofErr w:type="spellEnd"/>
+      <w:r>
+        <w:rPr>
+          <w:lang w:val="en-US"/>
+        </w:rPr>
+        <w:t xml:space="preserve"> = </w:t>
+      </w:r>
+      <w:proofErr w:type="spellStart"/>
+      <w:r>
+        <w:rPr>
+          <w:lang w:val="en-US"/>
+        </w:rPr>
+        <w:t>QTextEdit</w:t>
+      </w:r>
+      <w:proofErr w:type="spellEnd"/>
+      <w:r>
+        <w:rPr>
+          <w:lang w:val="en-US"/>
+        </w:rPr>
+        <w:t>()</w:t>
+      </w:r>
+      <w:r>
+        <w:rPr>
+          <w:lang w:val="en-US"/>
+        </w:rPr>
+        <w:br/>
+        <w:t xml:space="preserve">        </w:t>
+      </w:r>
+      <w:proofErr w:type="spellStart"/>
+      <w:r>
+        <w:rPr>
+          <w:lang w:val="en-US"/>
+        </w:rPr>
+        <w:t>self.output_text</w:t>
+      </w:r>
+      <w:proofErr w:type="spellEnd"/>
+      <w:r>
+        <w:rPr>
+          <w:lang w:val="en-US"/>
+        </w:rPr>
+        <w:t xml:space="preserve"> = </w:t>
+      </w:r>
+      <w:proofErr w:type="spellStart"/>
+      <w:r>
+        <w:rPr>
+          <w:lang w:val="en-US"/>
+        </w:rPr>
+        <w:t>QTextEdit</w:t>
+      </w:r>
+      <w:proofErr w:type="spellEnd"/>
+      <w:r>
+        <w:rPr>
+          <w:lang w:val="en-US"/>
+        </w:rPr>
+        <w:t>()</w:t>
+      </w:r>
+      <w:r>
+        <w:rPr>
+          <w:lang w:val="en-US"/>
+        </w:rPr>
+        <w:br/>
+        <w:t xml:space="preserve">        </w:t>
+      </w:r>
+      <w:proofErr w:type="spellStart"/>
+      <w:r>
+        <w:rPr>
+          <w:lang w:val="en-US"/>
+        </w:rPr>
+        <w:t>self.output_text.setReadOnly</w:t>
+      </w:r>
+      <w:proofErr w:type="spellEnd"/>
+      <w:r>
+        <w:rPr>
+          <w:lang w:val="en-US"/>
+        </w:rPr>
+        <w:t>(True)</w:t>
+      </w:r>
+      <w:r>
+        <w:rPr>
+          <w:lang w:val="en-US"/>
+        </w:rPr>
+        <w:br/>
+      </w:r>
+      <w:r>
+        <w:rPr>
+          <w:lang w:val="en-US"/>
+        </w:rPr>
+        <w:br/>
+        <w:t xml:space="preserve">        </w:t>
+      </w:r>
+      <w:proofErr w:type="spellStart"/>
+      <w:r>
+        <w:rPr>
+          <w:lang w:val="en-US"/>
+        </w:rPr>
+        <w:t>self.options</w:t>
+      </w:r>
+      <w:proofErr w:type="spellEnd"/>
+      <w:r>
+        <w:rPr>
+          <w:lang w:val="en-US"/>
+        </w:rPr>
+        <w:t xml:space="preserve"> = </w:t>
+      </w:r>
+      <w:proofErr w:type="spellStart"/>
+      <w:r>
+        <w:rPr>
+          <w:lang w:val="en-US"/>
+        </w:rPr>
+        <w:t>OptionsFrame</w:t>
+      </w:r>
+      <w:proofErr w:type="spellEnd"/>
+      <w:r>
+        <w:rPr>
+          <w:lang w:val="en-US"/>
+        </w:rPr>
+        <w:t>()</w:t>
+      </w:r>
+      <w:r>
+        <w:rPr>
+          <w:lang w:val="en-US"/>
+        </w:rPr>
+        <w:br/>
+      </w:r>
+      <w:r>
+        <w:rPr>
+          <w:lang w:val="en-US"/>
+        </w:rPr>
+        <w:br/>
+        <w:t xml:space="preserve">        </w:t>
+      </w:r>
+      <w:proofErr w:type="spellStart"/>
+      <w:r>
+        <w:rPr>
+          <w:lang w:val="en-US"/>
+        </w:rPr>
+        <w:t>self.encrypt_btn</w:t>
+      </w:r>
+      <w:proofErr w:type="spellEnd"/>
+      <w:r>
+        <w:rPr>
+          <w:lang w:val="en-US"/>
+        </w:rPr>
+        <w:t xml:space="preserve"> = </w:t>
+      </w:r>
+      <w:proofErr w:type="spellStart"/>
+      <w:r>
+        <w:rPr>
+          <w:lang w:val="en-US"/>
+        </w:rPr>
+        <w:t>QPushButton</w:t>
+      </w:r>
+      <w:proofErr w:type="spellEnd"/>
+      <w:r>
+        <w:rPr>
+          <w:lang w:val="en-US"/>
+        </w:rPr>
+        <w:t>("</w:t>
+      </w:r>
+      <w:r>
+        <w:t>Зашифровать</w:t>
+      </w:r>
+      <w:r>
+        <w:rPr>
+          <w:lang w:val="en-US"/>
+        </w:rPr>
+        <w:t xml:space="preserve"> / </w:t>
+      </w:r>
+      <w:r>
+        <w:t>Дешифровать</w:t>
+      </w:r>
+      <w:r>
+        <w:rPr>
+          <w:lang w:val="en-US"/>
+        </w:rPr>
+        <w:t>")</w:t>
+      </w:r>
+      <w:r>
+        <w:rPr>
+          <w:lang w:val="en-US"/>
+        </w:rPr>
+        <w:br/>
+      </w:r>
+      <w:r>
+        <w:rPr>
+          <w:lang w:val="en-US"/>
+        </w:rPr>
+        <w:br/>
+        <w:t xml:space="preserve">        </w:t>
+      </w:r>
+      <w:proofErr w:type="spellStart"/>
+      <w:r>
+        <w:rPr>
+          <w:lang w:val="en-US"/>
+        </w:rPr>
+        <w:t>layout.addWidget</w:t>
+      </w:r>
+      <w:proofErr w:type="spellEnd"/>
+      <w:r>
+        <w:rPr>
+          <w:lang w:val="en-US"/>
+        </w:rPr>
+        <w:t>(</w:t>
+      </w:r>
+      <w:proofErr w:type="spellStart"/>
+      <w:r>
+        <w:rPr>
+          <w:lang w:val="en-US"/>
+        </w:rPr>
+        <w:t>QLabel</w:t>
+      </w:r>
+      <w:proofErr w:type="spellEnd"/>
+      <w:r>
+        <w:rPr>
+          <w:lang w:val="en-US"/>
+        </w:rPr>
+        <w:t>("</w:t>
+      </w:r>
+      <w:r>
+        <w:t>Поле</w:t>
+      </w:r>
+      <w:r>
+        <w:rPr>
+          <w:lang w:val="en-US"/>
+        </w:rPr>
+        <w:t xml:space="preserve"> </w:t>
+      </w:r>
+      <w:r>
+        <w:t>ввода</w:t>
+      </w:r>
+      <w:r>
+        <w:rPr>
+          <w:lang w:val="en-US"/>
+        </w:rPr>
+        <w:t>:"))</w:t>
+      </w:r>
+      <w:r>
+        <w:rPr>
+          <w:lang w:val="en-US"/>
+        </w:rPr>
+        <w:br/>
+        <w:t xml:space="preserve">        </w:t>
+      </w:r>
+      <w:proofErr w:type="spellStart"/>
+      <w:r>
+        <w:rPr>
+          <w:lang w:val="en-US"/>
+        </w:rPr>
+        <w:t>layout.addWidget</w:t>
+      </w:r>
+      <w:proofErr w:type="spellEnd"/>
+      <w:r>
+        <w:rPr>
+          <w:lang w:val="en-US"/>
+        </w:rPr>
+        <w:t>(</w:t>
+      </w:r>
+      <w:proofErr w:type="spellStart"/>
+      <w:r>
+        <w:rPr>
+          <w:lang w:val="en-US"/>
+        </w:rPr>
+        <w:t>self.input_text</w:t>
+      </w:r>
+      <w:proofErr w:type="spellEnd"/>
+      <w:r>
+        <w:rPr>
+          <w:lang w:val="en-US"/>
+        </w:rPr>
+        <w:t>)</w:t>
+      </w:r>
+      <w:r>
+        <w:rPr>
+          <w:lang w:val="en-US"/>
+        </w:rPr>
+        <w:br/>
+      </w:r>
+      <w:r>
+        <w:rPr>
+          <w:lang w:val="en-US"/>
+        </w:rPr>
+        <w:br/>
+        <w:t xml:space="preserve">        </w:t>
+      </w:r>
+      <w:proofErr w:type="spellStart"/>
+      <w:r>
+        <w:rPr>
+          <w:lang w:val="en-US"/>
+        </w:rPr>
+        <w:t>layout.addWidget</w:t>
+      </w:r>
+      <w:proofErr w:type="spellEnd"/>
+      <w:r>
+        <w:rPr>
+          <w:lang w:val="en-US"/>
+        </w:rPr>
+        <w:t>(</w:t>
+      </w:r>
+      <w:proofErr w:type="spellStart"/>
+      <w:r>
+        <w:rPr>
+          <w:lang w:val="en-US"/>
+        </w:rPr>
+        <w:t>self.options</w:t>
+      </w:r>
+      <w:proofErr w:type="spellEnd"/>
+      <w:r>
+        <w:rPr>
+          <w:lang w:val="en-US"/>
+        </w:rPr>
+        <w:t>)</w:t>
+      </w:r>
+      <w:r>
+        <w:rPr>
+          <w:lang w:val="en-US"/>
+        </w:rPr>
+        <w:br/>
+      </w:r>
+      <w:r>
+        <w:rPr>
+          <w:lang w:val="en-US"/>
+        </w:rPr>
+        <w:br/>
+        <w:t xml:space="preserve">        </w:t>
+      </w:r>
+      <w:proofErr w:type="spellStart"/>
+      <w:r>
+        <w:rPr>
+          <w:lang w:val="en-US"/>
+        </w:rPr>
+        <w:t>btn_layout</w:t>
+      </w:r>
+      <w:proofErr w:type="spellEnd"/>
+      <w:r>
+        <w:rPr>
+          <w:lang w:val="en-US"/>
+        </w:rPr>
+        <w:t xml:space="preserve"> = </w:t>
+      </w:r>
+      <w:proofErr w:type="spellStart"/>
+      <w:r>
+        <w:rPr>
+          <w:lang w:val="en-US"/>
+        </w:rPr>
+        <w:t>QHBoxLayout</w:t>
+      </w:r>
+      <w:proofErr w:type="spellEnd"/>
+      <w:r>
+        <w:rPr>
+          <w:lang w:val="en-US"/>
+        </w:rPr>
+        <w:t>()</w:t>
+      </w:r>
+      <w:r>
+        <w:rPr>
+          <w:lang w:val="en-US"/>
+        </w:rPr>
+        <w:br/>
+        <w:t xml:space="preserve">        </w:t>
+      </w:r>
+      <w:proofErr w:type="spellStart"/>
+      <w:r>
+        <w:rPr>
+          <w:lang w:val="en-US"/>
+        </w:rPr>
+        <w:t>btn_layout.addWidget</w:t>
+      </w:r>
+      <w:proofErr w:type="spellEnd"/>
+      <w:r>
+        <w:rPr>
+          <w:lang w:val="en-US"/>
+        </w:rPr>
+        <w:t>(</w:t>
+      </w:r>
+      <w:proofErr w:type="spellStart"/>
+      <w:r>
+        <w:rPr>
+          <w:lang w:val="en-US"/>
+        </w:rPr>
+        <w:t>self.encrypt_btn</w:t>
+      </w:r>
+      <w:proofErr w:type="spellEnd"/>
+      <w:r>
+        <w:rPr>
+          <w:lang w:val="en-US"/>
+        </w:rPr>
+        <w:t>)</w:t>
+      </w:r>
+      <w:r>
+        <w:rPr>
+          <w:lang w:val="en-US"/>
+        </w:rPr>
+        <w:br/>
+        <w:t xml:space="preserve">        </w:t>
+      </w:r>
+      <w:proofErr w:type="spellStart"/>
+      <w:r>
+        <w:rPr>
+          <w:lang w:val="en-US"/>
+        </w:rPr>
+        <w:t>layout.addLayout</w:t>
+      </w:r>
+      <w:proofErr w:type="spellEnd"/>
+      <w:r>
+        <w:rPr>
+          <w:lang w:val="en-US"/>
+        </w:rPr>
+        <w:t>(</w:t>
+      </w:r>
+      <w:proofErr w:type="spellStart"/>
+      <w:r>
+        <w:rPr>
+          <w:lang w:val="en-US"/>
+        </w:rPr>
+        <w:t>btn_layout</w:t>
+      </w:r>
+      <w:proofErr w:type="spellEnd"/>
+      <w:r>
+        <w:rPr>
+          <w:lang w:val="en-US"/>
+        </w:rPr>
+        <w:t>)</w:t>
+      </w:r>
+      <w:r>
+        <w:rPr>
+          <w:lang w:val="en-US"/>
+        </w:rPr>
+        <w:br/>
+      </w:r>
+      <w:r>
+        <w:rPr>
+          <w:lang w:val="en-US"/>
+        </w:rPr>
+        <w:br/>
+        <w:t xml:space="preserve">        </w:t>
+      </w:r>
+      <w:proofErr w:type="spellStart"/>
+      <w:r>
+        <w:rPr>
+          <w:lang w:val="en-US"/>
+        </w:rPr>
+        <w:t>layout.addWidget</w:t>
+      </w:r>
+      <w:proofErr w:type="spellEnd"/>
+      <w:r>
+        <w:rPr>
+          <w:lang w:val="en-US"/>
+        </w:rPr>
+        <w:t>(</w:t>
+      </w:r>
+      <w:proofErr w:type="spellStart"/>
+      <w:r>
+        <w:rPr>
+          <w:lang w:val="en-US"/>
+        </w:rPr>
+        <w:t>QLabel</w:t>
+      </w:r>
+      <w:proofErr w:type="spellEnd"/>
+      <w:r>
+        <w:rPr>
+          <w:lang w:val="en-US"/>
+        </w:rPr>
+        <w:t>("</w:t>
+      </w:r>
+      <w:r>
+        <w:t>Поле</w:t>
+      </w:r>
+      <w:r>
+        <w:rPr>
+          <w:lang w:val="en-US"/>
+        </w:rPr>
+        <w:t xml:space="preserve"> </w:t>
+      </w:r>
+      <w:r>
+        <w:t>вывода</w:t>
+      </w:r>
+      <w:r>
+        <w:rPr>
+          <w:lang w:val="en-US"/>
+        </w:rPr>
+        <w:t>:"))</w:t>
+      </w:r>
+      <w:r>
+        <w:rPr>
+          <w:lang w:val="en-US"/>
+        </w:rPr>
+        <w:br/>
+        <w:t xml:space="preserve">        </w:t>
+      </w:r>
+      <w:proofErr w:type="spellStart"/>
+      <w:r>
+        <w:rPr>
+          <w:lang w:val="en-US"/>
+        </w:rPr>
+        <w:t>layout.addWidget</w:t>
+      </w:r>
+      <w:proofErr w:type="spellEnd"/>
+      <w:r>
+        <w:rPr>
+          <w:lang w:val="en-US"/>
+        </w:rPr>
+        <w:t>(</w:t>
+      </w:r>
+      <w:proofErr w:type="spellStart"/>
+      <w:r>
+        <w:rPr>
+          <w:lang w:val="en-US"/>
+        </w:rPr>
+        <w:t>self.output_text</w:t>
+      </w:r>
+      <w:proofErr w:type="spellEnd"/>
+      <w:r>
+        <w:rPr>
+          <w:lang w:val="en-US"/>
+        </w:rPr>
+        <w:t>)</w:t>
+      </w:r>
+      <w:r>
+        <w:rPr>
+          <w:lang w:val="en-US"/>
+        </w:rPr>
+        <w:br/>
+      </w:r>
+      <w:r>
+        <w:rPr>
+          <w:lang w:val="en-US"/>
+        </w:rPr>
+        <w:br/>
+        <w:t xml:space="preserve">        </w:t>
+      </w:r>
+      <w:proofErr w:type="spellStart"/>
+      <w:r>
+        <w:rPr>
+          <w:lang w:val="en-US"/>
+        </w:rPr>
+        <w:t>self.setLayout</w:t>
+      </w:r>
+      <w:proofErr w:type="spellEnd"/>
+      <w:r>
+        <w:rPr>
+          <w:lang w:val="en-US"/>
+        </w:rPr>
+        <w:t>(layout)</w:t>
+      </w:r>
+      <w:r>
+        <w:rPr>
+          <w:lang w:val="en-US"/>
+        </w:rPr>
+        <w:br/>
+      </w:r>
+      <w:r>
+        <w:rPr>
+          <w:lang w:val="en-US"/>
+        </w:rPr>
+        <w:lastRenderedPageBreak/>
+        <w:br/>
+        <w:t xml:space="preserve">        </w:t>
+      </w:r>
+      <w:proofErr w:type="spellStart"/>
+      <w:r>
+        <w:rPr>
+          <w:lang w:val="en-US"/>
+        </w:rPr>
+        <w:t>self.encrypt_btn.clicked.connect</w:t>
+      </w:r>
+      <w:proofErr w:type="spellEnd"/>
+      <w:r>
+        <w:rPr>
+          <w:lang w:val="en-US"/>
+        </w:rPr>
+        <w:t>(</w:t>
+      </w:r>
+      <w:proofErr w:type="spellStart"/>
+      <w:r>
+        <w:rPr>
+          <w:lang w:val="en-US"/>
+        </w:rPr>
+        <w:t>self.handle_encrypt</w:t>
+      </w:r>
+      <w:proofErr w:type="spellEnd"/>
+      <w:r>
+        <w:rPr>
+          <w:lang w:val="en-US"/>
+        </w:rPr>
+        <w:t>)</w:t>
+      </w:r>
+      <w:r>
+        <w:rPr>
+          <w:lang w:val="en-US"/>
+        </w:rPr>
+        <w:br/>
+      </w:r>
+      <w:r>
+        <w:rPr>
+          <w:lang w:val="en-US"/>
+        </w:rPr>
+        <w:br/>
+        <w:t xml:space="preserve">    def </w:t>
+      </w:r>
+      <w:proofErr w:type="spellStart"/>
+      <w:r>
+        <w:rPr>
+          <w:lang w:val="en-US"/>
+        </w:rPr>
+        <w:t>handle_encrypt</w:t>
+      </w:r>
+      <w:proofErr w:type="spellEnd"/>
+      <w:r>
+        <w:rPr>
+          <w:lang w:val="en-US"/>
+        </w:rPr>
+        <w:t>(self):</w:t>
+      </w:r>
+      <w:r>
+        <w:rPr>
+          <w:lang w:val="en-US"/>
+        </w:rPr>
+        <w:br/>
+        <w:t xml:space="preserve">        </w:t>
+      </w:r>
+      <w:proofErr w:type="spellStart"/>
+      <w:r>
+        <w:rPr>
+          <w:lang w:val="en-US"/>
+        </w:rPr>
+        <w:t>self.model.set_text</w:t>
+      </w:r>
+      <w:proofErr w:type="spellEnd"/>
+      <w:r>
+        <w:rPr>
+          <w:lang w:val="en-US"/>
+        </w:rPr>
+        <w:t>(</w:t>
+      </w:r>
+      <w:proofErr w:type="spellStart"/>
+      <w:r>
+        <w:rPr>
+          <w:lang w:val="en-US"/>
+        </w:rPr>
+        <w:t>self.input_text.toPlainText</w:t>
+      </w:r>
+      <w:proofErr w:type="spellEnd"/>
+      <w:r>
+        <w:rPr>
+          <w:lang w:val="en-US"/>
+        </w:rPr>
+        <w:t>())</w:t>
+      </w:r>
+      <w:r>
+        <w:rPr>
+          <w:lang w:val="en-US"/>
+        </w:rPr>
+        <w:br/>
+        <w:t xml:space="preserve">        result = </w:t>
+      </w:r>
+      <w:proofErr w:type="spellStart"/>
+      <w:r>
+        <w:rPr>
+          <w:lang w:val="en-US"/>
+        </w:rPr>
+        <w:t>self.controller.encrypt</w:t>
+      </w:r>
+      <w:proofErr w:type="spellEnd"/>
+      <w:r>
+        <w:rPr>
+          <w:lang w:val="en-US"/>
+        </w:rPr>
+        <w:t>(</w:t>
+      </w:r>
+      <w:proofErr w:type="spellStart"/>
+      <w:r>
+        <w:rPr>
+          <w:lang w:val="en-US"/>
+        </w:rPr>
+        <w:t>self.options.key_field.toPlainText</w:t>
+      </w:r>
+      <w:proofErr w:type="spellEnd"/>
+      <w:r>
+        <w:rPr>
+          <w:lang w:val="en-US"/>
+        </w:rPr>
+        <w:t>())</w:t>
+      </w:r>
+      <w:r>
+        <w:rPr>
+          <w:lang w:val="en-US"/>
+        </w:rPr>
+        <w:br/>
+        <w:t xml:space="preserve">        </w:t>
+      </w:r>
+      <w:proofErr w:type="spellStart"/>
+      <w:r>
+        <w:rPr>
+          <w:lang w:val="en-US"/>
+        </w:rPr>
+        <w:t>self.output_text.setPlainText</w:t>
+      </w:r>
+      <w:proofErr w:type="spellEnd"/>
+      <w:r>
+        <w:rPr>
+          <w:lang w:val="en-US"/>
+        </w:rPr>
+        <w:t>(result)</w:t>
+      </w:r>
+      <w:r>
+        <w:rPr>
+          <w:lang w:val="en-US"/>
+        </w:rPr>
+        <w:br/>
+      </w:r>
+      <w:r>
+        <w:rPr>
+          <w:lang w:val="en-US"/>
+        </w:rPr>
+        <w:br/>
+        <w:t xml:space="preserve"># ===================== </w:t>
+      </w:r>
+      <w:r>
+        <w:t>Точка</w:t>
+      </w:r>
+      <w:r>
+        <w:rPr>
+          <w:lang w:val="en-US"/>
+        </w:rPr>
+        <w:t xml:space="preserve"> </w:t>
+      </w:r>
+      <w:r>
+        <w:t>входа</w:t>
+      </w:r>
+      <w:r>
+        <w:rPr>
+          <w:lang w:val="en-US"/>
+        </w:rPr>
+        <w:t xml:space="preserve"> =====================</w:t>
+      </w:r>
+      <w:r>
+        <w:rPr>
+          <w:lang w:val="en-US"/>
+        </w:rPr>
+        <w:br/>
+        <w:t>def main():</w:t>
+      </w:r>
+      <w:r>
+        <w:rPr>
+          <w:lang w:val="en-US"/>
+        </w:rPr>
+        <w:br/>
+        <w:t xml:space="preserve">    app = </w:t>
+      </w:r>
+      <w:proofErr w:type="spellStart"/>
+      <w:r>
+        <w:rPr>
+          <w:lang w:val="en-US"/>
+        </w:rPr>
+        <w:t>QApplication</w:t>
+      </w:r>
+      <w:proofErr w:type="spellEnd"/>
+      <w:r>
+        <w:rPr>
+          <w:lang w:val="en-US"/>
+        </w:rPr>
+        <w:t>(</w:t>
+      </w:r>
+      <w:proofErr w:type="spellStart"/>
+      <w:r>
+        <w:rPr>
+          <w:lang w:val="en-US"/>
+        </w:rPr>
+        <w:t>sys.argv</w:t>
+      </w:r>
+      <w:proofErr w:type="spellEnd"/>
+      <w:r>
+        <w:rPr>
+          <w:lang w:val="en-US"/>
+        </w:rPr>
+        <w:t>)</w:t>
+      </w:r>
+      <w:r>
+        <w:rPr>
+          <w:lang w:val="en-US"/>
+        </w:rPr>
+        <w:br/>
+        <w:t xml:space="preserve">    window = </w:t>
+      </w:r>
+      <w:proofErr w:type="spellStart"/>
+      <w:r>
+        <w:rPr>
+          <w:lang w:val="en-US"/>
+        </w:rPr>
+        <w:t>CipherApp</w:t>
+      </w:r>
+      <w:proofErr w:type="spellEnd"/>
+      <w:r>
+        <w:rPr>
+          <w:lang w:val="en-US"/>
+        </w:rPr>
+        <w:t>()</w:t>
+      </w:r>
+      <w:r>
+        <w:rPr>
+          <w:lang w:val="en-US"/>
+        </w:rPr>
+        <w:br/>
+        <w:t xml:space="preserve">    </w:t>
+      </w:r>
+      <w:proofErr w:type="spellStart"/>
+      <w:r>
+        <w:rPr>
+          <w:lang w:val="en-US"/>
+        </w:rPr>
+        <w:t>window.resize</w:t>
+      </w:r>
+      <w:proofErr w:type="spellEnd"/>
+      <w:r>
+        <w:rPr>
+          <w:lang w:val="en-US"/>
+        </w:rPr>
+        <w:t>(400, 400)</w:t>
+      </w:r>
+      <w:r>
+        <w:rPr>
+          <w:lang w:val="en-US"/>
+        </w:rPr>
+        <w:br/>
+        <w:t xml:space="preserve">    </w:t>
+      </w:r>
+      <w:proofErr w:type="spellStart"/>
+      <w:r>
+        <w:rPr>
+          <w:lang w:val="en-US"/>
+        </w:rPr>
+        <w:t>window.show</w:t>
+      </w:r>
+      <w:proofErr w:type="spellEnd"/>
+      <w:r>
+        <w:rPr>
+          <w:lang w:val="en-US"/>
+        </w:rPr>
+        <w:t>()</w:t>
+      </w:r>
+      <w:r>
+        <w:rPr>
+          <w:lang w:val="en-US"/>
+        </w:rPr>
+        <w:br/>
+        <w:t xml:space="preserve">    </w:t>
+      </w:r>
+      <w:proofErr w:type="spellStart"/>
+      <w:r>
+        <w:rPr>
+          <w:lang w:val="en-US"/>
+        </w:rPr>
+        <w:t>sys.exit</w:t>
+      </w:r>
+      <w:proofErr w:type="spellEnd"/>
+      <w:r>
+        <w:rPr>
+          <w:lang w:val="en-US"/>
+        </w:rPr>
+        <w:t>(</w:t>
+      </w:r>
+      <w:proofErr w:type="spellStart"/>
+      <w:r>
+        <w:rPr>
+          <w:lang w:val="en-US"/>
+        </w:rPr>
+        <w:t>app.exec</w:t>
+      </w:r>
+      <w:proofErr w:type="spellEnd"/>
+      <w:r>
+        <w:rPr>
+          <w:lang w:val="en-US"/>
+        </w:rPr>
+        <w:t>())</w:t>
+      </w:r>
+      <w:r>
+        <w:rPr>
+          <w:lang w:val="en-US"/>
+        </w:rPr>
+        <w:br/>
+      </w:r>
+      <w:r>
+        <w:rPr>
+          <w:lang w:val="en-US"/>
+        </w:rPr>
+        <w:br/>
+      </w:r>
+      <w:r>
+        <w:rPr>
+          <w:lang w:val="en-US"/>
+        </w:rPr>
+        <w:br/>
+        <w:t>if __name__ == "__main__":</w:t>
+      </w:r>
+      <w:r>
+        <w:rPr>
+          <w:lang w:val="en-US"/>
+        </w:rPr>
+        <w:br/>
+        <w:t xml:space="preserve">    main()</w:t>
+      </w:r>
+    </w:p>
+    <w:p>
+      <w:pPr>
+        <w:rPr>
+          <w:lang w:val="en-US"/>
+        </w:rPr>
+      </w:pPr>
+      <w:r>
+        <w:rPr>
+          <w:lang w:val="en-US"/>
+        </w:rPr>
+        <w:t>c</w:t>
+      </w:r>
+      <w:r>
+        <w:rPr>
+          <w:lang w:val="en-US"/>
+        </w:rPr>
+        <w:t>ipher</w:t>
+      </w:r>
+      <w:r>
+        <w:rPr>
+          <w:lang w:val="en-US"/>
+        </w:rPr>
+        <w:t>.py</w:t>
+      </w:r>
+    </w:p>
+    <w:p>
+      <w:pPr>
+        <w:rPr>
+          <w:lang w:val="en-US"/>
+        </w:rPr>
+      </w:pPr>
+      <w:r>
+        <w:rPr>
+          <w:lang w:val="en-US"/>
+        </w:rPr>
+        <w:t>class Cipher:</w:t>
+      </w:r>
+      <w:r>
+        <w:rPr>
+          <w:lang w:val="en-US"/>
+        </w:rPr>
+        <w:br/>
+        <w:t xml:space="preserve">    def process(self, text: str, key: str) -&gt; str:</w:t>
+      </w:r>
+      <w:r>
+        <w:rPr>
+          <w:lang w:val="en-US"/>
+        </w:rPr>
+        <w:br/>
+        <w:t xml:space="preserve">        raise </w:t>
+      </w:r>
+      <w:proofErr w:type="spellStart"/>
+      <w:r>
+        <w:rPr>
+          <w:lang w:val="en-US"/>
+        </w:rPr>
+        <w:t>NotImplementedError</w:t>
+      </w:r>
+      <w:proofErr w:type="spellEnd"/>
+      <w:r>
+        <w:rPr>
+          <w:lang w:val="en-US"/>
+        </w:rPr>
+        <w:t>()</w:t>
+      </w:r>
+      <w:r>
+        <w:rPr>
+          <w:lang w:val="en-US"/>
+        </w:rPr>
+        <w:br/>
+      </w:r>
+      <w:r>
+        <w:rPr>
+          <w:lang w:val="en-US"/>
+        </w:rPr>
+        <w:br/>
+      </w:r>
+      <w:r>
+        <w:rPr>
+          <w:lang w:val="en-US"/>
+        </w:rPr>
+        <w:br/>
+        <w:t xml:space="preserve">class </w:t>
+      </w:r>
+      <w:proofErr w:type="spellStart"/>
+      <w:r>
+        <w:rPr>
+          <w:lang w:val="en-US"/>
+        </w:rPr>
+        <w:t>VernamCipher</w:t>
+      </w:r>
+      <w:proofErr w:type="spellEnd"/>
+      <w:r>
+        <w:rPr>
+          <w:lang w:val="en-US"/>
+        </w:rPr>
+        <w:t>(Cipher):</w:t>
+      </w:r>
+      <w:r>
+        <w:rPr>
+          <w:lang w:val="en-US"/>
+        </w:rPr>
+        <w:br/>
+        <w:t xml:space="preserve">    def process(self, text, key):</w:t>
+      </w:r>
+      <w:r>
+        <w:rPr>
+          <w:lang w:val="en-US"/>
+        </w:rPr>
+        <w:br/>
+        <w:t xml:space="preserve">        result = []</w:t>
+      </w:r>
+      <w:r>
+        <w:rPr>
+          <w:lang w:val="en-US"/>
+        </w:rPr>
+        <w:br/>
+        <w:t xml:space="preserve">        </w:t>
+      </w:r>
+      <w:proofErr w:type="spellStart"/>
+      <w:r>
+        <w:rPr>
+          <w:lang w:val="en-US"/>
+        </w:rPr>
+        <w:t>key_len</w:t>
+      </w:r>
+      <w:proofErr w:type="spellEnd"/>
+      <w:r>
+        <w:rPr>
+          <w:lang w:val="en-US"/>
+        </w:rPr>
+        <w:t xml:space="preserve"> = </w:t>
+      </w:r>
+      <w:proofErr w:type="spellStart"/>
+      <w:r>
+        <w:rPr>
+          <w:lang w:val="en-US"/>
+        </w:rPr>
+        <w:t>len</w:t>
+      </w:r>
+      <w:proofErr w:type="spellEnd"/>
+      <w:r>
+        <w:rPr>
+          <w:lang w:val="en-US"/>
+        </w:rPr>
+        <w:t>(key)</w:t>
+      </w:r>
+      <w:r>
+        <w:rPr>
+          <w:lang w:val="en-US"/>
+        </w:rPr>
+        <w:br/>
+        <w:t xml:space="preserve">        </w:t>
+      </w:r>
+      <w:r>
+        <w:rPr>
+          <w:lang w:val="en-US"/>
+        </w:rPr>
+        <w:br/>
+        <w:t xml:space="preserve">        for </w:t>
+      </w:r>
+      <w:proofErr w:type="spellStart"/>
+      <w:r>
+        <w:rPr>
+          <w:lang w:val="en-US"/>
+        </w:rPr>
+        <w:t>i</w:t>
+      </w:r>
+      <w:proofErr w:type="spellEnd"/>
+      <w:r>
+        <w:rPr>
+          <w:lang w:val="en-US"/>
+        </w:rPr>
+        <w:t xml:space="preserve">, </w:t>
+      </w:r>
+      <w:proofErr w:type="spellStart"/>
+      <w:r>
+        <w:rPr>
+          <w:lang w:val="en-US"/>
+        </w:rPr>
+        <w:t>ch</w:t>
+      </w:r>
+      <w:proofErr w:type="spellEnd"/>
+      <w:r>
+        <w:rPr>
+          <w:lang w:val="en-US"/>
+        </w:rPr>
+        <w:t xml:space="preserve"> in enumerate(text):</w:t>
+      </w:r>
+      <w:r>
+        <w:rPr>
+          <w:lang w:val="en-US"/>
+        </w:rPr>
+        <w:br/>
+        <w:t xml:space="preserve">            k = </w:t>
+      </w:r>
+      <w:proofErr w:type="spellStart"/>
+      <w:r>
+        <w:rPr>
+          <w:lang w:val="en-US"/>
+        </w:rPr>
+        <w:t>ord</w:t>
+      </w:r>
+      <w:proofErr w:type="spellEnd"/>
+      <w:r>
+        <w:rPr>
+          <w:lang w:val="en-US"/>
+        </w:rPr>
+        <w:t>(key[</w:t>
+      </w:r>
+      <w:proofErr w:type="spellStart"/>
+      <w:r>
+        <w:rPr>
+          <w:lang w:val="en-US"/>
+        </w:rPr>
+        <w:t>i</w:t>
+      </w:r>
+      <w:proofErr w:type="spellEnd"/>
+      <w:r>
+        <w:rPr>
+          <w:lang w:val="en-US"/>
+        </w:rPr>
+        <w:t xml:space="preserve"> % </w:t>
+      </w:r>
+      <w:proofErr w:type="spellStart"/>
+      <w:r>
+        <w:rPr>
+          <w:lang w:val="en-US"/>
+        </w:rPr>
+        <w:t>key_len</w:t>
+      </w:r>
+      <w:proofErr w:type="spellEnd"/>
+      <w:r>
+        <w:rPr>
+          <w:lang w:val="en-US"/>
+        </w:rPr>
+        <w:t>])</w:t>
+      </w:r>
+      <w:r>
+        <w:rPr>
+          <w:lang w:val="en-US"/>
+        </w:rPr>
+        <w:br/>
+        <w:t xml:space="preserve">            </w:t>
+      </w:r>
+      <w:proofErr w:type="spellStart"/>
+      <w:r>
+        <w:rPr>
+          <w:lang w:val="en-US"/>
+        </w:rPr>
+        <w:t>result.append</w:t>
+      </w:r>
+      <w:proofErr w:type="spellEnd"/>
+      <w:r>
+        <w:rPr>
+          <w:lang w:val="en-US"/>
+        </w:rPr>
+        <w:t>(chr(</w:t>
+      </w:r>
+      <w:proofErr w:type="spellStart"/>
+      <w:r>
+        <w:rPr>
+          <w:lang w:val="en-US"/>
+        </w:rPr>
+        <w:t>ord</w:t>
+      </w:r>
+      <w:proofErr w:type="spellEnd"/>
+      <w:r>
+        <w:rPr>
+          <w:lang w:val="en-US"/>
+        </w:rPr>
+        <w:t>(</w:t>
+      </w:r>
+      <w:proofErr w:type="spellStart"/>
+      <w:r>
+        <w:rPr>
+          <w:lang w:val="en-US"/>
+        </w:rPr>
+        <w:t>ch</w:t>
+      </w:r>
+      <w:proofErr w:type="spellEnd"/>
+      <w:r>
+        <w:rPr>
+          <w:lang w:val="en-US"/>
+        </w:rPr>
+        <w:t>) ^ k))</w:t>
+      </w:r>
+      <w:r>
+        <w:rPr>
+          <w:lang w:val="en-US"/>
+        </w:rPr>
+        <w:br/>
+        <w:t xml:space="preserve">        </w:t>
+      </w:r>
+      <w:r>
+        <w:rPr>
+          <w:lang w:val="en-US"/>
+        </w:rPr>
+        <w:br/>
+        <w:t xml:space="preserve">        return ''.join(result)</w:t>
+      </w:r>
+    </w:p>
+    <w:p>
+      <w:pPr>
+        <w:rPr>
+          <w:lang w:val="en-US"/>
+        </w:rPr>
+      </w:pPr>
+    </w:p>
+    <w:p>
+      <w:pPr>
+        <w:rPr>
+          <w:lang w:val="en-US"/>
+        </w:rPr>
+      </w:pPr>
+      <w:r>
+        <w:rPr>
+          <w:lang w:val="en-US"/>
+        </w:rPr>
+        <w:t>from cipher import Cipher</w:t>
+      </w:r>
+      <w:r>
+        <w:rPr>
+          <w:lang w:val="en-US"/>
+        </w:rPr>
+        <w:br/>
+        <w:t xml:space="preserve">from model import </w:t>
+      </w:r>
+      <w:proofErr w:type="spellStart"/>
+      <w:r>
+        <w:rPr>
+          <w:lang w:val="en-US"/>
+        </w:rPr>
+        <w:t>TextModel</w:t>
+      </w:r>
+      <w:proofErr w:type="spellEnd"/>
+      <w:r>
+        <w:rPr>
+          <w:lang w:val="en-US"/>
+        </w:rPr>
+        <w:br/>
+      </w:r>
+      <w:r>
+        <w:rPr>
+          <w:lang w:val="en-US"/>
+        </w:rPr>
+        <w:br/>
+      </w:r>
+      <w:r>
+        <w:rPr>
+          <w:lang w:val="en-US"/>
+        </w:rPr>
+        <w:t>c</w:t>
+      </w:r>
+      <w:r>
+        <w:rPr>
+          <w:lang w:val="en-US"/>
+        </w:rPr>
+        <w:t>ontroller</w:t>
+      </w:r>
+      <w:r>
+        <w:rPr>
+          <w:lang w:val="en-US"/>
+        </w:rPr>
+        <w:t>.py</w:t>
+      </w:r>
+      <w:r>
+        <w:rPr>
+          <w:lang w:val="en-US"/>
+        </w:rPr>
+        <w:br/>
+        <w:t xml:space="preserve">class </w:t>
+      </w:r>
+      <w:proofErr w:type="spellStart"/>
+      <w:r>
+        <w:rPr>
+          <w:lang w:val="en-US"/>
+        </w:rPr>
+        <w:t>CipherController</w:t>
+      </w:r>
+      <w:proofErr w:type="spellEnd"/>
+      <w:r>
+        <w:rPr>
+          <w:lang w:val="en-US"/>
+        </w:rPr>
+        <w:t>:</w:t>
+      </w:r>
+      <w:r>
+        <w:rPr>
+          <w:lang w:val="en-US"/>
+        </w:rPr>
+        <w:br/>
+        <w:t xml:space="preserve">    def __</w:t>
+      </w:r>
+      <w:proofErr w:type="spellStart"/>
+      <w:r>
+        <w:rPr>
+          <w:lang w:val="en-US"/>
+        </w:rPr>
+        <w:t>init</w:t>
+      </w:r>
+      <w:proofErr w:type="spellEnd"/>
+      <w:r>
+        <w:rPr>
+          <w:lang w:val="en-US"/>
+        </w:rPr>
+        <w:t xml:space="preserve">__(self, cipher: Cipher, model: </w:t>
+      </w:r>
+      <w:proofErr w:type="spellStart"/>
+      <w:r>
+        <w:rPr>
+          <w:lang w:val="en-US"/>
+        </w:rPr>
+        <w:t>TextModel</w:t>
+      </w:r>
+      <w:proofErr w:type="spellEnd"/>
+      <w:r>
+        <w:rPr>
+          <w:lang w:val="en-US"/>
+        </w:rPr>
+        <w:t>):</w:t>
+      </w:r>
+      <w:r>
+        <w:rPr>
+          <w:lang w:val="en-US"/>
+        </w:rPr>
+        <w:br/>
+        <w:t xml:space="preserve">        </w:t>
+      </w:r>
+      <w:proofErr w:type="spellStart"/>
+      <w:r>
+        <w:rPr>
+          <w:lang w:val="en-US"/>
+        </w:rPr>
+        <w:t>self._cipher</w:t>
+      </w:r>
+      <w:proofErr w:type="spellEnd"/>
+      <w:r>
+        <w:rPr>
+          <w:lang w:val="en-US"/>
+        </w:rPr>
+        <w:t xml:space="preserve"> = cipher</w:t>
+      </w:r>
+      <w:r>
+        <w:rPr>
+          <w:lang w:val="en-US"/>
+        </w:rPr>
+        <w:br/>
+        <w:t xml:space="preserve">        </w:t>
+      </w:r>
+      <w:proofErr w:type="spellStart"/>
+      <w:r>
+        <w:rPr>
+          <w:lang w:val="en-US"/>
+        </w:rPr>
+        <w:t>self._model</w:t>
+      </w:r>
+      <w:proofErr w:type="spellEnd"/>
+      <w:r>
+        <w:rPr>
+          <w:lang w:val="en-US"/>
+        </w:rPr>
+        <w:t xml:space="preserve"> = model</w:t>
+      </w:r>
+      <w:r>
+        <w:rPr>
+          <w:lang w:val="en-US"/>
+        </w:rPr>
+        <w:br/>
+      </w:r>
+      <w:r>
+        <w:rPr>
+          <w:lang w:val="en-US"/>
+        </w:rPr>
+        <w:br/>
+        <w:t xml:space="preserve">    def encrypt(self, key: str) -&gt; str:</w:t>
+      </w:r>
+      <w:r>
+        <w:rPr>
+          <w:lang w:val="en-US"/>
+        </w:rPr>
+        <w:br/>
+        <w:t xml:space="preserve">        return self._</w:t>
+      </w:r>
+      <w:proofErr w:type="spellStart"/>
+      <w:r>
+        <w:rPr>
+          <w:lang w:val="en-US"/>
+        </w:rPr>
+        <w:t>cipher.process</w:t>
+      </w:r>
+      <w:proofErr w:type="spellEnd"/>
+      <w:r>
+        <w:rPr>
+          <w:lang w:val="en-US"/>
+        </w:rPr>
+        <w:t>(self._</w:t>
+      </w:r>
+      <w:proofErr w:type="spellStart"/>
+      <w:r>
+        <w:rPr>
+          <w:lang w:val="en-US"/>
+        </w:rPr>
+        <w:t>model.get_text</w:t>
+      </w:r>
+      <w:proofErr w:type="spellEnd"/>
+      <w:r>
+        <w:rPr>
+          <w:lang w:val="en-US"/>
+        </w:rPr>
+        <w:t>(), key)</w:t>
+      </w:r>
+    </w:p>
+    <w:p>
+      <w:pPr>
+        <w:rPr>
+          <w:lang w:val="en-US"/>
+        </w:rPr>
+      </w:pPr>
+      <w:r>
+        <w:rPr>
+          <w:lang w:val="en-US"/>
+        </w:rPr>
+        <w:lastRenderedPageBreak/>
+        <w:t>o</w:t>
+      </w:r>
+      <w:r>
+        <w:rPr>
+          <w:lang w:val="en-US"/>
+        </w:rPr>
+        <w:t>ptions</w:t>
+      </w:r>
+      <w:r>
+        <w:rPr>
+          <w:lang w:val="en-US"/>
+        </w:rPr>
+        <w:t>_f</w:t>
+      </w:r>
+      <w:r>
+        <w:rPr>
+          <w:lang w:val="en-US"/>
+        </w:rPr>
+        <w:t>rame</w:t>
+      </w:r>
+      <w:r>
+        <w:rPr>
+          <w:lang w:val="en-US"/>
+        </w:rPr>
+        <w:t>.py</w:t>
+      </w:r>
+    </w:p>
+    <w:p>
+      <w:pPr>
+        <w:rPr>
+          <w:lang w:val="en-US"/>
+        </w:rPr>
+      </w:pPr>
+      <w:r>
+        <w:rPr>
+          <w:lang w:val="en-US"/>
+        </w:rPr>
+        <w:t>from PyQt6.QtWidgets import *</w:t>
+      </w:r>
+      <w:r>
+        <w:rPr>
+          <w:lang w:val="en-US"/>
+        </w:rPr>
+        <w:br/>
+        <w:t>import random</w:t>
+      </w:r>
+      <w:r>
+        <w:rPr>
+          <w:lang w:val="en-US"/>
+        </w:rPr>
+        <w:br/>
+      </w:r>
+      <w:r>
+        <w:rPr>
+          <w:lang w:val="en-US"/>
+        </w:rPr>
+        <w:br/>
+      </w:r>
+      <w:r>
+        <w:rPr>
+          <w:lang w:val="en-US"/>
+        </w:rPr>
+        <w:br/>
+        <w:t xml:space="preserve">class </w:t>
+      </w:r>
+      <w:proofErr w:type="spellStart"/>
+      <w:r>
+        <w:rPr>
+          <w:lang w:val="en-US"/>
+        </w:rPr>
+        <w:t>OptionsFrame</w:t>
+      </w:r>
+      <w:proofErr w:type="spellEnd"/>
+      <w:r>
+        <w:rPr>
+          <w:lang w:val="en-US"/>
+        </w:rPr>
+        <w:t>(</w:t>
+      </w:r>
+      <w:proofErr w:type="spellStart"/>
+      <w:r>
+        <w:rPr>
+          <w:lang w:val="en-US"/>
+        </w:rPr>
+        <w:t>QFrame</w:t>
+      </w:r>
+      <w:proofErr w:type="spellEnd"/>
+      <w:r>
+        <w:rPr>
+          <w:lang w:val="en-US"/>
+        </w:rPr>
+        <w:t>):</w:t>
+      </w:r>
+      <w:r>
+        <w:rPr>
+          <w:lang w:val="en-US"/>
+        </w:rPr>
+        <w:br/>
+        <w:t xml:space="preserve">    def __</w:t>
+      </w:r>
+      <w:proofErr w:type="spellStart"/>
+      <w:r>
+        <w:rPr>
+          <w:lang w:val="en-US"/>
+        </w:rPr>
+        <w:t>init</w:t>
+      </w:r>
+      <w:proofErr w:type="spellEnd"/>
+      <w:r>
+        <w:rPr>
+          <w:lang w:val="en-US"/>
+        </w:rPr>
+        <w:t>__(self):</w:t>
+      </w:r>
+      <w:r>
+        <w:rPr>
+          <w:lang w:val="en-US"/>
+        </w:rPr>
+        <w:br/>
+        <w:t xml:space="preserve">        super().__</w:t>
+      </w:r>
+      <w:proofErr w:type="spellStart"/>
+      <w:r>
+        <w:rPr>
+          <w:lang w:val="en-US"/>
+        </w:rPr>
+        <w:t>init</w:t>
+      </w:r>
+      <w:proofErr w:type="spellEnd"/>
+      <w:r>
+        <w:rPr>
+          <w:lang w:val="en-US"/>
+        </w:rPr>
+        <w:t>__()</w:t>
+      </w:r>
+      <w:r>
+        <w:rPr>
+          <w:lang w:val="en-US"/>
+        </w:rPr>
+        <w:br/>
+      </w:r>
+      <w:r>
+        <w:rPr>
+          <w:lang w:val="en-US"/>
+        </w:rPr>
+        <w:br/>
+        <w:t xml:space="preserve">        </w:t>
+      </w:r>
+      <w:proofErr w:type="spellStart"/>
+      <w:r>
+        <w:rPr>
+          <w:lang w:val="en-US"/>
+        </w:rPr>
+        <w:t>self.key_field</w:t>
+      </w:r>
+      <w:proofErr w:type="spellEnd"/>
+      <w:r>
+        <w:rPr>
+          <w:lang w:val="en-US"/>
+        </w:rPr>
+        <w:t xml:space="preserve"> = </w:t>
+      </w:r>
+      <w:proofErr w:type="spellStart"/>
+      <w:r>
+        <w:rPr>
+          <w:lang w:val="en-US"/>
+        </w:rPr>
+        <w:t>QTextEdit</w:t>
+      </w:r>
+      <w:proofErr w:type="spellEnd"/>
+      <w:r>
+        <w:rPr>
+          <w:lang w:val="en-US"/>
+        </w:rPr>
+        <w:t>()</w:t>
+      </w:r>
+      <w:r>
+        <w:rPr>
+          <w:lang w:val="en-US"/>
+        </w:rPr>
+        <w:br/>
+      </w:r>
+      <w:r>
+        <w:rPr>
+          <w:lang w:val="en-US"/>
+        </w:rPr>
+        <w:br/>
+        <w:t xml:space="preserve">        </w:t>
+      </w:r>
+      <w:proofErr w:type="spellStart"/>
+      <w:r>
+        <w:rPr>
+          <w:lang w:val="en-US"/>
+        </w:rPr>
+        <w:t>self.random_btn</w:t>
+      </w:r>
+      <w:proofErr w:type="spellEnd"/>
+      <w:r>
+        <w:rPr>
+          <w:lang w:val="en-US"/>
+        </w:rPr>
+        <w:t xml:space="preserve"> = </w:t>
+      </w:r>
+      <w:proofErr w:type="spellStart"/>
+      <w:r>
+        <w:rPr>
+          <w:lang w:val="en-US"/>
+        </w:rPr>
+        <w:t>QPushButton</w:t>
+      </w:r>
+      <w:proofErr w:type="spellEnd"/>
+      <w:r>
+        <w:rPr>
+          <w:lang w:val="en-US"/>
+        </w:rPr>
+        <w:t>("</w:t>
+      </w:r>
+      <w:r>
+        <w:t>Сгенерировать</w:t>
+      </w:r>
+      <w:r>
+        <w:rPr>
+          <w:lang w:val="en-US"/>
+        </w:rPr>
+        <w:t xml:space="preserve"> </w:t>
+      </w:r>
+      <w:proofErr w:type="spellStart"/>
+      <w:r>
+        <w:t>рандомный</w:t>
+      </w:r>
+      <w:proofErr w:type="spellEnd"/>
+      <w:r>
+        <w:rPr>
+          <w:lang w:val="en-US"/>
+        </w:rPr>
+        <w:t xml:space="preserve"> </w:t>
+      </w:r>
+      <w:r>
+        <w:t>ключ</w:t>
+      </w:r>
+      <w:r>
+        <w:rPr>
+          <w:lang w:val="en-US"/>
+        </w:rPr>
+        <w:t>")</w:t>
+      </w:r>
+      <w:r>
+        <w:rPr>
+          <w:lang w:val="en-US"/>
+        </w:rPr>
+        <w:br/>
+      </w:r>
+      <w:r>
+        <w:rPr>
+          <w:lang w:val="en-US"/>
+        </w:rPr>
+        <w:br/>
+        <w:t xml:space="preserve">        layout = </w:t>
+      </w:r>
+      <w:proofErr w:type="spellStart"/>
+      <w:r>
+        <w:rPr>
+          <w:lang w:val="en-US"/>
+        </w:rPr>
+        <w:t>QVBoxLayout</w:t>
+      </w:r>
+      <w:proofErr w:type="spellEnd"/>
+      <w:r>
+        <w:rPr>
+          <w:lang w:val="en-US"/>
+        </w:rPr>
+        <w:t>()</w:t>
+      </w:r>
+      <w:r>
+        <w:rPr>
+          <w:lang w:val="en-US"/>
+        </w:rPr>
+        <w:br/>
+        <w:t xml:space="preserve">        </w:t>
+      </w:r>
+      <w:proofErr w:type="spellStart"/>
+      <w:r>
+        <w:rPr>
+          <w:lang w:val="en-US"/>
+        </w:rPr>
+        <w:t>layout.addWidget</w:t>
+      </w:r>
+      <w:proofErr w:type="spellEnd"/>
+      <w:r>
+        <w:rPr>
+          <w:lang w:val="en-US"/>
+        </w:rPr>
+        <w:t>(</w:t>
+      </w:r>
+      <w:proofErr w:type="spellStart"/>
+      <w:r>
+        <w:rPr>
+          <w:lang w:val="en-US"/>
+        </w:rPr>
+        <w:t>QLabel</w:t>
+      </w:r>
+      <w:proofErr w:type="spellEnd"/>
+      <w:r>
+        <w:rPr>
+          <w:lang w:val="en-US"/>
+        </w:rPr>
+        <w:t>("</w:t>
+      </w:r>
+      <w:r>
+        <w:t>Ключ</w:t>
+      </w:r>
+      <w:r>
+        <w:rPr>
+          <w:lang w:val="en-US"/>
+        </w:rPr>
+        <w:t>:"))</w:t>
+      </w:r>
+      <w:r>
+        <w:rPr>
+          <w:lang w:val="en-US"/>
+        </w:rPr>
+        <w:br/>
+        <w:t xml:space="preserve">        </w:t>
+      </w:r>
+      <w:proofErr w:type="spellStart"/>
+      <w:r>
+        <w:rPr>
+          <w:lang w:val="en-US"/>
+        </w:rPr>
+        <w:t>layout.addWidget</w:t>
+      </w:r>
+      <w:proofErr w:type="spellEnd"/>
+      <w:r>
+        <w:rPr>
+          <w:lang w:val="en-US"/>
+        </w:rPr>
+        <w:t>(</w:t>
+      </w:r>
+      <w:proofErr w:type="spellStart"/>
+      <w:r>
+        <w:rPr>
+          <w:lang w:val="en-US"/>
+        </w:rPr>
+        <w:t>self.key_field</w:t>
+      </w:r>
+      <w:proofErr w:type="spellEnd"/>
+      <w:r>
+        <w:rPr>
+          <w:lang w:val="en-US"/>
+        </w:rPr>
+        <w:t>)</w:t>
+      </w:r>
+      <w:r>
+        <w:rPr>
+          <w:lang w:val="en-US"/>
+        </w:rPr>
+        <w:br/>
+        <w:t xml:space="preserve">        </w:t>
+      </w:r>
+      <w:proofErr w:type="spellStart"/>
+      <w:r>
+        <w:rPr>
+          <w:lang w:val="en-US"/>
+        </w:rPr>
+        <w:t>layout.addWidget</w:t>
+      </w:r>
+      <w:proofErr w:type="spellEnd"/>
+      <w:r>
+        <w:rPr>
+          <w:lang w:val="en-US"/>
+        </w:rPr>
+        <w:t>(</w:t>
+      </w:r>
+      <w:proofErr w:type="spellStart"/>
+      <w:r>
+        <w:rPr>
+          <w:lang w:val="en-US"/>
+        </w:rPr>
+        <w:t>self.random_btn</w:t>
+      </w:r>
+      <w:proofErr w:type="spellEnd"/>
+      <w:r>
+        <w:rPr>
+          <w:lang w:val="en-US"/>
+        </w:rPr>
+        <w:t>)</w:t>
+      </w:r>
+      <w:r>
+        <w:rPr>
+          <w:lang w:val="en-US"/>
+        </w:rPr>
+        <w:br/>
+      </w:r>
+      <w:r>
+        <w:rPr>
+          <w:lang w:val="en-US"/>
+        </w:rPr>
+        <w:br/>
+        <w:t xml:space="preserve">        </w:t>
+      </w:r>
+      <w:proofErr w:type="spellStart"/>
+      <w:r>
+        <w:rPr>
+          <w:lang w:val="en-US"/>
+        </w:rPr>
+        <w:t>self.setLayout</w:t>
+      </w:r>
+      <w:proofErr w:type="spellEnd"/>
+      <w:r>
+        <w:rPr>
+          <w:lang w:val="en-US"/>
+        </w:rPr>
+        <w:t>(layout)</w:t>
+      </w:r>
+      <w:r>
+        <w:rPr>
+          <w:lang w:val="en-US"/>
+        </w:rPr>
+        <w:br/>
+      </w:r>
+      <w:r>
+        <w:rPr>
+          <w:lang w:val="en-US"/>
+        </w:rPr>
+        <w:br/>
+        <w:t xml:space="preserve">        </w:t>
+      </w:r>
+      <w:proofErr w:type="spellStart"/>
+      <w:r>
+        <w:rPr>
+          <w:lang w:val="en-US"/>
+        </w:rPr>
+        <w:t>self.random_btn.clicked.connect</w:t>
+      </w:r>
+      <w:proofErr w:type="spellEnd"/>
+      <w:r>
+        <w:rPr>
+          <w:lang w:val="en-US"/>
+        </w:rPr>
+        <w:t>(</w:t>
+      </w:r>
+      <w:proofErr w:type="spellStart"/>
+      <w:r>
+        <w:rPr>
+          <w:lang w:val="en-US"/>
+        </w:rPr>
+        <w:t>self.generate_random</w:t>
+      </w:r>
+      <w:proofErr w:type="spellEnd"/>
+      <w:r>
+        <w:rPr>
+          <w:lang w:val="en-US"/>
+        </w:rPr>
+        <w:t>)</w:t>
+      </w:r>
+      <w:r>
+        <w:rPr>
+          <w:lang w:val="en-US"/>
+        </w:rPr>
+        <w:br/>
+      </w:r>
+      <w:r>
+        <w:rPr>
+          <w:lang w:val="en-US"/>
+        </w:rPr>
+        <w:br/>
+        <w:t xml:space="preserve">    def </w:t>
+      </w:r>
+      <w:proofErr w:type="spellStart"/>
+      <w:r>
+        <w:rPr>
+          <w:lang w:val="en-US"/>
+        </w:rPr>
+        <w:t>generate_random</w:t>
+      </w:r>
+      <w:proofErr w:type="spellEnd"/>
+      <w:r>
+        <w:rPr>
+          <w:lang w:val="en-US"/>
+        </w:rPr>
+        <w:t>(self):</w:t>
+      </w:r>
+      <w:r>
+        <w:rPr>
+          <w:lang w:val="en-US"/>
+        </w:rPr>
+        <w:br/>
+        <w:t xml:space="preserve">        s = ''</w:t>
+      </w:r>
+      <w:r>
+        <w:rPr>
+          <w:lang w:val="en-US"/>
+        </w:rPr>
+        <w:br/>
+        <w:t xml:space="preserve">        for </w:t>
+      </w:r>
+      <w:proofErr w:type="spellStart"/>
+      <w:r>
+        <w:rPr>
+          <w:lang w:val="en-US"/>
+        </w:rPr>
+        <w:t>i</w:t>
+      </w:r>
+      <w:proofErr w:type="spellEnd"/>
+      <w:r>
+        <w:rPr>
+          <w:lang w:val="en-US"/>
+        </w:rPr>
+        <w:t xml:space="preserve"> in range(</w:t>
+      </w:r>
+      <w:proofErr w:type="spellStart"/>
+      <w:r>
+        <w:rPr>
+          <w:lang w:val="en-US"/>
+        </w:rPr>
+        <w:t>random.randint</w:t>
+      </w:r>
+      <w:proofErr w:type="spellEnd"/>
+      <w:r>
+        <w:rPr>
+          <w:lang w:val="en-US"/>
+        </w:rPr>
+        <w:t>(3, 50)):</w:t>
+      </w:r>
+      <w:r>
+        <w:rPr>
+          <w:lang w:val="en-US"/>
+        </w:rPr>
+        <w:br/>
+        <w:t xml:space="preserve">            s += chr(</w:t>
+      </w:r>
+      <w:proofErr w:type="spellStart"/>
+      <w:r>
+        <w:rPr>
+          <w:lang w:val="en-US"/>
+        </w:rPr>
+        <w:t>random.randint</w:t>
+      </w:r>
+      <w:proofErr w:type="spellEnd"/>
+      <w:r>
+        <w:rPr>
+          <w:lang w:val="en-US"/>
+        </w:rPr>
+        <w:t>(40, 176))</w:t>
+      </w:r>
+      <w:r>
+        <w:rPr>
+          <w:lang w:val="en-US"/>
+        </w:rPr>
+        <w:br/>
+        <w:t xml:space="preserve">        </w:t>
+      </w:r>
+      <w:proofErr w:type="spellStart"/>
+      <w:r>
+        <w:rPr>
+          <w:lang w:val="en-US"/>
+        </w:rPr>
+        <w:t>self.key_field.setText</w:t>
+      </w:r>
+      <w:proofErr w:type="spellEnd"/>
+      <w:r>
+        <w:rPr>
+          <w:lang w:val="en-US"/>
+        </w:rPr>
+        <w:t>(s)</w:t>
+      </w:r>
+    </w:p>
+    <w:p>
+      <w:pPr>
+        <w:rPr>
+          <w:lang w:val="en-US"/>
+        </w:rPr>
+      </w:pPr>
+      <w:r>
+        <w:rPr>
+          <w:lang w:val="en-US"/>
+        </w:rPr>
+        <w:t>model.py</w:t>
+      </w:r>
+    </w:p>
+    <w:p>
+      <w:pPr>
+        <w:rPr>
+          <w:lang w:val="en-US"/>
+        </w:rPr>
+      </w:pPr>
+      <w:r>
+        <w:rPr>
+          <w:lang w:val="en-US"/>
+        </w:rPr>
+        <w:t xml:space="preserve">class </w:t>
+      </w:r>
+      <w:proofErr w:type="spellStart"/>
+      <w:r>
+        <w:rPr>
+          <w:lang w:val="en-US"/>
+        </w:rPr>
+        <w:t>TextModel</w:t>
+      </w:r>
+      <w:proofErr w:type="spellEnd"/>
+      <w:r>
+        <w:rPr>
+          <w:lang w:val="en-US"/>
+        </w:rPr>
+        <w:t>:</w:t>
+      </w:r>
+      <w:r>
+        <w:rPr>
+          <w:lang w:val="en-US"/>
+        </w:rPr>
+        <w:br/>
+        <w:t xml:space="preserve">    def __</w:t>
+      </w:r>
+      <w:proofErr w:type="spellStart"/>
+      <w:r>
+        <w:rPr>
+          <w:lang w:val="en-US"/>
+        </w:rPr>
+        <w:t>init</w:t>
+      </w:r>
+      <w:proofErr w:type="spellEnd"/>
+      <w:r>
+        <w:rPr>
+          <w:lang w:val="en-US"/>
+        </w:rPr>
+        <w:t>__(self):</w:t>
+      </w:r>
+      <w:r>
+        <w:rPr>
+          <w:lang w:val="en-US"/>
+        </w:rPr>
+        <w:br/>
+        <w:t xml:space="preserve">        </w:t>
+      </w:r>
+      <w:proofErr w:type="spellStart"/>
+      <w:r>
+        <w:rPr>
+          <w:lang w:val="en-US"/>
+        </w:rPr>
+        <w:t>self._text</w:t>
+      </w:r>
+      <w:proofErr w:type="spellEnd"/>
+      <w:r>
+        <w:rPr>
+          <w:lang w:val="en-US"/>
+        </w:rPr>
+        <w:t xml:space="preserve"> = ""</w:t>
+      </w:r>
+      <w:r>
+        <w:rPr>
+          <w:lang w:val="en-US"/>
+        </w:rPr>
+        <w:br/>
+      </w:r>
+      <w:r>
+        <w:rPr>
+          <w:lang w:val="en-US"/>
+        </w:rPr>
+        <w:br/>
+        <w:t xml:space="preserve">    def </w:t>
+      </w:r>
+      <w:proofErr w:type="spellStart"/>
+      <w:r>
+        <w:rPr>
+          <w:lang w:val="en-US"/>
+        </w:rPr>
+        <w:t>set_text</w:t>
+      </w:r>
+      <w:proofErr w:type="spellEnd"/>
+      <w:r>
+        <w:rPr>
+          <w:lang w:val="en-US"/>
+        </w:rPr>
+        <w:t>(self, text: str):</w:t>
+      </w:r>
+      <w:r>
+        <w:rPr>
+          <w:lang w:val="en-US"/>
+        </w:rPr>
+        <w:br/>
+        <w:t xml:space="preserve">        </w:t>
+      </w:r>
+      <w:proofErr w:type="spellStart"/>
+      <w:r>
+        <w:rPr>
+          <w:lang w:val="en-US"/>
+        </w:rPr>
+        <w:t>self._text</w:t>
+      </w:r>
+      <w:proofErr w:type="spellEnd"/>
+      <w:r>
+        <w:rPr>
+          <w:lang w:val="en-US"/>
+        </w:rPr>
+        <w:t xml:space="preserve"> = text</w:t>
+      </w:r>
+      <w:r>
+        <w:rPr>
+          <w:lang w:val="en-US"/>
+        </w:rPr>
+        <w:br/>
+      </w:r>
+      <w:r>
+        <w:rPr>
+          <w:lang w:val="en-US"/>
+        </w:rPr>
+        <w:br/>
+        <w:t xml:space="preserve">    def </w:t>
+      </w:r>
+      <w:proofErr w:type="spellStart"/>
+      <w:r>
+        <w:rPr>
+          <w:lang w:val="en-US"/>
+        </w:rPr>
+        <w:t>get_text</w:t>
+      </w:r>
+      <w:proofErr w:type="spellEnd"/>
+      <w:r>
+        <w:rPr>
+          <w:lang w:val="en-US"/>
+        </w:rPr>
+        <w:t>(self) -&gt; str:</w:t>
+      </w:r>
+      <w:r>
+        <w:rPr>
+          <w:lang w:val="en-US"/>
+        </w:rPr>
+        <w:br/>
+        <w:t xml:space="preserve">        return </w:t>
+      </w:r>
+      <w:proofErr w:type="spellStart"/>
+      <w:r>
+        <w:rPr>
+          <w:lang w:val="en-US"/>
+        </w:rPr>
+        <w:t>self._text</w:t>
+      </w:r>
+      <w:proofErr w:type="spellEnd"/>
+    </w:p>
+    <w:p>
+      <w:pPr>
+        <w:autoSpaceDE w:val="0"/>
+        <w:autoSpaceDN w:val="0"/>
+        <w:adjustRightInd w:val="0"/>
+        <w:spacing w:after="0" w:line="240" w:lineRule="auto"/>
+        <w:jc w:val="center"/>
+        <w:rPr>
+          <w:rFonts w:ascii="Times New Roman" w:eastAsia="Consolas" w:hAnsi="Times New Roman" w:cs="Times New Roman"/>
+          <w:b/>
+          <w:bCs/>
+          <w:color w:val="000000" w:themeColor="text1"/>
+          <w:sz w:val="28"/>
+          <w:szCs w:val="28"/>
+        </w:rPr>
+      </w:pPr>
+      <w:r>
+        <w:rPr>
+          <w:rFonts w:ascii="Times New Roman" w:eastAsia="Consolas" w:hAnsi="Times New Roman" w:cs="Times New Roman"/>
+          <w:b/>
+          <w:bCs/>
+          <w:color w:val="000000" w:themeColor="text1"/>
+          <w:sz w:val="28"/>
+          <w:szCs w:val="28"/>
+        </w:rPr>
+        <w:t>Тестирование проекта</w:t>
+      </w:r>
+    </w:p>
+    <w:p>
+      <w:pPr>
+        <w:autoSpaceDE w:val="0"/>
+        <w:autoSpaceDN w:val="0"/>
+        <w:adjustRightInd w:val="0"/>
+        <w:spacing w:after="0" w:line="240" w:lineRule="auto"/>
+        <w:rPr>
+          <w:rFonts w:ascii="Times New Roman" w:eastAsia="Consolas" w:hAnsi="Times New Roman" w:cs="Times New Roman"/>
+          <w:b/>
+          <w:bCs/>
+          <w:color w:val="000000" w:themeColor="text1"/>
+          <w:sz w:val="24"/>
+        </w:rPr>
+      </w:pPr>
+      <w:r>
+        <w:rPr>
+          <w:rFonts w:ascii="Times New Roman" w:eastAsia="Consolas" w:hAnsi="Times New Roman" w:cs="Times New Roman"/>
+          <w:b/>
+          <w:bCs/>
+          <w:color w:val="000000" w:themeColor="text1"/>
+          <w:sz w:val="24"/>
+        </w:rPr>
+        <w:t>Сценарии использования приложения:</w:t>
+      </w:r>
+    </w:p>
+    <w:p>
+      <w:pPr>
+        <w:spacing w:before="100" w:beforeAutospacing="1" w:after="100" w:afterAutospacing="1" w:line="240" w:lineRule="auto"/>
+        <w:outlineLvl w:val="2"/>
+        <w:rPr>
+          <w:rFonts w:ascii="Times New Roman" w:eastAsia="Times New Roman" w:hAnsi="Times New Roman" w:cs="Times New Roman"/>
+          <w:b/>
+          <w:bCs/>
+          <w:color w:val="auto"/>
+          <w:kern w:val="0"/>
+          <w:sz w:val="24"/>
+          <w14:ligatures w14:val="none"/>
+        </w:rPr>
+      </w:pPr>
+      <w:r>
+        <w:rPr>
+          <w:rFonts w:ascii="Times New Roman" w:eastAsia="Times New Roman" w:hAnsi="Times New Roman" w:cs="Times New Roman"/>
+          <w:b/>
+          <w:bCs/>
+          <w:color w:val="auto"/>
+          <w:kern w:val="0"/>
+          <w:sz w:val="24"/>
+          <w14:ligatures w14:val="none"/>
+        </w:rPr>
+        <w:t>Сценарий 1 — Запуск программы</w:t>
+      </w:r>
+    </w:p>
+    <w:p>
+      <w:pPr>
+        <w:spacing w:before="100" w:beforeAutospacing="1" w:after="100" w:afterAutospacing="1" w:line="240" w:lineRule="auto"/>
+        <w:rPr>
+          <w:rFonts w:ascii="Times New Roman" w:eastAsia="Times New Roman" w:hAnsi="Times New Roman" w:cs="Times New Roman"/>
+          <w:color w:val="auto"/>
+          <w:kern w:val="0"/>
+          <w:sz w:val="24"/>
+          <w14:ligatures w14:val="none"/>
+        </w:rPr>
+      </w:pPr>
+      <w:r>
+        <w:rPr>
+          <w:rFonts w:ascii="Times New Roman" w:eastAsia="Times New Roman" w:hAnsi="Times New Roman" w:cs="Times New Roman"/>
+          <w:b/>
+          <w:bCs/>
+          <w:color w:val="auto"/>
+          <w:kern w:val="0"/>
+          <w:sz w:val="24"/>
+          <w14:ligatures w14:val="none"/>
+        </w:rPr>
+        <w:t>Действия:</w:t>
+      </w:r>
+    </w:p>
+    <w:p>
+      <w:pPr>
+        <w:numPr>
+          <w:ilvl w:val="0"/>
+          <w:numId w:val="6"/>
+        </w:numPr>
+        <w:spacing w:before="100" w:beforeAutospacing="1" w:after="100" w:afterAutospacing="1" w:line="240" w:lineRule="auto"/>
+        <w:rPr>
+          <w:rFonts w:ascii="Times New Roman" w:eastAsia="Times New Roman" w:hAnsi="Times New Roman" w:cs="Times New Roman"/>
+          <w:color w:val="auto"/>
+          <w:kern w:val="0"/>
+          <w:sz w:val="24"/>
+          <w14:ligatures w14:val="none"/>
+        </w:rPr>
+      </w:pPr>
+      <w:r>
+        <w:rPr>
+          <w:rFonts w:ascii="Times New Roman" w:eastAsia="Times New Roman" w:hAnsi="Times New Roman" w:cs="Times New Roman"/>
+          <w:color w:val="auto"/>
+          <w:kern w:val="0"/>
+          <w:sz w:val="24"/>
+          <w14:ligatures w14:val="none"/>
+        </w:rPr>
+        <w:t xml:space="preserve">Запустить приложение. </w:t>
+      </w:r>
+    </w:p>
+    <w:p>
+      <w:pPr>
+        <w:numPr>
+          <w:ilvl w:val="0"/>
+          <w:numId w:val="6"/>
+        </w:numPr>
+        <w:spacing w:before="100" w:beforeAutospacing="1" w:after="100" w:afterAutospacing="1" w:line="240" w:lineRule="auto"/>
+        <w:rPr>
+          <w:rFonts w:ascii="Times New Roman" w:eastAsia="Times New Roman" w:hAnsi="Times New Roman" w:cs="Times New Roman"/>
+          <w:color w:val="auto"/>
+          <w:kern w:val="0"/>
+          <w:sz w:val="24"/>
+          <w14:ligatures w14:val="none"/>
+        </w:rPr>
+      </w:pPr>
+      <w:r>
+        <w:rPr>
+          <w:rFonts w:ascii="Times New Roman" w:eastAsia="Times New Roman" w:hAnsi="Times New Roman" w:cs="Times New Roman"/>
+          <w:color w:val="auto"/>
+          <w:kern w:val="0"/>
+          <w:sz w:val="24"/>
+          <w14:ligatures w14:val="none"/>
+        </w:rPr>
+        <w:t xml:space="preserve">Проверить отображение интерфейса. </w:t>
+      </w:r>
+    </w:p>
+    <w:p>
+      <w:pPr>
+        <w:spacing w:before="100" w:beforeAutospacing="1" w:after="100" w:afterAutospacing="1" w:line="240" w:lineRule="auto"/>
+        <w:rPr>
+          <w:rFonts w:ascii="Times New Roman" w:eastAsia="Times New Roman" w:hAnsi="Times New Roman" w:cs="Times New Roman"/>
+          <w:color w:val="auto"/>
+          <w:kern w:val="0"/>
+          <w:sz w:val="24"/>
+          <w14:ligatures w14:val="none"/>
+        </w:rPr>
+      </w:pPr>
+      <w:r>
+        <w:rPr>
+          <w:rFonts w:ascii="Times New Roman" w:eastAsia="Times New Roman" w:hAnsi="Times New Roman" w:cs="Times New Roman"/>
+          <w:b/>
+          <w:bCs/>
+          <w:color w:val="auto"/>
+          <w:kern w:val="0"/>
+          <w:sz w:val="24"/>
+          <w14:ligatures w14:val="none"/>
+        </w:rPr>
+        <w:t>Ожидаемый результат:</w:t>
+      </w:r>
+    </w:p>
+    <w:p>
+      <w:pPr>
+        <w:numPr>
+          <w:ilvl w:val="0"/>
+          <w:numId w:val="7"/>
+        </w:numPr>
+        <w:spacing w:before="100" w:beforeAutospacing="1" w:after="100" w:afterAutospacing="1" w:line="240" w:lineRule="auto"/>
+        <w:rPr>
+          <w:rFonts w:ascii="Times New Roman" w:eastAsia="Times New Roman" w:hAnsi="Times New Roman" w:cs="Times New Roman"/>
+          <w:color w:val="auto"/>
+          <w:kern w:val="0"/>
+          <w:sz w:val="24"/>
+          <w14:ligatures w14:val="none"/>
+        </w:rPr>
+      </w:pPr>
+      <w:r>
+        <w:rPr>
+          <w:rFonts w:ascii="Times New Roman" w:eastAsia="Times New Roman" w:hAnsi="Times New Roman" w:cs="Times New Roman"/>
+          <w:color w:val="auto"/>
+          <w:kern w:val="0"/>
+          <w:sz w:val="24"/>
+          <w14:ligatures w14:val="none"/>
+        </w:rPr>
+        <w:lastRenderedPageBreak/>
+        <w:t xml:space="preserve">открывается главное окно; </w:t>
+      </w:r>
+    </w:p>
+    <w:p>
+      <w:pPr>
+        <w:numPr>
+          <w:ilvl w:val="0"/>
+          <w:numId w:val="7"/>
+        </w:numPr>
+        <w:spacing w:before="100" w:beforeAutospacing="1" w:after="100" w:afterAutospacing="1" w:line="240" w:lineRule="auto"/>
+        <w:rPr>
+          <w:rFonts w:ascii="Times New Roman" w:eastAsia="Times New Roman" w:hAnsi="Times New Roman" w:cs="Times New Roman"/>
+          <w:color w:val="auto"/>
+          <w:kern w:val="0"/>
+          <w:sz w:val="24"/>
+          <w14:ligatures w14:val="none"/>
+        </w:rPr>
+      </w:pPr>
+      <w:r>
+        <w:rPr>
+          <w:rFonts w:ascii="Times New Roman" w:eastAsia="Times New Roman" w:hAnsi="Times New Roman" w:cs="Times New Roman"/>
+          <w:color w:val="auto"/>
+          <w:kern w:val="0"/>
+          <w:sz w:val="24"/>
+          <w14:ligatures w14:val="none"/>
+        </w:rPr>
+        <w:t>отображается поле</w:t>
+      </w:r>
+      <w:r>
+        <w:rPr>
+          <w:rFonts w:ascii="Times New Roman" w:eastAsia="Times New Roman" w:hAnsi="Times New Roman" w:cs="Times New Roman"/>
+          <w:color w:val="auto"/>
+          <w:kern w:val="0"/>
+          <w:sz w:val="24"/>
+          <w:lang w:val="en-US"/>
+          <w14:ligatures w14:val="none"/>
+        </w:rPr>
+        <w:t xml:space="preserve"> </w:t>
+      </w:r>
+      <w:r>
+        <w:rPr>
+          <w:rFonts w:ascii="Times New Roman" w:eastAsia="Times New Roman" w:hAnsi="Times New Roman" w:cs="Times New Roman"/>
+          <w:color w:val="auto"/>
+          <w:kern w:val="0"/>
+          <w:sz w:val="24"/>
+          <w14:ligatures w14:val="none"/>
+        </w:rPr>
+        <w:t xml:space="preserve">ввода, вывода </w:t>
+      </w:r>
+      <w:r>
+        <w:rPr>
+          <w:rFonts w:ascii="Times New Roman" w:eastAsia="Times New Roman" w:hAnsi="Times New Roman" w:cs="Times New Roman"/>
+          <w:color w:val="auto"/>
+          <w:kern w:val="0"/>
+          <w:sz w:val="24"/>
+          <w14:ligatures w14:val="none"/>
+        </w:rPr>
+        <w:t xml:space="preserve">; </w:t>
+      </w:r>
+    </w:p>
+    <w:p>
+      <w:pPr>
+        <w:numPr>
+          <w:ilvl w:val="0"/>
+          <w:numId w:val="7"/>
+        </w:numPr>
+        <w:spacing w:before="100" w:beforeAutospacing="1" w:after="100" w:afterAutospacing="1" w:line="240" w:lineRule="auto"/>
+        <w:rPr>
+          <w:rFonts w:ascii="Times New Roman" w:eastAsia="Times New Roman" w:hAnsi="Times New Roman" w:cs="Times New Roman"/>
+          <w:color w:val="auto"/>
+          <w:kern w:val="0"/>
+          <w:sz w:val="24"/>
+          <w14:ligatures w14:val="none"/>
+        </w:rPr>
+      </w:pPr>
+      <w:r>
+        <w:rPr>
+          <w:rFonts w:ascii="Times New Roman" w:eastAsia="Times New Roman" w:hAnsi="Times New Roman" w:cs="Times New Roman"/>
+          <w:color w:val="auto"/>
+          <w:kern w:val="0"/>
+          <w:sz w:val="24"/>
+          <w14:ligatures w14:val="none"/>
+        </w:rPr>
+        <w:t xml:space="preserve">доступны кнопки </w:t>
+      </w:r>
+      <w:r>
+        <w:rPr>
+          <w:rFonts w:ascii="Times New Roman" w:eastAsia="Times New Roman" w:hAnsi="Times New Roman" w:cs="Times New Roman"/>
+          <w:color w:val="auto"/>
+          <w:kern w:val="0"/>
+          <w:sz w:val="24"/>
+          <w14:ligatures w14:val="none"/>
+        </w:rPr>
+        <w:t>“</w:t>
+      </w:r>
+      <w:r>
+        <w:rPr>
+          <w:rFonts w:ascii="Times New Roman" w:eastAsia="Times New Roman" w:hAnsi="Times New Roman" w:cs="Times New Roman"/>
+          <w:color w:val="auto"/>
+          <w:kern w:val="0"/>
+          <w:sz w:val="24"/>
+          <w14:ligatures w14:val="none"/>
+        </w:rPr>
+        <w:t xml:space="preserve">Сгенерировать </w:t>
+      </w:r>
+      <w:proofErr w:type="spellStart"/>
+      <w:r>
+        <w:rPr>
+          <w:rFonts w:ascii="Times New Roman" w:eastAsia="Times New Roman" w:hAnsi="Times New Roman" w:cs="Times New Roman"/>
+          <w:color w:val="auto"/>
+          <w:kern w:val="0"/>
+          <w:sz w:val="24"/>
+          <w14:ligatures w14:val="none"/>
+        </w:rPr>
+        <w:t>рандомный</w:t>
+      </w:r>
+      <w:proofErr w:type="spellEnd"/>
+      <w:r>
+        <w:rPr>
+          <w:rFonts w:ascii="Times New Roman" w:eastAsia="Times New Roman" w:hAnsi="Times New Roman" w:cs="Times New Roman"/>
+          <w:color w:val="auto"/>
+          <w:kern w:val="0"/>
+          <w:sz w:val="24"/>
+          <w14:ligatures w14:val="none"/>
+        </w:rPr>
+        <w:t xml:space="preserve"> ключ</w:t>
+      </w:r>
+      <w:r>
+        <w:rPr>
+          <w:rFonts w:ascii="Times New Roman" w:eastAsia="Times New Roman" w:hAnsi="Times New Roman" w:cs="Times New Roman"/>
+          <w:color w:val="auto"/>
+          <w:kern w:val="0"/>
+          <w:sz w:val="24"/>
+          <w14:ligatures w14:val="none"/>
+        </w:rPr>
+        <w:t>”</w:t>
+      </w:r>
+      <w:r>
+        <w:rPr>
+          <w:rFonts w:ascii="Times New Roman" w:eastAsia="Times New Roman" w:hAnsi="Times New Roman" w:cs="Times New Roman"/>
+          <w:color w:val="auto"/>
+          <w:kern w:val="0"/>
+          <w:sz w:val="24"/>
+          <w14:ligatures w14:val="none"/>
+        </w:rPr>
+        <w:t xml:space="preserve"> </w:t>
+      </w:r>
+      <w:r>
+        <w:rPr>
+          <w:rFonts w:ascii="Times New Roman" w:eastAsia="Times New Roman" w:hAnsi="Times New Roman" w:cs="Times New Roman"/>
+          <w:color w:val="auto"/>
+          <w:kern w:val="0"/>
+          <w:sz w:val="24"/>
+          <w14:ligatures w14:val="none"/>
+        </w:rPr>
+        <w:t>и</w:t>
+      </w:r>
+      <w:r>
+        <w:rPr>
+          <w:rFonts w:ascii="Times New Roman" w:eastAsia="Times New Roman" w:hAnsi="Times New Roman" w:cs="Times New Roman"/>
+          <w:color w:val="auto"/>
+          <w:kern w:val="0"/>
+          <w:sz w:val="24"/>
+          <w14:ligatures w14:val="none"/>
+        </w:rPr>
+        <w:t xml:space="preserve"> </w:t>
+      </w:r>
+      <w:r>
+        <w:rPr>
+          <w:rFonts w:ascii="Times New Roman" w:eastAsia="Times New Roman" w:hAnsi="Times New Roman" w:cs="Times New Roman"/>
+          <w:color w:val="auto"/>
+          <w:kern w:val="0"/>
+          <w:sz w:val="24"/>
+          <w14:ligatures w14:val="none"/>
+        </w:rPr>
+        <w:t>“</w:t>
+      </w:r>
+      <w:r>
+        <w:rPr>
+          <w:rFonts w:ascii="Times New Roman" w:eastAsia="Times New Roman" w:hAnsi="Times New Roman" w:cs="Times New Roman"/>
+          <w:color w:val="auto"/>
+          <w:kern w:val="0"/>
+          <w:sz w:val="24"/>
+          <w14:ligatures w14:val="none"/>
+        </w:rPr>
+        <w:t>Зашифровать/Дешифровать</w:t>
+      </w:r>
+      <w:r>
+        <w:rPr>
+          <w:rFonts w:ascii="Times New Roman" w:eastAsia="Times New Roman" w:hAnsi="Times New Roman" w:cs="Times New Roman"/>
+          <w:color w:val="auto"/>
+          <w:kern w:val="0"/>
+          <w:sz w:val="24"/>
+          <w14:ligatures w14:val="none"/>
+        </w:rPr>
+        <w:t>”</w:t>
+      </w:r>
+      <w:r>
+        <w:rPr>
+          <w:rFonts w:ascii="Times New Roman" w:eastAsia="Times New Roman" w:hAnsi="Times New Roman" w:cs="Times New Roman"/>
+          <w:color w:val="auto"/>
+          <w:kern w:val="0"/>
+          <w:sz w:val="24"/>
+          <w14:ligatures w14:val="none"/>
+        </w:rPr>
+        <w:t xml:space="preserve">; </w:t>
+      </w:r>
+    </w:p>
+    <w:p>
+      <w:pPr>
+        <w:spacing w:before="100" w:beforeAutospacing="1" w:after="100" w:afterAutospacing="1" w:line="240" w:lineRule="auto"/>
+        <w:rPr>
+          <w:rFonts w:ascii="Times New Roman" w:eastAsia="Times New Roman" w:hAnsi="Times New Roman" w:cs="Times New Roman"/>
+          <w:b/>
+          <w:bCs/>
+          <w:color w:val="auto"/>
+          <w:kern w:val="0"/>
+          <w:sz w:val="24"/>
+          <w14:ligatures w14:val="none"/>
+        </w:rPr>
+      </w:pPr>
+      <w:r>
+        <w:rPr>
+          <w:rFonts w:ascii="Times New Roman" w:eastAsia="Times New Roman" w:hAnsi="Times New Roman" w:cs="Times New Roman"/>
+          <w:b/>
+          <w:bCs/>
+          <w:color w:val="auto"/>
+          <w:kern w:val="0"/>
+          <w:sz w:val="24"/>
+          <w14:ligatures w14:val="none"/>
+        </w:rPr>
+        <w:t>Фактический результат:</w:t>
+      </w:r>
+      <w:r>
+        <w:rPr>
+          <w:rFonts w:ascii="Times New Roman" w:eastAsia="Times New Roman" w:hAnsi="Times New Roman" w:cs="Times New Roman"/>
+          <w:b/>
+          <w:bCs/>
+          <w:color w:val="auto"/>
+          <w:kern w:val="0"/>
+          <w:sz w:val="24"/>
+          <w14:ligatures w14:val="none"/>
+        </w:rPr>
+        <w:t xml:space="preserve"> </w:t>
+      </w:r>
+    </w:p>
+    <w:p>
+      <w:r>
+        <w:drawing>
+          <wp:inline distT="0" distB="0" distL="0" distR="0" wp14:anchorId="0F15B06F" wp14:editId="4E1E5622">
+            <wp:extent cx="4744112" cy="5096586"/>
+            <wp:effectExtent l="0" t="0" r="0" b="8890"/>
+            <wp:docPr id="5" name="Рисунок 4">
+              <a:extLst xmlns:a="http://schemas.openxmlformats.org/drawingml/2006/main">
+                <a:ext uri="{FF2B5EF4-FFF2-40B4-BE49-F238E27FC236}">
+                  <a16:creationId xmlns:a16="http://schemas.microsoft.com/office/drawing/2014/main" id="{076A4346-F9DD-6055-A368-14342064ECA0}"/>
+                </a:ext>
+              </a:extLst>
+            </wp:docPr>
+            <wp:cNvGraphicFramePr>
+              <a:graphicFrameLocks xmlns:a="http://schemas.openxmlformats.org/drawingml/2006/main" noChangeAspect="1"/>
+            </wp:cNvGraphicFramePr>
+            <a:graphic xmlns:a="http://schemas.openxmlformats.org/drawingml/2006/main">
+              <a:graphicData uri="http://schemas.openxmlformats.org/drawingml/2006/picture">
+                <pic:pic xmlns:pic="http://schemas.openxmlformats.org/drawingml/2006/picture">
+                  <pic:nvPicPr>
+                    <pic:cNvPr id="5" name="Рисунок 4">
+                      <a:extLst>
+                        <a:ext uri="{FF2B5EF4-FFF2-40B4-BE49-F238E27FC236}">
+                          <a16:creationId xmlns:a16="http://schemas.microsoft.com/office/drawing/2014/main" id="{076A4346-F9DD-6055-A368-14342064ECA0}"/>
+                        </a:ext>
+                      </a:extLst>
+                    </pic:cNvPr>
+                    <pic:cNvPicPr>
+                      <a:picLocks noChangeAspect="1"/>
+                    </pic:cNvPicPr>
+                  </pic:nvPicPr>
+                  <pic:blipFill>
+                    <a:blip r:embed="rId5"/>
+                    <a:stretch>
+                      <a:fillRect/>
+                    </a:stretch>
+                  </pic:blipFill>
+                  <pic:spPr>
+                    <a:xfrm>
+                      <a:off x="0" y="0"/>
+                      <a:ext cx="4744112" cy="5096586"/>
+                    </a:xfrm>
+                    <a:prstGeom prst="rect">
+                      <a:avLst/>
+                    </a:prstGeom>
+                  </pic:spPr>
+                </pic:pic>
+              </a:graphicData>
+            </a:graphic>
+          </wp:inline>
+        </w:drawing>
+      </w:r>
+    </w:p>
+    <w:p>
+      <w:pPr>
+        <w:spacing w:before="100" w:beforeAutospacing="1" w:after="100" w:afterAutospacing="1" w:line="240" w:lineRule="auto"/>
+        <w:jc w:val="center"/>
+        <w:rPr>
+          <w:rFonts w:ascii="Times New Roman" w:eastAsia="Times New Roman" w:hAnsi="Times New Roman" w:cs="Times New Roman"/>
+          <w:color w:val="auto"/>
+          <w:kern w:val="0"/>
+          <w:sz w:val="24"/>
+          <w14:ligatures w14:val="none"/>
+        </w:rPr>
+      </w:pPr>
+      <w:r>
+        <w:rPr>
+          <w:rFonts w:ascii="Times New Roman" w:eastAsia="Times New Roman" w:hAnsi="Times New Roman" w:cs="Times New Roman"/>
+          <w:color w:val="auto"/>
+          <w:kern w:val="0"/>
+          <w:sz w:val="24"/>
+          <w14:ligatures w14:val="none"/>
+        </w:rPr>
+        <w:t>Программа запускается корректно, интерфейс отображается полностью.</w:t>
+      </w:r>
+    </w:p>
+    <w:p>
+      <w:pPr>
+        <w:spacing w:before="100" w:beforeAutospacing="1" w:after="100" w:afterAutospacing="1" w:line="240" w:lineRule="auto"/>
+        <w:outlineLvl w:val="2"/>
+        <w:rPr>
+          <w:rFonts w:ascii="Times New Roman" w:eastAsia="Times New Roman" w:hAnsi="Times New Roman" w:cs="Times New Roman"/>
+          <w:b/>
+          <w:bCs/>
+          <w:color w:val="auto"/>
+          <w:kern w:val="0"/>
+          <w:sz w:val="24"/>
+          <w14:ligatures w14:val="none"/>
+        </w:rPr>
+      </w:pPr>
+      <w:r>
+        <w:rPr>
+          <w:rFonts w:ascii="Times New Roman" w:eastAsia="Times New Roman" w:hAnsi="Times New Roman" w:cs="Times New Roman"/>
+          <w:b/>
+          <w:bCs/>
+          <w:color w:val="auto"/>
+          <w:kern w:val="0"/>
+          <w:sz w:val="24"/>
+          <w14:ligatures w14:val="none"/>
+        </w:rPr>
+        <w:t xml:space="preserve">Сценарий </w:t>
+      </w:r>
+      <w:r>
+        <w:rPr>
+          <w:rFonts w:ascii="Times New Roman" w:eastAsia="Times New Roman" w:hAnsi="Times New Roman" w:cs="Times New Roman"/>
+          <w:b/>
+          <w:bCs/>
+          <w:color w:val="auto"/>
+          <w:kern w:val="0"/>
+          <w:sz w:val="24"/>
+          <w14:ligatures w14:val="none"/>
+        </w:rPr>
+        <w:t>2</w:t>
+      </w:r>
+      <w:r>
+        <w:rPr>
+          <w:rFonts w:ascii="Times New Roman" w:eastAsia="Times New Roman" w:hAnsi="Times New Roman" w:cs="Times New Roman"/>
+          <w:b/>
+          <w:bCs/>
+          <w:color w:val="auto"/>
+          <w:kern w:val="0"/>
+          <w:sz w:val="24"/>
+          <w14:ligatures w14:val="none"/>
+        </w:rPr>
+        <w:t xml:space="preserve"> — </w:t>
+      </w:r>
+      <w:r>
+        <w:rPr>
+          <w:rFonts w:ascii="Times New Roman" w:eastAsia="Times New Roman" w:hAnsi="Times New Roman" w:cs="Times New Roman"/>
+          <w:b/>
+          <w:bCs/>
+          <w:color w:val="auto"/>
+          <w:kern w:val="0"/>
+          <w:sz w:val="24"/>
+          <w14:ligatures w14:val="none"/>
+        </w:rPr>
+        <w:t>Ввод текста, выбор ключа</w:t>
+      </w:r>
+    </w:p>
+    <w:p>
+      <w:pPr>
+        <w:spacing w:before="100" w:beforeAutospacing="1" w:after="100" w:afterAutospacing="1" w:line="240" w:lineRule="auto"/>
+        <w:rPr>
+          <w:rFonts w:ascii="Times New Roman" w:eastAsia="Times New Roman" w:hAnsi="Times New Roman" w:cs="Times New Roman"/>
+          <w:color w:val="auto"/>
+          <w:kern w:val="0"/>
+          <w:sz w:val="24"/>
+          <w14:ligatures w14:val="none"/>
+        </w:rPr>
+      </w:pPr>
+      <w:r>
+        <w:rPr>
+          <w:rFonts w:ascii="Times New Roman" w:eastAsia="Times New Roman" w:hAnsi="Times New Roman" w:cs="Times New Roman"/>
+          <w:b/>
+          <w:bCs/>
+          <w:color w:val="auto"/>
+          <w:kern w:val="0"/>
+          <w:sz w:val="24"/>
+          <w14:ligatures w14:val="none"/>
+        </w:rPr>
+        <w:t>Действия:</w:t>
+      </w:r>
+    </w:p>
+    <w:p>
+      <w:pPr>
+        <w:spacing w:before="100" w:beforeAutospacing="1" w:after="100" w:afterAutospacing="1" w:line="240" w:lineRule="auto"/>
+        <w:ind w:left="720"/>
+        <w:rPr>
+          <w:rFonts w:ascii="Times New Roman" w:eastAsia="Times New Roman" w:hAnsi="Times New Roman" w:cs="Times New Roman"/>
+          <w:color w:val="auto"/>
+          <w:kern w:val="0"/>
+          <w:sz w:val="24"/>
+          <w14:ligatures w14:val="none"/>
+        </w:rPr>
+      </w:pPr>
+      <w:r>
+        <w:rPr>
+          <w:rFonts w:ascii="Times New Roman" w:eastAsia="Times New Roman" w:hAnsi="Times New Roman" w:cs="Times New Roman"/>
+          <w:color w:val="auto"/>
+          <w:kern w:val="0"/>
+          <w:sz w:val="24"/>
+          <w14:ligatures w14:val="none"/>
+        </w:rPr>
+        <w:t>Ввод текста</w:t>
+      </w:r>
+    </w:p>
+    <w:p>
+      <w:pPr>
+        <w:spacing w:before="100" w:beforeAutospacing="1" w:after="100" w:afterAutospacing="1" w:line="240" w:lineRule="auto"/>
+        <w:ind w:left="720"/>
+        <w:rPr>
+          <w:rFonts w:ascii="Times New Roman" w:eastAsia="Times New Roman" w:hAnsi="Times New Roman" w:cs="Times New Roman"/>
+          <w:color w:val="auto"/>
+          <w:kern w:val="0"/>
+          <w:sz w:val="24"/>
+          <w14:ligatures w14:val="none"/>
+        </w:rPr>
+      </w:pPr>
+      <w:r>
+        <w:rPr>
+          <w:rFonts w:ascii="Times New Roman" w:eastAsia="Times New Roman" w:hAnsi="Times New Roman" w:cs="Times New Roman"/>
+          <w:color w:val="auto"/>
+          <w:kern w:val="0"/>
+          <w:sz w:val="24"/>
+          <w14:ligatures w14:val="none"/>
+        </w:rPr>
+        <w:t>Выбор ключа</w:t>
+      </w:r>
+    </w:p>
+    <w:p>
+      <w:pPr>
+        <w:spacing w:before="100" w:beforeAutospacing="1" w:after="100" w:afterAutospacing="1" w:line="240" w:lineRule="auto"/>
+        <w:rPr>
+          <w:rFonts w:ascii="Times New Roman" w:eastAsia="Times New Roman" w:hAnsi="Times New Roman" w:cs="Times New Roman"/>
+          <w:color w:val="auto"/>
+          <w:kern w:val="0"/>
+          <w:sz w:val="24"/>
+          <w14:ligatures w14:val="none"/>
+        </w:rPr>
+      </w:pPr>
+      <w:r>
+        <w:rPr>
+          <w:rFonts w:ascii="Times New Roman" w:eastAsia="Times New Roman" w:hAnsi="Times New Roman" w:cs="Times New Roman"/>
+          <w:b/>
+          <w:bCs/>
+          <w:color w:val="auto"/>
+          <w:kern w:val="0"/>
+          <w:sz w:val="24"/>
+          <w14:ligatures w14:val="none"/>
+        </w:rPr>
+        <w:t>Ожидаемый результат:</w:t>
+      </w:r>
+    </w:p>
+    <w:p>
+      <w:pPr>
+        <w:numPr>
+          <w:ilvl w:val="0"/>
+          <w:numId w:val="7"/>
+        </w:numPr>
+        <w:spacing w:before="100" w:beforeAutospacing="1" w:after="100" w:afterAutospacing="1" w:line="240" w:lineRule="auto"/>
+        <w:rPr>
+          <w:rFonts w:ascii="Times New Roman" w:eastAsia="Times New Roman" w:hAnsi="Times New Roman" w:cs="Times New Roman"/>
+          <w:color w:val="auto"/>
+          <w:kern w:val="0"/>
+          <w:sz w:val="24"/>
+          <w14:ligatures w14:val="none"/>
+        </w:rPr>
+      </w:pPr>
+      <w:r>
+        <w:rPr>
+          <w:rFonts w:ascii="Times New Roman" w:eastAsia="Times New Roman" w:hAnsi="Times New Roman" w:cs="Times New Roman"/>
+          <w:color w:val="auto"/>
+          <w:kern w:val="0"/>
+          <w:sz w:val="24"/>
+          <w14:ligatures w14:val="none"/>
+        </w:rPr>
+        <w:t>Ввести</w:t>
+      </w:r>
+      <w:r>
+        <w:rPr>
+          <w:rFonts w:ascii="Times New Roman" w:eastAsia="Times New Roman" w:hAnsi="Times New Roman" w:cs="Times New Roman"/>
+          <w:color w:val="auto"/>
+          <w:kern w:val="0"/>
+          <w:sz w:val="24"/>
+          <w14:ligatures w14:val="none"/>
+        </w:rPr>
+        <w:t xml:space="preserve"> в поле ввода</w:t>
+      </w:r>
+    </w:p>
+    <w:p>
+      <w:pPr>
+        <w:numPr>
+          <w:ilvl w:val="0"/>
+          <w:numId w:val="7"/>
+        </w:numPr>
+        <w:spacing w:before="100" w:beforeAutospacing="1" w:after="100" w:afterAutospacing="1" w:line="240" w:lineRule="auto"/>
+        <w:rPr>
+          <w:rFonts w:ascii="Times New Roman" w:eastAsia="Times New Roman" w:hAnsi="Times New Roman" w:cs="Times New Roman"/>
+          <w:color w:val="auto"/>
+          <w:kern w:val="0"/>
+          <w:sz w:val="24"/>
+          <w14:ligatures w14:val="none"/>
+        </w:rPr>
+      </w:pPr>
+      <w:r>
+        <w:rPr>
+          <w:rFonts w:ascii="Times New Roman" w:eastAsia="Times New Roman" w:hAnsi="Times New Roman" w:cs="Times New Roman"/>
+          <w:color w:val="auto"/>
+          <w:kern w:val="0"/>
+          <w:sz w:val="24"/>
+          <w14:ligatures w14:val="none"/>
+        </w:rPr>
+        <w:t xml:space="preserve">Нажать </w:t>
+      </w:r>
+      <w:r>
+        <w:rPr>
+          <w:rFonts w:ascii="Times New Roman" w:eastAsia="Times New Roman" w:hAnsi="Times New Roman" w:cs="Times New Roman"/>
+          <w:color w:val="auto"/>
+          <w:kern w:val="0"/>
+          <w:sz w:val="24"/>
+          <w14:ligatures w14:val="none"/>
+        </w:rPr>
+        <w:t>кнопк</w:t>
+      </w:r>
+      <w:r>
+        <w:rPr>
+          <w:rFonts w:ascii="Times New Roman" w:eastAsia="Times New Roman" w:hAnsi="Times New Roman" w:cs="Times New Roman"/>
+          <w:color w:val="auto"/>
+          <w:kern w:val="0"/>
+          <w:sz w:val="24"/>
+          <w14:ligatures w14:val="none"/>
+        </w:rPr>
+        <w:t>у</w:t>
+      </w:r>
+      <w:r>
+        <w:rPr>
+          <w:rFonts w:ascii="Times New Roman" w:eastAsia="Times New Roman" w:hAnsi="Times New Roman" w:cs="Times New Roman"/>
+          <w:color w:val="auto"/>
+          <w:kern w:val="0"/>
+          <w:sz w:val="24"/>
+          <w14:ligatures w14:val="none"/>
+        </w:rPr>
+        <w:t xml:space="preserve"> “Сгенерировать </w:t>
+      </w:r>
+      <w:proofErr w:type="spellStart"/>
+      <w:r>
+        <w:rPr>
+          <w:rFonts w:ascii="Times New Roman" w:eastAsia="Times New Roman" w:hAnsi="Times New Roman" w:cs="Times New Roman"/>
+          <w:color w:val="auto"/>
+          <w:kern w:val="0"/>
+          <w:sz w:val="24"/>
+          <w14:ligatures w14:val="none"/>
+        </w:rPr>
+        <w:t>рандомный</w:t>
+      </w:r>
+      <w:proofErr w:type="spellEnd"/>
+      <w:r>
+        <w:rPr>
+          <w:rFonts w:ascii="Times New Roman" w:eastAsia="Times New Roman" w:hAnsi="Times New Roman" w:cs="Times New Roman"/>
+          <w:color w:val="auto"/>
+          <w:kern w:val="0"/>
+          <w:sz w:val="24"/>
+          <w14:ligatures w14:val="none"/>
+        </w:rPr>
+        <w:t xml:space="preserve"> ключ”</w:t>
+      </w:r>
+      <w:r>
+        <w:rPr>
+          <w:rFonts w:ascii="Times New Roman" w:eastAsia="Times New Roman" w:hAnsi="Times New Roman" w:cs="Times New Roman"/>
+          <w:color w:val="auto"/>
+          <w:kern w:val="0"/>
+          <w:sz w:val="24"/>
+          <w14:ligatures w14:val="none"/>
+        </w:rPr>
+        <w:t xml:space="preserve"> или вводим в ручную ключ</w:t>
+      </w:r>
+      <w:r>
+        <w:rPr>
+          <w:rFonts w:ascii="Times New Roman" w:eastAsia="Times New Roman" w:hAnsi="Times New Roman" w:cs="Times New Roman"/>
+          <w:color w:val="auto"/>
+          <w:kern w:val="0"/>
+          <w:sz w:val="24"/>
+          <w14:ligatures w14:val="none"/>
+        </w:rPr>
+        <w:t>;</w:t>
+      </w:r>
+    </w:p>
+    <w:p>
+      <w:pPr>
+        <w:spacing w:before="100" w:beforeAutospacing="1" w:after="100" w:afterAutospacing="1" w:line="240" w:lineRule="auto"/>
+        <w:ind w:left="720"/>
+        <w:rPr>
+          <w:rFonts w:ascii="Times New Roman" w:eastAsia="Times New Roman" w:hAnsi="Times New Roman" w:cs="Times New Roman"/>
+          <w:color w:val="auto"/>
+          <w:kern w:val="0"/>
+          <w:sz w:val="24"/>
+          <w14:ligatures w14:val="none"/>
+        </w:rPr>
+      </w:pPr>
+      <w:r>
+        <w:rPr>
+          <w:rFonts w:ascii="Times New Roman" w:eastAsia="Times New Roman" w:hAnsi="Times New Roman" w:cs="Times New Roman"/>
+          <w:color w:val="auto"/>
+          <w:kern w:val="0"/>
+          <w:sz w:val="24"/>
+          <w14:ligatures w14:val="none"/>
+        </w:rPr>
+        <w:lastRenderedPageBreak/>
+        <w:drawing>
+          <wp:inline distT="0" distB="0" distL="0" distR="0" wp14:anchorId="057AD0C8" wp14:editId="53A83FCD">
+            <wp:extent cx="3784598" cy="4044027"/>
+            <wp:effectExtent l="0" t="0" r="6985" b="0"/>
+            <wp:docPr id="4" name="Рисунок 3">
+              <a:extLst xmlns:a="http://schemas.openxmlformats.org/drawingml/2006/main">
+                <a:ext uri="{FF2B5EF4-FFF2-40B4-BE49-F238E27FC236}">
+                  <a16:creationId xmlns:a16="http://schemas.microsoft.com/office/drawing/2014/main" id="{1AA8BF1A-6698-7BC0-E847-721149D2E5F6}"/>
+                </a:ext>
+              </a:extLst>
+            </wp:docPr>
+            <wp:cNvGraphicFramePr>
+              <a:graphicFrameLocks xmlns:a="http://schemas.openxmlformats.org/drawingml/2006/main" noChangeAspect="1"/>
+            </wp:cNvGraphicFramePr>
+            <a:graphic xmlns:a="http://schemas.openxmlformats.org/drawingml/2006/main">
+              <a:graphicData uri="http://schemas.openxmlformats.org/drawingml/2006/picture">
+                <pic:pic xmlns:pic="http://schemas.openxmlformats.org/drawingml/2006/picture">
+                  <pic:nvPicPr>
+                    <pic:cNvPr id="4" name="Рисунок 3">
+                      <a:extLst>
+                        <a:ext uri="{FF2B5EF4-FFF2-40B4-BE49-F238E27FC236}">
+                          <a16:creationId xmlns:a16="http://schemas.microsoft.com/office/drawing/2014/main" id="{1AA8BF1A-6698-7BC0-E847-721149D2E5F6}"/>
+                        </a:ext>
+                      </a:extLst>
+                    </pic:cNvPr>
+                    <pic:cNvPicPr>
+                      <a:picLocks noChangeAspect="1"/>
+                    </pic:cNvPicPr>
+                  </pic:nvPicPr>
+                  <pic:blipFill>
+                    <a:blip r:embed="rId6"/>
+                    <a:stretch>
+                      <a:fillRect/>
+                    </a:stretch>
+                  </pic:blipFill>
+                  <pic:spPr>
+                    <a:xfrm>
+                      <a:off x="0" y="0"/>
+                      <a:ext cx="3784598" cy="4044027"/>
+                    </a:xfrm>
+                    <a:prstGeom prst="rect">
+                      <a:avLst/>
+                    </a:prstGeom>
+                  </pic:spPr>
+                </pic:pic>
+              </a:graphicData>
+            </a:graphic>
+          </wp:inline>
+        </w:drawing>
+      </w:r>
+    </w:p>
+    <w:p>
+      <w:pPr>
+        <w:spacing w:before="100" w:beforeAutospacing="1" w:after="100" w:afterAutospacing="1" w:line="240" w:lineRule="auto"/>
+        <w:ind w:left="720"/>
+        <w:rPr>
+          <w:rFonts w:ascii="Times New Roman" w:eastAsia="Times New Roman" w:hAnsi="Times New Roman" w:cs="Times New Roman"/>
+          <w:color w:val="auto"/>
+          <w:kern w:val="0"/>
+          <w:sz w:val="24"/>
+          <w14:ligatures w14:val="none"/>
+        </w:rPr>
+      </w:pPr>
+      <w:r>
+        <w:rPr>
+          <w:rFonts w:ascii="Times New Roman" w:eastAsia="Times New Roman" w:hAnsi="Times New Roman" w:cs="Times New Roman"/>
+          <w:color w:val="auto"/>
+          <w:kern w:val="0"/>
+          <w:sz w:val="24"/>
+          <w14:ligatures w14:val="none"/>
+        </w:rPr>
+        <w:t xml:space="preserve"> </w:t>
+      </w:r>
+      <w:r>
+        <w:rPr>
+          <w:rFonts w:ascii="Times New Roman" w:eastAsia="Times New Roman" w:hAnsi="Times New Roman" w:cs="Times New Roman"/>
+          <w:color w:val="auto"/>
+          <w:kern w:val="0"/>
+          <w:sz w:val="24"/>
+          <w14:ligatures w14:val="none"/>
+        </w:rPr>
+        <w:drawing>
+          <wp:inline distT="0" distB="0" distL="0" distR="0" wp14:anchorId="71A235E5" wp14:editId="76FA7E4F">
+            <wp:extent cx="3733285" cy="4003161"/>
+            <wp:effectExtent l="0" t="0" r="635" b="0"/>
+            <wp:docPr id="10" name="Рисунок 9">
+              <a:extLst xmlns:a="http://schemas.openxmlformats.org/drawingml/2006/main">
+                <a:ext uri="{FF2B5EF4-FFF2-40B4-BE49-F238E27FC236}">
+                  <a16:creationId xmlns:a16="http://schemas.microsoft.com/office/drawing/2014/main" id="{B94C2CE4-F308-8D59-10EF-138A98F8D481}"/>
+                </a:ext>
+              </a:extLst>
+            </wp:docPr>
+            <wp:cNvGraphicFramePr>
+              <a:graphicFrameLocks xmlns:a="http://schemas.openxmlformats.org/drawingml/2006/main" noChangeAspect="1"/>
+            </wp:cNvGraphicFramePr>
+            <a:graphic xmlns:a="http://schemas.openxmlformats.org/drawingml/2006/main">
+              <a:graphicData uri="http://schemas.openxmlformats.org/drawingml/2006/picture">
+                <pic:pic xmlns:pic="http://schemas.openxmlformats.org/drawingml/2006/picture">
+                  <pic:nvPicPr>
+                    <pic:cNvPr id="10" name="Рисунок 9">
+                      <a:extLst>
+                        <a:ext uri="{FF2B5EF4-FFF2-40B4-BE49-F238E27FC236}">
+                          <a16:creationId xmlns:a16="http://schemas.microsoft.com/office/drawing/2014/main" id="{B94C2CE4-F308-8D59-10EF-138A98F8D481}"/>
+                        </a:ext>
+                      </a:extLst>
+                    </pic:cNvPr>
+                    <pic:cNvPicPr>
+                      <a:picLocks noChangeAspect="1"/>
+                    </pic:cNvPicPr>
+                  </pic:nvPicPr>
+                  <pic:blipFill>
+                    <a:blip r:embed="rId7"/>
+                    <a:stretch>
+                      <a:fillRect/>
+                    </a:stretch>
+                  </pic:blipFill>
+                  <pic:spPr>
+                    <a:xfrm>
+                      <a:off x="0" y="0"/>
+                      <a:ext cx="3733285" cy="4003161"/>
+                    </a:xfrm>
+                    <a:prstGeom prst="rect">
+                      <a:avLst/>
+                    </a:prstGeom>
+                  </pic:spPr>
+                </pic:pic>
+              </a:graphicData>
+            </a:graphic>
+          </wp:inline>
+        </w:drawing>
+      </w:r>
+    </w:p>
+    <w:p>
+      <w:pPr>
+        <w:jc w:val="center"/>
+      </w:pPr>
+      <w:r>
+        <w:t>функция (</w:t>
+      </w:r>
+      <w:r>
+        <w:rPr>
+          <w:b/>
+          <w:bCs/>
+        </w:rPr>
+        <w:t>Ввод текста, выбор ключа</w:t>
+      </w:r>
+      <w:r>
+        <w:t>) работает успешно</w:t>
+      </w:r>
+    </w:p>
+    <w:p>
+      <w:pPr>
+        <w:jc w:val="center"/>
+      </w:pPr>
+    </w:p>
+    <w:p>
+      <w:pPr>
+        <w:jc w:val="center"/>
+      </w:pPr>
+    </w:p>
+    <w:p>
+      <w:pPr>
+        <w:spacing w:before="100" w:beforeAutospacing="1" w:after="100" w:afterAutospacing="1" w:line="240" w:lineRule="auto"/>
+        <w:outlineLvl w:val="2"/>
+        <w:rPr>
+          <w:rFonts w:ascii="Times New Roman" w:eastAsia="Times New Roman" w:hAnsi="Times New Roman" w:cs="Times New Roman"/>
+          <w:b/>
+          <w:bCs/>
+          <w:color w:val="auto"/>
+          <w:kern w:val="0"/>
+          <w:sz w:val="24"/>
+          <w14:ligatures w14:val="none"/>
+        </w:rPr>
+      </w:pPr>
+      <w:r>
+        <w:rPr>
+          <w:rFonts w:ascii="Times New Roman" w:eastAsia="Times New Roman" w:hAnsi="Times New Roman" w:cs="Times New Roman"/>
+          <w:b/>
+          <w:bCs/>
+          <w:color w:val="auto"/>
+          <w:kern w:val="0"/>
+          <w:sz w:val="24"/>
+          <w14:ligatures w14:val="none"/>
+        </w:rPr>
+        <w:lastRenderedPageBreak/>
+        <w:t xml:space="preserve">Сценарий </w:t>
+      </w:r>
+      <w:r>
+        <w:rPr>
+          <w:rFonts w:ascii="Times New Roman" w:eastAsia="Times New Roman" w:hAnsi="Times New Roman" w:cs="Times New Roman"/>
+          <w:b/>
+          <w:bCs/>
+          <w:color w:val="auto"/>
+          <w:kern w:val="0"/>
+          <w:sz w:val="24"/>
+          <w14:ligatures w14:val="none"/>
+        </w:rPr>
+        <w:t>3</w:t>
+      </w:r>
+      <w:r>
+        <w:rPr>
+          <w:rFonts w:ascii="Times New Roman" w:eastAsia="Times New Roman" w:hAnsi="Times New Roman" w:cs="Times New Roman"/>
+          <w:b/>
+          <w:bCs/>
+          <w:color w:val="auto"/>
+          <w:kern w:val="0"/>
+          <w:sz w:val="24"/>
+          <w14:ligatures w14:val="none"/>
+        </w:rPr>
+        <w:t xml:space="preserve"> — </w:t>
+      </w:r>
+      <w:r>
+        <w:rPr>
+          <w:rFonts w:ascii="Times New Roman" w:eastAsia="Times New Roman" w:hAnsi="Times New Roman" w:cs="Times New Roman"/>
+          <w:b/>
+          <w:bCs/>
+          <w:color w:val="auto"/>
+          <w:kern w:val="0"/>
+          <w:sz w:val="24"/>
+          <w14:ligatures w14:val="none"/>
+        </w:rPr>
+        <w:t>Шифрование, Дешифрование</w:t>
+      </w:r>
+    </w:p>
+    <w:p>
+      <w:pPr>
+        <w:spacing w:before="100" w:beforeAutospacing="1" w:after="100" w:afterAutospacing="1" w:line="240" w:lineRule="auto"/>
+        <w:rPr>
+          <w:rFonts w:ascii="Times New Roman" w:eastAsia="Times New Roman" w:hAnsi="Times New Roman" w:cs="Times New Roman"/>
+          <w:b/>
+          <w:bCs/>
+          <w:color w:val="auto"/>
+          <w:kern w:val="0"/>
+          <w:sz w:val="24"/>
+          <w14:ligatures w14:val="none"/>
+        </w:rPr>
+      </w:pPr>
+      <w:r>
+        <w:rPr>
+          <w:rFonts w:ascii="Times New Roman" w:eastAsia="Times New Roman" w:hAnsi="Times New Roman" w:cs="Times New Roman"/>
+          <w:b/>
+          <w:bCs/>
+          <w:color w:val="auto"/>
+          <w:kern w:val="0"/>
+          <w:sz w:val="24"/>
+          <w14:ligatures w14:val="none"/>
+        </w:rPr>
+        <w:t>Действия:</w:t>
+      </w:r>
+    </w:p>
+    <w:p>
+      <w:pPr>
+        <w:spacing w:before="100" w:beforeAutospacing="1" w:after="100" w:afterAutospacing="1" w:line="240" w:lineRule="auto"/>
+        <w:ind w:left="720"/>
+        <w:rPr>
+          <w:rFonts w:ascii="Times New Roman" w:eastAsia="Times New Roman" w:hAnsi="Times New Roman" w:cs="Times New Roman"/>
+          <w:color w:val="auto"/>
+          <w:kern w:val="0"/>
+          <w:sz w:val="24"/>
+          <w14:ligatures w14:val="none"/>
+        </w:rPr>
+      </w:pPr>
+      <w:r>
+        <w:rPr>
+          <w:rFonts w:ascii="Times New Roman" w:eastAsia="Times New Roman" w:hAnsi="Times New Roman" w:cs="Times New Roman"/>
+          <w:color w:val="auto"/>
+          <w:kern w:val="0"/>
+          <w:sz w:val="24"/>
+          <w14:ligatures w14:val="none"/>
+        </w:rPr>
+        <w:t>В</w:t>
+      </w:r>
+      <w:r>
+        <w:rPr>
+          <w:rFonts w:ascii="Times New Roman" w:eastAsia="Times New Roman" w:hAnsi="Times New Roman" w:cs="Times New Roman"/>
+          <w:color w:val="auto"/>
+          <w:kern w:val="0"/>
+          <w:sz w:val="24"/>
+          <w14:ligatures w14:val="none"/>
+        </w:rPr>
+        <w:t>ы</w:t>
+      </w:r>
+      <w:r>
+        <w:rPr>
+          <w:rFonts w:ascii="Times New Roman" w:eastAsia="Times New Roman" w:hAnsi="Times New Roman" w:cs="Times New Roman"/>
+          <w:color w:val="auto"/>
+          <w:kern w:val="0"/>
+          <w:sz w:val="24"/>
+          <w14:ligatures w14:val="none"/>
+        </w:rPr>
+        <w:t xml:space="preserve">вод </w:t>
+      </w:r>
+      <w:r>
+        <w:rPr>
+          <w:rFonts w:ascii="Times New Roman" w:eastAsia="Times New Roman" w:hAnsi="Times New Roman" w:cs="Times New Roman"/>
+          <w:color w:val="auto"/>
+          <w:kern w:val="0"/>
+          <w:sz w:val="24"/>
+          <w14:ligatures w14:val="none"/>
+        </w:rPr>
+        <w:t xml:space="preserve">зашифрованного </w:t>
+      </w:r>
+      <w:r>
+        <w:rPr>
+          <w:rFonts w:ascii="Times New Roman" w:eastAsia="Times New Roman" w:hAnsi="Times New Roman" w:cs="Times New Roman"/>
+          <w:color w:val="auto"/>
+          <w:kern w:val="0"/>
+          <w:sz w:val="24"/>
+          <w14:ligatures w14:val="none"/>
+        </w:rPr>
+        <w:t>текста</w:t>
+      </w:r>
+    </w:p>
+    <w:p>
+      <w:pPr>
+        <w:spacing w:before="100" w:beforeAutospacing="1" w:after="100" w:afterAutospacing="1" w:line="240" w:lineRule="auto"/>
+        <w:rPr>
+          <w:rFonts w:ascii="Times New Roman" w:eastAsia="Times New Roman" w:hAnsi="Times New Roman" w:cs="Times New Roman"/>
+          <w:color w:val="auto"/>
+          <w:kern w:val="0"/>
+          <w:sz w:val="24"/>
+          <w14:ligatures w14:val="none"/>
+        </w:rPr>
+      </w:pPr>
+      <w:r>
+        <w:rPr>
+          <w:rFonts w:ascii="Times New Roman" w:eastAsia="Times New Roman" w:hAnsi="Times New Roman" w:cs="Times New Roman"/>
+          <w:b/>
+          <w:bCs/>
+          <w:color w:val="auto"/>
+          <w:kern w:val="0"/>
+          <w:sz w:val="24"/>
+          <w14:ligatures w14:val="none"/>
+        </w:rPr>
+        <w:t>Ожидаемый результат:</w:t>
+      </w:r>
+    </w:p>
+    <w:p>
+      <w:pPr>
+        <w:numPr>
+          <w:ilvl w:val="0"/>
+          <w:numId w:val="7"/>
+        </w:numPr>
+        <w:spacing w:before="100" w:beforeAutospacing="1" w:after="100" w:afterAutospacing="1" w:line="240" w:lineRule="auto"/>
+        <w:rPr>
+          <w:rFonts w:ascii="Times New Roman" w:eastAsia="Times New Roman" w:hAnsi="Times New Roman" w:cs="Times New Roman"/>
+          <w:color w:val="auto"/>
+          <w:kern w:val="0"/>
+          <w:sz w:val="24"/>
+          <w14:ligatures w14:val="none"/>
+        </w:rPr>
+      </w:pPr>
+      <w:r>
+        <w:rPr>
+          <w:rFonts w:ascii="Times New Roman" w:eastAsia="Times New Roman" w:hAnsi="Times New Roman" w:cs="Times New Roman"/>
+          <w:color w:val="auto"/>
+          <w:kern w:val="0"/>
+          <w:sz w:val="24"/>
+          <w14:ligatures w14:val="none"/>
+        </w:rPr>
+        <w:t xml:space="preserve">Нажать </w:t>
+      </w:r>
+      <w:r>
+        <w:rPr>
+          <w:rFonts w:ascii="Times New Roman" w:eastAsia="Times New Roman" w:hAnsi="Times New Roman" w:cs="Times New Roman"/>
+          <w:color w:val="auto"/>
+          <w:kern w:val="0"/>
+          <w:sz w:val="24"/>
+          <w14:ligatures w14:val="none"/>
+        </w:rPr>
+        <w:t>кнопк</w:t>
+      </w:r>
+      <w:r>
+        <w:rPr>
+          <w:rFonts w:ascii="Times New Roman" w:eastAsia="Times New Roman" w:hAnsi="Times New Roman" w:cs="Times New Roman"/>
+          <w:color w:val="auto"/>
+          <w:kern w:val="0"/>
+          <w:sz w:val="24"/>
+          <w14:ligatures w14:val="none"/>
+        </w:rPr>
+        <w:t>у</w:t>
+      </w:r>
+      <w:r>
+        <w:rPr>
+          <w:rFonts w:ascii="Times New Roman" w:eastAsia="Times New Roman" w:hAnsi="Times New Roman" w:cs="Times New Roman"/>
+          <w:color w:val="auto"/>
+          <w:kern w:val="0"/>
+          <w:sz w:val="24"/>
+          <w14:ligatures w14:val="none"/>
+        </w:rPr>
+        <w:t xml:space="preserve"> “Сгенерировать </w:t>
+      </w:r>
+      <w:proofErr w:type="spellStart"/>
+      <w:r>
+        <w:rPr>
+          <w:rFonts w:ascii="Times New Roman" w:eastAsia="Times New Roman" w:hAnsi="Times New Roman" w:cs="Times New Roman"/>
+          <w:color w:val="auto"/>
+          <w:kern w:val="0"/>
+          <w:sz w:val="24"/>
+          <w14:ligatures w14:val="none"/>
+        </w:rPr>
+        <w:t>рандомный</w:t>
+      </w:r>
+      <w:proofErr w:type="spellEnd"/>
+      <w:r>
+        <w:rPr>
+          <w:rFonts w:ascii="Times New Roman" w:eastAsia="Times New Roman" w:hAnsi="Times New Roman" w:cs="Times New Roman"/>
+          <w:color w:val="auto"/>
+          <w:kern w:val="0"/>
+          <w:sz w:val="24"/>
+          <w14:ligatures w14:val="none"/>
+        </w:rPr>
+        <w:t xml:space="preserve"> ключ”</w:t>
+      </w:r>
+      <w:r>
+        <w:rPr>
+          <w:rFonts w:ascii="Times New Roman" w:eastAsia="Times New Roman" w:hAnsi="Times New Roman" w:cs="Times New Roman"/>
+          <w:color w:val="auto"/>
+          <w:kern w:val="0"/>
+          <w:sz w:val="24"/>
+          <w14:ligatures w14:val="none"/>
+        </w:rPr>
+        <w:t xml:space="preserve"> или вводим в ручную ключ</w:t>
+      </w:r>
+      <w:r>
+        <w:rPr>
+          <w:rFonts w:ascii="Times New Roman" w:eastAsia="Times New Roman" w:hAnsi="Times New Roman" w:cs="Times New Roman"/>
+          <w:color w:val="auto"/>
+          <w:kern w:val="0"/>
+          <w:sz w:val="24"/>
+          <w14:ligatures w14:val="none"/>
+        </w:rPr>
+        <w:t>;</w:t>
+      </w:r>
+    </w:p>
+    <w:p>
+      <w:pPr>
+        <w:numPr>
+          <w:ilvl w:val="0"/>
+          <w:numId w:val="7"/>
+        </w:numPr>
+        <w:spacing w:before="100" w:beforeAutospacing="1" w:after="100" w:afterAutospacing="1" w:line="240" w:lineRule="auto"/>
+        <w:rPr>
+          <w:rFonts w:ascii="Times New Roman" w:eastAsia="Times New Roman" w:hAnsi="Times New Roman" w:cs="Times New Roman"/>
+          <w:color w:val="auto"/>
+          <w:kern w:val="0"/>
+          <w:sz w:val="24"/>
+          <w14:ligatures w14:val="none"/>
+        </w:rPr>
+      </w:pPr>
+      <w:r>
+        <w:rPr>
+          <w:rFonts w:ascii="Times New Roman" w:eastAsia="Times New Roman" w:hAnsi="Times New Roman" w:cs="Times New Roman"/>
+          <w:color w:val="auto"/>
+          <w:kern w:val="0"/>
+          <w:sz w:val="24"/>
+          <w14:ligatures w14:val="none"/>
+        </w:rPr>
+        <w:t>Ввести в поле ввода</w:t>
+      </w:r>
+    </w:p>
+    <w:p>
+      <w:r>
+        <w:drawing>
+          <wp:inline distT="0" distB="0" distL="0" distR="0" wp14:anchorId="1FF600D1" wp14:editId="3B8A0960">
+            <wp:extent cx="3919430" cy="4210050"/>
+            <wp:effectExtent l="0" t="0" r="5080" b="0"/>
+            <wp:docPr id="1" name="Рисунок 4">
+              <a:extLst xmlns:a="http://schemas.openxmlformats.org/drawingml/2006/main">
+                <a:ext uri="{FF2B5EF4-FFF2-40B4-BE49-F238E27FC236}">
+                  <a16:creationId xmlns:a16="http://schemas.microsoft.com/office/drawing/2014/main" id="{2D11ACEA-6A86-5937-E47C-D55335B2C1A4}"/>
+                </a:ext>
+              </a:extLst>
+            </wp:docPr>
+            <wp:cNvGraphicFramePr>
+              <a:graphicFrameLocks xmlns:a="http://schemas.openxmlformats.org/drawingml/2006/main" noChangeAspect="1"/>
+            </wp:cNvGraphicFramePr>
+            <a:graphic xmlns:a="http://schemas.openxmlformats.org/drawingml/2006/main">
+              <a:graphicData uri="http://schemas.openxmlformats.org/drawingml/2006/picture">
+                <pic:pic xmlns:pic="http://schemas.openxmlformats.org/drawingml/2006/picture">
+                  <pic:nvPicPr>
+                    <pic:cNvPr id="5" name="Рисунок 4">
+                      <a:extLst>
+                        <a:ext uri="{FF2B5EF4-FFF2-40B4-BE49-F238E27FC236}">
+                          <a16:creationId xmlns:a16="http://schemas.microsoft.com/office/drawing/2014/main" id="{2D11ACEA-6A86-5937-E47C-D55335B2C1A4}"/>
+                        </a:ext>
+                      </a:extLst>
+                    </pic:cNvPr>
+                    <pic:cNvPicPr>
+                      <a:picLocks noChangeAspect="1"/>
+                    </pic:cNvPicPr>
+                  </pic:nvPicPr>
+                  <pic:blipFill>
+                    <a:blip r:embed="rId8"/>
+                    <a:stretch>
+                      <a:fillRect/>
+                    </a:stretch>
+                  </pic:blipFill>
+                  <pic:spPr>
+                    <a:xfrm>
+                      <a:off x="0" y="0"/>
+                      <a:ext cx="3919430" cy="4210050"/>
+                    </a:xfrm>
+                    <a:prstGeom prst="rect">
+                      <a:avLst/>
+                    </a:prstGeom>
+                  </pic:spPr>
+                </pic:pic>
+              </a:graphicData>
+            </a:graphic>
+          </wp:inline>
+        </w:drawing>
+      </w:r>
+    </w:p>
+    <w:p>
+      <w:r>
+        <w:lastRenderedPageBreak/>
+        <w:drawing>
+          <wp:inline distT="0" distB="0" distL="0" distR="0" wp14:anchorId="3917BA57" wp14:editId="5E546E40">
+            <wp:extent cx="4027523" cy="4334844"/>
+            <wp:effectExtent l="0" t="0" r="0" b="8890"/>
+            <wp:docPr id="9" name="Рисунок 8">
+              <a:extLst xmlns:a="http://schemas.openxmlformats.org/drawingml/2006/main">
+                <a:ext uri="{FF2B5EF4-FFF2-40B4-BE49-F238E27FC236}">
+                  <a16:creationId xmlns:a16="http://schemas.microsoft.com/office/drawing/2014/main" id="{0C89D293-5806-0E2B-1288-AFA9EEC2AE44}"/>
+                </a:ext>
+              </a:extLst>
+            </wp:docPr>
+            <wp:cNvGraphicFramePr>
+              <a:graphicFrameLocks xmlns:a="http://schemas.openxmlformats.org/drawingml/2006/main" noChangeAspect="1"/>
+            </wp:cNvGraphicFramePr>
+            <a:graphic xmlns:a="http://schemas.openxmlformats.org/drawingml/2006/main">
+              <a:graphicData uri="http://schemas.openxmlformats.org/drawingml/2006/picture">
+                <pic:pic xmlns:pic="http://schemas.openxmlformats.org/drawingml/2006/picture">
+                  <pic:nvPicPr>
+                    <pic:cNvPr id="9" name="Рисунок 8">
+                      <a:extLst>
+                        <a:ext uri="{FF2B5EF4-FFF2-40B4-BE49-F238E27FC236}">
+                          <a16:creationId xmlns:a16="http://schemas.microsoft.com/office/drawing/2014/main" id="{0C89D293-5806-0E2B-1288-AFA9EEC2AE44}"/>
+                        </a:ext>
+                      </a:extLst>
+                    </pic:cNvPr>
+                    <pic:cNvPicPr>
+                      <a:picLocks noChangeAspect="1"/>
+                    </pic:cNvPicPr>
+                  </pic:nvPicPr>
+                  <pic:blipFill>
+                    <a:blip r:embed="rId9"/>
+                    <a:stretch>
+                      <a:fillRect/>
+                    </a:stretch>
+                  </pic:blipFill>
+                  <pic:spPr>
+                    <a:xfrm>
+                      <a:off x="0" y="0"/>
+                      <a:ext cx="4027523" cy="4334844"/>
+                    </a:xfrm>
+                    <a:prstGeom prst="rect">
+                      <a:avLst/>
+                    </a:prstGeom>
+                  </pic:spPr>
+                </pic:pic>
+              </a:graphicData>
+            </a:graphic>
+          </wp:inline>
+        </w:drawing>
+      </w:r>
+    </w:p>
+    <w:p>
+      <w:pPr>
+        <w:jc w:val="center"/>
+      </w:pPr>
+      <w:r>
+        <w:t>Функция (Шифрование Дешифрование) работает успешно</w:t>
+      </w:r>
+    </w:p>
+    <w:p>
+      <w:pPr>
+        <w:autoSpaceDE w:val="0"/>
+        <w:autoSpaceDN w:val="0"/>
+        <w:adjustRightInd w:val="0"/>
+        <w:spacing w:after="0" w:line="240" w:lineRule="auto"/>
+        <w:jc w:val="center"/>
+        <w:rPr>
+          <w:rFonts w:ascii="Times New Roman" w:eastAsia="Consolas" w:hAnsi="Times New Roman" w:cs="Times New Roman"/>
+          <w:color w:val="000000" w:themeColor="text1"/>
+          <w:sz w:val="24"/>
+        </w:rPr>
+      </w:pPr>
+      <w:r>
+        <w:rPr>
+          <w:rFonts w:ascii="Times New Roman" w:eastAsia="Consolas" w:hAnsi="Times New Roman" w:cs="Times New Roman"/>
+          <w:color w:val="000000" w:themeColor="text1"/>
+          <w:sz w:val="24"/>
+        </w:rPr>
+        <w:t>Заключение</w:t>
+      </w:r>
+    </w:p>
+    <w:p>
+      <w:r>
+        <w:t xml:space="preserve">В ходе выполнения проекта был разработан программный продукт «Шифр </w:t>
+      </w:r>
+      <w:proofErr w:type="spellStart"/>
+      <w:r>
+        <w:t>Вернама</w:t>
+      </w:r>
+      <w:proofErr w:type="spellEnd"/>
+      <w:r>
+        <w:t>», предназначенный для шифрования и дешифрования данных с использованием симметричного алгоритма на основе операции XOR.В процессе работы были определены требования к программе и реализован алгоритм преобразования текста, основанный на посимвольной обработке и применении операции XOR. Программа позволяет выполнять шифрование и дешифрование с использованием одного и того же алгоритма, что упрощает работу с данными. Пользователь может ввести исходный текст и задать ключ шифрования, включая возможность генерации случайного ключа. При выполнении операции каждый символ текста преобразуется, что обеспечивает получение зашифрованного результата и его последующее восстановление. Проведённое тестирование показало корректную работу всех функций программы. Все основные сценарии использования были успешно реализованы. Поставленные цель и задачи проекта достигнуты. Разработанное приложение функционирует стабильно и может применяться для базовой защиты текстовой информации.</w:t>
+      </w:r>
+    </w:p>
+    <w:p>
+      <w:pPr>
+        <w:autoSpaceDE w:val="0"/>
+        <w:autoSpaceDN w:val="0"/>
+        <w:adjustRightInd w:val="0"/>
+        <w:spacing w:after="0" w:line="240" w:lineRule="auto"/>
+        <w:rPr>
+          <w:rFonts w:ascii="Times New Roman" w:eastAsia="Consolas" w:hAnsi="Times New Roman" w:cs="Times New Roman"/>
+          <w:color w:val="000000" w:themeColor="text1"/>
+          <w:sz w:val="24"/>
+        </w:rPr>
+      </w:pPr>
+      <w:r>
+        <w:rPr>
+          <w:rFonts w:ascii="Times New Roman" w:eastAsia="Consolas" w:hAnsi="Times New Roman" w:cs="Times New Roman"/>
+          <w:color w:val="000000" w:themeColor="text1"/>
+          <w:sz w:val="24"/>
+        </w:rPr>
+        <w:t xml:space="preserve">Репозиторий проекта: </w:t>
+      </w:r>
+      <w:hyperlink r:id="rId10" w:tgtFrame="_blank" w:history="1">
+        <w:r>
+          <w:rPr>
+            <w:rStyle w:val="a4"/>
+          </w:rPr>
+          <w:t>https://github.com/VoidGl1tch/vernam-cipher</w:t>
+        </w:r>
+      </w:hyperlink>
+    </w:p>
+    <w:p/>
+    <w:p/>
+    <w:p/>
+    <w:p/>
     <w:sectPr>
       <w:pgSz w:w="11906" w:h="16838"/>
       <w:pgMar w:top="1134" w:right="850" w:bottom="1134" w:left="1701" w:header="708" w:footer="708" w:gutter="0"/>
@@ -1366,7 +5532,7 @@
 </file>
 
 <file path=word/numbering.xml><?xml version="1.0" encoding="utf-8"?>
-<w:numbering xmlns:wpc="http://schemas.microsoft.com/office/word/2010/wordprocessingCanvas" xmlns:cx="http://schemas.microsoft.com/office/drawing/2014/chartex" xmlns:mc="http://schemas.openxmlformats.org/markup-compatibility/2006" xmlns:o="urn:schemas-microsoft-com:office:office" xmlns:r="http://schemas.openxmlformats.org/officeDocument/2006/relationships" xmlns:m="http://schemas.openxmlformats.org/officeDocument/2006/math" xmlns:v="urn:schemas-microsoft-com:vml" xmlns:wp14="http://schemas.microsoft.com/office/word/2010/wordprocessingDrawing" xmlns:wp="http://schemas.openxmlformats.org/drawingml/2006/wordprocessingDrawing" xmlns:w10="urn:schemas-microsoft-com:office:word" xmlns:w="http://schemas.openxmlformats.org/wordprocessingml/2006/main" xmlns:w14="http://schemas.microsoft.com/office/word/2010/wordml" xmlns:w15="http://schemas.microsoft.com/office/word/2012/wordml" xmlns:w16se="http://schemas.microsoft.com/office/word/2015/wordml/symex" xmlns:wpg="http://schemas.microsoft.com/office/word/2010/wordprocessingGroup" xmlns:wpi="http://schemas.microsoft.com/office/word/2010/wordprocessingInk" xmlns:wne="http://schemas.microsoft.com/office/word/2006/wordml" xmlns:wps="http://schemas.microsoft.com/office/word/2010/wordprocessingShape" mc:Ignorable="w14 w15 w16se wp14">
+<w:numbering xmlns:wpc="http://schemas.microsoft.com/office/word/2010/wordprocessingCanvas" xmlns:cx="http://schemas.microsoft.com/office/drawing/2014/chartex" xmlns:cx1="http://schemas.microsoft.com/office/drawing/2015/9/8/chartex" xmlns:cx2="http://schemas.microsoft.com/office/drawing/2015/10/21/chartex" xmlns:cx3="http://schemas.microsoft.com/office/drawing/2016/5/9/chartex" xmlns:cx4="http://schemas.microsoft.com/office/drawing/2016/5/10/chartex" xmlns:cx5="http://schemas.microsoft.com/office/drawing/2016/5/11/chartex" xmlns:cx6="http://schemas.microsoft.com/office/drawing/2016/5/12/chartex" xmlns:cx7="http://schemas.microsoft.com/office/drawing/2016/5/13/chartex" xmlns:cx8="http://schemas.microsoft.com/office/drawing/2016/5/14/chartex" xmlns:mc="http://schemas.openxmlformats.org/markup-compatibility/2006" xmlns:aink="http://schemas.microsoft.com/office/drawing/2016/ink" xmlns:am3d="http://schemas.microsoft.com/office/drawing/2017/model3d" xmlns:o="urn:schemas-microsoft-com:office:office" xmlns:oel="http://schemas.microsoft.com/office/2019/extlst" xmlns:r="http://schemas.openxmlformats.org/officeDocument/2006/relationships" xmlns:m="http://schemas.openxmlformats.org/officeDocument/2006/math" xmlns:v="urn:schemas-microsoft-com:vml" xmlns:wp14="http://schemas.microsoft.com/office/word/2010/wordprocessingDrawing" xmlns:wp="http://schemas.openxmlformats.org/drawingml/2006/wordprocessingDrawing" xmlns:w10="urn:schemas-microsoft-com:office:word" xmlns:w="http://schemas.openxmlformats.org/wordprocessingml/2006/main" xmlns:w14="http://schemas.microsoft.com/office/word/2010/wordml" xmlns:w15="http://schemas.microsoft.com/office/word/2012/wordml" xmlns:w16cex="http://schemas.microsoft.com/office/word/2018/wordml/cex" xmlns:w16cid="http://schemas.microsoft.com/office/word/2016/wordml/cid" xmlns:w16="http://schemas.microsoft.com/office/word/2018/wordml" xmlns:w16sdtdh="http://schemas.microsoft.com/office/word/2020/wordml/sdtdatahash" xmlns:w16se="http://schemas.microsoft.com/office/word/2015/wordml/symex" xmlns:wpg="http://schemas.microsoft.com/office/word/2010/wordprocessingGroup" xmlns:wpi="http://schemas.microsoft.com/office/word/2010/wordprocessingInk" xmlns:wne="http://schemas.microsoft.com/office/word/2006/wordml" xmlns:wps="http://schemas.microsoft.com/office/word/2010/wordprocessingShape" mc:Ignorable="w14 w15 w16se w16cid w16 w16cex w16sdtdh wp14">
   <w:abstractNum w:abstractNumId="0" w15:restartNumberingAfterBreak="0">
     <w:nsid w:val="260B336E"/>
     <w:multiLevelType w:val="hybridMultilevel"/>
@@ -1454,6 +5620,119 @@
     </w:lvl>
   </w:abstractNum>
   <w:abstractNum w:abstractNumId="1" w15:restartNumberingAfterBreak="0">
+    <w:nsid w:val="308804B6"/>
+    <w:multiLevelType w:val="multilevel"/>
+    <w:tmpl w:val="CB5C4290"/>
+    <w:lvl w:ilvl="0">
+      <w:start w:val="1"/>
+      <w:numFmt w:val="decimal"/>
+      <w:lvlText w:val="%1."/>
+      <w:lvlJc w:val="left"/>
+      <w:pPr>
+        <w:tabs>
+          <w:tab w:val="num" w:pos="720"/>
+        </w:tabs>
+        <w:ind w:left="720" w:hanging="360"/>
+      </w:pPr>
+    </w:lvl>
+    <w:lvl w:ilvl="1" w:tentative="1">
+      <w:start w:val="1"/>
+      <w:numFmt w:val="decimal"/>
+      <w:lvlText w:val="%2."/>
+      <w:lvlJc w:val="left"/>
+      <w:pPr>
+        <w:tabs>
+          <w:tab w:val="num" w:pos="1440"/>
+        </w:tabs>
+        <w:ind w:left="1440" w:hanging="360"/>
+      </w:pPr>
+    </w:lvl>
+    <w:lvl w:ilvl="2" w:tentative="1">
+      <w:start w:val="1"/>
+      <w:numFmt w:val="decimal"/>
+      <w:lvlText w:val="%3."/>
+      <w:lvlJc w:val="left"/>
+      <w:pPr>
+        <w:tabs>
+          <w:tab w:val="num" w:pos="2160"/>
+        </w:tabs>
+        <w:ind w:left="2160" w:hanging="360"/>
+      </w:pPr>
+    </w:lvl>
+    <w:lvl w:ilvl="3" w:tentative="1">
+      <w:start w:val="1"/>
+      <w:numFmt w:val="decimal"/>
+      <w:lvlText w:val="%4."/>
+      <w:lvlJc w:val="left"/>
+      <w:pPr>
+        <w:tabs>
+          <w:tab w:val="num" w:pos="2880"/>
+        </w:tabs>
+        <w:ind w:left="2880" w:hanging="360"/>
+      </w:pPr>
+    </w:lvl>
+    <w:lvl w:ilvl="4" w:tentative="1">
+      <w:start w:val="1"/>
+      <w:numFmt w:val="decimal"/>
+      <w:lvlText w:val="%5."/>
+      <w:lvlJc w:val="left"/>
+      <w:pPr>
+        <w:tabs>
+          <w:tab w:val="num" w:pos="3600"/>
+        </w:tabs>
+        <w:ind w:left="3600" w:hanging="360"/>
+      </w:pPr>
+    </w:lvl>
+    <w:lvl w:ilvl="5" w:tentative="1">
+      <w:start w:val="1"/>
+      <w:numFmt w:val="decimal"/>
+      <w:lvlText w:val="%6."/>
+      <w:lvlJc w:val="left"/>
+      <w:pPr>
+        <w:tabs>
+          <w:tab w:val="num" w:pos="4320"/>
+        </w:tabs>
+        <w:ind w:left="4320" w:hanging="360"/>
+      </w:pPr>
+    </w:lvl>
+    <w:lvl w:ilvl="6" w:tentative="1">
+      <w:start w:val="1"/>
+      <w:numFmt w:val="decimal"/>
+      <w:lvlText w:val="%7."/>
+      <w:lvlJc w:val="left"/>
+      <w:pPr>
+        <w:tabs>
+          <w:tab w:val="num" w:pos="5040"/>
+        </w:tabs>
+        <w:ind w:left="5040" w:hanging="360"/>
+      </w:pPr>
+    </w:lvl>
+    <w:lvl w:ilvl="7" w:tentative="1">
+      <w:start w:val="1"/>
+      <w:numFmt w:val="decimal"/>
+      <w:lvlText w:val="%8."/>
+      <w:lvlJc w:val="left"/>
+      <w:pPr>
+        <w:tabs>
+          <w:tab w:val="num" w:pos="5760"/>
+        </w:tabs>
+        <w:ind w:left="5760" w:hanging="360"/>
+      </w:pPr>
+    </w:lvl>
+    <w:lvl w:ilvl="8" w:tentative="1">
+      <w:start w:val="1"/>
+      <w:numFmt w:val="decimal"/>
+      <w:lvlText w:val="%9."/>
+      <w:lvlJc w:val="left"/>
+      <w:pPr>
+        <w:tabs>
+          <w:tab w:val="num" w:pos="6480"/>
+        </w:tabs>
+        <w:ind w:left="6480" w:hanging="360"/>
+      </w:pPr>
+    </w:lvl>
+  </w:abstractNum>
+  <w:abstractNum w:abstractNumId="2" w15:restartNumberingAfterBreak="0">
     <w:nsid w:val="56927886"/>
     <w:multiLevelType w:val="hybridMultilevel"/>
     <w:tmpl w:val="E5103E60"/>
@@ -1566,7 +5845,156 @@
       </w:rPr>
     </w:lvl>
   </w:abstractNum>
-  <w:abstractNum w:abstractNumId="2" w15:restartNumberingAfterBreak="0">
+  <w:abstractNum w:abstractNumId="3" w15:restartNumberingAfterBreak="0">
+    <w:nsid w:val="67EA4BAB"/>
+    <w:multiLevelType w:val="multilevel"/>
+    <w:tmpl w:val="21F4F436"/>
+    <w:lvl w:ilvl="0">
+      <w:start w:val="1"/>
+      <w:numFmt w:val="bullet"/>
+      <w:lvlText w:val=""/>
+      <w:lvlJc w:val="left"/>
+      <w:pPr>
+        <w:tabs>
+          <w:tab w:val="num" w:pos="720"/>
+        </w:tabs>
+        <w:ind w:left="720" w:hanging="360"/>
+      </w:pPr>
+      <w:rPr>
+        <w:rFonts w:ascii="Symbol" w:hAnsi="Symbol" w:hint="default"/>
+        <w:sz w:val="20"/>
+      </w:rPr>
+    </w:lvl>
+    <w:lvl w:ilvl="1" w:tentative="1">
+      <w:start w:val="1"/>
+      <w:numFmt w:val="bullet"/>
+      <w:lvlText w:val="o"/>
+      <w:lvlJc w:val="left"/>
+      <w:pPr>
+        <w:tabs>
+          <w:tab w:val="num" w:pos="1440"/>
+        </w:tabs>
+        <w:ind w:left="1440" w:hanging="360"/>
+      </w:pPr>
+      <w:rPr>
+        <w:rFonts w:ascii="Courier New" w:hAnsi="Courier New" w:hint="default"/>
+        <w:sz w:val="20"/>
+      </w:rPr>
+    </w:lvl>
+    <w:lvl w:ilvl="2" w:tentative="1">
+      <w:start w:val="1"/>
+      <w:numFmt w:val="bullet"/>
+      <w:lvlText w:val=""/>
+      <w:lvlJc w:val="left"/>
+      <w:pPr>
+        <w:tabs>
+          <w:tab w:val="num" w:pos="2160"/>
+        </w:tabs>
+        <w:ind w:left="2160" w:hanging="360"/>
+      </w:pPr>
+      <w:rPr>
+        <w:rFonts w:ascii="Wingdings" w:hAnsi="Wingdings" w:hint="default"/>
+        <w:sz w:val="20"/>
+      </w:rPr>
+    </w:lvl>
+    <w:lvl w:ilvl="3" w:tentative="1">
+      <w:start w:val="1"/>
+      <w:numFmt w:val="bullet"/>
+      <w:lvlText w:val=""/>
+      <w:lvlJc w:val="left"/>
+      <w:pPr>
+        <w:tabs>
+          <w:tab w:val="num" w:pos="2880"/>
+        </w:tabs>
+        <w:ind w:left="2880" w:hanging="360"/>
+      </w:pPr>
+      <w:rPr>
+        <w:rFonts w:ascii="Wingdings" w:hAnsi="Wingdings" w:hint="default"/>
+        <w:sz w:val="20"/>
+      </w:rPr>
+    </w:lvl>
+    <w:lvl w:ilvl="4" w:tentative="1">
+      <w:start w:val="1"/>
+      <w:numFmt w:val="bullet"/>
+      <w:lvlText w:val=""/>
+      <w:lvlJc w:val="left"/>
+      <w:pPr>
+        <w:tabs>
+          <w:tab w:val="num" w:pos="3600"/>
+        </w:tabs>
+        <w:ind w:left="3600" w:hanging="360"/>
+      </w:pPr>
+      <w:rPr>
+        <w:rFonts w:ascii="Wingdings" w:hAnsi="Wingdings" w:hint="default"/>
+        <w:sz w:val="20"/>
+      </w:rPr>
+    </w:lvl>
+    <w:lvl w:ilvl="5" w:tentative="1">
+      <w:start w:val="1"/>
+      <w:numFmt w:val="bullet"/>
+      <w:lvlText w:val=""/>
+      <w:lvlJc w:val="left"/>
+      <w:pPr>
+        <w:tabs>
+          <w:tab w:val="num" w:pos="4320"/>
+        </w:tabs>
+        <w:ind w:left="4320" w:hanging="360"/>
+      </w:pPr>
+      <w:rPr>
+        <w:rFonts w:ascii="Wingdings" w:hAnsi="Wingdings" w:hint="default"/>
+        <w:sz w:val="20"/>
+      </w:rPr>
+    </w:lvl>
+    <w:lvl w:ilvl="6" w:tentative="1">
+      <w:start w:val="1"/>
+      <w:numFmt w:val="bullet"/>
+      <w:lvlText w:val=""/>
+      <w:lvlJc w:val="left"/>
+      <w:pPr>
+        <w:tabs>
+          <w:tab w:val="num" w:pos="5040"/>
+        </w:tabs>
+        <w:ind w:left="5040" w:hanging="360"/>
+      </w:pPr>
+      <w:rPr>
+        <w:rFonts w:ascii="Wingdings" w:hAnsi="Wingdings" w:hint="default"/>
+        <w:sz w:val="20"/>
+      </w:rPr>
+    </w:lvl>
+    <w:lvl w:ilvl="7" w:tentative="1">
+      <w:start w:val="1"/>
+      <w:numFmt w:val="bullet"/>
+      <w:lvlText w:val=""/>
+      <w:lvlJc w:val="left"/>
+      <w:pPr>
+        <w:tabs>
+          <w:tab w:val="num" w:pos="5760"/>
+        </w:tabs>
+        <w:ind w:left="5760" w:hanging="360"/>
+      </w:pPr>
+      <w:rPr>
+        <w:rFonts w:ascii="Wingdings" w:hAnsi="Wingdings" w:hint="default"/>
+        <w:sz w:val="20"/>
+      </w:rPr>
+    </w:lvl>
+    <w:lvl w:ilvl="8" w:tentative="1">
+      <w:start w:val="1"/>
+      <w:numFmt w:val="bullet"/>
+      <w:lvlText w:val=""/>
+      <w:lvlJc w:val="left"/>
+      <w:pPr>
+        <w:tabs>
+          <w:tab w:val="num" w:pos="6480"/>
+        </w:tabs>
+        <w:ind w:left="6480" w:hanging="360"/>
+      </w:pPr>
+      <w:rPr>
+        <w:rFonts w:ascii="Wingdings" w:hAnsi="Wingdings" w:hint="default"/>
+        <w:sz w:val="20"/>
+      </w:rPr>
+    </w:lvl>
+  </w:abstractNum>
+  <w:abstractNum w:abstractNumId="4" w15:restartNumberingAfterBreak="0">
     <w:nsid w:val="68334937"/>
     <w:multiLevelType w:val="hybridMultilevel"/>
     <w:tmpl w:val="1CB6EE5C"/>
@@ -1679,7 +6107,7 @@
       </w:rPr>
     </w:lvl>
   </w:abstractNum>
-  <w:abstractNum w:abstractNumId="3" w15:restartNumberingAfterBreak="0">
+  <w:abstractNum w:abstractNumId="5" w15:restartNumberingAfterBreak="0">
     <w:nsid w:val="6C1060A9"/>
     <w:multiLevelType w:val="hybridMultilevel"/>
     <w:tmpl w:val="15D8486E"/>
@@ -1792,7 +6220,7 @@
       </w:rPr>
     </w:lvl>
   </w:abstractNum>
-  <w:abstractNum w:abstractNumId="4" w15:restartNumberingAfterBreak="0">
+  <w:abstractNum w:abstractNumId="6" w15:restartNumberingAfterBreak="0">
     <w:nsid w:val="6F3A4E66"/>
     <w:multiLevelType w:val="hybridMultilevel"/>
     <w:tmpl w:val="4A2E5DA8"/>
@@ -1878,26 +6306,148 @@
       </w:pPr>
     </w:lvl>
   </w:abstractNum>
-  <w:num w:numId="1">
+  <w:abstractNum w:abstractNumId="7" w15:restartNumberingAfterBreak="0">
+    <w:nsid w:val="748F57FD"/>
+    <w:multiLevelType w:val="multilevel"/>
+    <w:tmpl w:val="88FA6F7E"/>
+    <w:lvl w:ilvl="0">
+      <w:start w:val="1"/>
+      <w:numFmt w:val="decimal"/>
+      <w:lvlText w:val="%1."/>
+      <w:lvlJc w:val="left"/>
+      <w:pPr>
+        <w:tabs>
+          <w:tab w:val="num" w:pos="720"/>
+        </w:tabs>
+        <w:ind w:left="720" w:hanging="360"/>
+      </w:pPr>
+    </w:lvl>
+    <w:lvl w:ilvl="1" w:tentative="1">
+      <w:start w:val="1"/>
+      <w:numFmt w:val="decimal"/>
+      <w:lvlText w:val="%2."/>
+      <w:lvlJc w:val="left"/>
+      <w:pPr>
+        <w:tabs>
+          <w:tab w:val="num" w:pos="1440"/>
+        </w:tabs>
+        <w:ind w:left="1440" w:hanging="360"/>
+      </w:pPr>
+    </w:lvl>
+    <w:lvl w:ilvl="2" w:tentative="1">
+      <w:start w:val="1"/>
+      <w:numFmt w:val="decimal"/>
+      <w:lvlText w:val="%3."/>
+      <w:lvlJc w:val="left"/>
+      <w:pPr>
+        <w:tabs>
+          <w:tab w:val="num" w:pos="2160"/>
+        </w:tabs>
+        <w:ind w:left="2160" w:hanging="360"/>
+      </w:pPr>
+    </w:lvl>
+    <w:lvl w:ilvl="3" w:tentative="1">
+      <w:start w:val="1"/>
+      <w:numFmt w:val="decimal"/>
+      <w:lvlText w:val="%4."/>
+      <w:lvlJc w:val="left"/>
+      <w:pPr>
+        <w:tabs>
+          <w:tab w:val="num" w:pos="2880"/>
+        </w:tabs>
+        <w:ind w:left="2880" w:hanging="360"/>
+      </w:pPr>
+    </w:lvl>
+    <w:lvl w:ilvl="4" w:tentative="1">
+      <w:start w:val="1"/>
+      <w:numFmt w:val="decimal"/>
+      <w:lvlText w:val="%5."/>
+      <w:lvlJc w:val="left"/>
+      <w:pPr>
+        <w:tabs>
+          <w:tab w:val="num" w:pos="3600"/>
+        </w:tabs>
+        <w:ind w:left="3600" w:hanging="360"/>
+      </w:pPr>
+    </w:lvl>
+    <w:lvl w:ilvl="5" w:tentative="1">
+      <w:start w:val="1"/>
+      <w:numFmt w:val="decimal"/>
+      <w:lvlText w:val="%6."/>
+      <w:lvlJc w:val="left"/>
+      <w:pPr>
+        <w:tabs>
+          <w:tab w:val="num" w:pos="4320"/>
+        </w:tabs>
+        <w:ind w:left="4320" w:hanging="360"/>
+      </w:pPr>
+    </w:lvl>
+    <w:lvl w:ilvl="6" w:tentative="1">
+      <w:start w:val="1"/>
+      <w:numFmt w:val="decimal"/>
+      <w:lvlText w:val="%7."/>
+      <w:lvlJc w:val="left"/>
+      <w:pPr>
+        <w:tabs>
+          <w:tab w:val="num" w:pos="5040"/>
+        </w:tabs>
+        <w:ind w:left="5040" w:hanging="360"/>
+      </w:pPr>
+    </w:lvl>
+    <w:lvl w:ilvl="7" w:tentative="1">
+      <w:start w:val="1"/>
+      <w:numFmt w:val="decimal"/>
+      <w:lvlText w:val="%8."/>
+      <w:lvlJc w:val="left"/>
+      <w:pPr>
+        <w:tabs>
+          <w:tab w:val="num" w:pos="5760"/>
+        </w:tabs>
+        <w:ind w:left="5760" w:hanging="360"/>
+      </w:pPr>
+    </w:lvl>
+    <w:lvl w:ilvl="8" w:tentative="1">
+      <w:start w:val="1"/>
+      <w:numFmt w:val="decimal"/>
+      <w:lvlText w:val="%9."/>
+      <w:lvlJc w:val="left"/>
+      <w:pPr>
+        <w:tabs>
+          <w:tab w:val="num" w:pos="6480"/>
+        </w:tabs>
+        <w:ind w:left="6480" w:hanging="360"/>
+      </w:pPr>
+    </w:lvl>
+  </w:abstractNum>
+  <w:num w:numId="1" w16cid:durableId="604583125">
     <w:abstractNumId w:val="0"/>
   </w:num>
-  <w:num w:numId="2">
+  <w:num w:numId="2" w16cid:durableId="1826580241">
+    <w:abstractNumId w:val="2"/>
+  </w:num>
+  <w:num w:numId="3" w16cid:durableId="1309048080">
+    <w:abstractNumId w:val="6"/>
+  </w:num>
+  <w:num w:numId="4" w16cid:durableId="1811165281">
+    <w:abstractNumId w:val="4"/>
+  </w:num>
+  <w:num w:numId="5" w16cid:durableId="232853990">
+    <w:abstractNumId w:val="5"/>
+  </w:num>
+  <w:num w:numId="6" w16cid:durableId="134295000">
     <w:abstractNumId w:val="1"/>
   </w:num>
-  <w:num w:numId="3">
-    <w:abstractNumId w:val="4"/>
+  <w:num w:numId="7" w16cid:durableId="869152267">
+    <w:abstractNumId w:val="3"/>
   </w:num>
-  <w:num w:numId="4">
-    <w:abstractNumId w:val="2"/>
-  </w:num>
-  <w:num w:numId="5">
-    <w:abstractNumId w:val="3"/>
+  <w:num w:numId="8" w16cid:durableId="1432627343">
+    <w:abstractNumId w:val="7"/>
   </w:num>
 </w:numbering>
 </file>
 
 <file path=word/styles.xml><?xml version="1.0" encoding="utf-8"?>
-<w:styles xmlns:mc="http://schemas.openxmlformats.org/markup-compatibility/2006" xmlns:r="http://schemas.openxmlformats.org/officeDocument/2006/relationships" xmlns:w="http://schemas.openxmlformats.org/wordprocessingml/2006/main" xmlns:w14="http://schemas.microsoft.com/office/word/2010/wordml" xmlns:w15="http://schemas.microsoft.com/office/word/2012/wordml" xmlns:w16se="http://schemas.microsoft.com/office/word/2015/wordml/symex" mc:Ignorable="w14 w15 w16se">
+<w:styles xmlns:mc="http://schemas.openxmlformats.org/markup-compatibility/2006" xmlns:r="http://schemas.openxmlformats.org/officeDocument/2006/relationships" xmlns:w="http://schemas.openxmlformats.org/wordprocessingml/2006/main" xmlns:w14="http://schemas.microsoft.com/office/word/2010/wordml" xmlns:w15="http://schemas.microsoft.com/office/word/2012/wordml" xmlns:w16cex="http://schemas.microsoft.com/office/word/2018/wordml/cex" xmlns:w16cid="http://schemas.microsoft.com/office/word/2016/wordml/cid" xmlns:w16="http://schemas.microsoft.com/office/word/2018/wordml" xmlns:w16sdtdh="http://schemas.microsoft.com/office/word/2020/wordml/sdtdatahash" xmlns:w16se="http://schemas.microsoft.com/office/word/2015/wordml/symex" mc:Ignorable="w14 w15 w16se w16cid w16 w16cex w16sdtdh">
   <w:docDefaults>
     <w:rPrDefault>
       <w:rPr>
@@ -1913,7 +6463,7 @@
       </w:pPr>
     </w:pPrDefault>
   </w:docDefaults>
-  <w:latentStyles w:defLockedState="0" w:defUIPriority="99" w:defSemiHidden="0" w:defUnhideWhenUsed="0" w:defQFormat="0" w:count="371">
+  <w:latentStyles w:defLockedState="0" w:defUIPriority="99" w:defSemiHidden="0" w:defUnhideWhenUsed="0" w:defQFormat="0" w:count="376">
     <w:lsdException w:name="Normal" w:uiPriority="0" w:qFormat="1"/>
     <w:lsdException w:name="heading 1" w:uiPriority="9" w:qFormat="1"/>
     <w:lsdException w:name="heading 2" w:semiHidden="1" w:uiPriority="9" w:unhideWhenUsed="1" w:qFormat="1"/>
@@ -2285,6 +6835,11 @@
     <w:lsdException w:name="List Table 5 Dark Accent 6" w:uiPriority="50"/>
     <w:lsdException w:name="List Table 6 Colorful Accent 6" w:uiPriority="51"/>
     <w:lsdException w:name="List Table 7 Colorful Accent 6" w:uiPriority="52"/>
+    <w:lsdException w:name="Mention" w:semiHidden="1" w:unhideWhenUsed="1"/>
+    <w:lsdException w:name="Smart Hyperlink" w:semiHidden="1" w:unhideWhenUsed="1"/>
+    <w:lsdException w:name="Hashtag" w:semiHidden="1" w:unhideWhenUsed="1"/>
+    <w:lsdException w:name="Unresolved Mention" w:semiHidden="1" w:unhideWhenUsed="1"/>
+    <w:lsdException w:name="Smart Link" w:semiHidden="1" w:unhideWhenUsed="1"/>
   </w:latentStyles>
   <w:style w:type="paragraph" w:default="1" w:styleId="a">
     <w:name w:val="Normal"/>
@@ -2326,7 +6881,6 @@
   <w:style w:type="character" w:default="1" w:styleId="a0">
     <w:name w:val="Default Paragraph Font"/>
     <w:uiPriority w:val="1"/>
-    <w:semiHidden/>
     <w:unhideWhenUsed/>
   </w:style>
   <w:style w:type="table" w:default="1" w:styleId="a1">
@@ -2376,6 +6930,63 @@
       <w:ind w:left="720"/>
       <w:contextualSpacing/>
     </w:pPr>
+  </w:style>
+  <w:style w:type="paragraph" w:styleId="HTML">
+    <w:name w:val="HTML Preformatted"/>
+    <w:basedOn w:val="a"/>
+    <w:link w:val="HTML0"/>
+    <w:uiPriority w:val="99"/>
+    <w:semiHidden/>
+    <w:unhideWhenUsed/>
+    <w:rsid w:val="00693D4B"/>
+    <w:pPr>
+      <w:spacing w:after="0" w:line="240" w:lineRule="auto"/>
+    </w:pPr>
+    <w:rPr>
+      <w:rFonts w:ascii="Consolas" w:hAnsi="Consolas"/>
+      <w:sz w:val="20"/>
+      <w:szCs w:val="20"/>
+    </w:rPr>
+  </w:style>
+  <w:style w:type="character" w:customStyle="1" w:styleId="HTML0">
+    <w:name w:val="Стандартный HTML Знак"/>
+    <w:basedOn w:val="a0"/>
+    <w:link w:val="HTML"/>
+    <w:uiPriority w:val="99"/>
+    <w:semiHidden/>
+    <w:rsid w:val="00693D4B"/>
+    <w:rPr>
+      <w:rFonts w:ascii="Consolas" w:eastAsia="Calibri" w:hAnsi="Consolas" w:cs="Calibri"/>
+      <w:color w:val="000000"/>
+      <w:kern w:val="2"/>
+      <w:sz w:val="20"/>
+      <w:szCs w:val="20"/>
+      <w:lang w:eastAsia="ru-RU"/>
+      <w14:ligatures w14:val="standardContextual"/>
+    </w:rPr>
+  </w:style>
+  <w:style w:type="character" w:styleId="a4">
+    <w:name w:val="Hyperlink"/>
+    <w:basedOn w:val="a0"/>
+    <w:uiPriority w:val="99"/>
+    <w:unhideWhenUsed/>
+    <w:rsid w:val="00FF51AB"/>
+    <w:rPr>
+      <w:color w:val="0563C1" w:themeColor="hyperlink"/>
+      <w:u w:val="single"/>
+    </w:rPr>
+  </w:style>
+  <w:style w:type="character" w:styleId="a5">
+    <w:name w:val="Unresolved Mention"/>
+    <w:basedOn w:val="a0"/>
+    <w:uiPriority w:val="99"/>
+    <w:semiHidden/>
+    <w:unhideWhenUsed/>
+    <w:rsid w:val="00FF51AB"/>
+    <w:rPr>
+      <w:color w:val="605E5C"/>
+      <w:shd w:val="clear" w:color="auto" w:fill="E1DFDD"/>
+    </w:rPr>
   </w:style>
 </w:styles>
 </file>

--- a/отчёт.docx
+++ b/отчёт.docx
@@ -2818,7 +2818,21 @@
           <w:lang w:val="en-US"/>
         </w:rPr>
         <w:br/>
-        <w:t xml:space="preserve">    def process(self, text: str, key: str) -&gt; str:</w:t>
+        <w:t xml:space="preserve">    def </w:t>
+      </w:r>
+      <w:proofErr w:type="gramStart"/>
+      <w:r>
+        <w:rPr>
+          <w:lang w:val="en-US"/>
+        </w:rPr>
+        <w:t>process(</w:t>
+      </w:r>
+      <w:proofErr w:type="gramEnd"/>
+      <w:r>
+        <w:rPr>
+          <w:lang w:val="en-US"/>
+        </w:rPr>
+        <w:t>self, text: str, key: str) -&gt; str:</w:t>
       </w:r>
       <w:r>
         <w:rPr>
@@ -2949,7 +2963,91 @@
         <w:rPr>
           <w:lang w:val="en-US"/>
         </w:rPr>
-        <w:t xml:space="preserve">, </w:t>
+        <w:t>, ch in enumerate(text):</w:t>
+      </w:r>
+      <w:r>
+        <w:rPr>
+          <w:lang w:val="en-US"/>
+        </w:rPr>
+        <w:br/>
+        <w:t xml:space="preserve">            k = </w:t>
+      </w:r>
+      <w:proofErr w:type="spellStart"/>
+      <w:r>
+        <w:rPr>
+          <w:lang w:val="en-US"/>
+        </w:rPr>
+        <w:t>ord</w:t>
+      </w:r>
+      <w:proofErr w:type="spellEnd"/>
+      <w:r>
+        <w:rPr>
+          <w:lang w:val="en-US"/>
+        </w:rPr>
+        <w:t>(key[</w:t>
+      </w:r>
+      <w:proofErr w:type="spellStart"/>
+      <w:r>
+        <w:rPr>
+          <w:lang w:val="en-US"/>
+        </w:rPr>
+        <w:t>i</w:t>
+      </w:r>
+      <w:proofErr w:type="spellEnd"/>
+      <w:r>
+        <w:rPr>
+          <w:lang w:val="en-US"/>
+        </w:rPr>
+        <w:t xml:space="preserve"> % </w:t>
+      </w:r>
+      <w:proofErr w:type="spellStart"/>
+      <w:r>
+        <w:rPr>
+          <w:lang w:val="en-US"/>
+        </w:rPr>
+        <w:t>key_len</w:t>
+      </w:r>
+      <w:proofErr w:type="spellEnd"/>
+      <w:r>
+        <w:rPr>
+          <w:lang w:val="en-US"/>
+        </w:rPr>
+        <w:t>])</w:t>
+      </w:r>
+      <w:r>
+        <w:rPr>
+          <w:lang w:val="en-US"/>
+        </w:rPr>
+        <w:br/>
+        <w:t xml:space="preserve">            </w:t>
+      </w:r>
+      <w:proofErr w:type="spellStart"/>
+      <w:r>
+        <w:rPr>
+          <w:lang w:val="en-US"/>
+        </w:rPr>
+        <w:t>result.append</w:t>
+      </w:r>
+      <w:proofErr w:type="spellEnd"/>
+      <w:r>
+        <w:rPr>
+          <w:lang w:val="en-US"/>
+        </w:rPr>
+        <w:t>(chr(</w:t>
+      </w:r>
+      <w:proofErr w:type="spellStart"/>
+      <w:r>
+        <w:rPr>
+          <w:lang w:val="en-US"/>
+        </w:rPr>
+        <w:t>ord</w:t>
+      </w:r>
+      <w:proofErr w:type="spellEnd"/>
+      <w:r>
+        <w:rPr>
+          <w:lang w:val="en-US"/>
+        </w:rPr>
+        <w:t>(</w:t>
       </w:r>
       <w:proofErr w:type="spellStart"/>
       <w:r>
@@ -2963,104 +3061,6 @@
         <w:rPr>
           <w:lang w:val="en-US"/>
         </w:rPr>
-        <w:t xml:space="preserve"> in enumerate(text):</w:t>
-      </w:r>
-      <w:r>
-        <w:rPr>
-          <w:lang w:val="en-US"/>
-        </w:rPr>
-        <w:br/>
-        <w:t xml:space="preserve">            k = </w:t>
-      </w:r>
-      <w:proofErr w:type="spellStart"/>
-      <w:r>
-        <w:rPr>
-          <w:lang w:val="en-US"/>
-        </w:rPr>
-        <w:t>ord</w:t>
-      </w:r>
-      <w:proofErr w:type="spellEnd"/>
-      <w:r>
-        <w:rPr>
-          <w:lang w:val="en-US"/>
-        </w:rPr>
-        <w:t>(key[</w:t>
-      </w:r>
-      <w:proofErr w:type="spellStart"/>
-      <w:r>
-        <w:rPr>
-          <w:lang w:val="en-US"/>
-        </w:rPr>
-        <w:t>i</w:t>
-      </w:r>
-      <w:proofErr w:type="spellEnd"/>
-      <w:r>
-        <w:rPr>
-          <w:lang w:val="en-US"/>
-        </w:rPr>
-        <w:t xml:space="preserve"> % </w:t>
-      </w:r>
-      <w:proofErr w:type="spellStart"/>
-      <w:r>
-        <w:rPr>
-          <w:lang w:val="en-US"/>
-        </w:rPr>
-        <w:t>key_len</w:t>
-      </w:r>
-      <w:proofErr w:type="spellEnd"/>
-      <w:r>
-        <w:rPr>
-          <w:lang w:val="en-US"/>
-        </w:rPr>
-        <w:t>])</w:t>
-      </w:r>
-      <w:r>
-        <w:rPr>
-          <w:lang w:val="en-US"/>
-        </w:rPr>
-        <w:br/>
-        <w:t xml:space="preserve">            </w:t>
-      </w:r>
-      <w:proofErr w:type="spellStart"/>
-      <w:r>
-        <w:rPr>
-          <w:lang w:val="en-US"/>
-        </w:rPr>
-        <w:t>result.append</w:t>
-      </w:r>
-      <w:proofErr w:type="spellEnd"/>
-      <w:r>
-        <w:rPr>
-          <w:lang w:val="en-US"/>
-        </w:rPr>
-        <w:t>(chr(</w:t>
-      </w:r>
-      <w:proofErr w:type="spellStart"/>
-      <w:r>
-        <w:rPr>
-          <w:lang w:val="en-US"/>
-        </w:rPr>
-        <w:t>ord</w:t>
-      </w:r>
-      <w:proofErr w:type="spellEnd"/>
-      <w:r>
-        <w:rPr>
-          <w:lang w:val="en-US"/>
-        </w:rPr>
-        <w:t>(</w:t>
-      </w:r>
-      <w:proofErr w:type="spellStart"/>
-      <w:r>
-        <w:rPr>
-          <w:lang w:val="en-US"/>
-        </w:rPr>
-        <w:t>ch</w:t>
-      </w:r>
-      <w:proofErr w:type="spellEnd"/>
-      <w:r>
-        <w:rPr>
-          <w:lang w:val="en-US"/>
-        </w:rPr>
         <w:t>) ^ k))</w:t>
       </w:r>
       <w:r>
@@ -3182,7 +3182,21 @@
         <w:rPr>
           <w:lang w:val="en-US"/>
         </w:rPr>
-        <w:t xml:space="preserve">__(self, cipher: Cipher, model: </w:t>
+        <w:t>_</w:t>
+      </w:r>
+      <w:proofErr w:type="gramStart"/>
+      <w:r>
+        <w:rPr>
+          <w:lang w:val="en-US"/>
+        </w:rPr>
+        <w:t>_(</w:t>
+      </w:r>
+      <w:proofErr w:type="gramEnd"/>
+      <w:r>
+        <w:rPr>
+          <w:lang w:val="en-US"/>
+        </w:rPr>
+        <w:t xml:space="preserve">self, cipher: Cipher, model: </w:t>
       </w:r>
       <w:proofErr w:type="spellStart"/>
       <w:r>
@@ -3935,11 +3949,19 @@
         <w:t xml:space="preserve">        </w:t>
       </w:r>
       <w:proofErr w:type="spellStart"/>
-      <w:r>
-        <w:rPr>
-          <w:lang w:val="en-US"/>
-        </w:rPr>
-        <w:t>self._text</w:t>
+      <w:proofErr w:type="gramStart"/>
+      <w:r>
+        <w:rPr>
+          <w:lang w:val="en-US"/>
+        </w:rPr>
+        <w:t>self._</w:t>
+      </w:r>
+      <w:proofErr w:type="gramEnd"/>
+      <w:r>
+        <w:rPr>
+          <w:lang w:val="en-US"/>
+        </w:rPr>
+        <w:t>text</w:t>
       </w:r>
       <w:proofErr w:type="spellEnd"/>
       <w:r>
@@ -4290,8 +4312,9 @@
           <w:sz w:val="24"/>
           <w14:ligatures w14:val="none"/>
         </w:rPr>
-        <w:t xml:space="preserve">ввода, вывода </w:t>
-      </w:r>
+        <w:t xml:space="preserve">ввода, </w:t>
+      </w:r>
+      <w:proofErr w:type="gramStart"/>
       <w:r>
         <w:rPr>
           <w:rFonts w:ascii="Times New Roman" w:eastAsia="Times New Roman" w:hAnsi="Times New Roman" w:cs="Times New Roman"/>
@@ -4300,7 +4323,28 @@
           <w:sz w:val="24"/>
           <w14:ligatures w14:val="none"/>
         </w:rPr>
-        <w:t xml:space="preserve">; </w:t>
+        <w:t xml:space="preserve">вывода </w:t>
+      </w:r>
+      <w:r>
+        <w:rPr>
+          <w:rFonts w:ascii="Times New Roman" w:eastAsia="Times New Roman" w:hAnsi="Times New Roman" w:cs="Times New Roman"/>
+          <w:color w:val="auto"/>
+          <w:kern w:val="0"/>
+          <w:sz w:val="24"/>
+          <w14:ligatures w14:val="none"/>
+        </w:rPr>
+        <w:t>;</w:t>
+      </w:r>
+      <w:proofErr w:type="gramEnd"/>
+      <w:r>
+        <w:rPr>
+          <w:rFonts w:ascii="Times New Roman" w:eastAsia="Times New Roman" w:hAnsi="Times New Roman" w:cs="Times New Roman"/>
+          <w:color w:val="auto"/>
+          <w:kern w:val="0"/>
+          <w:sz w:val="24"/>
+          <w14:ligatures w14:val="none"/>
+        </w:rPr>
+        <w:t xml:space="preserve"> </w:t>
       </w:r>
     </w:p>
     <w:p>
@@ -4491,6 +4535,9 @@
     </w:p>
     <w:p>
       <w:r>
+        <w:rPr>
+          <w:noProof/>
+        </w:rPr>
         <w:drawing>
           <wp:inline distT="0" distB="0" distL="0" distR="0" wp14:anchorId="0F15B06F" wp14:editId="4E1E5622">
             <wp:extent cx="4744112" cy="5096586"/>
@@ -4745,17 +4792,7 @@
           <w:sz w:val="24"/>
           <w14:ligatures w14:val="none"/>
         </w:rPr>
-        <w:t>Ввести</w:t>
-      </w:r>
-      <w:r>
-        <w:rPr>
-          <w:rFonts w:ascii="Times New Roman" w:eastAsia="Times New Roman" w:hAnsi="Times New Roman" w:cs="Times New Roman"/>
-          <w:color w:val="auto"/>
-          <w:kern w:val="0"/>
-          <w:sz w:val="24"/>
-          <w14:ligatures w14:val="none"/>
-        </w:rPr>
-        <w:t xml:space="preserve"> в поле ввода</w:t>
+        <w:t>Ввести в поле ввода</w:t>
       </w:r>
     </w:p>
     <w:p>
@@ -4843,8 +4880,9 @@
           <w:sz w:val="24"/>
           <w14:ligatures w14:val="none"/>
         </w:rPr>
-        <w:t xml:space="preserve"> или вводим в ручную ключ</w:t>
-      </w:r>
+        <w:t xml:space="preserve"> или вводим </w:t>
+      </w:r>
+      <w:proofErr w:type="gramStart"/>
       <w:r>
         <w:rPr>
           <w:rFonts w:ascii="Times New Roman" w:eastAsia="Times New Roman" w:hAnsi="Times New Roman" w:cs="Times New Roman"/>
@@ -4853,13 +4891,10 @@
           <w:sz w:val="24"/>
           <w14:ligatures w14:val="none"/>
         </w:rPr>
-        <w:t>;</w:t>
-      </w:r>
-    </w:p>
-    <w:p>
-      <w:pPr>
-        <w:spacing w:before="100" w:beforeAutospacing="1" w:after="100" w:afterAutospacing="1" w:line="240" w:lineRule="auto"/>
-        <w:ind w:left="720"/>
+        <w:t>в ручную</w:t>
+      </w:r>
+      <w:proofErr w:type="gramEnd"/>
+      <w:r>
         <w:rPr>
           <w:rFonts w:ascii="Times New Roman" w:eastAsia="Times New Roman" w:hAnsi="Times New Roman" w:cs="Times New Roman"/>
           <w:color w:val="auto"/>
@@ -4867,10 +4902,35 @@
           <w:sz w:val="24"/>
           <w14:ligatures w14:val="none"/>
         </w:rPr>
-      </w:pPr>
+        <w:t xml:space="preserve"> ключ</w:t>
+      </w:r>
       <w:r>
         <w:rPr>
           <w:rFonts w:ascii="Times New Roman" w:eastAsia="Times New Roman" w:hAnsi="Times New Roman" w:cs="Times New Roman"/>
+          <w:color w:val="auto"/>
+          <w:kern w:val="0"/>
+          <w:sz w:val="24"/>
+          <w14:ligatures w14:val="none"/>
+        </w:rPr>
+        <w:t>;</w:t>
+      </w:r>
+    </w:p>
+    <w:p>
+      <w:pPr>
+        <w:spacing w:before="100" w:beforeAutospacing="1" w:after="100" w:afterAutospacing="1" w:line="240" w:lineRule="auto"/>
+        <w:ind w:left="720"/>
+        <w:rPr>
+          <w:rFonts w:ascii="Times New Roman" w:eastAsia="Times New Roman" w:hAnsi="Times New Roman" w:cs="Times New Roman"/>
+          <w:color w:val="auto"/>
+          <w:kern w:val="0"/>
+          <w:sz w:val="24"/>
+          <w14:ligatures w14:val="none"/>
+        </w:rPr>
+      </w:pPr>
+      <w:r>
+        <w:rPr>
+          <w:rFonts w:ascii="Times New Roman" w:eastAsia="Times New Roman" w:hAnsi="Times New Roman" w:cs="Times New Roman"/>
+          <w:noProof/>
           <w:color w:val="auto"/>
           <w:kern w:val="0"/>
           <w:sz w:val="24"/>
@@ -4953,6 +5013,7 @@
       <w:r>
         <w:rPr>
           <w:rFonts w:ascii="Times New Roman" w:eastAsia="Times New Roman" w:hAnsi="Times New Roman" w:cs="Times New Roman"/>
+          <w:noProof/>
           <w:color w:val="auto"/>
           <w:kern w:val="0"/>
           <w:sz w:val="24"/>
@@ -5147,47 +5208,7 @@
           <w:sz w:val="24"/>
           <w14:ligatures w14:val="none"/>
         </w:rPr>
-        <w:t>В</w:t>
-      </w:r>
-      <w:r>
-        <w:rPr>
-          <w:rFonts w:ascii="Times New Roman" w:eastAsia="Times New Roman" w:hAnsi="Times New Roman" w:cs="Times New Roman"/>
-          <w:color w:val="auto"/>
-          <w:kern w:val="0"/>
-          <w:sz w:val="24"/>
-          <w14:ligatures w14:val="none"/>
-        </w:rPr>
-        <w:t>ы</w:t>
-      </w:r>
-      <w:r>
-        <w:rPr>
-          <w:rFonts w:ascii="Times New Roman" w:eastAsia="Times New Roman" w:hAnsi="Times New Roman" w:cs="Times New Roman"/>
-          <w:color w:val="auto"/>
-          <w:kern w:val="0"/>
-          <w:sz w:val="24"/>
-          <w14:ligatures w14:val="none"/>
-        </w:rPr>
-        <w:t xml:space="preserve">вод </w:t>
-      </w:r>
-      <w:r>
-        <w:rPr>
-          <w:rFonts w:ascii="Times New Roman" w:eastAsia="Times New Roman" w:hAnsi="Times New Roman" w:cs="Times New Roman"/>
-          <w:color w:val="auto"/>
-          <w:kern w:val="0"/>
-          <w:sz w:val="24"/>
-          <w14:ligatures w14:val="none"/>
-        </w:rPr>
-        <w:t xml:space="preserve">зашифрованного </w:t>
-      </w:r>
-      <w:r>
-        <w:rPr>
-          <w:rFonts w:ascii="Times New Roman" w:eastAsia="Times New Roman" w:hAnsi="Times New Roman" w:cs="Times New Roman"/>
-          <w:color w:val="auto"/>
-          <w:kern w:val="0"/>
-          <w:sz w:val="24"/>
-          <w14:ligatures w14:val="none"/>
-        </w:rPr>
-        <w:t>текста</w:t>
+        <w:t>Вывод зашифрованного текста</w:t>
       </w:r>
     </w:p>
     <w:p>
@@ -5299,7 +5320,29 @@
           <w:sz w:val="24"/>
           <w14:ligatures w14:val="none"/>
         </w:rPr>
-        <w:t xml:space="preserve"> или вводим в ручную ключ</w:t>
+        <w:t xml:space="preserve"> или вводим </w:t>
+      </w:r>
+      <w:proofErr w:type="gramStart"/>
+      <w:r>
+        <w:rPr>
+          <w:rFonts w:ascii="Times New Roman" w:eastAsia="Times New Roman" w:hAnsi="Times New Roman" w:cs="Times New Roman"/>
+          <w:color w:val="auto"/>
+          <w:kern w:val="0"/>
+          <w:sz w:val="24"/>
+          <w14:ligatures w14:val="none"/>
+        </w:rPr>
+        <w:t>в ручную</w:t>
+      </w:r>
+      <w:proofErr w:type="gramEnd"/>
+      <w:r>
+        <w:rPr>
+          <w:rFonts w:ascii="Times New Roman" w:eastAsia="Times New Roman" w:hAnsi="Times New Roman" w:cs="Times New Roman"/>
+          <w:color w:val="auto"/>
+          <w:kern w:val="0"/>
+          <w:sz w:val="24"/>
+          <w14:ligatures w14:val="none"/>
+        </w:rPr>
+        <w:t xml:space="preserve"> ключ</w:t>
       </w:r>
       <w:r>
         <w:rPr>
@@ -5340,6 +5383,9 @@
     </w:p>
     <w:p>
       <w:r>
+        <w:rPr>
+          <w:noProof/>
+        </w:rPr>
         <w:drawing>
           <wp:inline distT="0" distB="0" distL="0" distR="0" wp14:anchorId="1FF600D1" wp14:editId="3B8A0960">
             <wp:extent cx="3919430" cy="4210050"/>
@@ -5393,6 +5439,9 @@
     </w:p>
     <w:p>
       <w:r>
+        <w:rPr>
+          <w:noProof/>
+        </w:rPr>
         <w:lastRenderedPageBreak/>
         <w:drawing>
           <wp:inline distT="0" distB="0" distL="0" distR="0" wp14:anchorId="3917BA57" wp14:editId="5E546E40">
@@ -5448,10 +5497,1884 @@
     <w:p>
       <w:pPr>
         <w:jc w:val="center"/>
+        <w:rPr>
+          <w:lang w:val="en-US"/>
+        </w:rPr>
       </w:pPr>
       <w:r>
         <w:t>Функция (Шифрование Дешифрование) работает успешно</w:t>
       </w:r>
+    </w:p>
+    <w:p>
+      <w:r>
+        <w:t>Структура программы</w:t>
+      </w:r>
+    </w:p>
+    <w:p>
+      <w:r>
+        <w:rPr>
+          <w:lang w:val="en-US"/>
+        </w:rPr>
+        <w:tab/>
+      </w:r>
+      <w:r>
+        <w:t>Программа реализована по архитектуре MVC:</w:t>
+      </w:r>
+    </w:p>
+    <w:p>
+      <w:pPr>
+        <w:numPr>
+          <w:ilvl w:val="0"/>
+          <w:numId w:val="9"/>
+        </w:numPr>
+      </w:pPr>
+      <w:r>
+        <w:rPr>
+          <w:b/>
+          <w:bCs/>
+        </w:rPr>
+        <w:t>Model</w:t>
+      </w:r>
+      <w:r>
+        <w:t xml:space="preserve"> — хранение данных </w:t>
+      </w:r>
+    </w:p>
+    <w:p>
+      <w:pPr>
+        <w:numPr>
+          <w:ilvl w:val="0"/>
+          <w:numId w:val="9"/>
+        </w:numPr>
+      </w:pPr>
+      <w:r>
+        <w:rPr>
+          <w:b/>
+          <w:bCs/>
+        </w:rPr>
+        <w:t>View</w:t>
+      </w:r>
+      <w:r>
+        <w:t xml:space="preserve"> — пользовательский интерфейс </w:t>
+      </w:r>
+    </w:p>
+    <w:p>
+      <w:pPr>
+        <w:numPr>
+          <w:ilvl w:val="0"/>
+          <w:numId w:val="9"/>
+        </w:numPr>
+      </w:pPr>
+      <w:proofErr w:type="spellStart"/>
+      <w:r>
+        <w:rPr>
+          <w:b/>
+          <w:bCs/>
+        </w:rPr>
+        <w:t>Controller</w:t>
+      </w:r>
+      <w:proofErr w:type="spellEnd"/>
+      <w:r>
+        <w:t xml:space="preserve"> — обработка логики </w:t>
+      </w:r>
+    </w:p>
+    <w:p>
+      <w:r>
+        <w:t>Алгоритм шифрования вынесен в отдельный модуль.</w:t>
+      </w:r>
+    </w:p>
+    <w:p>
+      <w:pPr>
+        <w:rPr>
+          <w:lang w:val="en-US"/>
+        </w:rPr>
+      </w:pPr>
+      <w:r>
+        <w:drawing>
+          <wp:anchor distT="0" distB="0" distL="114300" distR="114300" simplePos="0" relativeHeight="251659264" behindDoc="0" locked="0" layoutInCell="1" allowOverlap="1" wp14:anchorId="45E54AF2" wp14:editId="08790706">
+            <wp:simplePos x="0" y="0"/>
+            <wp:positionH relativeFrom="column">
+              <wp:posOffset>7620</wp:posOffset>
+            </wp:positionH>
+            <wp:positionV relativeFrom="paragraph">
+              <wp:posOffset>-635</wp:posOffset>
+            </wp:positionV>
+            <wp:extent cx="858982" cy="444148"/>
+            <wp:effectExtent l="0" t="0" r="0" b="0"/>
+            <wp:wrapNone/>
+            <wp:docPr id="3" name="table">
+              <a:extLst xmlns:a="http://schemas.openxmlformats.org/drawingml/2006/main">
+                <a:ext uri="{FF2B5EF4-FFF2-40B4-BE49-F238E27FC236}">
+                  <a16:creationId xmlns:a16="http://schemas.microsoft.com/office/drawing/2014/main" id="{69D95A02-2F98-6584-5D67-6FC68CC5662B}"/>
+                </a:ext>
+              </a:extLst>
+            </wp:docPr>
+            <wp:cNvGraphicFramePr>
+              <a:graphicFrameLocks xmlns:a="http://schemas.openxmlformats.org/drawingml/2006/main" noChangeAspect="1"/>
+            </wp:cNvGraphicFramePr>
+            <a:graphic xmlns:a="http://schemas.openxmlformats.org/drawingml/2006/main">
+              <a:graphicData uri="http://schemas.openxmlformats.org/drawingml/2006/picture">
+                <pic:pic xmlns:pic="http://schemas.openxmlformats.org/drawingml/2006/picture">
+                  <pic:nvPicPr>
+                    <pic:cNvPr id="3" name="table">
+                      <a:extLst>
+                        <a:ext uri="{FF2B5EF4-FFF2-40B4-BE49-F238E27FC236}">
+                          <a16:creationId xmlns:a16="http://schemas.microsoft.com/office/drawing/2014/main" id="{69D95A02-2F98-6584-5D67-6FC68CC5662B}"/>
+                        </a:ext>
+                      </a:extLst>
+                    </pic:cNvPr>
+                    <pic:cNvPicPr>
+                      <a:picLocks noChangeAspect="1"/>
+                    </pic:cNvPicPr>
+                  </pic:nvPicPr>
+                  <pic:blipFill>
+                    <a:blip r:embed="rId10"/>
+                    <a:stretch>
+                      <a:fillRect/>
+                    </a:stretch>
+                  </pic:blipFill>
+                  <pic:spPr>
+                    <a:xfrm>
+                      <a:off x="0" y="0"/>
+                      <a:ext cx="868453" cy="449045"/>
+                    </a:xfrm>
+                    <a:prstGeom prst="rect">
+                      <a:avLst/>
+                    </a:prstGeom>
+                  </pic:spPr>
+                </pic:pic>
+              </a:graphicData>
+            </a:graphic>
+            <wp14:sizeRelH relativeFrom="margin">
+              <wp14:pctWidth>0</wp14:pctWidth>
+            </wp14:sizeRelH>
+            <wp14:sizeRelV relativeFrom="margin">
+              <wp14:pctHeight>0</wp14:pctHeight>
+            </wp14:sizeRelV>
+          </wp:anchor>
+        </w:drawing>
+      </w:r>
+      <w:r>
+        <w:drawing>
+          <wp:anchor distT="0" distB="0" distL="114300" distR="114300" simplePos="0" relativeHeight="251660288" behindDoc="0" locked="0" layoutInCell="1" allowOverlap="1" wp14:anchorId="260F343E" wp14:editId="3053F7CE">
+            <wp:simplePos x="0" y="0"/>
+            <wp:positionH relativeFrom="column">
+              <wp:posOffset>1129665</wp:posOffset>
+            </wp:positionH>
+            <wp:positionV relativeFrom="paragraph">
+              <wp:posOffset>635</wp:posOffset>
+            </wp:positionV>
+            <wp:extent cx="858833" cy="353245"/>
+            <wp:effectExtent l="0" t="0" r="0" b="8890"/>
+            <wp:wrapNone/>
+            <wp:docPr id="2" name="table">
+              <a:extLst xmlns:a="http://schemas.openxmlformats.org/drawingml/2006/main">
+                <a:ext uri="{FF2B5EF4-FFF2-40B4-BE49-F238E27FC236}">
+                  <a16:creationId xmlns:a16="http://schemas.microsoft.com/office/drawing/2014/main" id="{967C0152-CF8F-2EF8-2717-025144F888FD}"/>
+                </a:ext>
+              </a:extLst>
+            </wp:docPr>
+            <wp:cNvGraphicFramePr>
+              <a:graphicFrameLocks xmlns:a="http://schemas.openxmlformats.org/drawingml/2006/main" noChangeAspect="1"/>
+            </wp:cNvGraphicFramePr>
+            <a:graphic xmlns:a="http://schemas.openxmlformats.org/drawingml/2006/main">
+              <a:graphicData uri="http://schemas.openxmlformats.org/drawingml/2006/picture">
+                <pic:pic xmlns:pic="http://schemas.openxmlformats.org/drawingml/2006/picture">
+                  <pic:nvPicPr>
+                    <pic:cNvPr id="5" name="table">
+                      <a:extLst>
+                        <a:ext uri="{FF2B5EF4-FFF2-40B4-BE49-F238E27FC236}">
+                          <a16:creationId xmlns:a16="http://schemas.microsoft.com/office/drawing/2014/main" id="{967C0152-CF8F-2EF8-2717-025144F888FD}"/>
+                        </a:ext>
+                      </a:extLst>
+                    </pic:cNvPr>
+                    <pic:cNvPicPr>
+                      <a:picLocks noChangeAspect="1"/>
+                    </pic:cNvPicPr>
+                  </pic:nvPicPr>
+                  <pic:blipFill>
+                    <a:blip r:embed="rId11"/>
+                    <a:stretch>
+                      <a:fillRect/>
+                    </a:stretch>
+                  </pic:blipFill>
+                  <pic:spPr>
+                    <a:xfrm>
+                      <a:off x="0" y="0"/>
+                      <a:ext cx="858833" cy="353245"/>
+                    </a:xfrm>
+                    <a:prstGeom prst="rect">
+                      <a:avLst/>
+                    </a:prstGeom>
+                  </pic:spPr>
+                </pic:pic>
+              </a:graphicData>
+            </a:graphic>
+            <wp14:sizeRelH relativeFrom="margin">
+              <wp14:pctWidth>0</wp14:pctWidth>
+            </wp14:sizeRelH>
+            <wp14:sizeRelV relativeFrom="margin">
+              <wp14:pctHeight>0</wp14:pctHeight>
+            </wp14:sizeRelV>
+          </wp:anchor>
+        </w:drawing>
+      </w:r>
+      <w:r>
+        <mc:AlternateContent>
+          <mc:Choice Requires="wps">
+            <w:drawing>
+              <wp:anchor distT="0" distB="0" distL="114300" distR="114300" simplePos="0" relativeHeight="251661312" behindDoc="0" locked="0" layoutInCell="1" allowOverlap="1" wp14:anchorId="2056660A" wp14:editId="2D955D0F">
+                <wp:simplePos x="0" y="0"/>
+                <wp:positionH relativeFrom="column">
+                  <wp:posOffset>845820</wp:posOffset>
+                </wp:positionH>
+                <wp:positionV relativeFrom="paragraph">
+                  <wp:posOffset>282575</wp:posOffset>
+                </wp:positionV>
+                <wp:extent cx="284019" cy="45719"/>
+                <wp:effectExtent l="0" t="95250" r="0" b="126365"/>
+                <wp:wrapNone/>
+                <wp:docPr id="7" name="Прямая со стрелкой 6">
+                  <a:extLst xmlns:a="http://schemas.openxmlformats.org/drawingml/2006/main">
+                    <a:ext uri="{FF2B5EF4-FFF2-40B4-BE49-F238E27FC236}">
+                      <a16:creationId xmlns:a16="http://schemas.microsoft.com/office/drawing/2014/main" id="{DF55FF0D-84E7-F3A5-761A-79638AC5E022}"/>
+                    </a:ext>
+                  </a:extLst>
+                </wp:docPr>
+                <wp:cNvGraphicFramePr>
+                  <a:graphicFrameLocks xmlns:a="http://schemas.openxmlformats.org/drawingml/2006/main"/>
+                </wp:cNvGraphicFramePr>
+                <a:graphic xmlns:a="http://schemas.openxmlformats.org/drawingml/2006/main">
+                  <a:graphicData uri="http://schemas.microsoft.com/office/word/2010/wordprocessingShape">
+                    <wps:wsp>
+                      <wps:cNvCnPr>
+                        <a:cxnSpLocks/>
+                      </wps:cNvCnPr>
+                      <wps:spPr>
+                        <a:xfrm flipV="1">
+                          <a:off x="0" y="0"/>
+                          <a:ext cx="284019" cy="45719"/>
+                        </a:xfrm>
+                        <a:prstGeom prst="straightConnector1">
+                          <a:avLst/>
+                        </a:prstGeom>
+                        <a:ln w="57150">
+                          <a:tailEnd type="triangle"/>
+                        </a:ln>
+                      </wps:spPr>
+                      <wps:style>
+                        <a:lnRef idx="1">
+                          <a:schemeClr val="accent1"/>
+                        </a:lnRef>
+                        <a:fillRef idx="0">
+                          <a:schemeClr val="accent1"/>
+                        </a:fillRef>
+                        <a:effectRef idx="0">
+                          <a:schemeClr val="accent1"/>
+                        </a:effectRef>
+                        <a:fontRef idx="minor">
+                          <a:schemeClr val="tx1"/>
+                        </a:fontRef>
+                      </wps:style>
+                      <wps:bodyPr/>
+                    </wps:wsp>
+                  </a:graphicData>
+                </a:graphic>
+                <wp14:sizeRelH relativeFrom="margin">
+                  <wp14:pctWidth>0</wp14:pctWidth>
+                </wp14:sizeRelH>
+                <wp14:sizeRelV relativeFrom="margin">
+                  <wp14:pctHeight>0</wp14:pctHeight>
+                </wp14:sizeRelV>
+              </wp:anchor>
+            </w:drawing>
+          </mc:Choice>
+          <mc:Fallback>
+            <w:pict>
+              <v:shapetype w14:anchorId="3701B197" id="_x0000_t32" coordsize="21600,21600" o:spt="32" o:oned="t" path="m,l21600,21600e" filled="f">
+                <v:path arrowok="t" fillok="f" o:connecttype="none"/>
+                <o:lock v:ext="edit" shapetype="t"/>
+              </v:shapetype>
+              <v:shape id="Прямая со стрелкой 6" o:spid="_x0000_s1026" type="#_x0000_t32" style="position:absolute;margin-left:66.6pt;margin-top:22.25pt;width:22.35pt;height:3.6pt;flip:y;z-index:251661312;visibility:visible;mso-wrap-style:square;mso-width-percent:0;mso-height-percent:0;mso-wrap-distance-left:9pt;mso-wrap-distance-top:0;mso-wrap-distance-right:9pt;mso-wrap-distance-bottom:0;mso-position-horizontal:absolute;mso-position-horizontal-relative:text;mso-position-vertical:absolute;mso-position-vertical-relative:text;mso-width-percent:0;mso-height-percent:0;mso-width-relative:margin;mso-height-relative:margin" o:gfxdata="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" strokecolor="#5b9bd5 [3204]" strokeweight="4.5pt">
+                <v:stroke endarrow="block" joinstyle="miter"/>
+                <o:lock v:ext="edit" shapetype="f"/>
+              </v:shape>
+            </w:pict>
+          </mc:Fallback>
+        </mc:AlternateContent>
+      </w:r>
+      <w:r>
+        <w:drawing>
+          <wp:anchor distT="0" distB="0" distL="114300" distR="114300" simplePos="0" relativeHeight="251662336" behindDoc="0" locked="0" layoutInCell="1" allowOverlap="1" wp14:anchorId="561FD09B" wp14:editId="1D92A114">
+            <wp:simplePos x="0" y="0"/>
+            <wp:positionH relativeFrom="column">
+              <wp:posOffset>8255</wp:posOffset>
+            </wp:positionH>
+            <wp:positionV relativeFrom="paragraph">
+              <wp:posOffset>649605</wp:posOffset>
+            </wp:positionV>
+            <wp:extent cx="858795" cy="398640"/>
+            <wp:effectExtent l="0" t="0" r="0" b="1905"/>
+            <wp:wrapNone/>
+            <wp:docPr id="6" name="table">
+              <a:extLst xmlns:a="http://schemas.openxmlformats.org/drawingml/2006/main">
+                <a:ext uri="{FF2B5EF4-FFF2-40B4-BE49-F238E27FC236}">
+                  <a16:creationId xmlns:a16="http://schemas.microsoft.com/office/drawing/2014/main" id="{88749ED9-3A6C-87F9-7008-B0B5B8595C83}"/>
+                </a:ext>
+              </a:extLst>
+            </wp:docPr>
+            <wp:cNvGraphicFramePr>
+              <a:graphicFrameLocks xmlns:a="http://schemas.openxmlformats.org/drawingml/2006/main" noChangeAspect="1"/>
+            </wp:cNvGraphicFramePr>
+            <a:graphic xmlns:a="http://schemas.openxmlformats.org/drawingml/2006/main">
+              <a:graphicData uri="http://schemas.openxmlformats.org/drawingml/2006/picture">
+                <pic:pic xmlns:pic="http://schemas.openxmlformats.org/drawingml/2006/picture">
+                  <pic:nvPicPr>
+                    <pic:cNvPr id="6" name="table">
+                      <a:extLst>
+                        <a:ext uri="{FF2B5EF4-FFF2-40B4-BE49-F238E27FC236}">
+                          <a16:creationId xmlns:a16="http://schemas.microsoft.com/office/drawing/2014/main" id="{88749ED9-3A6C-87F9-7008-B0B5B8595C83}"/>
+                        </a:ext>
+                      </a:extLst>
+                    </pic:cNvPr>
+                    <pic:cNvPicPr>
+                      <a:picLocks noChangeAspect="1"/>
+                    </pic:cNvPicPr>
+                  </pic:nvPicPr>
+                  <pic:blipFill>
+                    <a:blip r:embed="rId12"/>
+                    <a:stretch>
+                      <a:fillRect/>
+                    </a:stretch>
+                  </pic:blipFill>
+                  <pic:spPr>
+                    <a:xfrm>
+                      <a:off x="0" y="0"/>
+                      <a:ext cx="858795" cy="398640"/>
+                    </a:xfrm>
+                    <a:prstGeom prst="rect">
+                      <a:avLst/>
+                    </a:prstGeom>
+                  </pic:spPr>
+                </pic:pic>
+              </a:graphicData>
+            </a:graphic>
+            <wp14:sizeRelH relativeFrom="margin">
+              <wp14:pctWidth>0</wp14:pctWidth>
+            </wp14:sizeRelH>
+            <wp14:sizeRelV relativeFrom="margin">
+              <wp14:pctHeight>0</wp14:pctHeight>
+            </wp14:sizeRelV>
+          </wp:anchor>
+        </w:drawing>
+      </w:r>
+      <w:r>
+        <w:drawing>
+          <wp:anchor distT="0" distB="0" distL="114300" distR="114300" simplePos="0" relativeHeight="251663360" behindDoc="0" locked="0" layoutInCell="1" allowOverlap="1" wp14:anchorId="1D3A3CC8" wp14:editId="5E3A8731">
+            <wp:simplePos x="0" y="0"/>
+            <wp:positionH relativeFrom="column">
+              <wp:posOffset>7620</wp:posOffset>
+            </wp:positionH>
+            <wp:positionV relativeFrom="paragraph">
+              <wp:posOffset>581025</wp:posOffset>
+            </wp:positionV>
+            <wp:extent cx="858949" cy="262454"/>
+            <wp:effectExtent l="0" t="0" r="0" b="4445"/>
+            <wp:wrapNone/>
+            <wp:docPr id="8" name="table">
+              <a:extLst xmlns:a="http://schemas.openxmlformats.org/drawingml/2006/main">
+                <a:ext uri="{FF2B5EF4-FFF2-40B4-BE49-F238E27FC236}">
+                  <a16:creationId xmlns:a16="http://schemas.microsoft.com/office/drawing/2014/main" id="{A92CBE62-B7A0-3739-EA7F-7B00345B66CA}"/>
+                </a:ext>
+              </a:extLst>
+            </wp:docPr>
+            <wp:cNvGraphicFramePr>
+              <a:graphicFrameLocks xmlns:a="http://schemas.openxmlformats.org/drawingml/2006/main" noChangeAspect="1"/>
+            </wp:cNvGraphicFramePr>
+            <a:graphic xmlns:a="http://schemas.openxmlformats.org/drawingml/2006/main">
+              <a:graphicData uri="http://schemas.openxmlformats.org/drawingml/2006/picture">
+                <pic:pic xmlns:pic="http://schemas.openxmlformats.org/drawingml/2006/picture">
+                  <pic:nvPicPr>
+                    <pic:cNvPr id="8" name="table">
+                      <a:extLst>
+                        <a:ext uri="{FF2B5EF4-FFF2-40B4-BE49-F238E27FC236}">
+                          <a16:creationId xmlns:a16="http://schemas.microsoft.com/office/drawing/2014/main" id="{A92CBE62-B7A0-3739-EA7F-7B00345B66CA}"/>
+                        </a:ext>
+                      </a:extLst>
+                    </pic:cNvPr>
+                    <pic:cNvPicPr>
+                      <a:picLocks noChangeAspect="1"/>
+                    </pic:cNvPicPr>
+                  </pic:nvPicPr>
+                  <pic:blipFill>
+                    <a:blip r:embed="rId13"/>
+                    <a:stretch>
+                      <a:fillRect/>
+                    </a:stretch>
+                  </pic:blipFill>
+                  <pic:spPr>
+                    <a:xfrm>
+                      <a:off x="0" y="0"/>
+                      <a:ext cx="858949" cy="262454"/>
+                    </a:xfrm>
+                    <a:prstGeom prst="rect">
+                      <a:avLst/>
+                    </a:prstGeom>
+                  </pic:spPr>
+                </pic:pic>
+              </a:graphicData>
+            </a:graphic>
+            <wp14:sizeRelH relativeFrom="margin">
+              <wp14:pctWidth>0</wp14:pctWidth>
+            </wp14:sizeRelH>
+            <wp14:sizeRelV relativeFrom="margin">
+              <wp14:pctHeight>0</wp14:pctHeight>
+            </wp14:sizeRelV>
+          </wp:anchor>
+        </w:drawing>
+      </w:r>
+    </w:p>
+    <w:p>
+      <w:pPr>
+        <w:rPr>
+          <w:lang w:val="en-US"/>
+        </w:rPr>
+      </w:pPr>
+    </w:p>
+    <w:p>
+      <w:pPr>
+        <w:rPr>
+          <w:lang w:val="en-US"/>
+        </w:rPr>
+      </w:pPr>
+      <w:r>
+        <w:drawing>
+          <wp:anchor distT="0" distB="0" distL="114300" distR="114300" simplePos="0" relativeHeight="251666432" behindDoc="0" locked="0" layoutInCell="1" allowOverlap="1" wp14:anchorId="2B1CACAD" wp14:editId="33DAD033">
+            <wp:simplePos x="0" y="0"/>
+            <wp:positionH relativeFrom="column">
+              <wp:posOffset>1172845</wp:posOffset>
+            </wp:positionH>
+            <wp:positionV relativeFrom="paragraph">
+              <wp:posOffset>0</wp:posOffset>
+            </wp:positionV>
+            <wp:extent cx="858833" cy="353245"/>
+            <wp:effectExtent l="0" t="0" r="0" b="8890"/>
+            <wp:wrapNone/>
+            <wp:docPr id="14" name="table">
+              <a:extLst xmlns:a="http://schemas.openxmlformats.org/drawingml/2006/main">
+                <a:ext uri="{FF2B5EF4-FFF2-40B4-BE49-F238E27FC236}">
+                  <a16:creationId xmlns:a16="http://schemas.microsoft.com/office/drawing/2014/main" id="{56A0A5F7-2EF6-30D1-F23C-B760226A0714}"/>
+                </a:ext>
+              </a:extLst>
+            </wp:docPr>
+            <wp:cNvGraphicFramePr>
+              <a:graphicFrameLocks xmlns:a="http://schemas.openxmlformats.org/drawingml/2006/main" noChangeAspect="1"/>
+            </wp:cNvGraphicFramePr>
+            <a:graphic xmlns:a="http://schemas.openxmlformats.org/drawingml/2006/main">
+              <a:graphicData uri="http://schemas.openxmlformats.org/drawingml/2006/picture">
+                <pic:pic xmlns:pic="http://schemas.openxmlformats.org/drawingml/2006/picture">
+                  <pic:nvPicPr>
+                    <pic:cNvPr id="10" name="table">
+                      <a:extLst>
+                        <a:ext uri="{FF2B5EF4-FFF2-40B4-BE49-F238E27FC236}">
+                          <a16:creationId xmlns:a16="http://schemas.microsoft.com/office/drawing/2014/main" id="{56A0A5F7-2EF6-30D1-F23C-B760226A0714}"/>
+                        </a:ext>
+                      </a:extLst>
+                    </pic:cNvPr>
+                    <pic:cNvPicPr>
+                      <a:picLocks noChangeAspect="1"/>
+                    </pic:cNvPicPr>
+                  </pic:nvPicPr>
+                  <pic:blipFill>
+                    <a:blip r:embed="rId14"/>
+                    <a:stretch>
+                      <a:fillRect/>
+                    </a:stretch>
+                  </pic:blipFill>
+                  <pic:spPr>
+                    <a:xfrm>
+                      <a:off x="0" y="0"/>
+                      <a:ext cx="858833" cy="353245"/>
+                    </a:xfrm>
+                    <a:prstGeom prst="rect">
+                      <a:avLst/>
+                    </a:prstGeom>
+                  </pic:spPr>
+                </pic:pic>
+              </a:graphicData>
+            </a:graphic>
+            <wp14:sizeRelH relativeFrom="margin">
+              <wp14:pctWidth>0</wp14:pctWidth>
+            </wp14:sizeRelH>
+            <wp14:sizeRelV relativeFrom="margin">
+              <wp14:pctHeight>0</wp14:pctHeight>
+            </wp14:sizeRelV>
+          </wp:anchor>
+        </w:drawing>
+      </w:r>
+      <w:r>
+        <w:drawing>
+          <wp:anchor distT="0" distB="0" distL="114300" distR="114300" simplePos="0" relativeHeight="251665408" behindDoc="0" locked="0" layoutInCell="1" allowOverlap="1" wp14:anchorId="0E1D1D06" wp14:editId="3E4A5598">
+            <wp:simplePos x="0" y="0"/>
+            <wp:positionH relativeFrom="column">
+              <wp:posOffset>1183005</wp:posOffset>
+            </wp:positionH>
+            <wp:positionV relativeFrom="paragraph">
+              <wp:posOffset>147955</wp:posOffset>
+            </wp:positionV>
+            <wp:extent cx="858834" cy="353245"/>
+            <wp:effectExtent l="0" t="0" r="0" b="8890"/>
+            <wp:wrapNone/>
+            <wp:docPr id="13" name="table">
+              <a:extLst xmlns:a="http://schemas.openxmlformats.org/drawingml/2006/main">
+                <a:ext uri="{FF2B5EF4-FFF2-40B4-BE49-F238E27FC236}">
+                  <a16:creationId xmlns:a16="http://schemas.microsoft.com/office/drawing/2014/main" id="{D3752227-75B3-0726-A4B2-2D51703DFD6F}"/>
+                </a:ext>
+              </a:extLst>
+            </wp:docPr>
+            <wp:cNvGraphicFramePr>
+              <a:graphicFrameLocks xmlns:a="http://schemas.openxmlformats.org/drawingml/2006/main" noChangeAspect="1"/>
+            </wp:cNvGraphicFramePr>
+            <a:graphic xmlns:a="http://schemas.openxmlformats.org/drawingml/2006/main">
+              <a:graphicData uri="http://schemas.openxmlformats.org/drawingml/2006/picture">
+                <pic:pic xmlns:pic="http://schemas.openxmlformats.org/drawingml/2006/picture">
+                  <pic:nvPicPr>
+                    <pic:cNvPr id="9" name="table">
+                      <a:extLst>
+                        <a:ext uri="{FF2B5EF4-FFF2-40B4-BE49-F238E27FC236}">
+                          <a16:creationId xmlns:a16="http://schemas.microsoft.com/office/drawing/2014/main" id="{D3752227-75B3-0726-A4B2-2D51703DFD6F}"/>
+                        </a:ext>
+                      </a:extLst>
+                    </pic:cNvPr>
+                    <pic:cNvPicPr>
+                      <a:picLocks noChangeAspect="1"/>
+                    </pic:cNvPicPr>
+                  </pic:nvPicPr>
+                  <pic:blipFill>
+                    <a:blip r:embed="rId15"/>
+                    <a:stretch>
+                      <a:fillRect/>
+                    </a:stretch>
+                  </pic:blipFill>
+                  <pic:spPr>
+                    <a:xfrm>
+                      <a:off x="0" y="0"/>
+                      <a:ext cx="858834" cy="353245"/>
+                    </a:xfrm>
+                    <a:prstGeom prst="rect">
+                      <a:avLst/>
+                    </a:prstGeom>
+                  </pic:spPr>
+                </pic:pic>
+              </a:graphicData>
+            </a:graphic>
+            <wp14:sizeRelH relativeFrom="margin">
+              <wp14:pctWidth>0</wp14:pctWidth>
+            </wp14:sizeRelH>
+            <wp14:sizeRelV relativeFrom="margin">
+              <wp14:pctHeight>0</wp14:pctHeight>
+            </wp14:sizeRelV>
+          </wp:anchor>
+        </w:drawing>
+      </w:r>
+      <w:r>
+        <mc:AlternateContent>
+          <mc:Choice Requires="wps">
+            <w:drawing>
+              <wp:anchor distT="0" distB="0" distL="114300" distR="114300" simplePos="0" relativeHeight="251673600" behindDoc="0" locked="0" layoutInCell="1" allowOverlap="1" wp14:anchorId="32E73C32" wp14:editId="40BFB38A">
+                <wp:simplePos x="0" y="0"/>
+                <wp:positionH relativeFrom="column">
+                  <wp:posOffset>2021541</wp:posOffset>
+                </wp:positionH>
+                <wp:positionV relativeFrom="paragraph">
+                  <wp:posOffset>260499</wp:posOffset>
+                </wp:positionV>
+                <wp:extent cx="367553" cy="45719"/>
+                <wp:effectExtent l="0" t="95250" r="0" b="126365"/>
+                <wp:wrapNone/>
+                <wp:docPr id="18" name="Прямая со стрелкой 14"/>
+                <wp:cNvGraphicFramePr xmlns:a="http://schemas.openxmlformats.org/drawingml/2006/main">
+                  <a:graphicFrameLocks xmlns:a="http://schemas.openxmlformats.org/drawingml/2006/main"/>
+                </wp:cNvGraphicFramePr>
+                <a:graphic xmlns:a="http://schemas.openxmlformats.org/drawingml/2006/main">
+                  <a:graphicData uri="http://schemas.microsoft.com/office/word/2010/wordprocessingShape">
+                    <wps:wsp>
+                      <wps:cNvCnPr>
+                        <a:cxnSpLocks/>
+                      </wps:cNvCnPr>
+                      <wps:spPr>
+                        <a:xfrm flipV="1">
+                          <a:off x="0" y="0"/>
+                          <a:ext cx="367553" cy="45719"/>
+                        </a:xfrm>
+                        <a:prstGeom prst="straightConnector1">
+                          <a:avLst/>
+                        </a:prstGeom>
+                        <a:ln w="57150">
+                          <a:tailEnd type="triangle"/>
+                        </a:ln>
+                      </wps:spPr>
+                      <wps:style>
+                        <a:lnRef idx="1">
+                          <a:schemeClr val="accent1"/>
+                        </a:lnRef>
+                        <a:fillRef idx="0">
+                          <a:schemeClr val="accent1"/>
+                        </a:fillRef>
+                        <a:effectRef idx="0">
+                          <a:schemeClr val="accent1"/>
+                        </a:effectRef>
+                        <a:fontRef idx="minor">
+                          <a:schemeClr val="tx1"/>
+                        </a:fontRef>
+                      </wps:style>
+                      <wps:bodyPr/>
+                    </wps:wsp>
+                  </a:graphicData>
+                </a:graphic>
+                <wp14:sizeRelH relativeFrom="margin">
+                  <wp14:pctWidth>0</wp14:pctWidth>
+                </wp14:sizeRelH>
+                <wp14:sizeRelV relativeFrom="margin">
+                  <wp14:pctHeight>0</wp14:pctHeight>
+                </wp14:sizeRelV>
+              </wp:anchor>
+            </w:drawing>
+          </mc:Choice>
+          <mc:Fallback>
+            <w:pict>
+              <v:shape w14:anchorId="086C503F" id="Прямая со стрелкой 14" o:spid="_x0000_s1026" type="#_x0000_t32" style="position:absolute;margin-left:159.2pt;margin-top:20.5pt;width:28.95pt;height:3.6pt;flip:y;z-index:251673600;visibility:visible;mso-wrap-style:square;mso-width-percent:0;mso-height-percent:0;mso-wrap-distance-left:9pt;mso-wrap-distance-top:0;mso-wrap-distance-right:9pt;mso-wrap-distance-bottom:0;mso-position-horizontal:absolute;mso-position-horizontal-relative:text;mso-position-vertical:absolute;mso-position-vertical-relative:text;mso-width-percent:0;mso-height-percent:0;mso-width-relative:margin;mso-height-relative:margin" o:gfxdata="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" strokecolor="#5b9bd5 [3204]" strokeweight="4.5pt">
+                <v:stroke endarrow="block" joinstyle="miter"/>
+                <o:lock v:ext="edit" shapetype="f"/>
+              </v:shape>
+            </w:pict>
+          </mc:Fallback>
+        </mc:AlternateContent>
+      </w:r>
+      <w:r>
+        <w:drawing>
+          <wp:anchor distT="0" distB="0" distL="114300" distR="114300" simplePos="0" relativeHeight="251671552" behindDoc="0" locked="0" layoutInCell="1" allowOverlap="1" wp14:anchorId="45CEFFF2" wp14:editId="353BD2E7">
+            <wp:simplePos x="0" y="0"/>
+            <wp:positionH relativeFrom="column">
+              <wp:posOffset>2383790</wp:posOffset>
+            </wp:positionH>
+            <wp:positionV relativeFrom="paragraph">
+              <wp:posOffset>19050</wp:posOffset>
+            </wp:positionV>
+            <wp:extent cx="837565" cy="366395"/>
+            <wp:effectExtent l="0" t="0" r="635" b="0"/>
+            <wp:wrapNone/>
+            <wp:docPr id="17" name="table">
+              <a:extLst xmlns:a="http://schemas.openxmlformats.org/drawingml/2006/main">
+                <a:ext uri="{FF2B5EF4-FFF2-40B4-BE49-F238E27FC236}">
+                  <a16:creationId xmlns:a16="http://schemas.microsoft.com/office/drawing/2014/main" id="{75402B82-680B-8A86-DDA2-A4F6ED76B2A8}"/>
+                </a:ext>
+              </a:extLst>
+            </wp:docPr>
+            <wp:cNvGraphicFramePr>
+              <a:graphicFrameLocks xmlns:a="http://schemas.openxmlformats.org/drawingml/2006/main" noChangeAspect="1"/>
+            </wp:cNvGraphicFramePr>
+            <a:graphic xmlns:a="http://schemas.openxmlformats.org/drawingml/2006/main">
+              <a:graphicData uri="http://schemas.openxmlformats.org/drawingml/2006/picture">
+                <pic:pic xmlns:pic="http://schemas.openxmlformats.org/drawingml/2006/picture">
+                  <pic:nvPicPr>
+                    <pic:cNvPr id="3" name="table">
+                      <a:extLst>
+                        <a:ext uri="{FF2B5EF4-FFF2-40B4-BE49-F238E27FC236}">
+                          <a16:creationId xmlns:a16="http://schemas.microsoft.com/office/drawing/2014/main" id="{75402B82-680B-8A86-DDA2-A4F6ED76B2A8}"/>
+                        </a:ext>
+                      </a:extLst>
+                    </pic:cNvPr>
+                    <pic:cNvPicPr>
+                      <a:picLocks noChangeAspect="1"/>
+                    </pic:cNvPicPr>
+                  </pic:nvPicPr>
+                  <pic:blipFill>
+                    <a:blip r:embed="rId16"/>
+                    <a:stretch>
+                      <a:fillRect/>
+                    </a:stretch>
+                  </pic:blipFill>
+                  <pic:spPr>
+                    <a:xfrm>
+                      <a:off x="0" y="0"/>
+                      <a:ext cx="837565" cy="366395"/>
+                    </a:xfrm>
+                    <a:prstGeom prst="rect">
+                      <a:avLst/>
+                    </a:prstGeom>
+                  </pic:spPr>
+                </pic:pic>
+              </a:graphicData>
+            </a:graphic>
+            <wp14:sizeRelH relativeFrom="margin">
+              <wp14:pctWidth>0</wp14:pctWidth>
+            </wp14:sizeRelH>
+            <wp14:sizeRelV relativeFrom="margin">
+              <wp14:pctHeight>0</wp14:pctHeight>
+            </wp14:sizeRelV>
+          </wp:anchor>
+        </w:drawing>
+      </w:r>
+      <w:r>
+        <w:drawing>
+          <wp:anchor distT="0" distB="0" distL="114300" distR="114300" simplePos="0" relativeHeight="251670528" behindDoc="0" locked="0" layoutInCell="1" allowOverlap="1" wp14:anchorId="7D1065EA" wp14:editId="04016053">
+            <wp:simplePos x="0" y="0"/>
+            <wp:positionH relativeFrom="page">
+              <wp:posOffset>3468370</wp:posOffset>
+            </wp:positionH>
+            <wp:positionV relativeFrom="paragraph">
+              <wp:posOffset>179070</wp:posOffset>
+            </wp:positionV>
+            <wp:extent cx="837565" cy="366395"/>
+            <wp:effectExtent l="0" t="0" r="635" b="0"/>
+            <wp:wrapNone/>
+            <wp:docPr id="16" name="table">
+              <a:extLst xmlns:a="http://schemas.openxmlformats.org/drawingml/2006/main">
+                <a:ext uri="{FF2B5EF4-FFF2-40B4-BE49-F238E27FC236}">
+                  <a16:creationId xmlns:a16="http://schemas.microsoft.com/office/drawing/2014/main" id="{3AA1C75B-AFA8-787F-F48F-2183F9AAF8DD}"/>
+                </a:ext>
+              </a:extLst>
+            </wp:docPr>
+            <wp:cNvGraphicFramePr>
+              <a:graphicFrameLocks xmlns:a="http://schemas.openxmlformats.org/drawingml/2006/main" noChangeAspect="1"/>
+            </wp:cNvGraphicFramePr>
+            <a:graphic xmlns:a="http://schemas.openxmlformats.org/drawingml/2006/main">
+              <a:graphicData uri="http://schemas.openxmlformats.org/drawingml/2006/picture">
+                <pic:pic xmlns:pic="http://schemas.openxmlformats.org/drawingml/2006/picture">
+                  <pic:nvPicPr>
+                    <pic:cNvPr id="2" name="table">
+                      <a:extLst>
+                        <a:ext uri="{FF2B5EF4-FFF2-40B4-BE49-F238E27FC236}">
+                          <a16:creationId xmlns:a16="http://schemas.microsoft.com/office/drawing/2014/main" id="{3AA1C75B-AFA8-787F-F48F-2183F9AAF8DD}"/>
+                        </a:ext>
+                      </a:extLst>
+                    </pic:cNvPr>
+                    <pic:cNvPicPr>
+                      <a:picLocks noChangeAspect="1"/>
+                    </pic:cNvPicPr>
+                  </pic:nvPicPr>
+                  <pic:blipFill>
+                    <a:blip r:embed="rId17"/>
+                    <a:stretch>
+                      <a:fillRect/>
+                    </a:stretch>
+                  </pic:blipFill>
+                  <pic:spPr>
+                    <a:xfrm>
+                      <a:off x="0" y="0"/>
+                      <a:ext cx="837565" cy="366395"/>
+                    </a:xfrm>
+                    <a:prstGeom prst="rect">
+                      <a:avLst/>
+                    </a:prstGeom>
+                  </pic:spPr>
+                </pic:pic>
+              </a:graphicData>
+            </a:graphic>
+            <wp14:sizeRelH relativeFrom="margin">
+              <wp14:pctWidth>0</wp14:pctWidth>
+            </wp14:sizeRelH>
+            <wp14:sizeRelV relativeFrom="margin">
+              <wp14:pctHeight>0</wp14:pctHeight>
+            </wp14:sizeRelV>
+          </wp:anchor>
+        </w:drawing>
+      </w:r>
+      <w:r>
+        <mc:AlternateContent>
+          <mc:Choice Requires="wps">
+            <w:drawing>
+              <wp:anchor distT="0" distB="0" distL="114300" distR="114300" simplePos="0" relativeHeight="251664384" behindDoc="0" locked="0" layoutInCell="1" allowOverlap="1" wp14:anchorId="06614808" wp14:editId="676EF8F3">
+                <wp:simplePos x="0" y="0"/>
+                <wp:positionH relativeFrom="column">
+                  <wp:posOffset>838311</wp:posOffset>
+                </wp:positionH>
+                <wp:positionV relativeFrom="paragraph">
+                  <wp:posOffset>251946</wp:posOffset>
+                </wp:positionV>
+                <wp:extent cx="367553" cy="45719"/>
+                <wp:effectExtent l="0" t="95250" r="0" b="126365"/>
+                <wp:wrapNone/>
+                <wp:docPr id="15" name="Прямая со стрелкой 14">
+                  <a:extLst xmlns:a="http://schemas.openxmlformats.org/drawingml/2006/main">
+                    <a:ext uri="{FF2B5EF4-FFF2-40B4-BE49-F238E27FC236}">
+                      <a16:creationId xmlns:a16="http://schemas.microsoft.com/office/drawing/2014/main" id="{6DF0F27D-3720-C650-CCA0-C9DFE9252EE5}"/>
+                    </a:ext>
+                  </a:extLst>
+                </wp:docPr>
+                <wp:cNvGraphicFramePr>
+                  <a:graphicFrameLocks xmlns:a="http://schemas.openxmlformats.org/drawingml/2006/main"/>
+                </wp:cNvGraphicFramePr>
+                <a:graphic xmlns:a="http://schemas.openxmlformats.org/drawingml/2006/main">
+                  <a:graphicData uri="http://schemas.microsoft.com/office/word/2010/wordprocessingShape">
+                    <wps:wsp>
+                      <wps:cNvCnPr>
+                        <a:cxnSpLocks/>
+                      </wps:cNvCnPr>
+                      <wps:spPr>
+                        <a:xfrm flipV="1">
+                          <a:off x="0" y="0"/>
+                          <a:ext cx="367553" cy="45719"/>
+                        </a:xfrm>
+                        <a:prstGeom prst="straightConnector1">
+                          <a:avLst/>
+                        </a:prstGeom>
+                        <a:ln w="57150">
+                          <a:tailEnd type="triangle"/>
+                        </a:ln>
+                      </wps:spPr>
+                      <wps:style>
+                        <a:lnRef idx="1">
+                          <a:schemeClr val="accent1"/>
+                        </a:lnRef>
+                        <a:fillRef idx="0">
+                          <a:schemeClr val="accent1"/>
+                        </a:fillRef>
+                        <a:effectRef idx="0">
+                          <a:schemeClr val="accent1"/>
+                        </a:effectRef>
+                        <a:fontRef idx="minor">
+                          <a:schemeClr val="tx1"/>
+                        </a:fontRef>
+                      </wps:style>
+                      <wps:bodyPr/>
+                    </wps:wsp>
+                  </a:graphicData>
+                </a:graphic>
+                <wp14:sizeRelH relativeFrom="margin">
+                  <wp14:pctWidth>0</wp14:pctWidth>
+                </wp14:sizeRelH>
+                <wp14:sizeRelV relativeFrom="margin">
+                  <wp14:pctHeight>0</wp14:pctHeight>
+                </wp14:sizeRelV>
+              </wp:anchor>
+            </w:drawing>
+          </mc:Choice>
+          <mc:Fallback>
+            <w:pict>
+              <v:shape w14:anchorId="6CDCAE84" id="Прямая со стрелкой 14" o:spid="_x0000_s1026" type="#_x0000_t32" style="position:absolute;margin-left:66pt;margin-top:19.85pt;width:28.95pt;height:3.6pt;flip:y;z-index:251664384;visibility:visible;mso-wrap-style:square;mso-width-percent:0;mso-height-percent:0;mso-wrap-distance-left:9pt;mso-wrap-distance-top:0;mso-wrap-distance-right:9pt;mso-wrap-distance-bottom:0;mso-position-horizontal:absolute;mso-position-horizontal-relative:text;mso-position-vertical:absolute;mso-position-vertical-relative:text;mso-width-percent:0;mso-height-percent:0;mso-width-relative:margin;mso-height-relative:margin" o:gfxdata="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" strokecolor="#5b9bd5 [3204]" strokeweight="4.5pt">
+                <v:stroke endarrow="block" joinstyle="miter"/>
+                <o:lock v:ext="edit" shapetype="f"/>
+              </v:shape>
+            </w:pict>
+          </mc:Fallback>
+        </mc:AlternateContent>
+      </w:r>
+    </w:p>
+    <w:p>
+      <w:pPr>
+        <w:rPr>
+          <w:lang w:val="en-US"/>
+        </w:rPr>
+      </w:pPr>
+      <w:r>
+        <mc:AlternateContent>
+          <mc:Choice Requires="wps">
+            <w:drawing>
+              <wp:anchor distT="0" distB="0" distL="114300" distR="114300" simplePos="0" relativeHeight="251675648" behindDoc="0" locked="0" layoutInCell="1" allowOverlap="1" wp14:anchorId="328BB299" wp14:editId="6FD5ACEE">
+                <wp:simplePos x="0" y="0"/>
+                <wp:positionH relativeFrom="column">
+                  <wp:posOffset>827105</wp:posOffset>
+                </wp:positionH>
+                <wp:positionV relativeFrom="paragraph">
+                  <wp:posOffset>221839</wp:posOffset>
+                </wp:positionV>
+                <wp:extent cx="1571065" cy="649680"/>
+                <wp:effectExtent l="38100" t="19050" r="29210" b="74295"/>
+                <wp:wrapNone/>
+                <wp:docPr id="19" name="Прямая со стрелкой 14"/>
+                <wp:cNvGraphicFramePr xmlns:a="http://schemas.openxmlformats.org/drawingml/2006/main">
+                  <a:graphicFrameLocks xmlns:a="http://schemas.openxmlformats.org/drawingml/2006/main"/>
+                </wp:cNvGraphicFramePr>
+                <a:graphic xmlns:a="http://schemas.openxmlformats.org/drawingml/2006/main">
+                  <a:graphicData uri="http://schemas.microsoft.com/office/word/2010/wordprocessingShape">
+                    <wps:wsp>
+                      <wps:cNvCnPr>
+                        <a:cxnSpLocks/>
+                      </wps:cNvCnPr>
+                      <wps:spPr>
+                        <a:xfrm flipH="1">
+                          <a:off x="0" y="0"/>
+                          <a:ext cx="1571065" cy="649680"/>
+                        </a:xfrm>
+                        <a:prstGeom prst="straightConnector1">
+                          <a:avLst/>
+                        </a:prstGeom>
+                        <a:ln w="57150">
+                          <a:tailEnd type="triangle"/>
+                        </a:ln>
+                      </wps:spPr>
+                      <wps:style>
+                        <a:lnRef idx="1">
+                          <a:schemeClr val="accent1"/>
+                        </a:lnRef>
+                        <a:fillRef idx="0">
+                          <a:schemeClr val="accent1"/>
+                        </a:fillRef>
+                        <a:effectRef idx="0">
+                          <a:schemeClr val="accent1"/>
+                        </a:effectRef>
+                        <a:fontRef idx="minor">
+                          <a:schemeClr val="tx1"/>
+                        </a:fontRef>
+                      </wps:style>
+                      <wps:bodyPr/>
+                    </wps:wsp>
+                  </a:graphicData>
+                </a:graphic>
+                <wp14:sizeRelH relativeFrom="margin">
+                  <wp14:pctWidth>0</wp14:pctWidth>
+                </wp14:sizeRelH>
+                <wp14:sizeRelV relativeFrom="margin">
+                  <wp14:pctHeight>0</wp14:pctHeight>
+                </wp14:sizeRelV>
+              </wp:anchor>
+            </w:drawing>
+          </mc:Choice>
+          <mc:Fallback>
+            <w:pict>
+              <v:shape w14:anchorId="76C39571" id="Прямая со стрелкой 14" o:spid="_x0000_s1026" type="#_x0000_t32" style="position:absolute;margin-left:65.15pt;margin-top:17.45pt;width:123.7pt;height:51.15pt;flip:x;z-index:251675648;visibility:visible;mso-wrap-style:square;mso-width-percent:0;mso-height-percent:0;mso-wrap-distance-left:9pt;mso-wrap-distance-top:0;mso-wrap-distance-right:9pt;mso-wrap-distance-bottom:0;mso-position-horizontal:absolute;mso-position-horizontal-relative:text;mso-position-vertical:absolute;mso-position-vertical-relative:text;mso-width-percent:0;mso-height-percent:0;mso-width-relative:margin;mso-height-relative:margin" o:gfxdata="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" strokecolor="#5b9bd5 [3204]" strokeweight="4.5pt">
+                <v:stroke endarrow="block" joinstyle="miter"/>
+                <o:lock v:ext="edit" shapetype="f"/>
+              </v:shape>
+            </w:pict>
+          </mc:Fallback>
+        </mc:AlternateContent>
+      </w:r>
+    </w:p>
+    <w:p>
+      <w:pPr>
+        <w:rPr>
+          <w:lang w:val="en-US"/>
+        </w:rPr>
+      </w:pPr>
+      <w:r>
+        <w:drawing>
+          <wp:anchor distT="0" distB="0" distL="114300" distR="114300" simplePos="0" relativeHeight="251678720" behindDoc="0" locked="0" layoutInCell="1" allowOverlap="1" wp14:anchorId="477C901A" wp14:editId="4D59AE31">
+            <wp:simplePos x="0" y="0"/>
+            <wp:positionH relativeFrom="column">
+              <wp:posOffset>-87630</wp:posOffset>
+            </wp:positionH>
+            <wp:positionV relativeFrom="paragraph">
+              <wp:posOffset>249555</wp:posOffset>
+            </wp:positionV>
+            <wp:extent cx="923307" cy="814070"/>
+            <wp:effectExtent l="0" t="0" r="0" b="5080"/>
+            <wp:wrapNone/>
+            <wp:docPr id="33" name="table">
+              <a:extLst xmlns:a="http://schemas.openxmlformats.org/drawingml/2006/main">
+                <a:ext uri="{FF2B5EF4-FFF2-40B4-BE49-F238E27FC236}">
+                  <a16:creationId xmlns:a16="http://schemas.microsoft.com/office/drawing/2014/main" id="{3DF89504-0CCA-B7B7-F761-609625B56B86}"/>
+                </a:ext>
+              </a:extLst>
+            </wp:docPr>
+            <wp:cNvGraphicFramePr>
+              <a:graphicFrameLocks xmlns:a="http://schemas.openxmlformats.org/drawingml/2006/main" noChangeAspect="1"/>
+            </wp:cNvGraphicFramePr>
+            <a:graphic xmlns:a="http://schemas.openxmlformats.org/drawingml/2006/main">
+              <a:graphicData uri="http://schemas.openxmlformats.org/drawingml/2006/picture">
+                <pic:pic xmlns:pic="http://schemas.openxmlformats.org/drawingml/2006/picture">
+                  <pic:nvPicPr>
+                    <pic:cNvPr id="3" name="table">
+                      <a:extLst>
+                        <a:ext uri="{FF2B5EF4-FFF2-40B4-BE49-F238E27FC236}">
+                          <a16:creationId xmlns:a16="http://schemas.microsoft.com/office/drawing/2014/main" id="{3DF89504-0CCA-B7B7-F761-609625B56B86}"/>
+                        </a:ext>
+                      </a:extLst>
+                    </pic:cNvPr>
+                    <pic:cNvPicPr>
+                      <a:picLocks noChangeAspect="1"/>
+                    </pic:cNvPicPr>
+                  </pic:nvPicPr>
+                  <pic:blipFill>
+                    <a:blip r:embed="rId18"/>
+                    <a:stretch>
+                      <a:fillRect/>
+                    </a:stretch>
+                  </pic:blipFill>
+                  <pic:spPr>
+                    <a:xfrm>
+                      <a:off x="0" y="0"/>
+                      <a:ext cx="923307" cy="814070"/>
+                    </a:xfrm>
+                    <a:prstGeom prst="rect">
+                      <a:avLst/>
+                    </a:prstGeom>
+                  </pic:spPr>
+                </pic:pic>
+              </a:graphicData>
+            </a:graphic>
+            <wp14:sizeRelH relativeFrom="margin">
+              <wp14:pctWidth>0</wp14:pctWidth>
+            </wp14:sizeRelH>
+            <wp14:sizeRelV relativeFrom="margin">
+              <wp14:pctHeight>0</wp14:pctHeight>
+            </wp14:sizeRelV>
+          </wp:anchor>
+        </w:drawing>
+      </w:r>
+    </w:p>
+    <w:p>
+      <w:pPr>
+        <w:rPr>
+          <w:lang w:val="en-US"/>
+        </w:rPr>
+      </w:pPr>
+      <w:r>
+        <w:drawing>
+          <wp:anchor distT="0" distB="0" distL="114300" distR="114300" simplePos="0" relativeHeight="251677696" behindDoc="0" locked="0" layoutInCell="1" allowOverlap="1" wp14:anchorId="6CD5760F" wp14:editId="0B321033">
+            <wp:simplePos x="0" y="0"/>
+            <wp:positionH relativeFrom="column">
+              <wp:posOffset>-92715</wp:posOffset>
+            </wp:positionH>
+            <wp:positionV relativeFrom="paragraph">
+              <wp:posOffset>586105</wp:posOffset>
+            </wp:positionV>
+            <wp:extent cx="923074" cy="428477"/>
+            <wp:effectExtent l="0" t="0" r="0" b="0"/>
+            <wp:wrapNone/>
+            <wp:docPr id="32" name="table">
+              <a:extLst xmlns:a="http://schemas.openxmlformats.org/drawingml/2006/main">
+                <a:ext uri="{FF2B5EF4-FFF2-40B4-BE49-F238E27FC236}">
+                  <a16:creationId xmlns:a16="http://schemas.microsoft.com/office/drawing/2014/main" id="{E2A8A9F5-6F27-8CA0-F51E-05A739CA696D}"/>
+                </a:ext>
+              </a:extLst>
+            </wp:docPr>
+            <wp:cNvGraphicFramePr>
+              <a:graphicFrameLocks xmlns:a="http://schemas.openxmlformats.org/drawingml/2006/main" noChangeAspect="1"/>
+            </wp:cNvGraphicFramePr>
+            <a:graphic xmlns:a="http://schemas.openxmlformats.org/drawingml/2006/main">
+              <a:graphicData uri="http://schemas.openxmlformats.org/drawingml/2006/picture">
+                <pic:pic xmlns:pic="http://schemas.openxmlformats.org/drawingml/2006/picture">
+                  <pic:nvPicPr>
+                    <pic:cNvPr id="2" name="table">
+                      <a:extLst>
+                        <a:ext uri="{FF2B5EF4-FFF2-40B4-BE49-F238E27FC236}">
+                          <a16:creationId xmlns:a16="http://schemas.microsoft.com/office/drawing/2014/main" id="{E2A8A9F5-6F27-8CA0-F51E-05A739CA696D}"/>
+                        </a:ext>
+                      </a:extLst>
+                    </pic:cNvPr>
+                    <pic:cNvPicPr>
+                      <a:picLocks noChangeAspect="1"/>
+                    </pic:cNvPicPr>
+                  </pic:nvPicPr>
+                  <pic:blipFill>
+                    <a:blip r:embed="rId19"/>
+                    <a:stretch>
+                      <a:fillRect/>
+                    </a:stretch>
+                  </pic:blipFill>
+                  <pic:spPr>
+                    <a:xfrm>
+                      <a:off x="0" y="0"/>
+                      <a:ext cx="923074" cy="428477"/>
+                    </a:xfrm>
+                    <a:prstGeom prst="rect">
+                      <a:avLst/>
+                    </a:prstGeom>
+                  </pic:spPr>
+                </pic:pic>
+              </a:graphicData>
+            </a:graphic>
+            <wp14:sizeRelH relativeFrom="margin">
+              <wp14:pctWidth>0</wp14:pctWidth>
+            </wp14:sizeRelH>
+            <wp14:sizeRelV relativeFrom="margin">
+              <wp14:pctHeight>0</wp14:pctHeight>
+            </wp14:sizeRelV>
+          </wp:anchor>
+        </w:drawing>
+      </w:r>
+    </w:p>
+    <w:p>
+      <w:pPr>
+        <w:rPr>
+          <w:lang w:val="en-US"/>
+        </w:rPr>
+      </w:pPr>
+    </w:p>
+    <w:p>
+      <w:pPr>
+        <w:rPr>
+          <w:lang w:val="en-US"/>
+        </w:rPr>
+      </w:pPr>
+    </w:p>
+    <w:p>
+      <w:pPr>
+        <w:rPr>
+          <w:lang w:val="en-US"/>
+        </w:rPr>
+      </w:pPr>
+    </w:p>
+    <w:p/>
+    <w:p>
+      <w:pPr>
+        <w:autoSpaceDE w:val="0"/>
+        <w:autoSpaceDN w:val="0"/>
+        <w:adjustRightInd w:val="0"/>
+        <w:spacing w:after="0" w:line="240" w:lineRule="auto"/>
+        <w:rPr>
+          <w:rFonts w:ascii="Times New Roman" w:eastAsia="Consolas" w:hAnsi="Times New Roman" w:cs="Times New Roman"/>
+          <w:color w:val="000000" w:themeColor="text1"/>
+          <w:sz w:val="24"/>
+        </w:rPr>
+      </w:pPr>
+      <w:r>
+        <w:rPr>
+          <w:rFonts w:ascii="Times New Roman" w:eastAsia="Consolas" w:hAnsi="Times New Roman" w:cs="Times New Roman"/>
+          <w:b/>
+          <w:bCs/>
+          <w:color w:val="000000" w:themeColor="text1"/>
+          <w:sz w:val="24"/>
+        </w:rPr>
+        <w:lastRenderedPageBreak/>
+        <w:t>Основные классы</w:t>
+      </w:r>
+    </w:p>
+    <w:p>
+      <w:pPr>
+        <w:autoSpaceDE w:val="0"/>
+        <w:autoSpaceDN w:val="0"/>
+        <w:adjustRightInd w:val="0"/>
+        <w:rPr>
+          <w:rFonts w:eastAsia="Consolas"/>
+          <w:color w:val="000000" w:themeColor="text1"/>
+        </w:rPr>
+      </w:pPr>
+      <w:r>
+        <w:rPr>
+          <w:rFonts w:ascii="Times New Roman" w:eastAsia="Consolas" w:hAnsi="Times New Roman" w:cs="Times New Roman"/>
+          <w:color w:val="000000" w:themeColor="text1"/>
+          <w:sz w:val="24"/>
+          <w:lang w:val="en-US"/>
+        </w:rPr>
+        <w:tab/>
+      </w:r>
+      <w:r>
+        <w:rPr>
+          <w:rFonts w:eastAsia="Consolas"/>
+          <w:color w:val="000000" w:themeColor="text1"/>
+          <w:lang w:val="en-US"/>
+        </w:rPr>
+        <w:t>Cipher</w:t>
+      </w:r>
+      <w:r>
+        <w:rPr>
+          <w:rFonts w:eastAsia="Consolas"/>
+          <w:color w:val="000000" w:themeColor="text1"/>
+        </w:rPr>
+        <w:t xml:space="preserve"> — абстрактный класс, задаёт интерфейс метода </w:t>
+      </w:r>
+      <w:proofErr w:type="gramStart"/>
+      <w:r>
+        <w:rPr>
+          <w:rFonts w:eastAsia="Consolas"/>
+          <w:color w:val="000000" w:themeColor="text1"/>
+          <w:lang w:val="en-US"/>
+        </w:rPr>
+        <w:t>process</w:t>
+      </w:r>
+      <w:r>
+        <w:rPr>
+          <w:rFonts w:eastAsia="Consolas"/>
+          <w:color w:val="000000" w:themeColor="text1"/>
+        </w:rPr>
+        <w:t>(</w:t>
+      </w:r>
+      <w:proofErr w:type="gramEnd"/>
+      <w:r>
+        <w:rPr>
+          <w:rFonts w:eastAsia="Consolas"/>
+          <w:color w:val="000000" w:themeColor="text1"/>
+        </w:rPr>
+        <w:t>)</w:t>
+      </w:r>
+    </w:p>
+    <w:p>
+      <w:pPr>
+        <w:autoSpaceDE w:val="0"/>
+        <w:autoSpaceDN w:val="0"/>
+        <w:adjustRightInd w:val="0"/>
+        <w:rPr>
+          <w:rFonts w:eastAsia="Consolas"/>
+          <w:color w:val="000000" w:themeColor="text1"/>
+        </w:rPr>
+      </w:pPr>
+      <w:r>
+        <w:rPr>
+          <w:rFonts w:eastAsia="Consolas"/>
+          <w:color w:val="000000" w:themeColor="text1"/>
+          <w:lang w:val="en-US"/>
+        </w:rPr>
+        <w:tab/>
+      </w:r>
+      <w:proofErr w:type="spellStart"/>
+      <w:r>
+        <w:rPr>
+          <w:rFonts w:ascii="Times New Roman" w:eastAsia="Consolas" w:hAnsi="Times New Roman" w:cs="Times New Roman"/>
+          <w:color w:val="000000" w:themeColor="text1"/>
+          <w:sz w:val="24"/>
+          <w:lang w:val="en-US"/>
+        </w:rPr>
+        <w:t>VernamCipher</w:t>
+      </w:r>
+      <w:proofErr w:type="spellEnd"/>
+      <w:r>
+        <w:rPr>
+          <w:rFonts w:ascii="Times New Roman" w:eastAsia="Consolas" w:hAnsi="Times New Roman" w:cs="Times New Roman"/>
+          <w:color w:val="000000" w:themeColor="text1"/>
+          <w:sz w:val="24"/>
+        </w:rPr>
+        <w:t xml:space="preserve"> — реализует алгоритм шифрования (</w:t>
+      </w:r>
+      <w:r>
+        <w:rPr>
+          <w:rFonts w:ascii="Times New Roman" w:eastAsia="Consolas" w:hAnsi="Times New Roman" w:cs="Times New Roman"/>
+          <w:color w:val="000000" w:themeColor="text1"/>
+          <w:sz w:val="24"/>
+          <w:lang w:val="en-US"/>
+        </w:rPr>
+        <w:t>XOR</w:t>
+      </w:r>
+      <w:r>
+        <w:rPr>
+          <w:rFonts w:ascii="Times New Roman" w:eastAsia="Consolas" w:hAnsi="Times New Roman" w:cs="Times New Roman"/>
+          <w:color w:val="000000" w:themeColor="text1"/>
+          <w:sz w:val="24"/>
+        </w:rPr>
+        <w:t>/Вернам)</w:t>
+      </w:r>
+    </w:p>
+    <w:p>
+      <w:pPr>
+        <w:autoSpaceDE w:val="0"/>
+        <w:autoSpaceDN w:val="0"/>
+        <w:adjustRightInd w:val="0"/>
+        <w:spacing w:after="0" w:line="240" w:lineRule="auto"/>
+        <w:rPr>
+          <w:rFonts w:ascii="Times New Roman" w:eastAsia="Consolas" w:hAnsi="Times New Roman" w:cs="Times New Roman"/>
+          <w:color w:val="000000" w:themeColor="text1"/>
+          <w:sz w:val="24"/>
+          <w:lang w:val="en-US"/>
+        </w:rPr>
+      </w:pPr>
+      <w:r>
+        <w:rPr>
+          <w:rFonts w:ascii="Times New Roman" w:eastAsia="Consolas" w:hAnsi="Times New Roman" w:cs="Times New Roman"/>
+          <w:color w:val="000000" w:themeColor="text1"/>
+          <w:sz w:val="24"/>
+        </w:rPr>
+        <w:tab/>
+      </w:r>
+      <w:proofErr w:type="spellStart"/>
+      <w:r>
+        <w:rPr>
+          <w:rFonts w:ascii="Times New Roman" w:eastAsia="Consolas" w:hAnsi="Times New Roman" w:cs="Times New Roman"/>
+          <w:color w:val="000000" w:themeColor="text1"/>
+          <w:sz w:val="24"/>
+          <w:lang w:val="en-US"/>
+        </w:rPr>
+        <w:t>TextModel</w:t>
+      </w:r>
+      <w:proofErr w:type="spellEnd"/>
+      <w:r>
+        <w:rPr>
+          <w:rFonts w:ascii="Times New Roman" w:eastAsia="Consolas" w:hAnsi="Times New Roman" w:cs="Times New Roman"/>
+          <w:color w:val="000000" w:themeColor="text1"/>
+          <w:sz w:val="24"/>
+          <w:lang w:val="en-US"/>
+        </w:rPr>
+        <w:t xml:space="preserve"> — </w:t>
+      </w:r>
+      <w:r>
+        <w:rPr>
+          <w:rFonts w:ascii="Times New Roman" w:eastAsia="Consolas" w:hAnsi="Times New Roman" w:cs="Times New Roman"/>
+          <w:color w:val="000000" w:themeColor="text1"/>
+          <w:sz w:val="24"/>
+        </w:rPr>
+        <w:t>хранит</w:t>
+      </w:r>
+      <w:r>
+        <w:rPr>
+          <w:rFonts w:ascii="Times New Roman" w:eastAsia="Consolas" w:hAnsi="Times New Roman" w:cs="Times New Roman"/>
+          <w:color w:val="000000" w:themeColor="text1"/>
+          <w:sz w:val="24"/>
+          <w:lang w:val="en-US"/>
+        </w:rPr>
+        <w:t xml:space="preserve"> </w:t>
+      </w:r>
+      <w:r>
+        <w:rPr>
+          <w:rFonts w:ascii="Times New Roman" w:eastAsia="Consolas" w:hAnsi="Times New Roman" w:cs="Times New Roman"/>
+          <w:color w:val="000000" w:themeColor="text1"/>
+          <w:sz w:val="24"/>
+        </w:rPr>
+        <w:t>текст</w:t>
+      </w:r>
+      <w:r>
+        <w:rPr>
+          <w:rFonts w:ascii="Times New Roman" w:eastAsia="Consolas" w:hAnsi="Times New Roman" w:cs="Times New Roman"/>
+          <w:color w:val="000000" w:themeColor="text1"/>
+          <w:sz w:val="24"/>
+          <w:lang w:val="en-US"/>
+        </w:rPr>
+        <w:t xml:space="preserve"> (</w:t>
+      </w:r>
+      <w:proofErr w:type="spellStart"/>
+      <w:r>
+        <w:rPr>
+          <w:rFonts w:ascii="Times New Roman" w:eastAsia="Consolas" w:hAnsi="Times New Roman" w:cs="Times New Roman"/>
+          <w:color w:val="000000" w:themeColor="text1"/>
+          <w:sz w:val="24"/>
+          <w:lang w:val="en-US"/>
+        </w:rPr>
+        <w:t>set_text</w:t>
+      </w:r>
+      <w:proofErr w:type="spellEnd"/>
+      <w:r>
+        <w:rPr>
+          <w:rFonts w:ascii="Times New Roman" w:eastAsia="Consolas" w:hAnsi="Times New Roman" w:cs="Times New Roman"/>
+          <w:color w:val="000000" w:themeColor="text1"/>
+          <w:sz w:val="24"/>
+          <w:lang w:val="en-US"/>
+        </w:rPr>
+        <w:t xml:space="preserve">, </w:t>
+      </w:r>
+      <w:proofErr w:type="spellStart"/>
+      <w:r>
+        <w:rPr>
+          <w:rFonts w:ascii="Times New Roman" w:eastAsia="Consolas" w:hAnsi="Times New Roman" w:cs="Times New Roman"/>
+          <w:color w:val="000000" w:themeColor="text1"/>
+          <w:sz w:val="24"/>
+          <w:lang w:val="en-US"/>
+        </w:rPr>
+        <w:t>get_text</w:t>
+      </w:r>
+      <w:proofErr w:type="spellEnd"/>
+      <w:r>
+        <w:rPr>
+          <w:rFonts w:ascii="Times New Roman" w:eastAsia="Consolas" w:hAnsi="Times New Roman" w:cs="Times New Roman"/>
+          <w:color w:val="000000" w:themeColor="text1"/>
+          <w:sz w:val="24"/>
+          <w:lang w:val="en-US"/>
+        </w:rPr>
+        <w:t>)</w:t>
+      </w:r>
+    </w:p>
+    <w:p>
+      <w:pPr>
+        <w:autoSpaceDE w:val="0"/>
+        <w:autoSpaceDN w:val="0"/>
+        <w:adjustRightInd w:val="0"/>
+        <w:spacing w:after="0" w:line="240" w:lineRule="auto"/>
+        <w:rPr>
+          <w:rFonts w:ascii="Times New Roman" w:eastAsia="Consolas" w:hAnsi="Times New Roman" w:cs="Times New Roman"/>
+          <w:color w:val="000000" w:themeColor="text1"/>
+          <w:sz w:val="24"/>
+        </w:rPr>
+      </w:pPr>
+      <w:r>
+        <w:rPr>
+          <w:rFonts w:ascii="Times New Roman" w:eastAsia="Consolas" w:hAnsi="Times New Roman" w:cs="Times New Roman"/>
+          <w:color w:val="000000" w:themeColor="text1"/>
+          <w:sz w:val="24"/>
+          <w:lang w:val="en-US"/>
+        </w:rPr>
+        <w:tab/>
+      </w:r>
+      <w:proofErr w:type="spellStart"/>
+      <w:r>
+        <w:rPr>
+          <w:rFonts w:ascii="Times New Roman" w:eastAsia="Consolas" w:hAnsi="Times New Roman" w:cs="Times New Roman"/>
+          <w:color w:val="000000" w:themeColor="text1"/>
+          <w:sz w:val="24"/>
+          <w:lang w:val="en-US"/>
+        </w:rPr>
+        <w:t>CipherController</w:t>
+      </w:r>
+      <w:proofErr w:type="spellEnd"/>
+      <w:r>
+        <w:rPr>
+          <w:rFonts w:ascii="Times New Roman" w:eastAsia="Consolas" w:hAnsi="Times New Roman" w:cs="Times New Roman"/>
+          <w:color w:val="000000" w:themeColor="text1"/>
+          <w:sz w:val="24"/>
+        </w:rPr>
+        <w:t xml:space="preserve"> — связывает модель и алгоритм (</w:t>
+      </w:r>
+      <w:r>
+        <w:rPr>
+          <w:rFonts w:ascii="Times New Roman" w:eastAsia="Consolas" w:hAnsi="Times New Roman" w:cs="Times New Roman"/>
+          <w:color w:val="000000" w:themeColor="text1"/>
+          <w:sz w:val="24"/>
+          <w:lang w:val="en-US"/>
+        </w:rPr>
+        <w:t>encrypt</w:t>
+      </w:r>
+      <w:r>
+        <w:rPr>
+          <w:rFonts w:ascii="Times New Roman" w:eastAsia="Consolas" w:hAnsi="Times New Roman" w:cs="Times New Roman"/>
+          <w:color w:val="000000" w:themeColor="text1"/>
+          <w:sz w:val="24"/>
+        </w:rPr>
+        <w:t>)</w:t>
+      </w:r>
+    </w:p>
+    <w:p>
+      <w:pPr>
+        <w:autoSpaceDE w:val="0"/>
+        <w:autoSpaceDN w:val="0"/>
+        <w:adjustRightInd w:val="0"/>
+        <w:spacing w:after="0" w:line="240" w:lineRule="auto"/>
+        <w:rPr>
+          <w:rFonts w:ascii="Times New Roman" w:eastAsia="Consolas" w:hAnsi="Times New Roman" w:cs="Times New Roman"/>
+          <w:color w:val="000000" w:themeColor="text1"/>
+          <w:sz w:val="24"/>
+        </w:rPr>
+      </w:pPr>
+      <w:r>
+        <w:rPr>
+          <w:rFonts w:ascii="Times New Roman" w:eastAsia="Consolas" w:hAnsi="Times New Roman" w:cs="Times New Roman"/>
+          <w:color w:val="000000" w:themeColor="text1"/>
+          <w:sz w:val="24"/>
+          <w:lang w:val="en-US"/>
+        </w:rPr>
+        <w:tab/>
+      </w:r>
+      <w:proofErr w:type="spellStart"/>
+      <w:r>
+        <w:rPr>
+          <w:rFonts w:ascii="Times New Roman" w:eastAsia="Consolas" w:hAnsi="Times New Roman" w:cs="Times New Roman"/>
+          <w:color w:val="000000" w:themeColor="text1"/>
+          <w:sz w:val="24"/>
+          <w:lang w:val="en-US"/>
+        </w:rPr>
+        <w:t>OptionsFrame</w:t>
+      </w:r>
+      <w:proofErr w:type="spellEnd"/>
+      <w:r>
+        <w:rPr>
+          <w:rFonts w:ascii="Times New Roman" w:eastAsia="Consolas" w:hAnsi="Times New Roman" w:cs="Times New Roman"/>
+          <w:color w:val="000000" w:themeColor="text1"/>
+          <w:sz w:val="24"/>
+        </w:rPr>
+        <w:t xml:space="preserve"> — отвечает за ввод и генерацию ключа</w:t>
+      </w:r>
+    </w:p>
+    <w:p>
+      <w:pPr>
+        <w:autoSpaceDE w:val="0"/>
+        <w:autoSpaceDN w:val="0"/>
+        <w:adjustRightInd w:val="0"/>
+        <w:spacing w:after="0" w:line="240" w:lineRule="auto"/>
+        <w:rPr>
+          <w:rFonts w:ascii="Times New Roman" w:eastAsia="Consolas" w:hAnsi="Times New Roman" w:cs="Times New Roman"/>
+          <w:color w:val="000000" w:themeColor="text1"/>
+          <w:sz w:val="24"/>
+        </w:rPr>
+      </w:pPr>
+      <w:r>
+        <w:rPr>
+          <w:rFonts w:ascii="Times New Roman" w:eastAsia="Consolas" w:hAnsi="Times New Roman" w:cs="Times New Roman"/>
+          <w:color w:val="000000" w:themeColor="text1"/>
+          <w:sz w:val="24"/>
+          <w:lang w:val="en-US"/>
+        </w:rPr>
+        <w:tab/>
+      </w:r>
+      <w:proofErr w:type="spellStart"/>
+      <w:r>
+        <w:rPr>
+          <w:rFonts w:ascii="Times New Roman" w:eastAsia="Consolas" w:hAnsi="Times New Roman" w:cs="Times New Roman"/>
+          <w:color w:val="000000" w:themeColor="text1"/>
+          <w:sz w:val="24"/>
+          <w:lang w:val="en-US"/>
+        </w:rPr>
+        <w:t>CipherApp</w:t>
+      </w:r>
+      <w:proofErr w:type="spellEnd"/>
+      <w:r>
+        <w:rPr>
+          <w:rFonts w:ascii="Times New Roman" w:eastAsia="Consolas" w:hAnsi="Times New Roman" w:cs="Times New Roman"/>
+          <w:color w:val="000000" w:themeColor="text1"/>
+          <w:sz w:val="24"/>
+        </w:rPr>
+        <w:t xml:space="preserve"> — главный класс, объединяет все компоненты</w:t>
+      </w:r>
+    </w:p>
+    <w:p>
+      <w:pPr>
+        <w:autoSpaceDE w:val="0"/>
+        <w:autoSpaceDN w:val="0"/>
+        <w:adjustRightInd w:val="0"/>
+        <w:spacing w:after="0" w:line="240" w:lineRule="auto"/>
+        <w:rPr>
+          <w:rFonts w:ascii="Times New Roman" w:eastAsia="Consolas" w:hAnsi="Times New Roman" w:cs="Times New Roman"/>
+          <w:color w:val="000000" w:themeColor="text1"/>
+          <w:sz w:val="24"/>
+          <w:lang w:val="en-US"/>
+        </w:rPr>
+      </w:pPr>
+    </w:p>
+    <w:p>
+      <w:pPr>
+        <w:autoSpaceDE w:val="0"/>
+        <w:autoSpaceDN w:val="0"/>
+        <w:adjustRightInd w:val="0"/>
+        <w:spacing w:after="0" w:line="240" w:lineRule="auto"/>
+        <w:rPr>
+          <w:rFonts w:ascii="Times New Roman" w:eastAsia="Consolas" w:hAnsi="Times New Roman" w:cs="Times New Roman"/>
+          <w:color w:val="000000" w:themeColor="text1"/>
+          <w:sz w:val="24"/>
+        </w:rPr>
+      </w:pPr>
+      <w:r>
+        <w:rPr>
+          <w:rFonts w:ascii="Times New Roman" w:eastAsia="Consolas" w:hAnsi="Times New Roman" w:cs="Times New Roman"/>
+          <w:color w:val="000000" w:themeColor="text1"/>
+          <w:sz w:val="24"/>
+        </w:rPr>
+        <w:t>Связи между классами</w:t>
+      </w:r>
+    </w:p>
+    <w:p>
+      <w:pPr>
+        <w:autoSpaceDE w:val="0"/>
+        <w:autoSpaceDN w:val="0"/>
+        <w:adjustRightInd w:val="0"/>
+        <w:rPr>
+          <w:rFonts w:eastAsia="Consolas"/>
+          <w:color w:val="000000" w:themeColor="text1"/>
+          <w:lang w:val="en-US"/>
+        </w:rPr>
+      </w:pPr>
+      <w:r>
+        <w:rPr>
+          <w:rFonts w:ascii="Times New Roman" w:eastAsia="Consolas" w:hAnsi="Times New Roman" w:cs="Times New Roman"/>
+          <w:color w:val="000000" w:themeColor="text1"/>
+          <w:sz w:val="24"/>
+          <w:lang w:val="en-US"/>
+        </w:rPr>
+        <w:tab/>
+      </w:r>
+      <w:proofErr w:type="spellStart"/>
+      <w:r>
+        <w:rPr>
+          <w:rFonts w:eastAsia="Consolas"/>
+          <w:color w:val="000000" w:themeColor="text1"/>
+          <w:lang w:val="en-US"/>
+        </w:rPr>
+        <w:t>CipherApp</w:t>
+      </w:r>
+      <w:proofErr w:type="spellEnd"/>
+      <w:r>
+        <w:rPr>
+          <w:rFonts w:eastAsia="Consolas"/>
+          <w:color w:val="000000" w:themeColor="text1"/>
+          <w:lang w:val="en-US"/>
+        </w:rPr>
+        <w:t xml:space="preserve"> </w:t>
+      </w:r>
+      <w:r>
+        <w:rPr>
+          <w:rFonts w:eastAsia="Consolas"/>
+          <w:color w:val="000000" w:themeColor="text1"/>
+        </w:rPr>
+        <w:t>использует</w:t>
+      </w:r>
+      <w:r>
+        <w:rPr>
+          <w:rFonts w:eastAsia="Consolas"/>
+          <w:color w:val="000000" w:themeColor="text1"/>
+          <w:lang w:val="en-US"/>
+        </w:rPr>
+        <w:t xml:space="preserve"> </w:t>
+      </w:r>
+      <w:proofErr w:type="spellStart"/>
+      <w:r>
+        <w:rPr>
+          <w:rFonts w:eastAsia="Consolas"/>
+          <w:color w:val="000000" w:themeColor="text1"/>
+          <w:lang w:val="en-US"/>
+        </w:rPr>
+        <w:t>CipherController</w:t>
+      </w:r>
+      <w:proofErr w:type="spellEnd"/>
+      <w:r>
+        <w:rPr>
+          <w:rFonts w:eastAsia="Consolas"/>
+          <w:color w:val="000000" w:themeColor="text1"/>
+          <w:lang w:val="en-US"/>
+        </w:rPr>
+        <w:t xml:space="preserve"> </w:t>
+      </w:r>
+      <w:r>
+        <w:rPr>
+          <w:rFonts w:eastAsia="Consolas"/>
+          <w:color w:val="000000" w:themeColor="text1"/>
+        </w:rPr>
+        <w:t>и</w:t>
+      </w:r>
+      <w:r>
+        <w:rPr>
+          <w:rFonts w:eastAsia="Consolas"/>
+          <w:color w:val="000000" w:themeColor="text1"/>
+          <w:lang w:val="en-US"/>
+        </w:rPr>
+        <w:t xml:space="preserve"> </w:t>
+      </w:r>
+      <w:proofErr w:type="spellStart"/>
+      <w:r>
+        <w:rPr>
+          <w:rFonts w:eastAsia="Consolas"/>
+          <w:color w:val="000000" w:themeColor="text1"/>
+          <w:lang w:val="en-US"/>
+        </w:rPr>
+        <w:t>TextModel</w:t>
+      </w:r>
+      <w:proofErr w:type="spellEnd"/>
+      <w:r>
+        <w:rPr>
+          <w:rFonts w:eastAsia="Consolas"/>
+          <w:color w:val="000000" w:themeColor="text1"/>
+          <w:lang w:val="en-US"/>
+        </w:rPr>
+        <w:t xml:space="preserve">, </w:t>
+      </w:r>
+      <w:r>
+        <w:rPr>
+          <w:rFonts w:eastAsia="Consolas"/>
+          <w:color w:val="000000" w:themeColor="text1"/>
+        </w:rPr>
+        <w:t>содержит</w:t>
+      </w:r>
+      <w:r>
+        <w:rPr>
+          <w:rFonts w:eastAsia="Consolas"/>
+          <w:color w:val="000000" w:themeColor="text1"/>
+          <w:lang w:val="en-US"/>
+        </w:rPr>
+        <w:t xml:space="preserve"> </w:t>
+      </w:r>
+      <w:proofErr w:type="spellStart"/>
+      <w:r>
+        <w:rPr>
+          <w:rFonts w:eastAsia="Consolas"/>
+          <w:color w:val="000000" w:themeColor="text1"/>
+          <w:lang w:val="en-US"/>
+        </w:rPr>
+        <w:t>OptionsFrame</w:t>
+      </w:r>
+      <w:proofErr w:type="spellEnd"/>
+    </w:p>
+    <w:p>
+      <w:pPr>
+        <w:autoSpaceDE w:val="0"/>
+        <w:autoSpaceDN w:val="0"/>
+        <w:adjustRightInd w:val="0"/>
+        <w:spacing w:after="0" w:line="240" w:lineRule="auto"/>
+        <w:rPr>
+          <w:rFonts w:ascii="Times New Roman" w:eastAsia="Consolas" w:hAnsi="Times New Roman" w:cs="Times New Roman"/>
+          <w:color w:val="000000" w:themeColor="text1"/>
+          <w:sz w:val="24"/>
+          <w:lang w:val="en-US"/>
+        </w:rPr>
+      </w:pPr>
+      <w:r>
+        <w:rPr>
+          <w:rFonts w:ascii="Times New Roman" w:eastAsia="Consolas" w:hAnsi="Times New Roman" w:cs="Times New Roman"/>
+          <w:color w:val="000000" w:themeColor="text1"/>
+          <w:sz w:val="24"/>
+          <w:lang w:val="en-US"/>
+        </w:rPr>
+        <w:tab/>
+      </w:r>
+      <w:proofErr w:type="spellStart"/>
+      <w:r>
+        <w:rPr>
+          <w:rFonts w:ascii="Times New Roman" w:eastAsia="Consolas" w:hAnsi="Times New Roman" w:cs="Times New Roman"/>
+          <w:color w:val="000000" w:themeColor="text1"/>
+          <w:sz w:val="24"/>
+          <w:lang w:val="en-US"/>
+        </w:rPr>
+        <w:t>CipherController</w:t>
+      </w:r>
+      <w:proofErr w:type="spellEnd"/>
+      <w:r>
+        <w:rPr>
+          <w:rFonts w:ascii="Times New Roman" w:eastAsia="Consolas" w:hAnsi="Times New Roman" w:cs="Times New Roman"/>
+          <w:color w:val="000000" w:themeColor="text1"/>
+          <w:sz w:val="24"/>
+          <w:lang w:val="en-US"/>
+        </w:rPr>
+        <w:t xml:space="preserve"> </w:t>
+      </w:r>
+      <w:r>
+        <w:rPr>
+          <w:rFonts w:ascii="Times New Roman" w:eastAsia="Consolas" w:hAnsi="Times New Roman" w:cs="Times New Roman"/>
+          <w:color w:val="000000" w:themeColor="text1"/>
+          <w:sz w:val="24"/>
+        </w:rPr>
+        <w:t>работает</w:t>
+      </w:r>
+      <w:r>
+        <w:rPr>
+          <w:rFonts w:ascii="Times New Roman" w:eastAsia="Consolas" w:hAnsi="Times New Roman" w:cs="Times New Roman"/>
+          <w:color w:val="000000" w:themeColor="text1"/>
+          <w:sz w:val="24"/>
+          <w:lang w:val="en-US"/>
+        </w:rPr>
+        <w:t xml:space="preserve"> </w:t>
+      </w:r>
+      <w:r>
+        <w:rPr>
+          <w:rFonts w:ascii="Times New Roman" w:eastAsia="Consolas" w:hAnsi="Times New Roman" w:cs="Times New Roman"/>
+          <w:color w:val="000000" w:themeColor="text1"/>
+          <w:sz w:val="24"/>
+        </w:rPr>
+        <w:t>с</w:t>
+      </w:r>
+      <w:r>
+        <w:rPr>
+          <w:rFonts w:ascii="Times New Roman" w:eastAsia="Consolas" w:hAnsi="Times New Roman" w:cs="Times New Roman"/>
+          <w:color w:val="000000" w:themeColor="text1"/>
+          <w:sz w:val="24"/>
+          <w:lang w:val="en-US"/>
+        </w:rPr>
+        <w:t xml:space="preserve"> Cipher </w:t>
+      </w:r>
+      <w:r>
+        <w:rPr>
+          <w:rFonts w:ascii="Times New Roman" w:eastAsia="Consolas" w:hAnsi="Times New Roman" w:cs="Times New Roman"/>
+          <w:color w:val="000000" w:themeColor="text1"/>
+          <w:sz w:val="24"/>
+        </w:rPr>
+        <w:t>и</w:t>
+      </w:r>
+      <w:r>
+        <w:rPr>
+          <w:rFonts w:ascii="Times New Roman" w:eastAsia="Consolas" w:hAnsi="Times New Roman" w:cs="Times New Roman"/>
+          <w:color w:val="000000" w:themeColor="text1"/>
+          <w:sz w:val="24"/>
+          <w:lang w:val="en-US"/>
+        </w:rPr>
+        <w:t xml:space="preserve"> </w:t>
+      </w:r>
+      <w:proofErr w:type="spellStart"/>
+      <w:r>
+        <w:rPr>
+          <w:rFonts w:ascii="Times New Roman" w:eastAsia="Consolas" w:hAnsi="Times New Roman" w:cs="Times New Roman"/>
+          <w:color w:val="000000" w:themeColor="text1"/>
+          <w:sz w:val="24"/>
+          <w:lang w:val="en-US"/>
+        </w:rPr>
+        <w:t>TextModel</w:t>
+      </w:r>
+      <w:proofErr w:type="spellEnd"/>
+    </w:p>
+    <w:p>
+      <w:pPr>
+        <w:autoSpaceDE w:val="0"/>
+        <w:autoSpaceDN w:val="0"/>
+        <w:adjustRightInd w:val="0"/>
+        <w:spacing w:after="0" w:line="240" w:lineRule="auto"/>
+        <w:rPr>
+          <w:rFonts w:ascii="Times New Roman" w:eastAsia="Consolas" w:hAnsi="Times New Roman" w:cs="Times New Roman"/>
+          <w:color w:val="000000" w:themeColor="text1"/>
+          <w:sz w:val="24"/>
+        </w:rPr>
+      </w:pPr>
+      <w:r>
+        <w:rPr>
+          <w:rFonts w:ascii="Times New Roman" w:eastAsia="Consolas" w:hAnsi="Times New Roman" w:cs="Times New Roman"/>
+          <w:color w:val="000000" w:themeColor="text1"/>
+          <w:sz w:val="24"/>
+          <w:lang w:val="en-US"/>
+        </w:rPr>
+        <w:tab/>
+      </w:r>
+      <w:proofErr w:type="spellStart"/>
+      <w:r>
+        <w:rPr>
+          <w:rFonts w:ascii="Times New Roman" w:eastAsia="Consolas" w:hAnsi="Times New Roman" w:cs="Times New Roman"/>
+          <w:color w:val="000000" w:themeColor="text1"/>
+          <w:sz w:val="24"/>
+          <w:lang w:val="en-US"/>
+        </w:rPr>
+        <w:t>VernamCipher</w:t>
+      </w:r>
+      <w:proofErr w:type="spellEnd"/>
+      <w:r>
+        <w:rPr>
+          <w:rFonts w:ascii="Times New Roman" w:eastAsia="Consolas" w:hAnsi="Times New Roman" w:cs="Times New Roman"/>
+          <w:color w:val="000000" w:themeColor="text1"/>
+          <w:sz w:val="24"/>
+        </w:rPr>
+        <w:t xml:space="preserve"> наследует </w:t>
+      </w:r>
+      <w:r>
+        <w:rPr>
+          <w:rFonts w:ascii="Times New Roman" w:eastAsia="Consolas" w:hAnsi="Times New Roman" w:cs="Times New Roman"/>
+          <w:color w:val="000000" w:themeColor="text1"/>
+          <w:sz w:val="24"/>
+          <w:lang w:val="en-US"/>
+        </w:rPr>
+        <w:t>Cipher</w:t>
+      </w:r>
+    </w:p>
+    <w:p>
+      <w:pPr>
+        <w:autoSpaceDE w:val="0"/>
+        <w:autoSpaceDN w:val="0"/>
+        <w:adjustRightInd w:val="0"/>
+        <w:spacing w:after="0" w:line="240" w:lineRule="auto"/>
+        <w:rPr>
+          <w:rFonts w:ascii="Times New Roman" w:eastAsia="Consolas" w:hAnsi="Times New Roman" w:cs="Times New Roman"/>
+          <w:color w:val="000000" w:themeColor="text1"/>
+          <w:sz w:val="24"/>
+        </w:rPr>
+      </w:pPr>
+      <w:r>
+        <w:rPr>
+          <w:rFonts w:ascii="Times New Roman" w:eastAsia="Consolas" w:hAnsi="Times New Roman" w:cs="Times New Roman"/>
+          <w:color w:val="000000" w:themeColor="text1"/>
+          <w:sz w:val="24"/>
+          <w:lang w:val="en-US"/>
+        </w:rPr>
+        <w:tab/>
+      </w:r>
+      <w:proofErr w:type="spellStart"/>
+      <w:r>
+        <w:rPr>
+          <w:rFonts w:ascii="Times New Roman" w:eastAsia="Consolas" w:hAnsi="Times New Roman" w:cs="Times New Roman"/>
+          <w:color w:val="000000" w:themeColor="text1"/>
+          <w:sz w:val="24"/>
+          <w:lang w:val="en-US"/>
+        </w:rPr>
+        <w:t>OptionsFrame</w:t>
+      </w:r>
+      <w:proofErr w:type="spellEnd"/>
+      <w:r>
+        <w:rPr>
+          <w:rFonts w:ascii="Times New Roman" w:eastAsia="Consolas" w:hAnsi="Times New Roman" w:cs="Times New Roman"/>
+          <w:color w:val="000000" w:themeColor="text1"/>
+          <w:sz w:val="24"/>
+        </w:rPr>
+        <w:t xml:space="preserve"> отвечает только за интерфейс</w:t>
+      </w:r>
+    </w:p>
+    <w:p>
+      <w:pPr>
+        <w:autoSpaceDE w:val="0"/>
+        <w:autoSpaceDN w:val="0"/>
+        <w:adjustRightInd w:val="0"/>
+        <w:spacing w:after="0" w:line="240" w:lineRule="auto"/>
+        <w:rPr>
+          <w:rFonts w:ascii="Times New Roman" w:eastAsia="Consolas" w:hAnsi="Times New Roman" w:cs="Times New Roman"/>
+          <w:color w:val="000000" w:themeColor="text1"/>
+          <w:sz w:val="24"/>
+        </w:rPr>
+      </w:pPr>
     </w:p>
     <w:p>
       <w:pPr>
@@ -5466,27 +7389,6 @@
           <w:sz w:val="24"/>
         </w:rPr>
       </w:pPr>
-      <w:r>
-        <w:rPr>
-          <w:rFonts w:ascii="Times New Roman" w:eastAsia="Consolas" w:hAnsi="Times New Roman" w:cs="Times New Roman"/>
-          <w:color w:val="000000" w:themeColor="text1"/>
-          <w:sz w:val="24"/>
-        </w:rPr>
-        <w:t>Заключение</w:t>
-      </w:r>
-    </w:p>
-    <w:p>
-      <w:r>
-        <w:t xml:space="preserve">В ходе выполнения проекта был разработан программный продукт «Шифр </w:t>
-      </w:r>
-      <w:proofErr w:type="spellStart"/>
-      <w:r>
-        <w:t>Вернама</w:t>
-      </w:r>
-      <w:proofErr w:type="spellEnd"/>
-      <w:r>
-        <w:t>», предназначенный для шифрования и дешифрования данных с использованием симметричного алгоритма на основе операции XOR.В процессе работы были определены требования к программе и реализован алгоритм преобразования текста, основанный на посимвольной обработке и применении операции XOR. Программа позволяет выполнять шифрование и дешифрование с использованием одного и того же алгоритма, что упрощает работу с данными. Пользователь может ввести исходный текст и задать ключ шифрования, включая возможность генерации случайного ключа. При выполнении операции каждый символ текста преобразуется, что обеспечивает получение зашифрованного результата и его последующее восстановление. Проведённое тестирование показало корректную работу всех функций программы. Все основные сценарии использования были успешно реализованы. Поставленные цель и задачи проекта достигнуты. Разработанное приложение функционирует стабильно и может применяться для базовой защиты текстовой информации.</w:t>
-      </w:r>
     </w:p>
     <w:p>
       <w:pPr>
@@ -5494,6 +7396,539 @@
         <w:autoSpaceDN w:val="0"/>
         <w:adjustRightInd w:val="0"/>
         <w:spacing w:after="0" w:line="240" w:lineRule="auto"/>
+        <w:jc w:val="center"/>
+        <w:rPr>
+          <w:rFonts w:ascii="Times New Roman" w:eastAsia="Consolas" w:hAnsi="Times New Roman" w:cs="Times New Roman"/>
+          <w:color w:val="000000" w:themeColor="text1"/>
+          <w:sz w:val="24"/>
+        </w:rPr>
+      </w:pPr>
+    </w:p>
+    <w:p>
+      <w:pPr>
+        <w:autoSpaceDE w:val="0"/>
+        <w:autoSpaceDN w:val="0"/>
+        <w:adjustRightInd w:val="0"/>
+        <w:spacing w:after="0" w:line="240" w:lineRule="auto"/>
+        <w:jc w:val="center"/>
+        <w:rPr>
+          <w:rFonts w:ascii="Times New Roman" w:eastAsia="Consolas" w:hAnsi="Times New Roman" w:cs="Times New Roman"/>
+          <w:color w:val="000000" w:themeColor="text1"/>
+          <w:sz w:val="24"/>
+        </w:rPr>
+      </w:pPr>
+    </w:p>
+    <w:p>
+      <w:pPr>
+        <w:autoSpaceDE w:val="0"/>
+        <w:autoSpaceDN w:val="0"/>
+        <w:adjustRightInd w:val="0"/>
+        <w:spacing w:after="0" w:line="240" w:lineRule="auto"/>
+        <w:jc w:val="center"/>
+        <w:rPr>
+          <w:rFonts w:ascii="Times New Roman" w:eastAsia="Consolas" w:hAnsi="Times New Roman" w:cs="Times New Roman"/>
+          <w:color w:val="000000" w:themeColor="text1"/>
+          <w:sz w:val="24"/>
+        </w:rPr>
+      </w:pPr>
+    </w:p>
+    <w:p>
+      <w:pPr>
+        <w:autoSpaceDE w:val="0"/>
+        <w:autoSpaceDN w:val="0"/>
+        <w:adjustRightInd w:val="0"/>
+        <w:spacing w:after="0" w:line="240" w:lineRule="auto"/>
+        <w:jc w:val="center"/>
+        <w:rPr>
+          <w:rFonts w:ascii="Times New Roman" w:eastAsia="Consolas" w:hAnsi="Times New Roman" w:cs="Times New Roman"/>
+          <w:color w:val="000000" w:themeColor="text1"/>
+          <w:sz w:val="24"/>
+        </w:rPr>
+      </w:pPr>
+    </w:p>
+    <w:p>
+      <w:pPr>
+        <w:autoSpaceDE w:val="0"/>
+        <w:autoSpaceDN w:val="0"/>
+        <w:adjustRightInd w:val="0"/>
+        <w:spacing w:after="0" w:line="240" w:lineRule="auto"/>
+        <w:jc w:val="center"/>
+        <w:rPr>
+          <w:rFonts w:ascii="Times New Roman" w:eastAsia="Consolas" w:hAnsi="Times New Roman" w:cs="Times New Roman"/>
+          <w:color w:val="000000" w:themeColor="text1"/>
+          <w:sz w:val="24"/>
+        </w:rPr>
+      </w:pPr>
+    </w:p>
+    <w:p>
+      <w:pPr>
+        <w:autoSpaceDE w:val="0"/>
+        <w:autoSpaceDN w:val="0"/>
+        <w:adjustRightInd w:val="0"/>
+        <w:spacing w:after="0" w:line="240" w:lineRule="auto"/>
+        <w:jc w:val="center"/>
+        <w:rPr>
+          <w:rFonts w:ascii="Times New Roman" w:eastAsia="Consolas" w:hAnsi="Times New Roman" w:cs="Times New Roman"/>
+          <w:color w:val="000000" w:themeColor="text1"/>
+          <w:sz w:val="24"/>
+        </w:rPr>
+      </w:pPr>
+    </w:p>
+    <w:p>
+      <w:pPr>
+        <w:autoSpaceDE w:val="0"/>
+        <w:autoSpaceDN w:val="0"/>
+        <w:adjustRightInd w:val="0"/>
+        <w:spacing w:after="0" w:line="240" w:lineRule="auto"/>
+        <w:jc w:val="center"/>
+        <w:rPr>
+          <w:rFonts w:ascii="Times New Roman" w:eastAsia="Consolas" w:hAnsi="Times New Roman" w:cs="Times New Roman"/>
+          <w:color w:val="000000" w:themeColor="text1"/>
+          <w:sz w:val="24"/>
+        </w:rPr>
+      </w:pPr>
+    </w:p>
+    <w:p>
+      <w:pPr>
+        <w:autoSpaceDE w:val="0"/>
+        <w:autoSpaceDN w:val="0"/>
+        <w:adjustRightInd w:val="0"/>
+        <w:spacing w:after="0" w:line="240" w:lineRule="auto"/>
+        <w:jc w:val="center"/>
+        <w:rPr>
+          <w:rFonts w:ascii="Times New Roman" w:eastAsia="Consolas" w:hAnsi="Times New Roman" w:cs="Times New Roman"/>
+          <w:color w:val="000000" w:themeColor="text1"/>
+          <w:sz w:val="24"/>
+        </w:rPr>
+      </w:pPr>
+    </w:p>
+    <w:p>
+      <w:pPr>
+        <w:autoSpaceDE w:val="0"/>
+        <w:autoSpaceDN w:val="0"/>
+        <w:adjustRightInd w:val="0"/>
+        <w:spacing w:after="0" w:line="240" w:lineRule="auto"/>
+        <w:jc w:val="center"/>
+        <w:rPr>
+          <w:rFonts w:ascii="Times New Roman" w:eastAsia="Consolas" w:hAnsi="Times New Roman" w:cs="Times New Roman"/>
+          <w:color w:val="000000" w:themeColor="text1"/>
+          <w:sz w:val="24"/>
+        </w:rPr>
+      </w:pPr>
+    </w:p>
+    <w:p>
+      <w:pPr>
+        <w:autoSpaceDE w:val="0"/>
+        <w:autoSpaceDN w:val="0"/>
+        <w:adjustRightInd w:val="0"/>
+        <w:spacing w:after="0" w:line="240" w:lineRule="auto"/>
+        <w:jc w:val="center"/>
+        <w:rPr>
+          <w:rFonts w:ascii="Times New Roman" w:eastAsia="Consolas" w:hAnsi="Times New Roman" w:cs="Times New Roman"/>
+          <w:color w:val="000000" w:themeColor="text1"/>
+          <w:sz w:val="24"/>
+        </w:rPr>
+      </w:pPr>
+    </w:p>
+    <w:p>
+      <w:pPr>
+        <w:autoSpaceDE w:val="0"/>
+        <w:autoSpaceDN w:val="0"/>
+        <w:adjustRightInd w:val="0"/>
+        <w:spacing w:after="0" w:line="240" w:lineRule="auto"/>
+        <w:jc w:val="center"/>
+        <w:rPr>
+          <w:rFonts w:ascii="Times New Roman" w:eastAsia="Consolas" w:hAnsi="Times New Roman" w:cs="Times New Roman"/>
+          <w:color w:val="000000" w:themeColor="text1"/>
+          <w:sz w:val="24"/>
+        </w:rPr>
+      </w:pPr>
+    </w:p>
+    <w:p>
+      <w:pPr>
+        <w:autoSpaceDE w:val="0"/>
+        <w:autoSpaceDN w:val="0"/>
+        <w:adjustRightInd w:val="0"/>
+        <w:spacing w:after="0" w:line="240" w:lineRule="auto"/>
+        <w:jc w:val="center"/>
+        <w:rPr>
+          <w:rFonts w:ascii="Times New Roman" w:eastAsia="Consolas" w:hAnsi="Times New Roman" w:cs="Times New Roman"/>
+          <w:color w:val="000000" w:themeColor="text1"/>
+          <w:sz w:val="24"/>
+        </w:rPr>
+      </w:pPr>
+    </w:p>
+    <w:p>
+      <w:pPr>
+        <w:autoSpaceDE w:val="0"/>
+        <w:autoSpaceDN w:val="0"/>
+        <w:adjustRightInd w:val="0"/>
+        <w:spacing w:after="0" w:line="240" w:lineRule="auto"/>
+        <w:jc w:val="center"/>
+        <w:rPr>
+          <w:rFonts w:ascii="Times New Roman" w:eastAsia="Consolas" w:hAnsi="Times New Roman" w:cs="Times New Roman"/>
+          <w:color w:val="000000" w:themeColor="text1"/>
+          <w:sz w:val="24"/>
+        </w:rPr>
+      </w:pPr>
+    </w:p>
+    <w:p>
+      <w:pPr>
+        <w:autoSpaceDE w:val="0"/>
+        <w:autoSpaceDN w:val="0"/>
+        <w:adjustRightInd w:val="0"/>
+        <w:spacing w:after="0" w:line="240" w:lineRule="auto"/>
+        <w:jc w:val="center"/>
+        <w:rPr>
+          <w:rFonts w:ascii="Times New Roman" w:eastAsia="Consolas" w:hAnsi="Times New Roman" w:cs="Times New Roman"/>
+          <w:color w:val="000000" w:themeColor="text1"/>
+          <w:sz w:val="24"/>
+        </w:rPr>
+      </w:pPr>
+    </w:p>
+    <w:p>
+      <w:pPr>
+        <w:autoSpaceDE w:val="0"/>
+        <w:autoSpaceDN w:val="0"/>
+        <w:adjustRightInd w:val="0"/>
+        <w:spacing w:after="0" w:line="240" w:lineRule="auto"/>
+        <w:jc w:val="center"/>
+        <w:rPr>
+          <w:rFonts w:ascii="Times New Roman" w:eastAsia="Consolas" w:hAnsi="Times New Roman" w:cs="Times New Roman"/>
+          <w:color w:val="000000" w:themeColor="text1"/>
+          <w:sz w:val="24"/>
+        </w:rPr>
+      </w:pPr>
+    </w:p>
+    <w:p>
+      <w:pPr>
+        <w:autoSpaceDE w:val="0"/>
+        <w:autoSpaceDN w:val="0"/>
+        <w:adjustRightInd w:val="0"/>
+        <w:spacing w:after="0" w:line="240" w:lineRule="auto"/>
+        <w:jc w:val="center"/>
+        <w:rPr>
+          <w:rFonts w:ascii="Times New Roman" w:eastAsia="Consolas" w:hAnsi="Times New Roman" w:cs="Times New Roman"/>
+          <w:color w:val="000000" w:themeColor="text1"/>
+          <w:sz w:val="24"/>
+        </w:rPr>
+      </w:pPr>
+    </w:p>
+    <w:p>
+      <w:pPr>
+        <w:autoSpaceDE w:val="0"/>
+        <w:autoSpaceDN w:val="0"/>
+        <w:adjustRightInd w:val="0"/>
+        <w:spacing w:after="0" w:line="240" w:lineRule="auto"/>
+        <w:jc w:val="center"/>
+        <w:rPr>
+          <w:rFonts w:ascii="Times New Roman" w:eastAsia="Consolas" w:hAnsi="Times New Roman" w:cs="Times New Roman"/>
+          <w:color w:val="000000" w:themeColor="text1"/>
+          <w:sz w:val="24"/>
+        </w:rPr>
+      </w:pPr>
+    </w:p>
+    <w:p>
+      <w:pPr>
+        <w:autoSpaceDE w:val="0"/>
+        <w:autoSpaceDN w:val="0"/>
+        <w:adjustRightInd w:val="0"/>
+        <w:spacing w:after="0" w:line="240" w:lineRule="auto"/>
+        <w:jc w:val="center"/>
+        <w:rPr>
+          <w:rFonts w:ascii="Times New Roman" w:eastAsia="Consolas" w:hAnsi="Times New Roman" w:cs="Times New Roman"/>
+          <w:color w:val="000000" w:themeColor="text1"/>
+          <w:sz w:val="24"/>
+        </w:rPr>
+      </w:pPr>
+    </w:p>
+    <w:p>
+      <w:pPr>
+        <w:autoSpaceDE w:val="0"/>
+        <w:autoSpaceDN w:val="0"/>
+        <w:adjustRightInd w:val="0"/>
+        <w:spacing w:after="0" w:line="240" w:lineRule="auto"/>
+        <w:jc w:val="center"/>
+        <w:rPr>
+          <w:rFonts w:ascii="Times New Roman" w:eastAsia="Consolas" w:hAnsi="Times New Roman" w:cs="Times New Roman"/>
+          <w:color w:val="000000" w:themeColor="text1"/>
+          <w:sz w:val="24"/>
+        </w:rPr>
+      </w:pPr>
+    </w:p>
+    <w:p>
+      <w:pPr>
+        <w:autoSpaceDE w:val="0"/>
+        <w:autoSpaceDN w:val="0"/>
+        <w:adjustRightInd w:val="0"/>
+        <w:spacing w:after="0" w:line="240" w:lineRule="auto"/>
+        <w:jc w:val="center"/>
+        <w:rPr>
+          <w:rFonts w:ascii="Times New Roman" w:eastAsia="Consolas" w:hAnsi="Times New Roman" w:cs="Times New Roman"/>
+          <w:color w:val="000000" w:themeColor="text1"/>
+          <w:sz w:val="24"/>
+        </w:rPr>
+      </w:pPr>
+    </w:p>
+    <w:p>
+      <w:pPr>
+        <w:autoSpaceDE w:val="0"/>
+        <w:autoSpaceDN w:val="0"/>
+        <w:adjustRightInd w:val="0"/>
+        <w:spacing w:after="0" w:line="240" w:lineRule="auto"/>
+        <w:jc w:val="center"/>
+        <w:rPr>
+          <w:rFonts w:ascii="Times New Roman" w:eastAsia="Consolas" w:hAnsi="Times New Roman" w:cs="Times New Roman"/>
+          <w:color w:val="000000" w:themeColor="text1"/>
+          <w:sz w:val="24"/>
+        </w:rPr>
+      </w:pPr>
+    </w:p>
+    <w:p>
+      <w:pPr>
+        <w:autoSpaceDE w:val="0"/>
+        <w:autoSpaceDN w:val="0"/>
+        <w:adjustRightInd w:val="0"/>
+        <w:spacing w:after="0" w:line="240" w:lineRule="auto"/>
+        <w:jc w:val="center"/>
+        <w:rPr>
+          <w:rFonts w:ascii="Times New Roman" w:eastAsia="Consolas" w:hAnsi="Times New Roman" w:cs="Times New Roman"/>
+          <w:color w:val="000000" w:themeColor="text1"/>
+          <w:sz w:val="24"/>
+        </w:rPr>
+      </w:pPr>
+    </w:p>
+    <w:p>
+      <w:pPr>
+        <w:autoSpaceDE w:val="0"/>
+        <w:autoSpaceDN w:val="0"/>
+        <w:adjustRightInd w:val="0"/>
+        <w:spacing w:after="0" w:line="240" w:lineRule="auto"/>
+        <w:jc w:val="center"/>
+        <w:rPr>
+          <w:rFonts w:ascii="Times New Roman" w:eastAsia="Consolas" w:hAnsi="Times New Roman" w:cs="Times New Roman"/>
+          <w:color w:val="000000" w:themeColor="text1"/>
+          <w:sz w:val="24"/>
+        </w:rPr>
+      </w:pPr>
+    </w:p>
+    <w:p>
+      <w:pPr>
+        <w:autoSpaceDE w:val="0"/>
+        <w:autoSpaceDN w:val="0"/>
+        <w:adjustRightInd w:val="0"/>
+        <w:spacing w:after="0" w:line="240" w:lineRule="auto"/>
+        <w:jc w:val="center"/>
+        <w:rPr>
+          <w:rFonts w:ascii="Times New Roman" w:eastAsia="Consolas" w:hAnsi="Times New Roman" w:cs="Times New Roman"/>
+          <w:color w:val="000000" w:themeColor="text1"/>
+          <w:sz w:val="24"/>
+        </w:rPr>
+      </w:pPr>
+    </w:p>
+    <w:p>
+      <w:pPr>
+        <w:autoSpaceDE w:val="0"/>
+        <w:autoSpaceDN w:val="0"/>
+        <w:adjustRightInd w:val="0"/>
+        <w:spacing w:after="0" w:line="240" w:lineRule="auto"/>
+        <w:jc w:val="center"/>
+        <w:rPr>
+          <w:rFonts w:ascii="Times New Roman" w:eastAsia="Consolas" w:hAnsi="Times New Roman" w:cs="Times New Roman"/>
+          <w:color w:val="000000" w:themeColor="text1"/>
+          <w:sz w:val="24"/>
+        </w:rPr>
+      </w:pPr>
+    </w:p>
+    <w:p>
+      <w:pPr>
+        <w:autoSpaceDE w:val="0"/>
+        <w:autoSpaceDN w:val="0"/>
+        <w:adjustRightInd w:val="0"/>
+        <w:spacing w:after="0" w:line="240" w:lineRule="auto"/>
+        <w:jc w:val="center"/>
+        <w:rPr>
+          <w:rFonts w:ascii="Times New Roman" w:eastAsia="Consolas" w:hAnsi="Times New Roman" w:cs="Times New Roman"/>
+          <w:color w:val="000000" w:themeColor="text1"/>
+          <w:sz w:val="24"/>
+        </w:rPr>
+      </w:pPr>
+    </w:p>
+    <w:p>
+      <w:pPr>
+        <w:autoSpaceDE w:val="0"/>
+        <w:autoSpaceDN w:val="0"/>
+        <w:adjustRightInd w:val="0"/>
+        <w:spacing w:after="0" w:line="240" w:lineRule="auto"/>
+        <w:jc w:val="center"/>
+        <w:rPr>
+          <w:rFonts w:ascii="Times New Roman" w:eastAsia="Consolas" w:hAnsi="Times New Roman" w:cs="Times New Roman"/>
+          <w:color w:val="000000" w:themeColor="text1"/>
+          <w:sz w:val="24"/>
+        </w:rPr>
+      </w:pPr>
+    </w:p>
+    <w:p>
+      <w:pPr>
+        <w:autoSpaceDE w:val="0"/>
+        <w:autoSpaceDN w:val="0"/>
+        <w:adjustRightInd w:val="0"/>
+        <w:spacing w:after="0" w:line="240" w:lineRule="auto"/>
+        <w:jc w:val="center"/>
+        <w:rPr>
+          <w:rFonts w:ascii="Times New Roman" w:eastAsia="Consolas" w:hAnsi="Times New Roman" w:cs="Times New Roman"/>
+          <w:color w:val="000000" w:themeColor="text1"/>
+          <w:sz w:val="24"/>
+        </w:rPr>
+      </w:pPr>
+    </w:p>
+    <w:p>
+      <w:pPr>
+        <w:autoSpaceDE w:val="0"/>
+        <w:autoSpaceDN w:val="0"/>
+        <w:adjustRightInd w:val="0"/>
+        <w:spacing w:after="0" w:line="240" w:lineRule="auto"/>
+        <w:jc w:val="center"/>
+        <w:rPr>
+          <w:rFonts w:ascii="Times New Roman" w:eastAsia="Consolas" w:hAnsi="Times New Roman" w:cs="Times New Roman"/>
+          <w:color w:val="000000" w:themeColor="text1"/>
+          <w:sz w:val="24"/>
+        </w:rPr>
+      </w:pPr>
+    </w:p>
+    <w:p>
+      <w:pPr>
+        <w:autoSpaceDE w:val="0"/>
+        <w:autoSpaceDN w:val="0"/>
+        <w:adjustRightInd w:val="0"/>
+        <w:spacing w:after="0" w:line="240" w:lineRule="auto"/>
+        <w:jc w:val="center"/>
+        <w:rPr>
+          <w:rFonts w:ascii="Times New Roman" w:eastAsia="Consolas" w:hAnsi="Times New Roman" w:cs="Times New Roman"/>
+          <w:color w:val="000000" w:themeColor="text1"/>
+          <w:sz w:val="24"/>
+        </w:rPr>
+      </w:pPr>
+    </w:p>
+    <w:p>
+      <w:pPr>
+        <w:autoSpaceDE w:val="0"/>
+        <w:autoSpaceDN w:val="0"/>
+        <w:adjustRightInd w:val="0"/>
+        <w:spacing w:after="0" w:line="240" w:lineRule="auto"/>
+        <w:jc w:val="center"/>
+        <w:rPr>
+          <w:rFonts w:ascii="Times New Roman" w:eastAsia="Consolas" w:hAnsi="Times New Roman" w:cs="Times New Roman"/>
+          <w:color w:val="000000" w:themeColor="text1"/>
+          <w:sz w:val="24"/>
+        </w:rPr>
+      </w:pPr>
+    </w:p>
+    <w:p>
+      <w:pPr>
+        <w:autoSpaceDE w:val="0"/>
+        <w:autoSpaceDN w:val="0"/>
+        <w:adjustRightInd w:val="0"/>
+        <w:spacing w:after="0" w:line="240" w:lineRule="auto"/>
+        <w:jc w:val="center"/>
+        <w:rPr>
+          <w:rFonts w:ascii="Times New Roman" w:eastAsia="Consolas" w:hAnsi="Times New Roman" w:cs="Times New Roman"/>
+          <w:color w:val="000000" w:themeColor="text1"/>
+          <w:sz w:val="24"/>
+        </w:rPr>
+      </w:pPr>
+    </w:p>
+    <w:p>
+      <w:pPr>
+        <w:autoSpaceDE w:val="0"/>
+        <w:autoSpaceDN w:val="0"/>
+        <w:adjustRightInd w:val="0"/>
+        <w:spacing w:after="0" w:line="240" w:lineRule="auto"/>
+        <w:jc w:val="center"/>
+        <w:rPr>
+          <w:rFonts w:ascii="Times New Roman" w:eastAsia="Consolas" w:hAnsi="Times New Roman" w:cs="Times New Roman"/>
+          <w:color w:val="000000" w:themeColor="text1"/>
+          <w:sz w:val="24"/>
+        </w:rPr>
+      </w:pPr>
+    </w:p>
+    <w:p>
+      <w:pPr>
+        <w:autoSpaceDE w:val="0"/>
+        <w:autoSpaceDN w:val="0"/>
+        <w:adjustRightInd w:val="0"/>
+        <w:spacing w:after="0" w:line="240" w:lineRule="auto"/>
+        <w:jc w:val="center"/>
+        <w:rPr>
+          <w:rFonts w:ascii="Times New Roman" w:eastAsia="Consolas" w:hAnsi="Times New Roman" w:cs="Times New Roman"/>
+          <w:color w:val="000000" w:themeColor="text1"/>
+          <w:sz w:val="24"/>
+        </w:rPr>
+      </w:pPr>
+    </w:p>
+    <w:p>
+      <w:pPr>
+        <w:autoSpaceDE w:val="0"/>
+        <w:autoSpaceDN w:val="0"/>
+        <w:adjustRightInd w:val="0"/>
+        <w:spacing w:after="0" w:line="240" w:lineRule="auto"/>
+        <w:jc w:val="center"/>
+        <w:rPr>
+          <w:rFonts w:ascii="Times New Roman" w:eastAsia="Consolas" w:hAnsi="Times New Roman" w:cs="Times New Roman"/>
+          <w:color w:val="000000" w:themeColor="text1"/>
+          <w:sz w:val="24"/>
+          <w:lang w:val="en-US"/>
+        </w:rPr>
+      </w:pPr>
+    </w:p>
+    <w:p>
+      <w:pPr>
+        <w:autoSpaceDE w:val="0"/>
+        <w:autoSpaceDN w:val="0"/>
+        <w:adjustRightInd w:val="0"/>
+        <w:spacing w:after="0" w:line="240" w:lineRule="auto"/>
+        <w:jc w:val="center"/>
+        <w:rPr>
+          <w:rFonts w:ascii="Times New Roman" w:eastAsia="Consolas" w:hAnsi="Times New Roman" w:cs="Times New Roman"/>
+          <w:color w:val="000000" w:themeColor="text1"/>
+          <w:sz w:val="24"/>
+        </w:rPr>
+      </w:pPr>
+      <w:r>
+        <w:rPr>
+          <w:rFonts w:ascii="Times New Roman" w:eastAsia="Consolas" w:hAnsi="Times New Roman" w:cs="Times New Roman"/>
+          <w:color w:val="000000" w:themeColor="text1"/>
+          <w:sz w:val="24"/>
+        </w:rPr>
+        <w:lastRenderedPageBreak/>
+        <w:t>Заключение</w:t>
+      </w:r>
+    </w:p>
+    <w:p>
+      <w:pPr>
+        <w:autoSpaceDE w:val="0"/>
+        <w:autoSpaceDN w:val="0"/>
+        <w:adjustRightInd w:val="0"/>
+        <w:spacing w:after="0" w:line="240" w:lineRule="auto"/>
+      </w:pPr>
+      <w:r>
+        <w:t xml:space="preserve">В ходе выполнения проекта был разработан программный продукт «Шифр </w:t>
+      </w:r>
+      <w:proofErr w:type="spellStart"/>
+      <w:r>
+        <w:t>Вернама</w:t>
+      </w:r>
+      <w:proofErr w:type="spellEnd"/>
+      <w:r>
+        <w:t>» для шифрования и дешифрования текста на основе операции XOR. Реализован алгоритм посимвольного преобразования, позволяющий использовать один и тот же метод как для шифрования, так и для дешифрования. Пользователь может вводить текст и задавать ключ, включая его случайную генерацию. Тестирование подтвердило корректную работу программы. Поставленные цели достигнуты, приложение работает стабильно и может использоваться для базовой защиты текстовой информации.</w:t>
+      </w:r>
+    </w:p>
+    <w:p>
+      <w:pPr>
+        <w:autoSpaceDE w:val="0"/>
+        <w:autoSpaceDN w:val="0"/>
+        <w:adjustRightInd w:val="0"/>
+        <w:spacing w:after="0" w:line="240" w:lineRule="auto"/>
         <w:rPr>
           <w:rFonts w:ascii="Times New Roman" w:eastAsia="Consolas" w:hAnsi="Times New Roman" w:cs="Times New Roman"/>
           <w:color w:val="000000" w:themeColor="text1"/>
@@ -5508,7 +7943,7 @@
         </w:rPr>
         <w:t xml:space="preserve">Репозиторий проекта: </w:t>
       </w:r>
-      <w:hyperlink r:id="rId10" w:tgtFrame="_blank" w:history="1">
+      <w:hyperlink r:id="rId20" w:tgtFrame="_blank" w:history="1">
         <w:r>
           <w:rPr>
             <w:rStyle w:val="a4"/>
@@ -6419,6 +8854,146 @@
       </w:pPr>
     </w:lvl>
   </w:abstractNum>
+  <w:abstractNum w:abstractNumId="8" w15:restartNumberingAfterBreak="0">
+    <w:nsid w:val="7CEF4277"/>
+    <w:multiLevelType w:val="hybridMultilevel"/>
+    <w:tmpl w:val="48AEC742"/>
+    <w:lvl w:ilvl="0" w:tplc="E856B68A">
+      <w:start w:val="1"/>
+      <w:numFmt w:val="bullet"/>
+      <w:lvlText w:val="•"/>
+      <w:lvlJc w:val="left"/>
+      <w:pPr>
+        <w:tabs>
+          <w:tab w:val="num" w:pos="720"/>
+        </w:tabs>
+        <w:ind w:left="720" w:hanging="360"/>
+      </w:pPr>
+      <w:rPr>
+        <w:rFonts w:ascii="Arial" w:hAnsi="Arial" w:hint="default"/>
+      </w:rPr>
+    </w:lvl>
+    <w:lvl w:ilvl="1" w:tplc="753AAEE8" w:tentative="1">
+      <w:start w:val="1"/>
+      <w:numFmt w:val="bullet"/>
+      <w:lvlText w:val="•"/>
+      <w:lvlJc w:val="left"/>
+      <w:pPr>
+        <w:tabs>
+          <w:tab w:val="num" w:pos="1440"/>
+        </w:tabs>
+        <w:ind w:left="1440" w:hanging="360"/>
+      </w:pPr>
+      <w:rPr>
+        <w:rFonts w:ascii="Arial" w:hAnsi="Arial" w:hint="default"/>
+      </w:rPr>
+    </w:lvl>
+    <w:lvl w:ilvl="2" w:tplc="8480B36C" w:tentative="1">
+      <w:start w:val="1"/>
+      <w:numFmt w:val="bullet"/>
+      <w:lvlText w:val="•"/>
+      <w:lvlJc w:val="left"/>
+      <w:pPr>
+        <w:tabs>
+          <w:tab w:val="num" w:pos="2160"/>
+        </w:tabs>
+        <w:ind w:left="2160" w:hanging="360"/>
+      </w:pPr>
+      <w:rPr>
+        <w:rFonts w:ascii="Arial" w:hAnsi="Arial" w:hint="default"/>
+      </w:rPr>
+    </w:lvl>
+    <w:lvl w:ilvl="3" w:tplc="E1900664" w:tentative="1">
+      <w:start w:val="1"/>
+      <w:numFmt w:val="bullet"/>
+      <w:lvlText w:val="•"/>
+      <w:lvlJc w:val="left"/>
+      <w:pPr>
+        <w:tabs>
+          <w:tab w:val="num" w:pos="2880"/>
+        </w:tabs>
+        <w:ind w:left="2880" w:hanging="360"/>
+      </w:pPr>
+      <w:rPr>
+        <w:rFonts w:ascii="Arial" w:hAnsi="Arial" w:hint="default"/>
+      </w:rPr>
+    </w:lvl>
+    <w:lvl w:ilvl="4" w:tplc="95E03026" w:tentative="1">
+      <w:start w:val="1"/>
+      <w:numFmt w:val="bullet"/>
+      <w:lvlText w:val="•"/>
+      <w:lvlJc w:val="left"/>
+      <w:pPr>
+        <w:tabs>
+          <w:tab w:val="num" w:pos="3600"/>
+        </w:tabs>
+        <w:ind w:left="3600" w:hanging="360"/>
+      </w:pPr>
+      <w:rPr>
+        <w:rFonts w:ascii="Arial" w:hAnsi="Arial" w:hint="default"/>
+      </w:rPr>
+    </w:lvl>
+    <w:lvl w:ilvl="5" w:tplc="7BB2F102" w:tentative="1">
+      <w:start w:val="1"/>
+      <w:numFmt w:val="bullet"/>
+      <w:lvlText w:val="•"/>
+      <w:lvlJc w:val="left"/>
+      <w:pPr>
+        <w:tabs>
+          <w:tab w:val="num" w:pos="4320"/>
+        </w:tabs>
+        <w:ind w:left="4320" w:hanging="360"/>
+      </w:pPr>
+      <w:rPr>
+        <w:rFonts w:ascii="Arial" w:hAnsi="Arial" w:hint="default"/>
+      </w:rPr>
+    </w:lvl>
+    <w:lvl w:ilvl="6" w:tplc="613471A6" w:tentative="1">
+      <w:start w:val="1"/>
+      <w:numFmt w:val="bullet"/>
+      <w:lvlText w:val="•"/>
+      <w:lvlJc w:val="left"/>
+      <w:pPr>
+        <w:tabs>
+          <w:tab w:val="num" w:pos="5040"/>
+        </w:tabs>
+        <w:ind w:left="5040" w:hanging="360"/>
+      </w:pPr>
+      <w:rPr>
+        <w:rFonts w:ascii="Arial" w:hAnsi="Arial" w:hint="default"/>
+      </w:rPr>
+    </w:lvl>
+    <w:lvl w:ilvl="7" w:tplc="52227AB2" w:tentative="1">
+      <w:start w:val="1"/>
+      <w:numFmt w:val="bullet"/>
+      <w:lvlText w:val="•"/>
+      <w:lvlJc w:val="left"/>
+      <w:pPr>
+        <w:tabs>
+          <w:tab w:val="num" w:pos="5760"/>
+        </w:tabs>
+        <w:ind w:left="5760" w:hanging="360"/>
+      </w:pPr>
+      <w:rPr>
+        <w:rFonts w:ascii="Arial" w:hAnsi="Arial" w:hint="default"/>
+      </w:rPr>
+    </w:lvl>
+    <w:lvl w:ilvl="8" w:tplc="75F6BB36" w:tentative="1">
+      <w:start w:val="1"/>
+      <w:numFmt w:val="bullet"/>
+      <w:lvlText w:val="•"/>
+      <w:lvlJc w:val="left"/>
+      <w:pPr>
+        <w:tabs>
+          <w:tab w:val="num" w:pos="6480"/>
+        </w:tabs>
+        <w:ind w:left="6480" w:hanging="360"/>
+      </w:pPr>
+      <w:rPr>
+        <w:rFonts w:ascii="Arial" w:hAnsi="Arial" w:hint="default"/>
+      </w:rPr>
+    </w:lvl>
+  </w:abstractNum>
   <w:num w:numId="1" w16cid:durableId="604583125">
     <w:abstractNumId w:val="0"/>
   </w:num>
@@ -6442,6 +9017,9 @@
   </w:num>
   <w:num w:numId="8" w16cid:durableId="1432627343">
     <w:abstractNumId w:val="7"/>
+  </w:num>
+  <w:num w:numId="9" w16cid:durableId="1593928326">
+    <w:abstractNumId w:val="8"/>
   </w:num>
 </w:numbering>
 </file>
@@ -6988,6 +9566,43 @@
       <w:shd w:val="clear" w:color="auto" w:fill="E1DFDD"/>
     </w:rPr>
   </w:style>
+  <w:style w:type="paragraph" w:styleId="a6">
+    <w:name w:val="Normal (Web)"/>
+    <w:basedOn w:val="a"/>
+    <w:uiPriority w:val="99"/>
+    <w:semiHidden/>
+    <w:unhideWhenUsed/>
+    <w:rsid w:val="005B53B9"/>
+    <w:pPr>
+      <w:spacing w:before="100" w:beforeAutospacing="1" w:after="100" w:afterAutospacing="1" w:line="240" w:lineRule="auto"/>
+    </w:pPr>
+    <w:rPr>
+      <w:rFonts w:ascii="Times New Roman" w:eastAsia="Times New Roman" w:hAnsi="Times New Roman" w:cs="Times New Roman"/>
+      <w:color w:val="auto"/>
+      <w:kern w:val="0"/>
+      <w:sz w:val="24"/>
+      <w14:ligatures w14:val="none"/>
+    </w:rPr>
+  </w:style>
+  <w:style w:type="table" w:styleId="a7">
+    <w:name w:val="Table Grid"/>
+    <w:basedOn w:val="a1"/>
+    <w:uiPriority w:val="39"/>
+    <w:rsid w:val="00512BDB"/>
+    <w:pPr>
+      <w:spacing w:after="0" w:line="240" w:lineRule="auto"/>
+    </w:pPr>
+    <w:tblPr>
+      <w:tblBorders>
+        <w:top w:val="single" w:sz="4" w:space="0" w:color="auto"/>
+        <w:left w:val="single" w:sz="4" w:space="0" w:color="auto"/>
+        <w:bottom w:val="single" w:sz="4" w:space="0" w:color="auto"/>
+        <w:right w:val="single" w:sz="4" w:space="0" w:color="auto"/>
+        <w:insideH w:val="single" w:sz="4" w:space="0" w:color="auto"/>
+        <w:insideV w:val="single" w:sz="4" w:space="0" w:color="auto"/>
+      </w:tblBorders>
+    </w:tblPr>
+  </w:style>
 </w:styles>
 </file>
 

--- a/отчёт.docx
+++ b/отчёт.docx
@@ -1,6 +1,6 @@
 
 <file path=word/document.xml><?xml version="1.0" encoding="utf-8"?>
-<w:document xmlns:wpc="http://schemas.microsoft.com/office/word/2010/wordprocessingCanvas" xmlns:cx="http://schemas.microsoft.com/office/drawing/2014/chartex" xmlns:cx1="http://schemas.microsoft.com/office/drawing/2015/9/8/chartex" xmlns:cx2="http://schemas.microsoft.com/office/drawing/2015/10/21/chartex" xmlns:cx3="http://schemas.microsoft.com/office/drawing/2016/5/9/chartex" xmlns:cx4="http://schemas.microsoft.com/office/drawing/2016/5/10/chartex" xmlns:cx5="http://schemas.microsoft.com/office/drawing/2016/5/11/chartex" xmlns:cx6="http://schemas.microsoft.com/office/drawing/2016/5/12/chartex" xmlns:cx7="http://schemas.microsoft.com/office/drawing/2016/5/13/chartex" xmlns:cx8="http://schemas.microsoft.com/office/drawing/2016/5/14/chartex" xmlns:mc="http://schemas.openxmlformats.org/markup-compatibility/2006" xmlns:aink="http://schemas.microsoft.com/office/drawing/2016/ink" xmlns:am3d="http://schemas.microsoft.com/office/drawing/2017/model3d" xmlns:o="urn:schemas-microsoft-com:office:office" xmlns:oel="http://schemas.microsoft.com/office/2019/extlst" xmlns:r="http://schemas.openxmlformats.org/officeDocument/2006/relationships" xmlns:m="http://schemas.openxmlformats.org/officeDocument/2006/math" xmlns:v="urn:schemas-microsoft-com:vml" xmlns:wp14="http://schemas.microsoft.com/office/word/2010/wordprocessingDrawing" xmlns:wp="http://schemas.openxmlformats.org/drawingml/2006/wordprocessingDrawing" xmlns:w10="urn:schemas-microsoft-com:office:word" xmlns:w="http://schemas.openxmlformats.org/wordprocessingml/2006/main" xmlns:w14="http://schemas.microsoft.com/office/word/2010/wordml" xmlns:w15="http://schemas.microsoft.com/office/word/2012/wordml" xmlns:w16cex="http://schemas.microsoft.com/office/word/2018/wordml/cex" xmlns:w16cid="http://schemas.microsoft.com/office/word/2016/wordml/cid" xmlns:w16="http://schemas.microsoft.com/office/word/2018/wordml" xmlns:w16sdtdh="http://schemas.microsoft.com/office/word/2020/wordml/sdtdatahash" xmlns:w16se="http://schemas.microsoft.com/office/word/2015/wordml/symex" xmlns:wpg="http://schemas.microsoft.com/office/word/2010/wordprocessingGroup" xmlns:wpi="http://schemas.microsoft.com/office/word/2010/wordprocessingInk" xmlns:wne="http://schemas.microsoft.com/office/word/2006/wordml" xmlns:wps="http://schemas.microsoft.com/office/word/2010/wordprocessingShape" mc:Ignorable="w14 w15 w16se w16cid w16 w16cex w16sdtdh wp14">
+<w:document xmlns:wpc="http://schemas.microsoft.com/office/word/2010/wordprocessingCanvas" xmlns:cx="http://schemas.microsoft.com/office/drawing/2014/chartex" xmlns:cx1="http://schemas.microsoft.com/office/drawing/2015/9/8/chartex" xmlns:cx2="http://schemas.microsoft.com/office/drawing/2015/10/21/chartex" xmlns:cx3="http://schemas.microsoft.com/office/drawing/2016/5/9/chartex" xmlns:cx4="http://schemas.microsoft.com/office/drawing/2016/5/10/chartex" xmlns:cx5="http://schemas.microsoft.com/office/drawing/2016/5/11/chartex" xmlns:cx6="http://schemas.microsoft.com/office/drawing/2016/5/12/chartex" xmlns:cx7="http://schemas.microsoft.com/office/drawing/2016/5/13/chartex" xmlns:cx8="http://schemas.microsoft.com/office/drawing/2016/5/14/chartex" xmlns:mc="http://schemas.openxmlformats.org/markup-compatibility/2006" xmlns:aink="http://schemas.microsoft.com/office/drawing/2016/ink" xmlns:am3d="http://schemas.microsoft.com/office/drawing/2017/model3d" xmlns:o="urn:schemas-microsoft-com:office:office" xmlns:oel="http://schemas.microsoft.com/office/2019/extlst" xmlns:r="http://schemas.openxmlformats.org/officeDocument/2006/relationships" xmlns:m="http://schemas.openxmlformats.org/officeDocument/2006/math" xmlns:v="urn:schemas-microsoft-com:vml" xmlns:wp14="http://schemas.microsoft.com/office/word/2010/wordprocessingDrawing" xmlns:wp="http://schemas.openxmlformats.org/drawingml/2006/wordprocessingDrawing" xmlns:w10="urn:schemas-microsoft-com:office:word" xmlns:w="http://schemas.openxmlformats.org/wordprocessingml/2006/main" xmlns:w14="http://schemas.microsoft.com/office/word/2010/wordml" xmlns:w15="http://schemas.microsoft.com/office/word/2012/wordml" xmlns:w16cex="http://schemas.microsoft.com/office/word/2018/wordml/cex" xmlns:w16cid="http://schemas.microsoft.com/office/word/2016/wordml/cid" xmlns:w16="http://schemas.microsoft.com/office/word/2018/wordml" xmlns:w16du="http://schemas.microsoft.com/office/word/2023/wordml/word16du" xmlns:w16sdtdh="http://schemas.microsoft.com/office/word/2020/wordml/sdtdatahash" xmlns:w16sdtfl="http://schemas.microsoft.com/office/word/2024/wordml/sdtformatlock" xmlns:w16se="http://schemas.microsoft.com/office/word/2015/wordml/symex" xmlns:wpg="http://schemas.microsoft.com/office/word/2010/wordprocessingGroup" xmlns:wpi="http://schemas.microsoft.com/office/word/2010/wordprocessingInk" xmlns:wne="http://schemas.microsoft.com/office/word/2006/wordml" xmlns:wps="http://schemas.microsoft.com/office/word/2010/wordprocessingShape" mc:Ignorable="w14 w15 w16se w16cid w16 w16cex w16sdtdh w16sdtfl w16du wp14">
   <w:body>
     <w:p>
       <w:pPr>
@@ -2818,6 +2818,321 @@
           <w:lang w:val="en-US"/>
         </w:rPr>
         <w:br/>
+        <w:t xml:space="preserve">    def process(self, text: str, key: str) -&gt; str:</w:t>
+      </w:r>
+      <w:r>
+        <w:rPr>
+          <w:lang w:val="en-US"/>
+        </w:rPr>
+        <w:br/>
+        <w:t xml:space="preserve">        raise NotImplementedError()</w:t>
+      </w:r>
+      <w:r>
+        <w:rPr>
+          <w:lang w:val="en-US"/>
+        </w:rPr>
+        <w:br/>
+      </w:r>
+      <w:r>
+        <w:rPr>
+          <w:lang w:val="en-US"/>
+        </w:rPr>
+        <w:br/>
+      </w:r>
+      <w:r>
+        <w:rPr>
+          <w:lang w:val="en-US"/>
+        </w:rPr>
+        <w:br/>
+        <w:t>class VernamCipher(Cipher):</w:t>
+      </w:r>
+      <w:r>
+        <w:rPr>
+          <w:lang w:val="en-US"/>
+        </w:rPr>
+        <w:br/>
+        <w:t xml:space="preserve">    def process(self, text, key):</w:t>
+      </w:r>
+      <w:r>
+        <w:rPr>
+          <w:lang w:val="en-US"/>
+        </w:rPr>
+        <w:br/>
+        <w:t xml:space="preserve">        if not key:</w:t>
+      </w:r>
+      <w:r>
+        <w:rPr>
+          <w:lang w:val="en-US"/>
+        </w:rPr>
+        <w:br/>
+        <w:t xml:space="preserve">            return "</w:t>
+      </w:r>
+      <w:r>
+        <w:t>Введите</w:t>
+      </w:r>
+      <w:r>
+        <w:rPr>
+          <w:lang w:val="en-US"/>
+        </w:rPr>
+        <w:t xml:space="preserve"> </w:t>
+      </w:r>
+      <w:r>
+        <w:t>ключ</w:t>
+      </w:r>
+      <w:r>
+        <w:rPr>
+          <w:lang w:val="en-US"/>
+        </w:rPr>
+        <w:t>"</w:t>
+      </w:r>
+      <w:r>
+        <w:rPr>
+          <w:lang w:val="en-US"/>
+        </w:rPr>
+        <w:br/>
+      </w:r>
+      <w:r>
+        <w:rPr>
+          <w:lang w:val="en-US"/>
+        </w:rPr>
+        <w:br/>
+        <w:t xml:space="preserve">        result = []</w:t>
+      </w:r>
+      <w:r>
+        <w:rPr>
+          <w:lang w:val="en-US"/>
+        </w:rPr>
+        <w:br/>
+        <w:t xml:space="preserve">        key_len = len(key)</w:t>
+      </w:r>
+      <w:r>
+        <w:rPr>
+          <w:lang w:val="en-US"/>
+        </w:rPr>
+        <w:br/>
+      </w:r>
+      <w:r>
+        <w:rPr>
+          <w:lang w:val="en-US"/>
+        </w:rPr>
+        <w:br/>
+        <w:t xml:space="preserve">        for i, ch in enumerate(text):</w:t>
+      </w:r>
+      <w:r>
+        <w:rPr>
+          <w:lang w:val="en-US"/>
+        </w:rPr>
+        <w:br/>
+        <w:t xml:space="preserve">            k = ord(key[i % key_len])</w:t>
+      </w:r>
+      <w:r>
+        <w:rPr>
+          <w:lang w:val="en-US"/>
+        </w:rPr>
+        <w:br/>
+        <w:t xml:space="preserve">            result.append(chr(ord(ch) ^ k))</w:t>
+      </w:r>
+      <w:r>
+        <w:rPr>
+          <w:lang w:val="en-US"/>
+        </w:rPr>
+        <w:br/>
+      </w:r>
+      <w:r>
+        <w:rPr>
+          <w:lang w:val="en-US"/>
+        </w:rPr>
+        <w:br/>
+        <w:t xml:space="preserve">        return ''.join(result)</w:t>
+      </w:r>
+    </w:p>
+    <w:p>
+      <w:pPr>
+        <w:rPr>
+          <w:lang w:val="en-US"/>
+        </w:rPr>
+      </w:pPr>
+    </w:p>
+    <w:p>
+      <w:pPr>
+        <w:rPr>
+          <w:lang w:val="en-US"/>
+        </w:rPr>
+      </w:pPr>
+      <w:r>
+        <w:rPr>
+          <w:lang w:val="en-US"/>
+        </w:rPr>
+        <w:t>from cipher import Cipher</w:t>
+      </w:r>
+      <w:r>
+        <w:rPr>
+          <w:lang w:val="en-US"/>
+        </w:rPr>
+        <w:br/>
+        <w:t xml:space="preserve">from model import </w:t>
+      </w:r>
+      <w:proofErr w:type="spellStart"/>
+      <w:r>
+        <w:rPr>
+          <w:lang w:val="en-US"/>
+        </w:rPr>
+        <w:t>TextModel</w:t>
+      </w:r>
+      <w:proofErr w:type="spellEnd"/>
+      <w:r>
+        <w:rPr>
+          <w:lang w:val="en-US"/>
+        </w:rPr>
+        <w:br/>
+      </w:r>
+      <w:r>
+        <w:rPr>
+          <w:lang w:val="en-US"/>
+        </w:rPr>
+        <w:br/>
+      </w:r>
+      <w:r>
+        <w:rPr>
+          <w:lang w:val="en-US"/>
+        </w:rPr>
+        <w:t>c</w:t>
+      </w:r>
+      <w:r>
+        <w:rPr>
+          <w:lang w:val="en-US"/>
+        </w:rPr>
+        <w:t>ontroller</w:t>
+      </w:r>
+      <w:r>
+        <w:rPr>
+          <w:lang w:val="en-US"/>
+        </w:rPr>
+        <w:t>.py</w:t>
+      </w:r>
+      <w:r>
+        <w:rPr>
+          <w:lang w:val="en-US"/>
+        </w:rPr>
+        <w:br/>
+        <w:t xml:space="preserve">class </w:t>
+      </w:r>
+      <w:proofErr w:type="spellStart"/>
+      <w:r>
+        <w:rPr>
+          <w:lang w:val="en-US"/>
+        </w:rPr>
+        <w:t>CipherController</w:t>
+      </w:r>
+      <w:proofErr w:type="spellEnd"/>
+      <w:r>
+        <w:rPr>
+          <w:lang w:val="en-US"/>
+        </w:rPr>
+        <w:t>:</w:t>
+      </w:r>
+      <w:r>
+        <w:rPr>
+          <w:lang w:val="en-US"/>
+        </w:rPr>
+        <w:br/>
+        <w:t xml:space="preserve">    def __</w:t>
+      </w:r>
+      <w:proofErr w:type="spellStart"/>
+      <w:r>
+        <w:rPr>
+          <w:lang w:val="en-US"/>
+        </w:rPr>
+        <w:t>init</w:t>
+      </w:r>
+      <w:proofErr w:type="spellEnd"/>
+      <w:r>
+        <w:rPr>
+          <w:lang w:val="en-US"/>
+        </w:rPr>
+        <w:t xml:space="preserve">__(self, cipher: Cipher, model: </w:t>
+      </w:r>
+      <w:proofErr w:type="spellStart"/>
+      <w:r>
+        <w:rPr>
+          <w:lang w:val="en-US"/>
+        </w:rPr>
+        <w:t>TextModel</w:t>
+      </w:r>
+      <w:proofErr w:type="spellEnd"/>
+      <w:r>
+        <w:rPr>
+          <w:lang w:val="en-US"/>
+        </w:rPr>
+        <w:t>):</w:t>
+      </w:r>
+      <w:r>
+        <w:rPr>
+          <w:lang w:val="en-US"/>
+        </w:rPr>
+        <w:br/>
+        <w:t xml:space="preserve">        </w:t>
+      </w:r>
+      <w:proofErr w:type="spellStart"/>
+      <w:r>
+        <w:rPr>
+          <w:lang w:val="en-US"/>
+        </w:rPr>
+        <w:t>self._cipher</w:t>
+      </w:r>
+      <w:proofErr w:type="spellEnd"/>
+      <w:r>
+        <w:rPr>
+          <w:lang w:val="en-US"/>
+        </w:rPr>
+        <w:t xml:space="preserve"> = cipher</w:t>
+      </w:r>
+      <w:r>
+        <w:rPr>
+          <w:lang w:val="en-US"/>
+        </w:rPr>
+        <w:br/>
+        <w:t xml:space="preserve">        </w:t>
+      </w:r>
+      <w:proofErr w:type="spellStart"/>
+      <w:proofErr w:type="gramStart"/>
+      <w:r>
+        <w:rPr>
+          <w:lang w:val="en-US"/>
+        </w:rPr>
+        <w:t>self._</w:t>
+      </w:r>
+      <w:proofErr w:type="gramEnd"/>
+      <w:r>
+        <w:rPr>
+          <w:lang w:val="en-US"/>
+        </w:rPr>
+        <w:t>model</w:t>
+      </w:r>
+      <w:proofErr w:type="spellEnd"/>
+      <w:r>
+        <w:rPr>
+          <w:lang w:val="en-US"/>
+        </w:rPr>
+        <w:t xml:space="preserve"> = model</w:t>
+      </w:r>
+      <w:r>
+        <w:rPr>
+          <w:lang w:val="en-US"/>
+        </w:rPr>
+        <w:br/>
+      </w:r>
+      <w:r>
+        <w:rPr>
+          <w:lang w:val="en-US"/>
+        </w:rPr>
+        <w:br/>
+      </w:r>
+      <w:r>
+        <w:rPr>
+          <w:lang w:val="en-US"/>
+        </w:rPr>
+        <w:lastRenderedPageBreak/>
         <w:t xml:space="preserve">    def </w:t>
       </w:r>
       <w:proofErr w:type="gramStart"/>
@@ -2825,28 +3140,251 @@
         <w:rPr>
           <w:lang w:val="en-US"/>
         </w:rPr>
-        <w:t>process(</w:t>
+        <w:t>encrypt(</w:t>
       </w:r>
       <w:proofErr w:type="gramEnd"/>
       <w:r>
         <w:rPr>
           <w:lang w:val="en-US"/>
         </w:rPr>
-        <w:t>self, text: str, key: str) -&gt; str:</w:t>
-      </w:r>
-      <w:r>
-        <w:rPr>
-          <w:lang w:val="en-US"/>
-        </w:rPr>
-        <w:br/>
-        <w:t xml:space="preserve">        raise </w:t>
-      </w:r>
-      <w:proofErr w:type="spellStart"/>
-      <w:r>
-        <w:rPr>
-          <w:lang w:val="en-US"/>
-        </w:rPr>
-        <w:t>NotImplementedError</w:t>
+        <w:t>self, key: str) -&gt; str:</w:t>
+      </w:r>
+      <w:r>
+        <w:rPr>
+          <w:lang w:val="en-US"/>
+        </w:rPr>
+        <w:br/>
+        <w:t xml:space="preserve">        return </w:t>
+      </w:r>
+      <w:proofErr w:type="gramStart"/>
+      <w:r>
+        <w:rPr>
+          <w:lang w:val="en-US"/>
+        </w:rPr>
+        <w:t>self._</w:t>
+      </w:r>
+      <w:proofErr w:type="spellStart"/>
+      <w:r>
+        <w:rPr>
+          <w:lang w:val="en-US"/>
+        </w:rPr>
+        <w:t>cipher.process</w:t>
+      </w:r>
+      <w:proofErr w:type="spellEnd"/>
+      <w:proofErr w:type="gramEnd"/>
+      <w:r>
+        <w:rPr>
+          <w:lang w:val="en-US"/>
+        </w:rPr>
+        <w:t>(self._</w:t>
+      </w:r>
+      <w:proofErr w:type="spellStart"/>
+      <w:r>
+        <w:rPr>
+          <w:lang w:val="en-US"/>
+        </w:rPr>
+        <w:t>model.get_</w:t>
+      </w:r>
+      <w:proofErr w:type="gramStart"/>
+      <w:r>
+        <w:rPr>
+          <w:lang w:val="en-US"/>
+        </w:rPr>
+        <w:t>text</w:t>
+      </w:r>
+      <w:proofErr w:type="spellEnd"/>
+      <w:r>
+        <w:rPr>
+          <w:lang w:val="en-US"/>
+        </w:rPr>
+        <w:t>(</w:t>
+      </w:r>
+      <w:proofErr w:type="gramEnd"/>
+      <w:r>
+        <w:rPr>
+          <w:lang w:val="en-US"/>
+        </w:rPr>
+        <w:t>), key)</w:t>
+      </w:r>
+    </w:p>
+    <w:p>
+      <w:pPr>
+        <w:rPr>
+          <w:lang w:val="en-US"/>
+        </w:rPr>
+      </w:pPr>
+      <w:r>
+        <w:rPr>
+          <w:lang w:val="en-US"/>
+        </w:rPr>
+        <w:t>o</w:t>
+      </w:r>
+      <w:r>
+        <w:rPr>
+          <w:lang w:val="en-US"/>
+        </w:rPr>
+        <w:t>ptions</w:t>
+      </w:r>
+      <w:r>
+        <w:rPr>
+          <w:lang w:val="en-US"/>
+        </w:rPr>
+        <w:t>_f</w:t>
+      </w:r>
+      <w:r>
+        <w:rPr>
+          <w:lang w:val="en-US"/>
+        </w:rPr>
+        <w:t>rame</w:t>
+      </w:r>
+      <w:r>
+        <w:rPr>
+          <w:lang w:val="en-US"/>
+        </w:rPr>
+        <w:t>.py</w:t>
+      </w:r>
+    </w:p>
+    <w:p>
+      <w:pPr>
+        <w:rPr>
+          <w:lang w:val="en-US"/>
+        </w:rPr>
+      </w:pPr>
+      <w:r>
+        <w:rPr>
+          <w:lang w:val="en-US"/>
+        </w:rPr>
+        <w:t>from PyQt6.QtWidgets import *</w:t>
+      </w:r>
+      <w:r>
+        <w:rPr>
+          <w:lang w:val="en-US"/>
+        </w:rPr>
+        <w:br/>
+        <w:t>import random</w:t>
+      </w:r>
+      <w:r>
+        <w:rPr>
+          <w:lang w:val="en-US"/>
+        </w:rPr>
+        <w:br/>
+      </w:r>
+      <w:r>
+        <w:rPr>
+          <w:lang w:val="en-US"/>
+        </w:rPr>
+        <w:br/>
+      </w:r>
+      <w:r>
+        <w:rPr>
+          <w:lang w:val="en-US"/>
+        </w:rPr>
+        <w:br/>
+        <w:t xml:space="preserve">class </w:t>
+      </w:r>
+      <w:proofErr w:type="spellStart"/>
+      <w:r>
+        <w:rPr>
+          <w:lang w:val="en-US"/>
+        </w:rPr>
+        <w:t>OptionsFrame</w:t>
+      </w:r>
+      <w:proofErr w:type="spellEnd"/>
+      <w:r>
+        <w:rPr>
+          <w:lang w:val="en-US"/>
+        </w:rPr>
+        <w:t>(</w:t>
+      </w:r>
+      <w:proofErr w:type="spellStart"/>
+      <w:r>
+        <w:rPr>
+          <w:lang w:val="en-US"/>
+        </w:rPr>
+        <w:t>QFrame</w:t>
+      </w:r>
+      <w:proofErr w:type="spellEnd"/>
+      <w:r>
+        <w:rPr>
+          <w:lang w:val="en-US"/>
+        </w:rPr>
+        <w:t>):</w:t>
+      </w:r>
+      <w:r>
+        <w:rPr>
+          <w:lang w:val="en-US"/>
+        </w:rPr>
+        <w:br/>
+        <w:t xml:space="preserve">    def __</w:t>
+      </w:r>
+      <w:proofErr w:type="spellStart"/>
+      <w:r>
+        <w:rPr>
+          <w:lang w:val="en-US"/>
+        </w:rPr>
+        <w:t>init</w:t>
+      </w:r>
+      <w:proofErr w:type="spellEnd"/>
+      <w:r>
+        <w:rPr>
+          <w:lang w:val="en-US"/>
+        </w:rPr>
+        <w:t>__(self):</w:t>
+      </w:r>
+      <w:r>
+        <w:rPr>
+          <w:lang w:val="en-US"/>
+        </w:rPr>
+        <w:br/>
+        <w:t xml:space="preserve">        super().__</w:t>
+      </w:r>
+      <w:proofErr w:type="spellStart"/>
+      <w:r>
+        <w:rPr>
+          <w:lang w:val="en-US"/>
+        </w:rPr>
+        <w:t>init</w:t>
+      </w:r>
+      <w:proofErr w:type="spellEnd"/>
+      <w:r>
+        <w:rPr>
+          <w:lang w:val="en-US"/>
+        </w:rPr>
+        <w:t>__()</w:t>
+      </w:r>
+      <w:r>
+        <w:rPr>
+          <w:lang w:val="en-US"/>
+        </w:rPr>
+        <w:br/>
+      </w:r>
+      <w:r>
+        <w:rPr>
+          <w:lang w:val="en-US"/>
+        </w:rPr>
+        <w:br/>
+        <w:t xml:space="preserve">        </w:t>
+      </w:r>
+      <w:proofErr w:type="spellStart"/>
+      <w:r>
+        <w:rPr>
+          <w:lang w:val="en-US"/>
+        </w:rPr>
+        <w:t>self.key_field</w:t>
+      </w:r>
+      <w:proofErr w:type="spellEnd"/>
+      <w:r>
+        <w:rPr>
+          <w:lang w:val="en-US"/>
+        </w:rPr>
+        <w:t xml:space="preserve"> = </w:t>
+      </w:r>
+      <w:proofErr w:type="spellStart"/>
+      <w:r>
+        <w:rPr>
+          <w:lang w:val="en-US"/>
+        </w:rPr>
+        <w:t>QTextEdit</w:t>
       </w:r>
       <w:proofErr w:type="spellEnd"/>
       <w:r>
@@ -2866,12 +3404,409 @@
           <w:lang w:val="en-US"/>
         </w:rPr>
         <w:br/>
-      </w:r>
-      <w:r>
-        <w:rPr>
-          <w:lang w:val="en-US"/>
-        </w:rPr>
-        <w:br/>
+        <w:t xml:space="preserve">        </w:t>
+      </w:r>
+      <w:proofErr w:type="spellStart"/>
+      <w:r>
+        <w:rPr>
+          <w:lang w:val="en-US"/>
+        </w:rPr>
+        <w:t>self.random_btn</w:t>
+      </w:r>
+      <w:proofErr w:type="spellEnd"/>
+      <w:r>
+        <w:rPr>
+          <w:lang w:val="en-US"/>
+        </w:rPr>
+        <w:t xml:space="preserve"> = </w:t>
+      </w:r>
+      <w:proofErr w:type="spellStart"/>
+      <w:r>
+        <w:rPr>
+          <w:lang w:val="en-US"/>
+        </w:rPr>
+        <w:t>QPushButton</w:t>
+      </w:r>
+      <w:proofErr w:type="spellEnd"/>
+      <w:r>
+        <w:rPr>
+          <w:lang w:val="en-US"/>
+        </w:rPr>
+        <w:t>("</w:t>
+      </w:r>
+      <w:r>
+        <w:t>Сгенерировать</w:t>
+      </w:r>
+      <w:r>
+        <w:rPr>
+          <w:lang w:val="en-US"/>
+        </w:rPr>
+        <w:t xml:space="preserve"> </w:t>
+      </w:r>
+      <w:proofErr w:type="spellStart"/>
+      <w:r>
+        <w:t>рандомный</w:t>
+      </w:r>
+      <w:proofErr w:type="spellEnd"/>
+      <w:r>
+        <w:rPr>
+          <w:lang w:val="en-US"/>
+        </w:rPr>
+        <w:t xml:space="preserve"> </w:t>
+      </w:r>
+      <w:r>
+        <w:t>ключ</w:t>
+      </w:r>
+      <w:r>
+        <w:rPr>
+          <w:lang w:val="en-US"/>
+        </w:rPr>
+        <w:t>")</w:t>
+      </w:r>
+      <w:r>
+        <w:rPr>
+          <w:lang w:val="en-US"/>
+        </w:rPr>
+        <w:br/>
+      </w:r>
+      <w:r>
+        <w:rPr>
+          <w:lang w:val="en-US"/>
+        </w:rPr>
+        <w:br/>
+        <w:t xml:space="preserve">        layout = </w:t>
+      </w:r>
+      <w:proofErr w:type="spellStart"/>
+      <w:r>
+        <w:rPr>
+          <w:lang w:val="en-US"/>
+        </w:rPr>
+        <w:t>QVBoxLayout</w:t>
+      </w:r>
+      <w:proofErr w:type="spellEnd"/>
+      <w:r>
+        <w:rPr>
+          <w:lang w:val="en-US"/>
+        </w:rPr>
+        <w:t>()</w:t>
+      </w:r>
+      <w:r>
+        <w:rPr>
+          <w:lang w:val="en-US"/>
+        </w:rPr>
+        <w:br/>
+        <w:t xml:space="preserve">        </w:t>
+      </w:r>
+      <w:proofErr w:type="spellStart"/>
+      <w:r>
+        <w:rPr>
+          <w:lang w:val="en-US"/>
+        </w:rPr>
+        <w:t>layout.addWidget</w:t>
+      </w:r>
+      <w:proofErr w:type="spellEnd"/>
+      <w:r>
+        <w:rPr>
+          <w:lang w:val="en-US"/>
+        </w:rPr>
+        <w:t>(</w:t>
+      </w:r>
+      <w:proofErr w:type="spellStart"/>
+      <w:r>
+        <w:rPr>
+          <w:lang w:val="en-US"/>
+        </w:rPr>
+        <w:t>QLabel</w:t>
+      </w:r>
+      <w:proofErr w:type="spellEnd"/>
+      <w:r>
+        <w:rPr>
+          <w:lang w:val="en-US"/>
+        </w:rPr>
+        <w:t>("</w:t>
+      </w:r>
+      <w:r>
+        <w:t>Ключ</w:t>
+      </w:r>
+      <w:r>
+        <w:rPr>
+          <w:lang w:val="en-US"/>
+        </w:rPr>
+        <w:t>:"))</w:t>
+      </w:r>
+      <w:r>
+        <w:rPr>
+          <w:lang w:val="en-US"/>
+        </w:rPr>
+        <w:br/>
+        <w:t xml:space="preserve">        </w:t>
+      </w:r>
+      <w:proofErr w:type="spellStart"/>
+      <w:r>
+        <w:rPr>
+          <w:lang w:val="en-US"/>
+        </w:rPr>
+        <w:t>layout.addWidget</w:t>
+      </w:r>
+      <w:proofErr w:type="spellEnd"/>
+      <w:r>
+        <w:rPr>
+          <w:lang w:val="en-US"/>
+        </w:rPr>
+        <w:t>(</w:t>
+      </w:r>
+      <w:proofErr w:type="spellStart"/>
+      <w:r>
+        <w:rPr>
+          <w:lang w:val="en-US"/>
+        </w:rPr>
+        <w:t>self.key_field</w:t>
+      </w:r>
+      <w:proofErr w:type="spellEnd"/>
+      <w:r>
+        <w:rPr>
+          <w:lang w:val="en-US"/>
+        </w:rPr>
+        <w:t>)</w:t>
+      </w:r>
+      <w:r>
+        <w:rPr>
+          <w:lang w:val="en-US"/>
+        </w:rPr>
+        <w:br/>
+        <w:t xml:space="preserve">        </w:t>
+      </w:r>
+      <w:proofErr w:type="spellStart"/>
+      <w:r>
+        <w:rPr>
+          <w:lang w:val="en-US"/>
+        </w:rPr>
+        <w:t>layout.addWidget</w:t>
+      </w:r>
+      <w:proofErr w:type="spellEnd"/>
+      <w:r>
+        <w:rPr>
+          <w:lang w:val="en-US"/>
+        </w:rPr>
+        <w:t>(</w:t>
+      </w:r>
+      <w:proofErr w:type="spellStart"/>
+      <w:r>
+        <w:rPr>
+          <w:lang w:val="en-US"/>
+        </w:rPr>
+        <w:t>self.random_btn</w:t>
+      </w:r>
+      <w:proofErr w:type="spellEnd"/>
+      <w:r>
+        <w:rPr>
+          <w:lang w:val="en-US"/>
+        </w:rPr>
+        <w:t>)</w:t>
+      </w:r>
+      <w:r>
+        <w:rPr>
+          <w:lang w:val="en-US"/>
+        </w:rPr>
+        <w:br/>
+      </w:r>
+      <w:r>
+        <w:rPr>
+          <w:lang w:val="en-US"/>
+        </w:rPr>
+        <w:br/>
+        <w:t xml:space="preserve">        </w:t>
+      </w:r>
+      <w:proofErr w:type="spellStart"/>
+      <w:r>
+        <w:rPr>
+          <w:lang w:val="en-US"/>
+        </w:rPr>
+        <w:t>self.setLayout</w:t>
+      </w:r>
+      <w:proofErr w:type="spellEnd"/>
+      <w:r>
+        <w:rPr>
+          <w:lang w:val="en-US"/>
+        </w:rPr>
+        <w:t>(layout)</w:t>
+      </w:r>
+      <w:r>
+        <w:rPr>
+          <w:lang w:val="en-US"/>
+        </w:rPr>
+        <w:br/>
+      </w:r>
+      <w:r>
+        <w:rPr>
+          <w:lang w:val="en-US"/>
+        </w:rPr>
+        <w:br/>
+        <w:t xml:space="preserve">        </w:t>
+      </w:r>
+      <w:proofErr w:type="spellStart"/>
+      <w:r>
+        <w:rPr>
+          <w:lang w:val="en-US"/>
+        </w:rPr>
+        <w:t>self.random_btn.clicked.connect</w:t>
+      </w:r>
+      <w:proofErr w:type="spellEnd"/>
+      <w:r>
+        <w:rPr>
+          <w:lang w:val="en-US"/>
+        </w:rPr>
+        <w:t>(</w:t>
+      </w:r>
+      <w:proofErr w:type="spellStart"/>
+      <w:r>
+        <w:rPr>
+          <w:lang w:val="en-US"/>
+        </w:rPr>
+        <w:t>self.generate_random</w:t>
+      </w:r>
+      <w:proofErr w:type="spellEnd"/>
+      <w:r>
+        <w:rPr>
+          <w:lang w:val="en-US"/>
+        </w:rPr>
+        <w:t>)</w:t>
+      </w:r>
+      <w:r>
+        <w:rPr>
+          <w:lang w:val="en-US"/>
+        </w:rPr>
+        <w:br/>
+      </w:r>
+      <w:r>
+        <w:rPr>
+          <w:lang w:val="en-US"/>
+        </w:rPr>
+        <w:br/>
+        <w:t xml:space="preserve">    def </w:t>
+      </w:r>
+      <w:proofErr w:type="spellStart"/>
+      <w:r>
+        <w:rPr>
+          <w:lang w:val="en-US"/>
+        </w:rPr>
+        <w:t>generate_random</w:t>
+      </w:r>
+      <w:proofErr w:type="spellEnd"/>
+      <w:r>
+        <w:rPr>
+          <w:lang w:val="en-US"/>
+        </w:rPr>
+        <w:t>(self):</w:t>
+      </w:r>
+      <w:r>
+        <w:rPr>
+          <w:lang w:val="en-US"/>
+        </w:rPr>
+        <w:br/>
+        <w:t xml:space="preserve">        s = ''</w:t>
+      </w:r>
+      <w:r>
+        <w:rPr>
+          <w:lang w:val="en-US"/>
+        </w:rPr>
+        <w:br/>
+        <w:t xml:space="preserve">        for </w:t>
+      </w:r>
+      <w:proofErr w:type="spellStart"/>
+      <w:r>
+        <w:rPr>
+          <w:lang w:val="en-US"/>
+        </w:rPr>
+        <w:t>i</w:t>
+      </w:r>
+      <w:proofErr w:type="spellEnd"/>
+      <w:r>
+        <w:rPr>
+          <w:lang w:val="en-US"/>
+        </w:rPr>
+        <w:t xml:space="preserve"> in range(</w:t>
+      </w:r>
+      <w:proofErr w:type="spellStart"/>
+      <w:r>
+        <w:rPr>
+          <w:lang w:val="en-US"/>
+        </w:rPr>
+        <w:t>random.randint</w:t>
+      </w:r>
+      <w:proofErr w:type="spellEnd"/>
+      <w:r>
+        <w:rPr>
+          <w:lang w:val="en-US"/>
+        </w:rPr>
+        <w:t>(3, 50)):</w:t>
+      </w:r>
+      <w:r>
+        <w:rPr>
+          <w:lang w:val="en-US"/>
+        </w:rPr>
+        <w:br/>
+        <w:t xml:space="preserve">            s += chr(</w:t>
+      </w:r>
+      <w:proofErr w:type="spellStart"/>
+      <w:r>
+        <w:rPr>
+          <w:lang w:val="en-US"/>
+        </w:rPr>
+        <w:t>random.randint</w:t>
+      </w:r>
+      <w:proofErr w:type="spellEnd"/>
+      <w:r>
+        <w:rPr>
+          <w:lang w:val="en-US"/>
+        </w:rPr>
+        <w:t>(40, 176))</w:t>
+      </w:r>
+      <w:r>
+        <w:rPr>
+          <w:lang w:val="en-US"/>
+        </w:rPr>
+        <w:br/>
+        <w:t xml:space="preserve">        </w:t>
+      </w:r>
+      <w:proofErr w:type="spellStart"/>
+      <w:r>
+        <w:rPr>
+          <w:lang w:val="en-US"/>
+        </w:rPr>
+        <w:t>self.key_field.setText</w:t>
+      </w:r>
+      <w:proofErr w:type="spellEnd"/>
+      <w:r>
+        <w:rPr>
+          <w:lang w:val="en-US"/>
+        </w:rPr>
+        <w:t>(s)</w:t>
+      </w:r>
+    </w:p>
+    <w:p>
+      <w:pPr>
+        <w:rPr>
+          <w:lang w:val="en-US"/>
+        </w:rPr>
+      </w:pPr>
+      <w:r>
+        <w:rPr>
+          <w:lang w:val="en-US"/>
+        </w:rPr>
+        <w:t>model.py</w:t>
+      </w:r>
+    </w:p>
+    <w:p>
+      <w:pPr>
+        <w:rPr>
+          <w:lang w:val="en-US"/>
+        </w:rPr>
+      </w:pPr>
+      <w:r>
+        <w:rPr>
+          <w:lang w:val="en-US"/>
+        </w:rPr>
         <w:t xml:space="preserve">class </w:t>
       </w:r>
       <w:proofErr w:type="spellStart"/>
@@ -2879,28 +3814,35 @@
         <w:rPr>
           <w:lang w:val="en-US"/>
         </w:rPr>
-        <w:t>VernamCipher</w:t>
-      </w:r>
-      <w:proofErr w:type="spellEnd"/>
-      <w:r>
-        <w:rPr>
-          <w:lang w:val="en-US"/>
-        </w:rPr>
-        <w:t>(Cipher):</w:t>
-      </w:r>
-      <w:r>
-        <w:rPr>
-          <w:lang w:val="en-US"/>
-        </w:rPr>
-        <w:br/>
-        <w:t xml:space="preserve">    def process(self, text, key):</w:t>
-      </w:r>
-      <w:r>
-        <w:rPr>
-          <w:lang w:val="en-US"/>
-        </w:rPr>
-        <w:br/>
-        <w:t xml:space="preserve">        result = []</w:t>
+        <w:t>TextModel</w:t>
+      </w:r>
+      <w:proofErr w:type="spellEnd"/>
+      <w:r>
+        <w:rPr>
+          <w:lang w:val="en-US"/>
+        </w:rPr>
+        <w:t>:</w:t>
+      </w:r>
+      <w:r>
+        <w:rPr>
+          <w:lang w:val="en-US"/>
+        </w:rPr>
+        <w:br/>
+        <w:t xml:space="preserve">    def __</w:t>
+      </w:r>
+      <w:proofErr w:type="spellStart"/>
+      <w:r>
+        <w:rPr>
+          <w:lang w:val="en-US"/>
+        </w:rPr>
+        <w:t>init</w:t>
+      </w:r>
+      <w:proofErr w:type="spellEnd"/>
+      <w:r>
+        <w:rPr>
+          <w:lang w:val="en-US"/>
+        </w:rPr>
+        <w:t>__(self):</w:t>
       </w:r>
       <w:r>
         <w:rPr>
@@ -2910,32 +3852,67 @@
         <w:t xml:space="preserve">        </w:t>
       </w:r>
       <w:proofErr w:type="spellStart"/>
-      <w:r>
-        <w:rPr>
-          <w:lang w:val="en-US"/>
-        </w:rPr>
-        <w:t>key_len</w:t>
-      </w:r>
-      <w:proofErr w:type="spellEnd"/>
-      <w:r>
-        <w:rPr>
-          <w:lang w:val="en-US"/>
-        </w:rPr>
-        <w:t xml:space="preserve"> = </w:t>
-      </w:r>
-      <w:proofErr w:type="spellStart"/>
-      <w:r>
-        <w:rPr>
-          <w:lang w:val="en-US"/>
-        </w:rPr>
-        <w:t>len</w:t>
-      </w:r>
-      <w:proofErr w:type="spellEnd"/>
-      <w:r>
-        <w:rPr>
-          <w:lang w:val="en-US"/>
-        </w:rPr>
-        <w:t>(key)</w:t>
+      <w:proofErr w:type="gramStart"/>
+      <w:r>
+        <w:rPr>
+          <w:lang w:val="en-US"/>
+        </w:rPr>
+        <w:t>self._</w:t>
+      </w:r>
+      <w:proofErr w:type="gramEnd"/>
+      <w:r>
+        <w:rPr>
+          <w:lang w:val="en-US"/>
+        </w:rPr>
+        <w:t>text</w:t>
+      </w:r>
+      <w:proofErr w:type="spellEnd"/>
+      <w:r>
+        <w:rPr>
+          <w:lang w:val="en-US"/>
+        </w:rPr>
+        <w:t xml:space="preserve"> = ""</w:t>
+      </w:r>
+      <w:r>
+        <w:rPr>
+          <w:lang w:val="en-US"/>
+        </w:rPr>
+        <w:br/>
+      </w:r>
+      <w:r>
+        <w:rPr>
+          <w:lang w:val="en-US"/>
+        </w:rPr>
+        <w:br/>
+        <w:t xml:space="preserve">    def </w:t>
+      </w:r>
+      <w:proofErr w:type="spellStart"/>
+      <w:r>
+        <w:rPr>
+          <w:lang w:val="en-US"/>
+        </w:rPr>
+        <w:t>set_</w:t>
+      </w:r>
+      <w:proofErr w:type="gramStart"/>
+      <w:r>
+        <w:rPr>
+          <w:lang w:val="en-US"/>
+        </w:rPr>
+        <w:t>text</w:t>
+      </w:r>
+      <w:proofErr w:type="spellEnd"/>
+      <w:r>
+        <w:rPr>
+          <w:lang w:val="en-US"/>
+        </w:rPr>
+        <w:t>(</w:t>
+      </w:r>
+      <w:proofErr w:type="gramEnd"/>
+      <w:r>
+        <w:rPr>
+          <w:lang w:val="en-US"/>
+        </w:rPr>
+        <w:t>self, text: str):</w:t>
       </w:r>
       <w:r>
         <w:rPr>
@@ -2944,830 +3921,27 @@
         <w:br/>
         <w:t xml:space="preserve">        </w:t>
       </w:r>
-      <w:r>
-        <w:rPr>
-          <w:lang w:val="en-US"/>
-        </w:rPr>
-        <w:br/>
-        <w:t xml:space="preserve">        for </w:t>
-      </w:r>
-      <w:proofErr w:type="spellStart"/>
-      <w:r>
-        <w:rPr>
-          <w:lang w:val="en-US"/>
-        </w:rPr>
-        <w:t>i</w:t>
-      </w:r>
-      <w:proofErr w:type="spellEnd"/>
-      <w:r>
-        <w:rPr>
-          <w:lang w:val="en-US"/>
-        </w:rPr>
-        <w:t>, ch in enumerate(text):</w:t>
-      </w:r>
-      <w:r>
-        <w:rPr>
-          <w:lang w:val="en-US"/>
-        </w:rPr>
-        <w:br/>
-        <w:t xml:space="preserve">            k = </w:t>
-      </w:r>
-      <w:proofErr w:type="spellStart"/>
-      <w:r>
-        <w:rPr>
-          <w:lang w:val="en-US"/>
-        </w:rPr>
-        <w:t>ord</w:t>
-      </w:r>
-      <w:proofErr w:type="spellEnd"/>
-      <w:r>
-        <w:rPr>
-          <w:lang w:val="en-US"/>
-        </w:rPr>
-        <w:t>(key[</w:t>
-      </w:r>
-      <w:proofErr w:type="spellStart"/>
-      <w:r>
-        <w:rPr>
-          <w:lang w:val="en-US"/>
-        </w:rPr>
-        <w:t>i</w:t>
-      </w:r>
-      <w:proofErr w:type="spellEnd"/>
-      <w:r>
-        <w:rPr>
-          <w:lang w:val="en-US"/>
-        </w:rPr>
-        <w:t xml:space="preserve"> % </w:t>
-      </w:r>
-      <w:proofErr w:type="spellStart"/>
-      <w:r>
-        <w:rPr>
-          <w:lang w:val="en-US"/>
-        </w:rPr>
-        <w:t>key_len</w:t>
-      </w:r>
-      <w:proofErr w:type="spellEnd"/>
-      <w:r>
-        <w:rPr>
-          <w:lang w:val="en-US"/>
-        </w:rPr>
-        <w:t>])</w:t>
-      </w:r>
-      <w:r>
-        <w:rPr>
-          <w:lang w:val="en-US"/>
-        </w:rPr>
-        <w:br/>
-        <w:t xml:space="preserve">            </w:t>
-      </w:r>
-      <w:proofErr w:type="spellStart"/>
-      <w:r>
-        <w:rPr>
-          <w:lang w:val="en-US"/>
-        </w:rPr>
-        <w:t>result.append</w:t>
-      </w:r>
-      <w:proofErr w:type="spellEnd"/>
-      <w:r>
-        <w:rPr>
-          <w:lang w:val="en-US"/>
-        </w:rPr>
-        <w:t>(chr(</w:t>
-      </w:r>
-      <w:proofErr w:type="spellStart"/>
-      <w:r>
-        <w:rPr>
-          <w:lang w:val="en-US"/>
-        </w:rPr>
-        <w:t>ord</w:t>
-      </w:r>
-      <w:proofErr w:type="spellEnd"/>
-      <w:r>
-        <w:rPr>
-          <w:lang w:val="en-US"/>
-        </w:rPr>
-        <w:t>(</w:t>
-      </w:r>
-      <w:proofErr w:type="spellStart"/>
-      <w:r>
-        <w:rPr>
-          <w:lang w:val="en-US"/>
-        </w:rPr>
-        <w:t>ch</w:t>
-      </w:r>
-      <w:proofErr w:type="spellEnd"/>
-      <w:r>
-        <w:rPr>
-          <w:lang w:val="en-US"/>
-        </w:rPr>
-        <w:t>) ^ k))</w:t>
-      </w:r>
-      <w:r>
-        <w:rPr>
-          <w:lang w:val="en-US"/>
-        </w:rPr>
-        <w:br/>
-        <w:t xml:space="preserve">        </w:t>
-      </w:r>
-      <w:r>
-        <w:rPr>
-          <w:lang w:val="en-US"/>
-        </w:rPr>
-        <w:br/>
-        <w:t xml:space="preserve">        return ''.join(result)</w:t>
-      </w:r>
-    </w:p>
-    <w:p>
-      <w:pPr>
-        <w:rPr>
-          <w:lang w:val="en-US"/>
-        </w:rPr>
-      </w:pPr>
-    </w:p>
-    <w:p>
-      <w:pPr>
-        <w:rPr>
-          <w:lang w:val="en-US"/>
-        </w:rPr>
-      </w:pPr>
-      <w:r>
-        <w:rPr>
-          <w:lang w:val="en-US"/>
-        </w:rPr>
-        <w:t>from cipher import Cipher</w:t>
-      </w:r>
-      <w:r>
-        <w:rPr>
-          <w:lang w:val="en-US"/>
-        </w:rPr>
-        <w:br/>
-        <w:t xml:space="preserve">from model import </w:t>
-      </w:r>
-      <w:proofErr w:type="spellStart"/>
-      <w:r>
-        <w:rPr>
-          <w:lang w:val="en-US"/>
-        </w:rPr>
-        <w:t>TextModel</w:t>
-      </w:r>
-      <w:proofErr w:type="spellEnd"/>
-      <w:r>
-        <w:rPr>
-          <w:lang w:val="en-US"/>
-        </w:rPr>
-        <w:br/>
-      </w:r>
-      <w:r>
-        <w:rPr>
-          <w:lang w:val="en-US"/>
-        </w:rPr>
-        <w:br/>
-      </w:r>
-      <w:r>
-        <w:rPr>
-          <w:lang w:val="en-US"/>
-        </w:rPr>
-        <w:t>c</w:t>
-      </w:r>
-      <w:r>
-        <w:rPr>
-          <w:lang w:val="en-US"/>
-        </w:rPr>
-        <w:t>ontroller</w:t>
-      </w:r>
-      <w:r>
-        <w:rPr>
-          <w:lang w:val="en-US"/>
-        </w:rPr>
-        <w:t>.py</w:t>
-      </w:r>
-      <w:r>
-        <w:rPr>
-          <w:lang w:val="en-US"/>
-        </w:rPr>
-        <w:br/>
-        <w:t xml:space="preserve">class </w:t>
-      </w:r>
-      <w:proofErr w:type="spellStart"/>
-      <w:r>
-        <w:rPr>
-          <w:lang w:val="en-US"/>
-        </w:rPr>
-        <w:t>CipherController</w:t>
-      </w:r>
-      <w:proofErr w:type="spellEnd"/>
-      <w:r>
-        <w:rPr>
-          <w:lang w:val="en-US"/>
-        </w:rPr>
-        <w:t>:</w:t>
-      </w:r>
-      <w:r>
-        <w:rPr>
-          <w:lang w:val="en-US"/>
-        </w:rPr>
-        <w:br/>
-        <w:t xml:space="preserve">    def __</w:t>
-      </w:r>
-      <w:proofErr w:type="spellStart"/>
-      <w:r>
-        <w:rPr>
-          <w:lang w:val="en-US"/>
-        </w:rPr>
-        <w:t>init</w:t>
-      </w:r>
-      <w:proofErr w:type="spellEnd"/>
-      <w:r>
-        <w:rPr>
-          <w:lang w:val="en-US"/>
-        </w:rPr>
-        <w:t>_</w:t>
-      </w:r>
+      <w:proofErr w:type="spellStart"/>
       <w:proofErr w:type="gramStart"/>
       <w:r>
         <w:rPr>
           <w:lang w:val="en-US"/>
         </w:rPr>
-        <w:t>_(</w:t>
+        <w:t>self._</w:t>
       </w:r>
       <w:proofErr w:type="gramEnd"/>
       <w:r>
         <w:rPr>
           <w:lang w:val="en-US"/>
         </w:rPr>
-        <w:t xml:space="preserve">self, cipher: Cipher, model: </w:t>
-      </w:r>
-      <w:proofErr w:type="spellStart"/>
-      <w:r>
-        <w:rPr>
-          <w:lang w:val="en-US"/>
-        </w:rPr>
-        <w:t>TextModel</w:t>
-      </w:r>
-      <w:proofErr w:type="spellEnd"/>
-      <w:r>
-        <w:rPr>
-          <w:lang w:val="en-US"/>
-        </w:rPr>
-        <w:t>):</w:t>
-      </w:r>
-      <w:r>
-        <w:rPr>
-          <w:lang w:val="en-US"/>
-        </w:rPr>
-        <w:br/>
-        <w:t xml:space="preserve">        </w:t>
-      </w:r>
-      <w:proofErr w:type="spellStart"/>
-      <w:r>
-        <w:rPr>
-          <w:lang w:val="en-US"/>
-        </w:rPr>
-        <w:t>self._cipher</w:t>
-      </w:r>
-      <w:proofErr w:type="spellEnd"/>
-      <w:r>
-        <w:rPr>
-          <w:lang w:val="en-US"/>
-        </w:rPr>
-        <w:t xml:space="preserve"> = cipher</w:t>
-      </w:r>
-      <w:r>
-        <w:rPr>
-          <w:lang w:val="en-US"/>
-        </w:rPr>
-        <w:br/>
-        <w:t xml:space="preserve">        </w:t>
-      </w:r>
-      <w:proofErr w:type="spellStart"/>
-      <w:r>
-        <w:rPr>
-          <w:lang w:val="en-US"/>
-        </w:rPr>
-        <w:t>self._model</w:t>
-      </w:r>
-      <w:proofErr w:type="spellEnd"/>
-      <w:r>
-        <w:rPr>
-          <w:lang w:val="en-US"/>
-        </w:rPr>
-        <w:t xml:space="preserve"> = model</w:t>
-      </w:r>
-      <w:r>
-        <w:rPr>
-          <w:lang w:val="en-US"/>
-        </w:rPr>
-        <w:br/>
-      </w:r>
-      <w:r>
-        <w:rPr>
-          <w:lang w:val="en-US"/>
-        </w:rPr>
-        <w:br/>
-        <w:t xml:space="preserve">    def encrypt(self, key: str) -&gt; str:</w:t>
-      </w:r>
-      <w:r>
-        <w:rPr>
-          <w:lang w:val="en-US"/>
-        </w:rPr>
-        <w:br/>
-        <w:t xml:space="preserve">        return self._</w:t>
-      </w:r>
-      <w:proofErr w:type="spellStart"/>
-      <w:r>
-        <w:rPr>
-          <w:lang w:val="en-US"/>
-        </w:rPr>
-        <w:t>cipher.process</w:t>
-      </w:r>
-      <w:proofErr w:type="spellEnd"/>
-      <w:r>
-        <w:rPr>
-          <w:lang w:val="en-US"/>
-        </w:rPr>
-        <w:t>(self._</w:t>
-      </w:r>
-      <w:proofErr w:type="spellStart"/>
-      <w:r>
-        <w:rPr>
-          <w:lang w:val="en-US"/>
-        </w:rPr>
-        <w:t>model.get_text</w:t>
-      </w:r>
-      <w:proofErr w:type="spellEnd"/>
-      <w:r>
-        <w:rPr>
-          <w:lang w:val="en-US"/>
-        </w:rPr>
-        <w:t>(), key)</w:t>
-      </w:r>
-    </w:p>
-    <w:p>
-      <w:pPr>
-        <w:rPr>
-          <w:lang w:val="en-US"/>
-        </w:rPr>
-      </w:pPr>
-      <w:r>
-        <w:rPr>
-          <w:lang w:val="en-US"/>
-        </w:rPr>
-        <w:lastRenderedPageBreak/>
-        <w:t>o</w:t>
-      </w:r>
-      <w:r>
-        <w:rPr>
-          <w:lang w:val="en-US"/>
-        </w:rPr>
-        <w:t>ptions</w:t>
-      </w:r>
-      <w:r>
-        <w:rPr>
-          <w:lang w:val="en-US"/>
-        </w:rPr>
-        <w:t>_f</w:t>
-      </w:r>
-      <w:r>
-        <w:rPr>
-          <w:lang w:val="en-US"/>
-        </w:rPr>
-        <w:t>rame</w:t>
-      </w:r>
-      <w:r>
-        <w:rPr>
-          <w:lang w:val="en-US"/>
-        </w:rPr>
-        <w:t>.py</w:t>
-      </w:r>
-    </w:p>
-    <w:p>
-      <w:pPr>
-        <w:rPr>
-          <w:lang w:val="en-US"/>
-        </w:rPr>
-      </w:pPr>
-      <w:r>
-        <w:rPr>
-          <w:lang w:val="en-US"/>
-        </w:rPr>
-        <w:t>from PyQt6.QtWidgets import *</w:t>
-      </w:r>
-      <w:r>
-        <w:rPr>
-          <w:lang w:val="en-US"/>
-        </w:rPr>
-        <w:br/>
-        <w:t>import random</w:t>
-      </w:r>
-      <w:r>
-        <w:rPr>
-          <w:lang w:val="en-US"/>
-        </w:rPr>
-        <w:br/>
-      </w:r>
-      <w:r>
-        <w:rPr>
-          <w:lang w:val="en-US"/>
-        </w:rPr>
-        <w:br/>
-      </w:r>
-      <w:r>
-        <w:rPr>
-          <w:lang w:val="en-US"/>
-        </w:rPr>
-        <w:br/>
-        <w:t xml:space="preserve">class </w:t>
-      </w:r>
-      <w:proofErr w:type="spellStart"/>
-      <w:r>
-        <w:rPr>
-          <w:lang w:val="en-US"/>
-        </w:rPr>
-        <w:t>OptionsFrame</w:t>
-      </w:r>
-      <w:proofErr w:type="spellEnd"/>
-      <w:r>
-        <w:rPr>
-          <w:lang w:val="en-US"/>
-        </w:rPr>
-        <w:t>(</w:t>
-      </w:r>
-      <w:proofErr w:type="spellStart"/>
-      <w:r>
-        <w:rPr>
-          <w:lang w:val="en-US"/>
-        </w:rPr>
-        <w:t>QFrame</w:t>
-      </w:r>
-      <w:proofErr w:type="spellEnd"/>
-      <w:r>
-        <w:rPr>
-          <w:lang w:val="en-US"/>
-        </w:rPr>
-        <w:t>):</w:t>
-      </w:r>
-      <w:r>
-        <w:rPr>
-          <w:lang w:val="en-US"/>
-        </w:rPr>
-        <w:br/>
-        <w:t xml:space="preserve">    def __</w:t>
-      </w:r>
-      <w:proofErr w:type="spellStart"/>
-      <w:r>
-        <w:rPr>
-          <w:lang w:val="en-US"/>
-        </w:rPr>
-        <w:t>init</w:t>
-      </w:r>
-      <w:proofErr w:type="spellEnd"/>
-      <w:r>
-        <w:rPr>
-          <w:lang w:val="en-US"/>
-        </w:rPr>
-        <w:t>__(self):</w:t>
-      </w:r>
-      <w:r>
-        <w:rPr>
-          <w:lang w:val="en-US"/>
-        </w:rPr>
-        <w:br/>
-        <w:t xml:space="preserve">        super().__</w:t>
-      </w:r>
-      <w:proofErr w:type="spellStart"/>
-      <w:r>
-        <w:rPr>
-          <w:lang w:val="en-US"/>
-        </w:rPr>
-        <w:t>init</w:t>
-      </w:r>
-      <w:proofErr w:type="spellEnd"/>
-      <w:r>
-        <w:rPr>
-          <w:lang w:val="en-US"/>
-        </w:rPr>
-        <w:t>__()</w:t>
-      </w:r>
-      <w:r>
-        <w:rPr>
-          <w:lang w:val="en-US"/>
-        </w:rPr>
-        <w:br/>
-      </w:r>
-      <w:r>
-        <w:rPr>
-          <w:lang w:val="en-US"/>
-        </w:rPr>
-        <w:br/>
-        <w:t xml:space="preserve">        </w:t>
-      </w:r>
-      <w:proofErr w:type="spellStart"/>
-      <w:r>
-        <w:rPr>
-          <w:lang w:val="en-US"/>
-        </w:rPr>
-        <w:t>self.key_field</w:t>
-      </w:r>
-      <w:proofErr w:type="spellEnd"/>
-      <w:r>
-        <w:rPr>
-          <w:lang w:val="en-US"/>
-        </w:rPr>
-        <w:t xml:space="preserve"> = </w:t>
-      </w:r>
-      <w:proofErr w:type="spellStart"/>
-      <w:r>
-        <w:rPr>
-          <w:lang w:val="en-US"/>
-        </w:rPr>
-        <w:t>QTextEdit</w:t>
-      </w:r>
-      <w:proofErr w:type="spellEnd"/>
-      <w:r>
-        <w:rPr>
-          <w:lang w:val="en-US"/>
-        </w:rPr>
-        <w:t>()</w:t>
-      </w:r>
-      <w:r>
-        <w:rPr>
-          <w:lang w:val="en-US"/>
-        </w:rPr>
-        <w:br/>
-      </w:r>
-      <w:r>
-        <w:rPr>
-          <w:lang w:val="en-US"/>
-        </w:rPr>
-        <w:br/>
-        <w:t xml:space="preserve">        </w:t>
-      </w:r>
-      <w:proofErr w:type="spellStart"/>
-      <w:r>
-        <w:rPr>
-          <w:lang w:val="en-US"/>
-        </w:rPr>
-        <w:t>self.random_btn</w:t>
-      </w:r>
-      <w:proofErr w:type="spellEnd"/>
-      <w:r>
-        <w:rPr>
-          <w:lang w:val="en-US"/>
-        </w:rPr>
-        <w:t xml:space="preserve"> = </w:t>
-      </w:r>
-      <w:proofErr w:type="spellStart"/>
-      <w:r>
-        <w:rPr>
-          <w:lang w:val="en-US"/>
-        </w:rPr>
-        <w:t>QPushButton</w:t>
-      </w:r>
-      <w:proofErr w:type="spellEnd"/>
-      <w:r>
-        <w:rPr>
-          <w:lang w:val="en-US"/>
-        </w:rPr>
-        <w:t>("</w:t>
-      </w:r>
-      <w:r>
-        <w:t>Сгенерировать</w:t>
-      </w:r>
-      <w:r>
-        <w:rPr>
-          <w:lang w:val="en-US"/>
-        </w:rPr>
-        <w:t xml:space="preserve"> </w:t>
-      </w:r>
-      <w:proofErr w:type="spellStart"/>
-      <w:r>
-        <w:t>рандомный</w:t>
-      </w:r>
-      <w:proofErr w:type="spellEnd"/>
-      <w:r>
-        <w:rPr>
-          <w:lang w:val="en-US"/>
-        </w:rPr>
-        <w:t xml:space="preserve"> </w:t>
-      </w:r>
-      <w:r>
-        <w:t>ключ</w:t>
-      </w:r>
-      <w:r>
-        <w:rPr>
-          <w:lang w:val="en-US"/>
-        </w:rPr>
-        <w:t>")</w:t>
-      </w:r>
-      <w:r>
-        <w:rPr>
-          <w:lang w:val="en-US"/>
-        </w:rPr>
-        <w:br/>
-      </w:r>
-      <w:r>
-        <w:rPr>
-          <w:lang w:val="en-US"/>
-        </w:rPr>
-        <w:br/>
-        <w:t xml:space="preserve">        layout = </w:t>
-      </w:r>
-      <w:proofErr w:type="spellStart"/>
-      <w:r>
-        <w:rPr>
-          <w:lang w:val="en-US"/>
-        </w:rPr>
-        <w:t>QVBoxLayout</w:t>
-      </w:r>
-      <w:proofErr w:type="spellEnd"/>
-      <w:r>
-        <w:rPr>
-          <w:lang w:val="en-US"/>
-        </w:rPr>
-        <w:t>()</w:t>
-      </w:r>
-      <w:r>
-        <w:rPr>
-          <w:lang w:val="en-US"/>
-        </w:rPr>
-        <w:br/>
-        <w:t xml:space="preserve">        </w:t>
-      </w:r>
-      <w:proofErr w:type="spellStart"/>
-      <w:r>
-        <w:rPr>
-          <w:lang w:val="en-US"/>
-        </w:rPr>
-        <w:t>layout.addWidget</w:t>
-      </w:r>
-      <w:proofErr w:type="spellEnd"/>
-      <w:r>
-        <w:rPr>
-          <w:lang w:val="en-US"/>
-        </w:rPr>
-        <w:t>(</w:t>
-      </w:r>
-      <w:proofErr w:type="spellStart"/>
-      <w:r>
-        <w:rPr>
-          <w:lang w:val="en-US"/>
-        </w:rPr>
-        <w:t>QLabel</w:t>
-      </w:r>
-      <w:proofErr w:type="spellEnd"/>
-      <w:r>
-        <w:rPr>
-          <w:lang w:val="en-US"/>
-        </w:rPr>
-        <w:t>("</w:t>
-      </w:r>
-      <w:r>
-        <w:t>Ключ</w:t>
-      </w:r>
-      <w:r>
-        <w:rPr>
-          <w:lang w:val="en-US"/>
-        </w:rPr>
-        <w:t>:"))</w:t>
-      </w:r>
-      <w:r>
-        <w:rPr>
-          <w:lang w:val="en-US"/>
-        </w:rPr>
-        <w:br/>
-        <w:t xml:space="preserve">        </w:t>
-      </w:r>
-      <w:proofErr w:type="spellStart"/>
-      <w:r>
-        <w:rPr>
-          <w:lang w:val="en-US"/>
-        </w:rPr>
-        <w:t>layout.addWidget</w:t>
-      </w:r>
-      <w:proofErr w:type="spellEnd"/>
-      <w:r>
-        <w:rPr>
-          <w:lang w:val="en-US"/>
-        </w:rPr>
-        <w:t>(</w:t>
-      </w:r>
-      <w:proofErr w:type="spellStart"/>
-      <w:r>
-        <w:rPr>
-          <w:lang w:val="en-US"/>
-        </w:rPr>
-        <w:t>self.key_field</w:t>
-      </w:r>
-      <w:proofErr w:type="spellEnd"/>
-      <w:r>
-        <w:rPr>
-          <w:lang w:val="en-US"/>
-        </w:rPr>
-        <w:t>)</w:t>
-      </w:r>
-      <w:r>
-        <w:rPr>
-          <w:lang w:val="en-US"/>
-        </w:rPr>
-        <w:br/>
-        <w:t xml:space="preserve">        </w:t>
-      </w:r>
-      <w:proofErr w:type="spellStart"/>
-      <w:r>
-        <w:rPr>
-          <w:lang w:val="en-US"/>
-        </w:rPr>
-        <w:t>layout.addWidget</w:t>
-      </w:r>
-      <w:proofErr w:type="spellEnd"/>
-      <w:r>
-        <w:rPr>
-          <w:lang w:val="en-US"/>
-        </w:rPr>
-        <w:t>(</w:t>
-      </w:r>
-      <w:proofErr w:type="spellStart"/>
-      <w:r>
-        <w:rPr>
-          <w:lang w:val="en-US"/>
-        </w:rPr>
-        <w:t>self.random_btn</w:t>
-      </w:r>
-      <w:proofErr w:type="spellEnd"/>
-      <w:r>
-        <w:rPr>
-          <w:lang w:val="en-US"/>
-        </w:rPr>
-        <w:t>)</w:t>
-      </w:r>
-      <w:r>
-        <w:rPr>
-          <w:lang w:val="en-US"/>
-        </w:rPr>
-        <w:br/>
-      </w:r>
-      <w:r>
-        <w:rPr>
-          <w:lang w:val="en-US"/>
-        </w:rPr>
-        <w:br/>
-        <w:t xml:space="preserve">        </w:t>
-      </w:r>
-      <w:proofErr w:type="spellStart"/>
-      <w:r>
-        <w:rPr>
-          <w:lang w:val="en-US"/>
-        </w:rPr>
-        <w:t>self.setLayout</w:t>
-      </w:r>
-      <w:proofErr w:type="spellEnd"/>
-      <w:r>
-        <w:rPr>
-          <w:lang w:val="en-US"/>
-        </w:rPr>
-        <w:t>(layout)</w:t>
-      </w:r>
-      <w:r>
-        <w:rPr>
-          <w:lang w:val="en-US"/>
-        </w:rPr>
-        <w:br/>
-      </w:r>
-      <w:r>
-        <w:rPr>
-          <w:lang w:val="en-US"/>
-        </w:rPr>
-        <w:br/>
-        <w:t xml:space="preserve">        </w:t>
-      </w:r>
-      <w:proofErr w:type="spellStart"/>
-      <w:r>
-        <w:rPr>
-          <w:lang w:val="en-US"/>
-        </w:rPr>
-        <w:t>self.random_btn.clicked.connect</w:t>
-      </w:r>
-      <w:proofErr w:type="spellEnd"/>
-      <w:r>
-        <w:rPr>
-          <w:lang w:val="en-US"/>
-        </w:rPr>
-        <w:t>(</w:t>
-      </w:r>
-      <w:proofErr w:type="spellStart"/>
-      <w:r>
-        <w:rPr>
-          <w:lang w:val="en-US"/>
-        </w:rPr>
-        <w:t>self.generate_random</w:t>
-      </w:r>
-      <w:proofErr w:type="spellEnd"/>
-      <w:r>
-        <w:rPr>
-          <w:lang w:val="en-US"/>
-        </w:rPr>
-        <w:t>)</w:t>
+        <w:t>text</w:t>
+      </w:r>
+      <w:proofErr w:type="spellEnd"/>
+      <w:r>
+        <w:rPr>
+          <w:lang w:val="en-US"/>
+        </w:rPr>
+        <w:t xml:space="preserve"> = text</w:t>
       </w:r>
       <w:r>
         <w:rPr>
@@ -3787,166 +3961,21 @@
         <w:rPr>
           <w:lang w:val="en-US"/>
         </w:rPr>
-        <w:t>generate_random</w:t>
-      </w:r>
-      <w:proofErr w:type="spellEnd"/>
-      <w:r>
-        <w:rPr>
-          <w:lang w:val="en-US"/>
-        </w:rPr>
-        <w:t>(self):</w:t>
-      </w:r>
-      <w:r>
-        <w:rPr>
-          <w:lang w:val="en-US"/>
-        </w:rPr>
-        <w:br/>
-        <w:t xml:space="preserve">        s = ''</w:t>
-      </w:r>
-      <w:r>
-        <w:rPr>
-          <w:lang w:val="en-US"/>
-        </w:rPr>
-        <w:br/>
-        <w:t xml:space="preserve">        for </w:t>
-      </w:r>
-      <w:proofErr w:type="spellStart"/>
-      <w:r>
-        <w:rPr>
-          <w:lang w:val="en-US"/>
-        </w:rPr>
-        <w:t>i</w:t>
-      </w:r>
-      <w:proofErr w:type="spellEnd"/>
-      <w:r>
-        <w:rPr>
-          <w:lang w:val="en-US"/>
-        </w:rPr>
-        <w:t xml:space="preserve"> in range(</w:t>
-      </w:r>
-      <w:proofErr w:type="spellStart"/>
-      <w:r>
-        <w:rPr>
-          <w:lang w:val="en-US"/>
-        </w:rPr>
-        <w:t>random.randint</w:t>
-      </w:r>
-      <w:proofErr w:type="spellEnd"/>
-      <w:r>
-        <w:rPr>
-          <w:lang w:val="en-US"/>
-        </w:rPr>
-        <w:t>(3, 50)):</w:t>
-      </w:r>
-      <w:r>
-        <w:rPr>
-          <w:lang w:val="en-US"/>
-        </w:rPr>
-        <w:br/>
-        <w:t xml:space="preserve">            s += chr(</w:t>
-      </w:r>
-      <w:proofErr w:type="spellStart"/>
-      <w:r>
-        <w:rPr>
-          <w:lang w:val="en-US"/>
-        </w:rPr>
-        <w:t>random.randint</w:t>
-      </w:r>
-      <w:proofErr w:type="spellEnd"/>
-      <w:r>
-        <w:rPr>
-          <w:lang w:val="en-US"/>
-        </w:rPr>
-        <w:t>(40, 176))</w:t>
-      </w:r>
-      <w:r>
-        <w:rPr>
-          <w:lang w:val="en-US"/>
-        </w:rPr>
-        <w:br/>
-        <w:t xml:space="preserve">        </w:t>
-      </w:r>
-      <w:proofErr w:type="spellStart"/>
-      <w:r>
-        <w:rPr>
-          <w:lang w:val="en-US"/>
-        </w:rPr>
-        <w:t>self.key_field.setText</w:t>
-      </w:r>
-      <w:proofErr w:type="spellEnd"/>
-      <w:r>
-        <w:rPr>
-          <w:lang w:val="en-US"/>
-        </w:rPr>
-        <w:t>(s)</w:t>
-      </w:r>
-    </w:p>
-    <w:p>
-      <w:pPr>
-        <w:rPr>
-          <w:lang w:val="en-US"/>
-        </w:rPr>
-      </w:pPr>
-      <w:r>
-        <w:rPr>
-          <w:lang w:val="en-US"/>
-        </w:rPr>
-        <w:t>model.py</w:t>
-      </w:r>
-    </w:p>
-    <w:p>
-      <w:pPr>
-        <w:rPr>
-          <w:lang w:val="en-US"/>
-        </w:rPr>
-      </w:pPr>
-      <w:r>
-        <w:rPr>
-          <w:lang w:val="en-US"/>
-        </w:rPr>
-        <w:t xml:space="preserve">class </w:t>
-      </w:r>
-      <w:proofErr w:type="spellStart"/>
-      <w:r>
-        <w:rPr>
-          <w:lang w:val="en-US"/>
-        </w:rPr>
-        <w:t>TextModel</w:t>
-      </w:r>
-      <w:proofErr w:type="spellEnd"/>
-      <w:r>
-        <w:rPr>
-          <w:lang w:val="en-US"/>
-        </w:rPr>
-        <w:t>:</w:t>
-      </w:r>
-      <w:r>
-        <w:rPr>
-          <w:lang w:val="en-US"/>
-        </w:rPr>
-        <w:br/>
-        <w:t xml:space="preserve">    def __</w:t>
-      </w:r>
-      <w:proofErr w:type="spellStart"/>
-      <w:r>
-        <w:rPr>
-          <w:lang w:val="en-US"/>
-        </w:rPr>
-        <w:t>init</w:t>
-      </w:r>
-      <w:proofErr w:type="spellEnd"/>
-      <w:r>
-        <w:rPr>
-          <w:lang w:val="en-US"/>
-        </w:rPr>
-        <w:t>__(self):</w:t>
-      </w:r>
-      <w:r>
-        <w:rPr>
-          <w:lang w:val="en-US"/>
-        </w:rPr>
-        <w:br/>
-        <w:t xml:space="preserve">        </w:t>
+        <w:t>get_text</w:t>
+      </w:r>
+      <w:proofErr w:type="spellEnd"/>
+      <w:r>
+        <w:rPr>
+          <w:lang w:val="en-US"/>
+        </w:rPr>
+        <w:t>(self) -&gt; str:</w:t>
+      </w:r>
+      <w:r>
+        <w:rPr>
+          <w:lang w:val="en-US"/>
+        </w:rPr>
+        <w:br/>
+        <w:t xml:space="preserve">        return </w:t>
       </w:r>
       <w:proofErr w:type="spellStart"/>
       <w:proofErr w:type="gramStart"/>
@@ -3962,102 +3991,6 @@
           <w:lang w:val="en-US"/>
         </w:rPr>
         <w:t>text</w:t>
-      </w:r>
-      <w:proofErr w:type="spellEnd"/>
-      <w:r>
-        <w:rPr>
-          <w:lang w:val="en-US"/>
-        </w:rPr>
-        <w:t xml:space="preserve"> = ""</w:t>
-      </w:r>
-      <w:r>
-        <w:rPr>
-          <w:lang w:val="en-US"/>
-        </w:rPr>
-        <w:br/>
-      </w:r>
-      <w:r>
-        <w:rPr>
-          <w:lang w:val="en-US"/>
-        </w:rPr>
-        <w:br/>
-        <w:t xml:space="preserve">    def </w:t>
-      </w:r>
-      <w:proofErr w:type="spellStart"/>
-      <w:r>
-        <w:rPr>
-          <w:lang w:val="en-US"/>
-        </w:rPr>
-        <w:t>set_text</w:t>
-      </w:r>
-      <w:proofErr w:type="spellEnd"/>
-      <w:r>
-        <w:rPr>
-          <w:lang w:val="en-US"/>
-        </w:rPr>
-        <w:t>(self, text: str):</w:t>
-      </w:r>
-      <w:r>
-        <w:rPr>
-          <w:lang w:val="en-US"/>
-        </w:rPr>
-        <w:br/>
-        <w:t xml:space="preserve">        </w:t>
-      </w:r>
-      <w:proofErr w:type="spellStart"/>
-      <w:r>
-        <w:rPr>
-          <w:lang w:val="en-US"/>
-        </w:rPr>
-        <w:t>self._text</w:t>
-      </w:r>
-      <w:proofErr w:type="spellEnd"/>
-      <w:r>
-        <w:rPr>
-          <w:lang w:val="en-US"/>
-        </w:rPr>
-        <w:t xml:space="preserve"> = text</w:t>
-      </w:r>
-      <w:r>
-        <w:rPr>
-          <w:lang w:val="en-US"/>
-        </w:rPr>
-        <w:br/>
-      </w:r>
-      <w:r>
-        <w:rPr>
-          <w:lang w:val="en-US"/>
-        </w:rPr>
-        <w:br/>
-        <w:t xml:space="preserve">    def </w:t>
-      </w:r>
-      <w:proofErr w:type="spellStart"/>
-      <w:r>
-        <w:rPr>
-          <w:lang w:val="en-US"/>
-        </w:rPr>
-        <w:t>get_text</w:t>
-      </w:r>
-      <w:proofErr w:type="spellEnd"/>
-      <w:r>
-        <w:rPr>
-          <w:lang w:val="en-US"/>
-        </w:rPr>
-        <w:t>(self) -&gt; str:</w:t>
-      </w:r>
-      <w:r>
-        <w:rPr>
-          <w:lang w:val="en-US"/>
-        </w:rPr>
-        <w:br/>
-        <w:t xml:space="preserve">        return </w:t>
-      </w:r>
-      <w:proofErr w:type="spellStart"/>
-      <w:r>
-        <w:rPr>
-          <w:lang w:val="en-US"/>
-        </w:rPr>
-        <w:t>self._text</w:t>
       </w:r>
       <w:proofErr w:type="spellEnd"/>
     </w:p>
@@ -4214,6 +4147,7 @@
           <w:sz w:val="24"/>
           <w14:ligatures w14:val="none"/>
         </w:rPr>
+        <w:lastRenderedPageBreak/>
         <w:t xml:space="preserve">Проверить отображение интерфейса. </w:t>
       </w:r>
     </w:p>
@@ -4264,7 +4198,6 @@
           <w:sz w:val="24"/>
           <w14:ligatures w14:val="none"/>
         </w:rPr>
-        <w:lastRenderedPageBreak/>
         <w:t xml:space="preserve">открывается главное окно; </w:t>
       </w:r>
     </w:p>
@@ -4792,6 +4725,7 @@
           <w:sz w:val="24"/>
           <w14:ligatures w14:val="none"/>
         </w:rPr>
+        <w:lastRenderedPageBreak/>
         <w:t>Ввести в поле ввода</w:t>
       </w:r>
     </w:p>
@@ -4936,7 +4870,6 @@
           <w:sz w:val="24"/>
           <w14:ligatures w14:val="none"/>
         </w:rPr>
-        <w:lastRenderedPageBreak/>
         <w:drawing>
           <wp:inline distT="0" distB="0" distL="0" distR="0" wp14:anchorId="057AD0C8" wp14:editId="53A83FCD">
             <wp:extent cx="3784598" cy="4044027"/>
@@ -5122,7 +5055,6 @@
           <w:sz w:val="24"/>
           <w14:ligatures w14:val="none"/>
         </w:rPr>
-        <w:lastRenderedPageBreak/>
         <w:t xml:space="preserve">Сценарий </w:t>
       </w:r>
       <w:r>
@@ -5497,9 +5429,6 @@
     <w:p>
       <w:pPr>
         <w:jc w:val="center"/>
-        <w:rPr>
-          <w:lang w:val="en-US"/>
-        </w:rPr>
       </w:pPr>
       <w:r>
         <w:t>Функция (Шифрование Дешифрование) работает успешно</w:t>
@@ -5512,9 +5441,6 @@
     </w:p>
     <w:p>
       <w:r>
-        <w:rPr>
-          <w:lang w:val="en-US"/>
-        </w:rPr>
         <w:tab/>
       </w:r>
       <w:r>
@@ -5583,12 +5509,10 @@
       </w:r>
     </w:p>
     <w:p>
-      <w:pPr>
-        <w:rPr>
-          <w:lang w:val="en-US"/>
-        </w:rPr>
-      </w:pPr>
-      <w:r>
+      <w:r>
+        <w:rPr>
+          <w:noProof/>
+        </w:rPr>
         <w:drawing>
           <wp:anchor distT="0" distB="0" distL="114300" distR="114300" simplePos="0" relativeHeight="251659264" behindDoc="0" locked="0" layoutInCell="1" allowOverlap="1" wp14:anchorId="45E54AF2" wp14:editId="08790706">
             <wp:simplePos x="0" y="0"/>
@@ -5654,6 +5578,9 @@
         </w:drawing>
       </w:r>
       <w:r>
+        <w:rPr>
+          <w:noProof/>
+        </w:rPr>
         <w:drawing>
           <wp:anchor distT="0" distB="0" distL="114300" distR="114300" simplePos="0" relativeHeight="251660288" behindDoc="0" locked="0" layoutInCell="1" allowOverlap="1" wp14:anchorId="260F343E" wp14:editId="3053F7CE">
             <wp:simplePos x="0" y="0"/>
@@ -5719,6 +5646,9 @@
         </w:drawing>
       </w:r>
       <w:r>
+        <w:rPr>
+          <w:noProof/>
+        </w:rPr>
         <mc:AlternateContent>
           <mc:Choice Requires="wps">
             <w:drawing>
@@ -5803,6 +5733,9 @@
         </mc:AlternateContent>
       </w:r>
       <w:r>
+        <w:rPr>
+          <w:noProof/>
+        </w:rPr>
         <w:drawing>
           <wp:anchor distT="0" distB="0" distL="114300" distR="114300" simplePos="0" relativeHeight="251662336" behindDoc="0" locked="0" layoutInCell="1" allowOverlap="1" wp14:anchorId="561FD09B" wp14:editId="1D92A114">
             <wp:simplePos x="0" y="0"/>
@@ -5868,6 +5801,9 @@
         </w:drawing>
       </w:r>
       <w:r>
+        <w:rPr>
+          <w:noProof/>
+        </w:rPr>
         <w:drawing>
           <wp:anchor distT="0" distB="0" distL="114300" distR="114300" simplePos="0" relativeHeight="251663360" behindDoc="0" locked="0" layoutInCell="1" allowOverlap="1" wp14:anchorId="1D3A3CC8" wp14:editId="5E3A8731">
             <wp:simplePos x="0" y="0"/>
@@ -5933,20 +5869,12 @@
         </w:drawing>
       </w:r>
     </w:p>
-    <w:p>
-      <w:pPr>
-        <w:rPr>
-          <w:lang w:val="en-US"/>
-        </w:rPr>
-      </w:pPr>
-    </w:p>
-    <w:p>
-      <w:pPr>
-        <w:rPr>
-          <w:lang w:val="en-US"/>
-        </w:rPr>
-      </w:pPr>
-      <w:r>
+    <w:p/>
+    <w:p>
+      <w:r>
+        <w:rPr>
+          <w:noProof/>
+        </w:rPr>
         <w:drawing>
           <wp:anchor distT="0" distB="0" distL="114300" distR="114300" simplePos="0" relativeHeight="251666432" behindDoc="0" locked="0" layoutInCell="1" allowOverlap="1" wp14:anchorId="2B1CACAD" wp14:editId="33DAD033">
             <wp:simplePos x="0" y="0"/>
@@ -6012,6 +5940,9 @@
         </w:drawing>
       </w:r>
       <w:r>
+        <w:rPr>
+          <w:noProof/>
+        </w:rPr>
         <w:drawing>
           <wp:anchor distT="0" distB="0" distL="114300" distR="114300" simplePos="0" relativeHeight="251665408" behindDoc="0" locked="0" layoutInCell="1" allowOverlap="1" wp14:anchorId="0E1D1D06" wp14:editId="3E4A5598">
             <wp:simplePos x="0" y="0"/>
@@ -6077,6 +6008,9 @@
         </w:drawing>
       </w:r>
       <w:r>
+        <w:rPr>
+          <w:noProof/>
+        </w:rPr>
         <mc:AlternateContent>
           <mc:Choice Requires="wps">
             <w:drawing>
@@ -6092,7 +6026,7 @@
                 <wp:effectExtent l="0" t="95250" r="0" b="126365"/>
                 <wp:wrapNone/>
                 <wp:docPr id="18" name="Прямая со стрелкой 14"/>
-                <wp:cNvGraphicFramePr xmlns:a="http://schemas.openxmlformats.org/drawingml/2006/main">
+                <wp:cNvGraphicFramePr>
                   <a:graphicFrameLocks xmlns:a="http://schemas.openxmlformats.org/drawingml/2006/main"/>
                 </wp:cNvGraphicFramePr>
                 <a:graphic xmlns:a="http://schemas.openxmlformats.org/drawingml/2006/main">
@@ -6151,6 +6085,9 @@
         </mc:AlternateContent>
       </w:r>
       <w:r>
+        <w:rPr>
+          <w:noProof/>
+        </w:rPr>
         <w:drawing>
           <wp:anchor distT="0" distB="0" distL="114300" distR="114300" simplePos="0" relativeHeight="251671552" behindDoc="0" locked="0" layoutInCell="1" allowOverlap="1" wp14:anchorId="45CEFFF2" wp14:editId="353BD2E7">
             <wp:simplePos x="0" y="0"/>
@@ -6216,6 +6153,9 @@
         </w:drawing>
       </w:r>
       <w:r>
+        <w:rPr>
+          <w:noProof/>
+        </w:rPr>
         <w:drawing>
           <wp:anchor distT="0" distB="0" distL="114300" distR="114300" simplePos="0" relativeHeight="251670528" behindDoc="0" locked="0" layoutInCell="1" allowOverlap="1" wp14:anchorId="7D1065EA" wp14:editId="04016053">
             <wp:simplePos x="0" y="0"/>
@@ -6281,6 +6221,9 @@
         </w:drawing>
       </w:r>
       <w:r>
+        <w:rPr>
+          <w:noProof/>
+        </w:rPr>
         <mc:AlternateContent>
           <mc:Choice Requires="wps">
             <w:drawing>
@@ -6362,12 +6305,10 @@
       </w:r>
     </w:p>
     <w:p>
-      <w:pPr>
-        <w:rPr>
-          <w:lang w:val="en-US"/>
-        </w:rPr>
-      </w:pPr>
-      <w:r>
+      <w:r>
+        <w:rPr>
+          <w:noProof/>
+        </w:rPr>
         <mc:AlternateContent>
           <mc:Choice Requires="wps">
             <w:drawing>
@@ -6383,7 +6324,7 @@
                 <wp:effectExtent l="38100" t="19050" r="29210" b="74295"/>
                 <wp:wrapNone/>
                 <wp:docPr id="19" name="Прямая со стрелкой 14"/>
-                <wp:cNvGraphicFramePr xmlns:a="http://schemas.openxmlformats.org/drawingml/2006/main">
+                <wp:cNvGraphicFramePr>
                   <a:graphicFrameLocks xmlns:a="http://schemas.openxmlformats.org/drawingml/2006/main"/>
                 </wp:cNvGraphicFramePr>
                 <a:graphic xmlns:a="http://schemas.openxmlformats.org/drawingml/2006/main">
@@ -6443,12 +6384,10 @@
       </w:r>
     </w:p>
     <w:p>
-      <w:pPr>
-        <w:rPr>
-          <w:lang w:val="en-US"/>
-        </w:rPr>
-      </w:pPr>
-      <w:r>
+      <w:r>
+        <w:rPr>
+          <w:noProof/>
+        </w:rPr>
         <w:drawing>
           <wp:anchor distT="0" distB="0" distL="114300" distR="114300" simplePos="0" relativeHeight="251678720" behindDoc="0" locked="0" layoutInCell="1" allowOverlap="1" wp14:anchorId="477C901A" wp14:editId="4D59AE31">
             <wp:simplePos x="0" y="0"/>
@@ -6515,12 +6454,10 @@
       </w:r>
     </w:p>
     <w:p>
-      <w:pPr>
-        <w:rPr>
-          <w:lang w:val="en-US"/>
-        </w:rPr>
-      </w:pPr>
-      <w:r>
+      <w:r>
+        <w:rPr>
+          <w:noProof/>
+        </w:rPr>
         <w:drawing>
           <wp:anchor distT="0" distB="0" distL="114300" distR="114300" simplePos="0" relativeHeight="251677696" behindDoc="0" locked="0" layoutInCell="1" allowOverlap="1" wp14:anchorId="6CD5760F" wp14:editId="0B321033">
             <wp:simplePos x="0" y="0"/>
@@ -6586,27 +6523,9 @@
         </w:drawing>
       </w:r>
     </w:p>
-    <w:p>
-      <w:pPr>
-        <w:rPr>
-          <w:lang w:val="en-US"/>
-        </w:rPr>
-      </w:pPr>
-    </w:p>
-    <w:p>
-      <w:pPr>
-        <w:rPr>
-          <w:lang w:val="en-US"/>
-        </w:rPr>
-      </w:pPr>
-    </w:p>
-    <w:p>
-      <w:pPr>
-        <w:rPr>
-          <w:lang w:val="en-US"/>
-        </w:rPr>
-      </w:pPr>
-    </w:p>
+    <w:p/>
+    <w:p/>
+    <w:p/>
     <w:p/>
     <w:p>
       <w:pPr>
@@ -6705,7 +6624,6 @@
         <w:rPr>
           <w:rFonts w:eastAsia="Consolas"/>
           <w:color w:val="000000" w:themeColor="text1"/>
-          <w:lang w:val="en-US"/>
         </w:rPr>
         <w:tab/>
       </w:r>
@@ -6937,7 +6855,6 @@
           <w:rFonts w:ascii="Times New Roman" w:eastAsia="Consolas" w:hAnsi="Times New Roman" w:cs="Times New Roman"/>
           <w:color w:val="000000" w:themeColor="text1"/>
           <w:sz w:val="24"/>
-          <w:lang w:val="en-US"/>
         </w:rPr>
         <w:tab/>
       </w:r>
@@ -6978,7 +6895,6 @@
           <w:rFonts w:ascii="Times New Roman" w:eastAsia="Consolas" w:hAnsi="Times New Roman" w:cs="Times New Roman"/>
           <w:color w:val="000000" w:themeColor="text1"/>
           <w:sz w:val="24"/>
-          <w:lang w:val="en-US"/>
         </w:rPr>
         <w:tab/>
       </w:r>
@@ -7012,7 +6928,6 @@
           <w:rFonts w:ascii="Times New Roman" w:eastAsia="Consolas" w:hAnsi="Times New Roman" w:cs="Times New Roman"/>
           <w:color w:val="000000" w:themeColor="text1"/>
           <w:sz w:val="24"/>
-          <w:lang w:val="en-US"/>
         </w:rPr>
       </w:pPr>
     </w:p>
@@ -7045,15 +6960,13 @@
         <w:rPr>
           <w:rFonts w:eastAsia="Consolas"/>
           <w:color w:val="000000" w:themeColor="text1"/>
-          <w:lang w:val="en-US"/>
-        </w:rPr>
-      </w:pPr>
-      <w:r>
-        <w:rPr>
-          <w:rFonts w:ascii="Times New Roman" w:eastAsia="Consolas" w:hAnsi="Times New Roman" w:cs="Times New Roman"/>
-          <w:color w:val="000000" w:themeColor="text1"/>
-          <w:sz w:val="24"/>
-          <w:lang w:val="en-US"/>
+        </w:rPr>
+      </w:pPr>
+      <w:r>
+        <w:rPr>
+          <w:rFonts w:ascii="Times New Roman" w:eastAsia="Consolas" w:hAnsi="Times New Roman" w:cs="Times New Roman"/>
+          <w:color w:val="000000" w:themeColor="text1"/>
+          <w:sz w:val="24"/>
         </w:rPr>
         <w:tab/>
       </w:r>
@@ -7071,7 +6984,6 @@
         <w:rPr>
           <w:rFonts w:eastAsia="Consolas"/>
           <w:color w:val="000000" w:themeColor="text1"/>
-          <w:lang w:val="en-US"/>
         </w:rPr>
         <w:t xml:space="preserve"> </w:t>
       </w:r>
@@ -7086,7 +6998,6 @@
         <w:rPr>
           <w:rFonts w:eastAsia="Consolas"/>
           <w:color w:val="000000" w:themeColor="text1"/>
-          <w:lang w:val="en-US"/>
         </w:rPr>
         <w:t xml:space="preserve"> </w:t>
       </w:r>
@@ -7104,7 +7015,6 @@
         <w:rPr>
           <w:rFonts w:eastAsia="Consolas"/>
           <w:color w:val="000000" w:themeColor="text1"/>
-          <w:lang w:val="en-US"/>
         </w:rPr>
         <w:t xml:space="preserve"> </w:t>
       </w:r>
@@ -7119,7 +7029,6 @@
         <w:rPr>
           <w:rFonts w:eastAsia="Consolas"/>
           <w:color w:val="000000" w:themeColor="text1"/>
-          <w:lang w:val="en-US"/>
         </w:rPr>
         <w:t xml:space="preserve"> </w:t>
       </w:r>
@@ -7137,7 +7046,6 @@
         <w:rPr>
           <w:rFonts w:eastAsia="Consolas"/>
           <w:color w:val="000000" w:themeColor="text1"/>
-          <w:lang w:val="en-US"/>
         </w:rPr>
         <w:t xml:space="preserve">, </w:t>
       </w:r>
@@ -7152,7 +7060,6 @@
         <w:rPr>
           <w:rFonts w:eastAsia="Consolas"/>
           <w:color w:val="000000" w:themeColor="text1"/>
-          <w:lang w:val="en-US"/>
         </w:rPr>
         <w:t xml:space="preserve"> </w:t>
       </w:r>
@@ -7185,7 +7092,6 @@
           <w:rFonts w:ascii="Times New Roman" w:eastAsia="Consolas" w:hAnsi="Times New Roman" w:cs="Times New Roman"/>
           <w:color w:val="000000" w:themeColor="text1"/>
           <w:sz w:val="24"/>
-          <w:lang w:val="en-US"/>
         </w:rPr>
         <w:tab/>
       </w:r>
@@ -7339,7 +7245,6 @@
           <w:rFonts w:ascii="Times New Roman" w:eastAsia="Consolas" w:hAnsi="Times New Roman" w:cs="Times New Roman"/>
           <w:color w:val="000000" w:themeColor="text1"/>
           <w:sz w:val="24"/>
-          <w:lang w:val="en-US"/>
         </w:rPr>
         <w:tab/>
       </w:r>
@@ -7877,7 +7782,6 @@
           <w:rFonts w:ascii="Times New Roman" w:eastAsia="Consolas" w:hAnsi="Times New Roman" w:cs="Times New Roman"/>
           <w:color w:val="000000" w:themeColor="text1"/>
           <w:sz w:val="24"/>
-          <w:lang w:val="en-US"/>
         </w:rPr>
       </w:pPr>
     </w:p>
@@ -7967,7 +7871,7 @@
 </file>
 
 <file path=word/numbering.xml><?xml version="1.0" encoding="utf-8"?>
-<w:numbering xmlns:wpc="http://schemas.microsoft.com/office/word/2010/wordprocessingCanvas" xmlns:cx="http://schemas.microsoft.com/office/drawing/2014/chartex" xmlns:cx1="http://schemas.microsoft.com/office/drawing/2015/9/8/chartex" xmlns:cx2="http://schemas.microsoft.com/office/drawing/2015/10/21/chartex" xmlns:cx3="http://schemas.microsoft.com/office/drawing/2016/5/9/chartex" xmlns:cx4="http://schemas.microsoft.com/office/drawing/2016/5/10/chartex" xmlns:cx5="http://schemas.microsoft.com/office/drawing/2016/5/11/chartex" xmlns:cx6="http://schemas.microsoft.com/office/drawing/2016/5/12/chartex" xmlns:cx7="http://schemas.microsoft.com/office/drawing/2016/5/13/chartex" xmlns:cx8="http://schemas.microsoft.com/office/drawing/2016/5/14/chartex" xmlns:mc="http://schemas.openxmlformats.org/markup-compatibility/2006" xmlns:aink="http://schemas.microsoft.com/office/drawing/2016/ink" xmlns:am3d="http://schemas.microsoft.com/office/drawing/2017/model3d" xmlns:o="urn:schemas-microsoft-com:office:office" xmlns:oel="http://schemas.microsoft.com/office/2019/extlst" xmlns:r="http://schemas.openxmlformats.org/officeDocument/2006/relationships" xmlns:m="http://schemas.openxmlformats.org/officeDocument/2006/math" xmlns:v="urn:schemas-microsoft-com:vml" xmlns:wp14="http://schemas.microsoft.com/office/word/2010/wordprocessingDrawing" xmlns:wp="http://schemas.openxmlformats.org/drawingml/2006/wordprocessingDrawing" xmlns:w10="urn:schemas-microsoft-com:office:word" xmlns:w="http://schemas.openxmlformats.org/wordprocessingml/2006/main" xmlns:w14="http://schemas.microsoft.com/office/word/2010/wordml" xmlns:w15="http://schemas.microsoft.com/office/word/2012/wordml" xmlns:w16cex="http://schemas.microsoft.com/office/word/2018/wordml/cex" xmlns:w16cid="http://schemas.microsoft.com/office/word/2016/wordml/cid" xmlns:w16="http://schemas.microsoft.com/office/word/2018/wordml" xmlns:w16sdtdh="http://schemas.microsoft.com/office/word/2020/wordml/sdtdatahash" xmlns:w16se="http://schemas.microsoft.com/office/word/2015/wordml/symex" xmlns:wpg="http://schemas.microsoft.com/office/word/2010/wordprocessingGroup" xmlns:wpi="http://schemas.microsoft.com/office/word/2010/wordprocessingInk" xmlns:wne="http://schemas.microsoft.com/office/word/2006/wordml" xmlns:wps="http://schemas.microsoft.com/office/word/2010/wordprocessingShape" mc:Ignorable="w14 w15 w16se w16cid w16 w16cex w16sdtdh wp14">
+<w:numbering xmlns:wpc="http://schemas.microsoft.com/office/word/2010/wordprocessingCanvas" xmlns:cx="http://schemas.microsoft.com/office/drawing/2014/chartex" xmlns:cx1="http://schemas.microsoft.com/office/drawing/2015/9/8/chartex" xmlns:cx2="http://schemas.microsoft.com/office/drawing/2015/10/21/chartex" xmlns:cx3="http://schemas.microsoft.com/office/drawing/2016/5/9/chartex" xmlns:cx4="http://schemas.microsoft.com/office/drawing/2016/5/10/chartex" xmlns:cx5="http://schemas.microsoft.com/office/drawing/2016/5/11/chartex" xmlns:cx6="http://schemas.microsoft.com/office/drawing/2016/5/12/chartex" xmlns:cx7="http://schemas.microsoft.com/office/drawing/2016/5/13/chartex" xmlns:cx8="http://schemas.microsoft.com/office/drawing/2016/5/14/chartex" xmlns:mc="http://schemas.openxmlformats.org/markup-compatibility/2006" xmlns:aink="http://schemas.microsoft.com/office/drawing/2016/ink" xmlns:am3d="http://schemas.microsoft.com/office/drawing/2017/model3d" xmlns:o="urn:schemas-microsoft-com:office:office" xmlns:oel="http://schemas.microsoft.com/office/2019/extlst" xmlns:r="http://schemas.openxmlformats.org/officeDocument/2006/relationships" xmlns:m="http://schemas.openxmlformats.org/officeDocument/2006/math" xmlns:v="urn:schemas-microsoft-com:vml" xmlns:wp14="http://schemas.microsoft.com/office/word/2010/wordprocessingDrawing" xmlns:wp="http://schemas.openxmlformats.org/drawingml/2006/wordprocessingDrawing" xmlns:w10="urn:schemas-microsoft-com:office:word" xmlns:w="http://schemas.openxmlformats.org/wordprocessingml/2006/main" xmlns:w14="http://schemas.microsoft.com/office/word/2010/wordml" xmlns:w15="http://schemas.microsoft.com/office/word/2012/wordml" xmlns:w16cex="http://schemas.microsoft.com/office/word/2018/wordml/cex" xmlns:w16cid="http://schemas.microsoft.com/office/word/2016/wordml/cid" xmlns:w16="http://schemas.microsoft.com/office/word/2018/wordml" xmlns:w16du="http://schemas.microsoft.com/office/word/2023/wordml/word16du" xmlns:w16sdtdh="http://schemas.microsoft.com/office/word/2020/wordml/sdtdatahash" xmlns:w16sdtfl="http://schemas.microsoft.com/office/word/2024/wordml/sdtformatlock" xmlns:w16se="http://schemas.microsoft.com/office/word/2015/wordml/symex" xmlns:wpg="http://schemas.microsoft.com/office/word/2010/wordprocessingGroup" xmlns:wpi="http://schemas.microsoft.com/office/word/2010/wordprocessingInk" xmlns:wne="http://schemas.microsoft.com/office/word/2006/wordml" xmlns:wps="http://schemas.microsoft.com/office/word/2010/wordprocessingShape" mc:Ignorable="w14 w15 w16se w16cid w16 w16cex w16sdtdh w16sdtfl w16du wp14">
   <w:abstractNum w:abstractNumId="0" w15:restartNumberingAfterBreak="0">
     <w:nsid w:val="260B336E"/>
     <w:multiLevelType w:val="hybridMultilevel"/>
@@ -9025,7 +8929,7 @@
 </file>
 
 <file path=word/styles.xml><?xml version="1.0" encoding="utf-8"?>
-<w:styles xmlns:mc="http://schemas.openxmlformats.org/markup-compatibility/2006" xmlns:r="http://schemas.openxmlformats.org/officeDocument/2006/relationships" xmlns:w="http://schemas.openxmlformats.org/wordprocessingml/2006/main" xmlns:w14="http://schemas.microsoft.com/office/word/2010/wordml" xmlns:w15="http://schemas.microsoft.com/office/word/2012/wordml" xmlns:w16cex="http://schemas.microsoft.com/office/word/2018/wordml/cex" xmlns:w16cid="http://schemas.microsoft.com/office/word/2016/wordml/cid" xmlns:w16="http://schemas.microsoft.com/office/word/2018/wordml" xmlns:w16sdtdh="http://schemas.microsoft.com/office/word/2020/wordml/sdtdatahash" xmlns:w16se="http://schemas.microsoft.com/office/word/2015/wordml/symex" mc:Ignorable="w14 w15 w16se w16cid w16 w16cex w16sdtdh">
+<w:styles xmlns:mc="http://schemas.openxmlformats.org/markup-compatibility/2006" xmlns:r="http://schemas.openxmlformats.org/officeDocument/2006/relationships" xmlns:w="http://schemas.openxmlformats.org/wordprocessingml/2006/main" xmlns:w14="http://schemas.microsoft.com/office/word/2010/wordml" xmlns:w15="http://schemas.microsoft.com/office/word/2012/wordml" xmlns:w16cex="http://schemas.microsoft.com/office/word/2018/wordml/cex" xmlns:w16cid="http://schemas.microsoft.com/office/word/2016/wordml/cid" xmlns:w16="http://schemas.microsoft.com/office/word/2018/wordml" xmlns:w16du="http://schemas.microsoft.com/office/word/2023/wordml/word16du" xmlns:w16sdtdh="http://schemas.microsoft.com/office/word/2020/wordml/sdtdatahash" xmlns:w16sdtfl="http://schemas.microsoft.com/office/word/2024/wordml/sdtformatlock" xmlns:w16se="http://schemas.microsoft.com/office/word/2015/wordml/symex" mc:Ignorable="w14 w15 w16se w16cid w16 w16cex w16sdtdh w16sdtfl w16du">
   <w:docDefaults>
     <w:rPrDefault>
       <w:rPr>
